--- a/第X組_專題報告_主題名稱.docx
+++ b/第X組_專題報告_主題名稱.docx
@@ -4,7 +4,7 @@
   <w:body>
     <w:p>
       <w:pPr>
-        <w:spacing w:before="2400" w:after="400"/>
+        <w:spacing w:afterLines="50" w:after="120"/>
         <w:jc w:val="center"/>
       </w:pPr>
       <w:r>
@@ -19,7 +19,7 @@
     </w:p>
     <w:p>
       <w:pPr>
-        <w:spacing w:before="200" w:after="200"/>
+        <w:spacing w:before="200" w:afterLines="50" w:after="120"/>
         <w:jc w:val="center"/>
       </w:pPr>
       <w:r>
@@ -29,17 +29,65 @@
           <w:sz w:val="36"/>
           <w:szCs w:val="36"/>
         </w:rPr>
-        <w:t>基於 Gemini Function Calling 的 Verilog RTL 生成 Agent</w:t>
-      </w:r>
-    </w:p>
-    <w:p>
-      <w:pPr>
-        <w:spacing w:before="200" w:after="200"/>
+        <w:t>基於</w:t>
+      </w:r>
+      <w:r>
+        <w:rPr>
+          <w:b/>
+          <w:bCs/>
+          <w:sz w:val="36"/>
+          <w:szCs w:val="36"/>
+        </w:rPr>
+        <w:t xml:space="preserve"> Gemini </w:t>
+      </w:r>
+      <w:r>
+        <w:rPr>
+          <w:b/>
+          <w:bCs/>
+          <w:sz w:val="36"/>
+          <w:szCs w:val="36"/>
+        </w:rPr>
+        <w:t>的</w:t>
+      </w:r>
+      <w:r>
+        <w:rPr>
+          <w:b/>
+          <w:bCs/>
+          <w:sz w:val="36"/>
+          <w:szCs w:val="36"/>
+        </w:rPr>
+        <w:t xml:space="preserve"> Verilog RTL </w:t>
+      </w:r>
+      <w:r>
+        <w:rPr>
+          <w:b/>
+          <w:bCs/>
+          <w:sz w:val="36"/>
+          <w:szCs w:val="36"/>
+        </w:rPr>
+        <w:t>生成</w:t>
+      </w:r>
+      <w:r>
+        <w:rPr>
+          <w:b/>
+          <w:bCs/>
+          <w:sz w:val="36"/>
+          <w:szCs w:val="36"/>
+        </w:rPr>
+        <w:t xml:space="preserve"> Agent</w:t>
+      </w:r>
+    </w:p>
+    <w:p>
+      <w:pPr>
+        <w:spacing w:before="200" w:afterLines="50" w:after="120"/>
         <w:jc w:val="center"/>
-      </w:pPr>
-      <w:r>
-        <w:rPr>
-          <w:rFonts w:ascii="Times New Roman" w:eastAsia="Times New Roman" w:hAnsi="Times New Roman" w:cs="Times New Roman"/>
+        <w:rPr>
+          <w:rFonts w:hint="eastAsia"/>
+        </w:rPr>
+      </w:pPr>
+      <w:r>
+        <w:rPr>
+          <w:rFonts w:eastAsia="Times New Roman" w:cs="Times New Roman"/>
           <w:i/>
           <w:iCs/>
           <w:sz w:val="28"/>
@@ -50,17 +98,7 @@
     </w:p>
     <w:p>
       <w:pPr>
-        <w:spacing w:before="40" w:after="40"/>
-      </w:pPr>
-    </w:p>
-    <w:p>
-      <w:pPr>
-        <w:spacing w:before="40" w:after="40"/>
-      </w:pPr>
-    </w:p>
-    <w:p>
-      <w:pPr>
-        <w:spacing w:before="100" w:after="100"/>
+        <w:spacing w:before="100" w:afterLines="50" w:after="120"/>
         <w:jc w:val="center"/>
       </w:pPr>
       <w:r>
@@ -70,12 +108,30 @@
           <w:sz w:val="28"/>
           <w:szCs w:val="28"/>
         </w:rPr>
-        <w:t>第 X 組</w:t>
-      </w:r>
-    </w:p>
-    <w:p>
-      <w:pPr>
-        <w:spacing w:before="100" w:after="100"/>
+        <w:t>第</w:t>
+      </w:r>
+      <w:r>
+        <w:rPr>
+          <w:b/>
+          <w:bCs/>
+          <w:sz w:val="28"/>
+          <w:szCs w:val="28"/>
+        </w:rPr>
+        <w:t xml:space="preserve"> X </w:t>
+      </w:r>
+      <w:r>
+        <w:rPr>
+          <w:b/>
+          <w:bCs/>
+          <w:sz w:val="28"/>
+          <w:szCs w:val="28"/>
+        </w:rPr>
+        <w:t>組</w:t>
+      </w:r>
+    </w:p>
+    <w:p>
+      <w:pPr>
+        <w:spacing w:before="100" w:afterLines="50" w:after="120"/>
         <w:jc w:val="center"/>
       </w:pPr>
       <w:r>
@@ -84,25 +140,15 @@
     </w:p>
     <w:p>
       <w:pPr>
-        <w:spacing w:before="100" w:after="100"/>
-        <w:jc w:val="center"/>
-      </w:pPr>
-      <w:r>
-        <w:t>2026 年 6 月</w:t>
-      </w:r>
-    </w:p>
-    <w:p>
-      <w:pPr>
-        <w:pageBreakBefore/>
-      </w:pPr>
-    </w:p>
-    <w:p>
-      <w:pPr>
         <w:pStyle w:val="1"/>
-        <w:spacing w:before="360" w:after="120"/>
-      </w:pPr>
-      <w:r>
-        <w:rPr>
+        <w:spacing w:before="280" w:afterLines="50" w:after="120"/>
+        <w:rPr>
+          <w:rFonts w:ascii="Times New Roman" w:hAnsi="Times New Roman"/>
+        </w:rPr>
+      </w:pPr>
+      <w:r>
+        <w:rPr>
+          <w:rFonts w:ascii="Times New Roman" w:hAnsi="Times New Roman"/>
           <w:sz w:val="32"/>
           <w:szCs w:val="32"/>
         </w:rPr>
@@ -111,31 +157,373 @@
     </w:p>
     <w:p>
       <w:pPr>
-        <w:spacing w:before="80" w:after="80"/>
-      </w:pPr>
-      <w:r>
-        <w:t>本研究提出一個基於大型語言模型（LLM）function calling 機制的 Verilog RTL 自動生成 Agent，並以「從執行回饋強化學習（Reinforcement Learning from Execution Feedback, RLEF）」框架詮釋其決策過程。Agent 採用 Gemini API 作為 Policy，透過迭代生成、編譯、模擬與合成驗證的回饋循環修正 Verilog 程式碼，以 VerilogEval 標準測試集（156 題）作為評估基準。</w:t>
-      </w:r>
-    </w:p>
-    <w:p>
-      <w:pPr>
-        <w:spacing w:before="80" w:after="80"/>
-      </w:pPr>
-      <w:r>
-        <w:t>系統設計亮點包括：（1）兩階段通過機制——模擬正確性（iverilog + vvp）與合成可行性（yosys）需同時滿足，才算完整通過；（2）15 種細粒度錯誤分類代碼，與 VerilogEval 官方腳本一致，可直接比對公開基準；（3）error-specific debug hints，於 Runtime mismatch（R）、Explicit cast（e）、Synthesis error（Ys）時提供結構化診斷清單，引導模型系統性排查根本原因；（4）模組化工具層與 Task 配置集中管理，便於擴展至其他 benchmark。</w:t>
-      </w:r>
-    </w:p>
-    <w:p>
-      <w:pPr>
-        <w:spacing w:before="80" w:after="80"/>
-      </w:pPr>
-      <w:r>
-        <w:t>透過三組對照實驗——完整 Agent（含 error feedback 與 decompose_spec）、Baseline A（單次生成）、Baseline B（三次獨立生成）——量化 feedback 機制與 decompose_spec 工具對通過率的貢獻。</w:t>
-      </w:r>
-    </w:p>
-    <w:p>
-      <w:pPr>
-        <w:spacing w:before="80" w:after="80"/>
+        <w:spacing w:afterLines="50" w:after="120" w:line="360" w:lineRule="auto"/>
+      </w:pPr>
+      <w:r>
+        <w:t>本</w:t>
+      </w:r>
+      <w:r>
+        <w:rPr>
+          <w:rFonts w:hint="eastAsia"/>
+        </w:rPr>
+        <w:t>專案</w:t>
+      </w:r>
+      <w:r>
+        <w:t>提出一個基於大型語言模型（</w:t>
+      </w:r>
+      <w:r>
+        <w:t>LLM</w:t>
+      </w:r>
+      <w:r>
+        <w:t>）</w:t>
+      </w:r>
+      <w:r>
+        <w:rPr>
+          <w:rFonts w:hint="eastAsia"/>
+        </w:rPr>
+        <w:t>函數呼叫</w:t>
+      </w:r>
+      <w:r>
+        <w:t>機制的</w:t>
+      </w:r>
+      <w:r>
+        <w:t xml:space="preserve"> Verilog RTL </w:t>
+      </w:r>
+      <w:r>
+        <w:t>自動生成</w:t>
+      </w:r>
+      <w:r>
+        <w:t xml:space="preserve"> Agent</w:t>
+      </w:r>
+      <w:r>
+        <w:t>，並以「執行回饋強化學習（</w:t>
+      </w:r>
+      <w:r>
+        <w:t>Reinforcement Learning from Execution Feedback, RLEF</w:t>
+      </w:r>
+      <w:r>
+        <w:t>）」框架</w:t>
+      </w:r>
+      <w:r>
+        <w:rPr>
+          <w:rFonts w:hint="eastAsia"/>
+        </w:rPr>
+        <w:t>解釋</w:t>
+      </w:r>
+      <w:r>
+        <w:rPr>
+          <w:rFonts w:hint="eastAsia"/>
+        </w:rPr>
+        <w:t>其</w:t>
+      </w:r>
+      <w:r>
+        <w:t>決策過程。</w:t>
+      </w:r>
+      <w:r>
+        <w:t xml:space="preserve">Agent </w:t>
+      </w:r>
+      <w:r>
+        <w:rPr>
+          <w:rFonts w:hint="eastAsia"/>
+        </w:rPr>
+        <w:t>使</w:t>
+      </w:r>
+      <w:r>
+        <w:t>用</w:t>
+      </w:r>
+      <w:r>
+        <w:t xml:space="preserve"> Gemini API </w:t>
+      </w:r>
+      <w:r>
+        <w:t>作為</w:t>
+      </w:r>
+      <w:r>
+        <w:rPr>
+          <w:rFonts w:hint="eastAsia"/>
+        </w:rPr>
+        <w:t>Policy</w:t>
+      </w:r>
+      <w:r>
+        <w:t>，透過迭代生成、編譯、模擬與合成驗證的回饋循環</w:t>
+      </w:r>
+      <w:r>
+        <w:rPr>
+          <w:rFonts w:hint="eastAsia"/>
+        </w:rPr>
+        <w:t>，不斷去</w:t>
+      </w:r>
+      <w:r>
+        <w:t>修正</w:t>
+      </w:r>
+      <w:r>
+        <w:t xml:space="preserve"> Verilog </w:t>
+      </w:r>
+      <w:r>
+        <w:t>程式碼，</w:t>
+      </w:r>
+      <w:r>
+        <w:rPr>
+          <w:rFonts w:hint="eastAsia"/>
+        </w:rPr>
+        <w:t>最後</w:t>
+      </w:r>
+      <w:r>
+        <w:t>以</w:t>
+      </w:r>
+      <w:r>
+        <w:t xml:space="preserve"> VerilogEval </w:t>
+      </w:r>
+      <w:r>
+        <w:t>標準測試集（</w:t>
+      </w:r>
+      <w:r>
+        <w:t xml:space="preserve">156 </w:t>
+      </w:r>
+      <w:r>
+        <w:t>題）作為評估基準。</w:t>
+      </w:r>
+    </w:p>
+    <w:p>
+      <w:pPr>
+        <w:spacing w:before="40" w:afterLines="50" w:after="120" w:line="360" w:lineRule="auto"/>
+      </w:pPr>
+      <w:r>
+        <w:t>系統設計包括：（</w:t>
+      </w:r>
+      <w:r>
+        <w:t>1</w:t>
+      </w:r>
+      <w:r>
+        <w:t>）兩階段通過機制</w:t>
+      </w:r>
+      <w:r>
+        <w:rPr>
+          <w:rFonts w:hint="eastAsia"/>
+        </w:rPr>
+        <w:t>：</w:t>
+      </w:r>
+      <w:r>
+        <w:t>模擬正確性（</w:t>
+      </w:r>
+      <w:r>
+        <w:t>iverilog + vvp</w:t>
+      </w:r>
+      <w:r>
+        <w:t>）與合成可行性（</w:t>
+      </w:r>
+      <w:r>
+        <w:t>yosys</w:t>
+      </w:r>
+      <w:r>
+        <w:t>）需同時滿足，才算完整通過</w:t>
+      </w:r>
+      <w:r>
+        <w:rPr>
+          <w:rFonts w:hint="eastAsia"/>
+        </w:rPr>
+        <w:t>；</w:t>
+      </w:r>
+      <w:r>
+        <w:t>（</w:t>
+      </w:r>
+      <w:r>
+        <w:t>2</w:t>
+      </w:r>
+      <w:r>
+        <w:t>）</w:t>
+      </w:r>
+      <w:r>
+        <w:t xml:space="preserve">15 </w:t>
+      </w:r>
+      <w:r>
+        <w:t>種錯誤分類代碼</w:t>
+      </w:r>
+      <w:r>
+        <w:rPr>
+          <w:rFonts w:hint="eastAsia"/>
+        </w:rPr>
+        <w:t>：</w:t>
+      </w:r>
+      <w:r>
+        <w:t>與</w:t>
+      </w:r>
+      <w:r>
+        <w:t xml:space="preserve"> VerilogEval </w:t>
+      </w:r>
+      <w:r>
+        <w:t>官方腳本</w:t>
+      </w:r>
+      <w:r>
+        <w:rPr>
+          <w:rFonts w:hint="eastAsia"/>
+        </w:rPr>
+        <w:t>基本</w:t>
+      </w:r>
+      <w:r>
+        <w:t>一致，可直接比對公開基準</w:t>
+      </w:r>
+      <w:r>
+        <w:rPr>
+          <w:rFonts w:hint="eastAsia"/>
+        </w:rPr>
+        <w:t>；</w:t>
+      </w:r>
+      <w:r>
+        <w:t>（</w:t>
+      </w:r>
+      <w:r>
+        <w:t>3</w:t>
+      </w:r>
+      <w:r>
+        <w:t>）</w:t>
+      </w:r>
+      <w:r>
+        <w:t>error-specific debug hints</w:t>
+      </w:r>
+      <w:r>
+        <w:t>，</w:t>
+      </w:r>
+      <w:r>
+        <w:rPr>
+          <w:rFonts w:hint="eastAsia"/>
+        </w:rPr>
+        <w:t>在發生</w:t>
+      </w:r>
+      <w:r>
+        <w:t>Runtime mismatch</w:t>
+      </w:r>
+      <w:r>
+        <w:t>（</w:t>
+      </w:r>
+      <w:r>
+        <w:t>R</w:t>
+      </w:r>
+      <w:r>
+        <w:t>）、</w:t>
+      </w:r>
+      <w:r>
+        <w:t>Explicit cast</w:t>
+      </w:r>
+      <w:r>
+        <w:t>（</w:t>
+      </w:r>
+      <w:r>
+        <w:t>e</w:t>
+      </w:r>
+      <w:r>
+        <w:t>）、</w:t>
+      </w:r>
+      <w:r>
+        <w:t>Synthesis error</w:t>
+      </w:r>
+      <w:r>
+        <w:t>（</w:t>
+      </w:r>
+      <w:r>
+        <w:t>Ys</w:t>
+      </w:r>
+      <w:r>
+        <w:t>）時提供診斷清單，引導模型排查</w:t>
+      </w:r>
+      <w:r>
+        <w:rPr>
+          <w:rFonts w:hint="eastAsia"/>
+        </w:rPr>
+        <w:t>錯誤發生的</w:t>
+      </w:r>
+      <w:r>
+        <w:t>根本原因；（</w:t>
+      </w:r>
+      <w:r>
+        <w:t>4</w:t>
+      </w:r>
+      <w:r>
+        <w:t>）模組化工具層與</w:t>
+      </w:r>
+      <w:r>
+        <w:t xml:space="preserve"> Task </w:t>
+      </w:r>
+      <w:r>
+        <w:t>配置集中管理，便於擴展至其他</w:t>
+      </w:r>
+      <w:r>
+        <w:t xml:space="preserve"> benchmark</w:t>
+      </w:r>
+      <w:r>
+        <w:t>。</w:t>
+      </w:r>
+    </w:p>
+    <w:p>
+      <w:pPr>
+        <w:spacing w:before="40" w:afterLines="50" w:after="120" w:line="360" w:lineRule="auto"/>
+      </w:pPr>
+      <w:r>
+        <w:t>透過三組對照實驗</w:t>
+      </w:r>
+      <w:r>
+        <w:rPr>
+          <w:rFonts w:hint="eastAsia"/>
+        </w:rPr>
+        <w:t>，</w:t>
+      </w:r>
+      <w:r>
+        <w:t>完整</w:t>
+      </w:r>
+      <w:r>
+        <w:t xml:space="preserve"> Agent</w:t>
+      </w:r>
+      <w:r>
+        <w:t>（含</w:t>
+      </w:r>
+      <w:r>
+        <w:t xml:space="preserve"> error feedback </w:t>
+      </w:r>
+      <w:r>
+        <w:t>與</w:t>
+      </w:r>
+      <w:r>
+        <w:t xml:space="preserve"> decompose_spec</w:t>
+      </w:r>
+      <w:r>
+        <w:t>）、</w:t>
+      </w:r>
+      <w:r>
+        <w:t>Baseline A</w:t>
+      </w:r>
+      <w:r>
+        <w:t>（單次生成）、</w:t>
+      </w:r>
+      <w:r>
+        <w:t>Baseline B</w:t>
+      </w:r>
+      <w:r>
+        <w:t>（三次獨立生成）</w:t>
+      </w:r>
+      <w:r>
+        <w:t>——</w:t>
+      </w:r>
+      <w:r>
+        <w:t>量化</w:t>
+      </w:r>
+      <w:r>
+        <w:t xml:space="preserve"> feedback </w:t>
+      </w:r>
+      <w:r>
+        <w:t>機制與</w:t>
+      </w:r>
+      <w:r>
+        <w:t xml:space="preserve"> decompose_spec </w:t>
+      </w:r>
+      <w:r>
+        <w:t>工具對通過率的貢獻。</w:t>
+      </w:r>
+    </w:p>
+    <w:p>
+      <w:pPr>
+        <w:spacing w:before="40" w:afterLines="50" w:after="120" w:line="360" w:lineRule="auto"/>
+        <w:rPr>
+          <w:rFonts w:hint="eastAsia"/>
+        </w:rPr>
       </w:pPr>
       <w:r>
         <w:rPr>
@@ -148,21 +536,15 @@
     </w:p>
     <w:p>
       <w:pPr>
-        <w:spacing w:before="40" w:after="40"/>
-      </w:pPr>
-    </w:p>
-    <w:p>
-      <w:pPr>
-        <w:pageBreakBefore/>
-      </w:pPr>
-    </w:p>
-    <w:p>
-      <w:pPr>
         <w:pStyle w:val="1"/>
-        <w:spacing w:before="360" w:after="120"/>
-      </w:pPr>
-      <w:r>
-        <w:rPr>
+        <w:spacing w:before="280" w:afterLines="50" w:after="120"/>
+        <w:rPr>
+          <w:rFonts w:ascii="Times New Roman" w:hAnsi="Times New Roman"/>
+        </w:rPr>
+      </w:pPr>
+      <w:r>
+        <w:rPr>
+          <w:rFonts w:ascii="Times New Roman" w:hAnsi="Times New Roman"/>
           <w:sz w:val="32"/>
           <w:szCs w:val="32"/>
         </w:rPr>
@@ -172,18 +554,187 @@
     <w:p>
       <w:pPr>
         <w:pStyle w:val="2"/>
-        <w:spacing w:before="240" w:after="80"/>
-      </w:pPr>
-      <w:r>
-        <w:t>1.1 研究背景與動機</w:t>
-      </w:r>
-    </w:p>
-    <w:p>
-      <w:pPr>
-        <w:spacing w:before="80" w:after="80"/>
-      </w:pPr>
-      <w:r>
-        <w:t>近年來大型語言模型在軟體程式碼生成領域取得顯著成果，從 GitHub Copilot 到 GPT-4，模型已能生成功能正確的 Python、C++ 等高階語言程式碼。然而，硬體描述語言（Hardware Description Language, HDL）生成面臨更嚴格的約束：</w:t>
+        <w:spacing w:before="180" w:afterLines="50" w:after="120"/>
+        <w:rPr>
+          <w:rFonts w:ascii="Times New Roman" w:hAnsi="Times New Roman"/>
+        </w:rPr>
+      </w:pPr>
+      <w:r>
+        <w:rPr>
+          <w:rFonts w:ascii="Times New Roman" w:hAnsi="Times New Roman"/>
+        </w:rPr>
+        <w:t xml:space="preserve">1.1 </w:t>
+      </w:r>
+      <w:r>
+        <w:rPr>
+          <w:rFonts w:ascii="Times New Roman" w:hAnsi="Times New Roman"/>
+        </w:rPr>
+        <w:t>研究背景與動機</w:t>
+      </w:r>
+    </w:p>
+    <w:p>
+      <w:pPr>
+        <w:spacing w:before="40" w:afterLines="50" w:after="120" w:line="360" w:lineRule="auto"/>
+      </w:pPr>
+      <w:r>
+        <w:t>近年來大型語言模型在</w:t>
+      </w:r>
+      <w:r>
+        <w:rPr>
+          <w:rFonts w:hint="eastAsia"/>
+        </w:rPr>
+        <w:t>軟體</w:t>
+      </w:r>
+      <w:r>
+        <w:t>程式碼生成領域</w:t>
+      </w:r>
+      <w:r>
+        <w:rPr>
+          <w:rFonts w:hint="eastAsia"/>
+        </w:rPr>
+        <w:t>中，</w:t>
+      </w:r>
+      <w:r>
+        <w:t>取得</w:t>
+      </w:r>
+      <w:r>
+        <w:rPr>
+          <w:rFonts w:hint="eastAsia"/>
+        </w:rPr>
+        <w:t>了</w:t>
+      </w:r>
+      <w:r>
+        <w:t>顯著</w:t>
+      </w:r>
+      <w:r>
+        <w:rPr>
+          <w:rFonts w:hint="eastAsia"/>
+        </w:rPr>
+        <w:t>的</w:t>
+      </w:r>
+      <w:r>
+        <w:t>成果，</w:t>
+      </w:r>
+      <w:r>
+        <w:rPr>
+          <w:rFonts w:hint="eastAsia"/>
+        </w:rPr>
+        <w:t>從</w:t>
+      </w:r>
+      <w:r>
+        <w:t xml:space="preserve">GitHub Copilot </w:t>
+      </w:r>
+      <w:r>
+        <w:t>到</w:t>
+      </w:r>
+      <w:r>
+        <w:t xml:space="preserve"> GPT-</w:t>
+      </w:r>
+      <w:r>
+        <w:rPr>
+          <w:rFonts w:hint="eastAsia"/>
+        </w:rPr>
+        <w:t>5</w:t>
+      </w:r>
+      <w:r>
+        <w:rPr>
+          <w:rFonts w:hint="eastAsia"/>
+        </w:rPr>
+        <w:t>，再到如</w:t>
+      </w:r>
+      <w:r>
+        <w:rPr>
+          <w:rFonts w:hint="eastAsia"/>
+        </w:rPr>
+        <w:t>Claude Code</w:t>
+      </w:r>
+      <w:r>
+        <w:rPr>
+          <w:rFonts w:hint="eastAsia"/>
+        </w:rPr>
+        <w:t>、</w:t>
+      </w:r>
+      <w:r>
+        <w:t>C</w:t>
+      </w:r>
+      <w:r>
+        <w:rPr>
+          <w:rFonts w:hint="eastAsia"/>
+        </w:rPr>
+        <w:t>odex</w:t>
+      </w:r>
+      <w:r>
+        <w:rPr>
+          <w:rFonts w:hint="eastAsia"/>
+        </w:rPr>
+        <w:t>的</w:t>
+      </w:r>
+      <w:r>
+        <w:rPr>
+          <w:rFonts w:hint="eastAsia"/>
+        </w:rPr>
+        <w:t xml:space="preserve"> AI Agent</w:t>
+      </w:r>
+      <w:r>
+        <w:t>，模型已</w:t>
+      </w:r>
+      <w:r>
+        <w:rPr>
+          <w:rFonts w:hint="eastAsia"/>
+        </w:rPr>
+        <w:t>經</w:t>
+      </w:r>
+      <w:r>
+        <w:t>能生成</w:t>
+      </w:r>
+      <w:r>
+        <w:rPr>
+          <w:rFonts w:hint="eastAsia"/>
+        </w:rPr>
+        <w:t>出功能</w:t>
+      </w:r>
+      <w:r>
+        <w:t>正確的</w:t>
+      </w:r>
+      <w:r>
+        <w:t xml:space="preserve"> Python</w:t>
+      </w:r>
+      <w:r>
+        <w:t>、</w:t>
+      </w:r>
+      <w:r>
+        <w:t xml:space="preserve">C++ </w:t>
+      </w:r>
+      <w:r>
+        <w:t>等高階語言程式碼。然而，硬體描述語言（</w:t>
+      </w:r>
+      <w:r>
+        <w:t xml:space="preserve">Hardware </w:t>
+      </w:r>
+      <w:r>
+        <w:lastRenderedPageBreak/>
+        <w:t>Description Language, HDL</w:t>
+      </w:r>
+      <w:r>
+        <w:t>）</w:t>
+      </w:r>
+      <w:r>
+        <w:rPr>
+          <w:rFonts w:hint="eastAsia"/>
+        </w:rPr>
+        <w:t>的</w:t>
+      </w:r>
+      <w:r>
+        <w:t>生成面臨更嚴格的</w:t>
+      </w:r>
+      <w:r>
+        <w:rPr>
+          <w:rFonts w:hint="eastAsia"/>
+        </w:rPr>
+        <w:t>限制</w:t>
+      </w:r>
+      <w:r>
+        <w:t>：</w:t>
       </w:r>
     </w:p>
     <w:p>
@@ -193,11 +744,23 @@
           <w:ilvl w:val="0"/>
           <w:numId w:val="2"/>
         </w:numPr>
-        <w:spacing w:before="40" w:after="40"/>
+        <w:spacing w:before="20" w:afterLines="50" w:after="120" w:line="360" w:lineRule="auto"/>
         <w:ind w:left="600" w:right="240"/>
-      </w:pPr>
-      <w:r>
+        <w:rPr>
+          <w:rFonts w:ascii="Times New Roman" w:hAnsi="Times New Roman"/>
+        </w:rPr>
+      </w:pPr>
+      <w:r>
+        <w:rPr>
+          <w:rFonts w:ascii="Times New Roman" w:hAnsi="Times New Roman"/>
+        </w:rPr>
         <w:t>語義正確性：模擬結果必須與規格一致</w:t>
+      </w:r>
+      <w:r>
+        <w:rPr>
+          <w:rFonts w:ascii="Times New Roman" w:hAnsi="Times New Roman" w:hint="eastAsia"/>
+        </w:rPr>
+        <w:t>。</w:t>
       </w:r>
     </w:p>
     <w:p>
@@ -207,11 +770,47 @@
           <w:ilvl w:val="0"/>
           <w:numId w:val="2"/>
         </w:numPr>
-        <w:spacing w:before="40" w:after="40"/>
+        <w:spacing w:before="20" w:afterLines="50" w:after="120" w:line="360" w:lineRule="auto"/>
         <w:ind w:left="600" w:right="240"/>
-      </w:pPr>
-      <w:r>
-        <w:t>合成可行性（Synthesizability）：程式碼必須能被合成為實際電路，不可使用 initial block 以外的模擬專用語法</w:t>
+        <w:rPr>
+          <w:rFonts w:ascii="Times New Roman" w:hAnsi="Times New Roman"/>
+        </w:rPr>
+      </w:pPr>
+      <w:r>
+        <w:rPr>
+          <w:rFonts w:ascii="Times New Roman" w:hAnsi="Times New Roman"/>
+        </w:rPr>
+        <w:t>合成可行性（</w:t>
+      </w:r>
+      <w:r>
+        <w:rPr>
+          <w:rFonts w:ascii="Times New Roman" w:hAnsi="Times New Roman"/>
+        </w:rPr>
+        <w:t>Synthesizability</w:t>
+      </w:r>
+      <w:r>
+        <w:rPr>
+          <w:rFonts w:ascii="Times New Roman" w:hAnsi="Times New Roman"/>
+        </w:rPr>
+        <w:t>）：程式碼必須能被合成為實際電路，不可使用</w:t>
+      </w:r>
+      <w:r>
+        <w:rPr>
+          <w:rFonts w:ascii="Times New Roman" w:hAnsi="Times New Roman"/>
+        </w:rPr>
+        <w:t xml:space="preserve"> initial block </w:t>
+      </w:r>
+      <w:r>
+        <w:rPr>
+          <w:rFonts w:ascii="Times New Roman" w:hAnsi="Times New Roman"/>
+        </w:rPr>
+        <w:t>以外的模擬專用語法</w:t>
+      </w:r>
+      <w:r>
+        <w:rPr>
+          <w:rFonts w:ascii="Times New Roman" w:hAnsi="Times New Roman" w:hint="eastAsia"/>
+        </w:rPr>
+        <w:t>。</w:t>
       </w:r>
     </w:p>
     <w:p>
@@ -221,44 +820,215 @@
           <w:ilvl w:val="0"/>
           <w:numId w:val="2"/>
         </w:numPr>
-        <w:spacing w:before="40" w:after="40"/>
+        <w:spacing w:before="20" w:afterLines="50" w:after="120" w:line="360" w:lineRule="auto"/>
         <w:ind w:left="600" w:right="240"/>
-      </w:pPr>
-      <w:r>
-        <w:t>時序正確性：同步電路的 reset 行為、FSM 狀態轉移必須精確</w:t>
-      </w:r>
-    </w:p>
-    <w:p>
-      <w:pPr>
-        <w:spacing w:before="80" w:after="80"/>
-      </w:pPr>
-      <w:r>
-        <w:t>現有的 LLM 在 Verilog 生成上往往「能模擬但無法合成」或「合成後功能有誤」，主因在於缺乏從工具（編譯器、模擬器、合成器）執行結果中學習修正的機制。</w:t>
-      </w:r>
-    </w:p>
-    <w:p>
-      <w:pPr>
-        <w:spacing w:before="80" w:after="80"/>
-      </w:pPr>
-      <w:r>
-        <w:t>本研究的核心觀察是：LLM 的多輪對話能力與 function calling 機制，天然地對應強化學習中的「Policy 與環境互動」模型——模型根據執行回饋（compile error log、simulation mismatch、synthesis error）決定下一步行動（修改哪裡、怎麼修），形成 In-Context RL 的學習循環，無需梯度更新即可在單次 episode 內改善輸出品質。</w:t>
+        <w:rPr>
+          <w:rFonts w:ascii="Times New Roman" w:hAnsi="Times New Roman"/>
+        </w:rPr>
+      </w:pPr>
+      <w:r>
+        <w:rPr>
+          <w:rFonts w:ascii="Times New Roman" w:hAnsi="Times New Roman"/>
+        </w:rPr>
+        <w:t>時序正確性：同步電路的</w:t>
+      </w:r>
+      <w:r>
+        <w:rPr>
+          <w:rFonts w:ascii="Times New Roman" w:hAnsi="Times New Roman"/>
+        </w:rPr>
+        <w:t xml:space="preserve"> reset </w:t>
+      </w:r>
+      <w:r>
+        <w:rPr>
+          <w:rFonts w:ascii="Times New Roman" w:hAnsi="Times New Roman"/>
+        </w:rPr>
+        <w:t>行為、</w:t>
+      </w:r>
+      <w:r>
+        <w:rPr>
+          <w:rFonts w:ascii="Times New Roman" w:hAnsi="Times New Roman"/>
+        </w:rPr>
+        <w:t xml:space="preserve">FSM </w:t>
+      </w:r>
+      <w:r>
+        <w:rPr>
+          <w:rFonts w:ascii="Times New Roman" w:hAnsi="Times New Roman"/>
+        </w:rPr>
+        <w:t>狀態轉移必須精確</w:t>
+      </w:r>
+      <w:r>
+        <w:rPr>
+          <w:rFonts w:ascii="Times New Roman" w:hAnsi="Times New Roman" w:hint="eastAsia"/>
+        </w:rPr>
+        <w:t>。</w:t>
+      </w:r>
+    </w:p>
+    <w:p>
+      <w:pPr>
+        <w:spacing w:before="40" w:afterLines="50" w:after="120" w:line="360" w:lineRule="auto"/>
+      </w:pPr>
+      <w:r>
+        <w:t>現有的</w:t>
+      </w:r>
+      <w:r>
+        <w:t xml:space="preserve"> LLM </w:t>
+      </w:r>
+      <w:r>
+        <w:t>在</w:t>
+      </w:r>
+      <w:r>
+        <w:t xml:space="preserve"> Verilog </w:t>
+      </w:r>
+      <w:r>
+        <w:t>生成上往往「能模擬但無法合成」或「合成後功能有誤」，主</w:t>
+      </w:r>
+      <w:r>
+        <w:rPr>
+          <w:rFonts w:hint="eastAsia"/>
+        </w:rPr>
+        <w:t>要原因</w:t>
+      </w:r>
+      <w:r>
+        <w:t>在於缺乏從工具（編譯器、模擬器、合成器）執行結果中</w:t>
+      </w:r>
+      <w:r>
+        <w:rPr>
+          <w:rFonts w:hint="eastAsia"/>
+        </w:rPr>
+        <w:t>，自行找出錯誤，並</w:t>
+      </w:r>
+      <w:r>
+        <w:t>學習修正的機制。</w:t>
+      </w:r>
+    </w:p>
+    <w:p>
+      <w:pPr>
+        <w:spacing w:before="40" w:afterLines="50" w:after="120" w:line="360" w:lineRule="auto"/>
+      </w:pPr>
+      <w:r>
+        <w:t>本</w:t>
+      </w:r>
+      <w:r>
+        <w:rPr>
+          <w:rFonts w:hint="eastAsia"/>
+        </w:rPr>
+        <w:t>專案</w:t>
+      </w:r>
+      <w:r>
+        <w:t>的</w:t>
+      </w:r>
+      <w:r>
+        <w:rPr>
+          <w:rFonts w:hint="eastAsia"/>
+        </w:rPr>
+        <w:t>主要內容</w:t>
+      </w:r>
+      <w:r>
+        <w:t>：</w:t>
+      </w:r>
+      <w:r>
+        <w:rPr>
+          <w:rFonts w:hint="eastAsia"/>
+        </w:rPr>
+        <w:t>使用</w:t>
+      </w:r>
+      <w:r>
+        <w:t xml:space="preserve">LLM </w:t>
+      </w:r>
+      <w:r>
+        <w:t>的多輪對話能力與</w:t>
+      </w:r>
+      <w:r>
+        <w:t xml:space="preserve"> function calling </w:t>
+      </w:r>
+      <w:r>
+        <w:t>機制，對應強化學習中的「</w:t>
+      </w:r>
+      <w:r>
+        <w:t xml:space="preserve">Policy </w:t>
+      </w:r>
+      <w:r>
+        <w:t>與環境互動」模型</w:t>
+      </w:r>
+      <w:r>
+        <w:rPr>
+          <w:rFonts w:hint="eastAsia"/>
+        </w:rPr>
+        <w:t>。</w:t>
+      </w:r>
+      <w:r>
+        <w:t>模型根據執行回饋（</w:t>
+      </w:r>
+      <w:r>
+        <w:t>compile error log</w:t>
+      </w:r>
+      <w:r>
+        <w:t>、</w:t>
+      </w:r>
+      <w:r>
+        <w:t>simulation mismatch</w:t>
+      </w:r>
+      <w:r>
+        <w:t>、</w:t>
+      </w:r>
+      <w:r>
+        <w:t>synthesis error</w:t>
+      </w:r>
+      <w:r>
+        <w:t>）決定下一步行動（修改哪裡、怎麼修），形成</w:t>
+      </w:r>
+      <w:r>
+        <w:t xml:space="preserve"> In-Context RL </w:t>
+      </w:r>
+      <w:r>
+        <w:t>的學習循環，無需梯度更新</w:t>
+      </w:r>
+      <w:r>
+        <w:rPr>
+          <w:rFonts w:hint="eastAsia"/>
+        </w:rPr>
+        <w:t>，</w:t>
+      </w:r>
+      <w:r>
+        <w:t>即可在單次</w:t>
+      </w:r>
+      <w:r>
+        <w:t xml:space="preserve"> episode </w:t>
+      </w:r>
+      <w:r>
+        <w:t>內改善輸出品質。</w:t>
       </w:r>
     </w:p>
     <w:p>
       <w:pPr>
         <w:pStyle w:val="2"/>
-        <w:spacing w:before="240" w:after="80"/>
-      </w:pPr>
-      <w:r>
-        <w:t>1.2 研究目標</w:t>
-      </w:r>
-    </w:p>
-    <w:p>
-      <w:pPr>
-        <w:spacing w:before="80" w:after="80"/>
-      </w:pPr>
-      <w:r>
-        <w:t>本研究目標如下：</w:t>
+        <w:spacing w:before="180" w:afterLines="50" w:after="120"/>
+        <w:rPr>
+          <w:rFonts w:ascii="Times New Roman" w:hAnsi="Times New Roman"/>
+        </w:rPr>
+      </w:pPr>
+      <w:r>
+        <w:rPr>
+          <w:rFonts w:ascii="Times New Roman" w:hAnsi="Times New Roman"/>
+        </w:rPr>
+        <w:t xml:space="preserve">1.2 </w:t>
+      </w:r>
+      <w:r>
+        <w:rPr>
+          <w:rFonts w:ascii="Times New Roman" w:hAnsi="Times New Roman"/>
+        </w:rPr>
+        <w:t>研究目標</w:t>
+      </w:r>
+    </w:p>
+    <w:p>
+      <w:pPr>
+        <w:spacing w:before="40" w:afterLines="50" w:after="120" w:line="360" w:lineRule="auto"/>
+      </w:pPr>
+      <w:r>
+        <w:t>本專案</w:t>
+      </w:r>
+      <w:r>
+        <w:t>目標如下：</w:t>
       </w:r>
     </w:p>
     <w:p>
@@ -268,11 +1038,47 @@
           <w:ilvl w:val="0"/>
           <w:numId w:val="2"/>
         </w:numPr>
-        <w:spacing w:before="40" w:after="40"/>
+        <w:spacing w:before="20" w:afterLines="50" w:after="120" w:line="360" w:lineRule="auto"/>
         <w:ind w:left="600" w:right="240"/>
-      </w:pPr>
-      <w:r>
-        <w:t>設計並實作一個以 Gemini function calling 驅動的 Verilog RTL 生成 Agent</w:t>
+        <w:rPr>
+          <w:rFonts w:ascii="Times New Roman" w:hAnsi="Times New Roman"/>
+        </w:rPr>
+      </w:pPr>
+      <w:r>
+        <w:rPr>
+          <w:rFonts w:ascii="Times New Roman" w:hAnsi="Times New Roman"/>
+        </w:rPr>
+        <w:t>設計並實作一個以</w:t>
+      </w:r>
+      <w:r>
+        <w:rPr>
+          <w:rFonts w:ascii="Times New Roman" w:hAnsi="Times New Roman"/>
+        </w:rPr>
+        <w:t xml:space="preserve"> Gemini function calling </w:t>
+      </w:r>
+      <w:r>
+        <w:rPr>
+          <w:rFonts w:ascii="Times New Roman" w:hAnsi="Times New Roman"/>
+        </w:rPr>
+        <w:t>驅動的</w:t>
+      </w:r>
+      <w:r>
+        <w:rPr>
+          <w:rFonts w:ascii="Times New Roman" w:hAnsi="Times New Roman"/>
+        </w:rPr>
+        <w:t xml:space="preserve"> Verilog RTL </w:t>
+      </w:r>
+      <w:r>
+        <w:rPr>
+          <w:rFonts w:ascii="Times New Roman" w:hAnsi="Times New Roman"/>
+        </w:rPr>
+        <w:t>生成</w:t>
+      </w:r>
+      <w:r>
+        <w:rPr>
+          <w:rFonts w:ascii="Times New Roman" w:hAnsi="Times New Roman"/>
+        </w:rPr>
+        <w:t xml:space="preserve"> Agent</w:t>
       </w:r>
     </w:p>
     <w:p>
@@ -282,11 +1088,41 @@
           <w:ilvl w:val="0"/>
           <w:numId w:val="2"/>
         </w:numPr>
-        <w:spacing w:before="40" w:after="40"/>
+        <w:spacing w:before="20" w:afterLines="50" w:after="120" w:line="360" w:lineRule="auto"/>
         <w:ind w:left="600" w:right="240"/>
-      </w:pPr>
-      <w:r>
-        <w:t>建立兩階段通過機制（模擬正確性 + 合成可行性），更貼近真實 RTL 設計流程</w:t>
+        <w:rPr>
+          <w:rFonts w:ascii="Times New Roman" w:hAnsi="Times New Roman"/>
+        </w:rPr>
+      </w:pPr>
+      <w:r>
+        <w:rPr>
+          <w:rFonts w:ascii="Times New Roman" w:hAnsi="Times New Roman"/>
+        </w:rPr>
+        <w:t>建立兩階段通過機制（模擬正確性</w:t>
+      </w:r>
+      <w:r>
+        <w:rPr>
+          <w:rFonts w:ascii="Times New Roman" w:hAnsi="Times New Roman"/>
+        </w:rPr>
+        <w:t xml:space="preserve"> + </w:t>
+      </w:r>
+      <w:r>
+        <w:rPr>
+          <w:rFonts w:ascii="Times New Roman" w:hAnsi="Times New Roman"/>
+        </w:rPr>
+        <w:t>合成可行性），更貼近真實</w:t>
+      </w:r>
+      <w:r>
+        <w:rPr>
+          <w:rFonts w:ascii="Times New Roman" w:hAnsi="Times New Roman"/>
+        </w:rPr>
+        <w:t xml:space="preserve"> RTL </w:t>
+      </w:r>
+      <w:r>
+        <w:rPr>
+          <w:rFonts w:ascii="Times New Roman" w:hAnsi="Times New Roman"/>
+        </w:rPr>
+        <w:t>設計流程</w:t>
       </w:r>
     </w:p>
     <w:p>
@@ -296,11 +1132,53 @@
           <w:ilvl w:val="0"/>
           <w:numId w:val="2"/>
         </w:numPr>
-        <w:spacing w:before="40" w:after="40"/>
+        <w:spacing w:before="20" w:afterLines="50" w:after="120" w:line="360" w:lineRule="auto"/>
         <w:ind w:left="600" w:right="240"/>
-      </w:pPr>
-      <w:r>
-        <w:t>量化 error feedback 與 decompose_spec 工具對 LLM Verilog 生成通過率的貢獻</w:t>
+        <w:rPr>
+          <w:rFonts w:ascii="Times New Roman" w:hAnsi="Times New Roman"/>
+        </w:rPr>
+      </w:pPr>
+      <w:r>
+        <w:rPr>
+          <w:rFonts w:ascii="Times New Roman" w:hAnsi="Times New Roman" w:hint="eastAsia"/>
+        </w:rPr>
+        <w:t>實驗</w:t>
+      </w:r>
+      <w:r>
+        <w:rPr>
+          <w:rFonts w:ascii="Times New Roman" w:hAnsi="Times New Roman"/>
+        </w:rPr>
+        <w:t xml:space="preserve">error feedback </w:t>
+      </w:r>
+      <w:r>
+        <w:rPr>
+          <w:rFonts w:ascii="Times New Roman" w:hAnsi="Times New Roman"/>
+        </w:rPr>
+        <w:t>與</w:t>
+      </w:r>
+      <w:r>
+        <w:rPr>
+          <w:rFonts w:ascii="Times New Roman" w:hAnsi="Times New Roman"/>
+        </w:rPr>
+        <w:t xml:space="preserve"> decompose_spec </w:t>
+      </w:r>
+      <w:r>
+        <w:rPr>
+          <w:rFonts w:ascii="Times New Roman" w:hAnsi="Times New Roman"/>
+        </w:rPr>
+        <w:t>工具對</w:t>
+      </w:r>
+      <w:r>
+        <w:rPr>
+          <w:rFonts w:ascii="Times New Roman" w:hAnsi="Times New Roman"/>
+        </w:rPr>
+        <w:t xml:space="preserve"> LLM Verilog </w:t>
+      </w:r>
+      <w:r>
+        <w:rPr>
+          <w:rFonts w:ascii="Times New Roman" w:hAnsi="Times New Roman"/>
+        </w:rPr>
+        <w:t>生成通過率的貢獻</w:t>
       </w:r>
     </w:p>
     <w:p>
@@ -310,25 +1188,91 @@
           <w:ilvl w:val="0"/>
           <w:numId w:val="2"/>
         </w:numPr>
-        <w:spacing w:before="40" w:after="40"/>
+        <w:spacing w:before="20" w:afterLines="50" w:after="120" w:line="360" w:lineRule="auto"/>
         <w:ind w:left="600" w:right="240"/>
-      </w:pPr>
-      <w:r>
-        <w:t>在 VerilogEval 156 題 benchmark 上，以三組對照實驗比較不同 Agent 策略</w:t>
+        <w:rPr>
+          <w:rFonts w:ascii="Times New Roman" w:hAnsi="Times New Roman"/>
+        </w:rPr>
+      </w:pPr>
+      <w:r>
+        <w:rPr>
+          <w:rFonts w:ascii="Times New Roman" w:hAnsi="Times New Roman"/>
+        </w:rPr>
+        <w:t>在</w:t>
+      </w:r>
+      <w:r>
+        <w:rPr>
+          <w:rFonts w:ascii="Times New Roman" w:hAnsi="Times New Roman"/>
+        </w:rPr>
+        <w:t xml:space="preserve"> VerilogEval 156 </w:t>
+      </w:r>
+      <w:r>
+        <w:rPr>
+          <w:rFonts w:ascii="Times New Roman" w:hAnsi="Times New Roman"/>
+        </w:rPr>
+        <w:t>題</w:t>
+      </w:r>
+      <w:r>
+        <w:rPr>
+          <w:rFonts w:ascii="Times New Roman" w:hAnsi="Times New Roman"/>
+        </w:rPr>
+        <w:t xml:space="preserve"> benchmark </w:t>
+      </w:r>
+      <w:r>
+        <w:rPr>
+          <w:rFonts w:ascii="Times New Roman" w:hAnsi="Times New Roman"/>
+        </w:rPr>
+        <w:t>上，</w:t>
+      </w:r>
+      <w:r>
+        <w:rPr>
+          <w:rFonts w:ascii="Times New Roman" w:hAnsi="Times New Roman" w:hint="eastAsia"/>
+        </w:rPr>
+        <w:t>用</w:t>
+      </w:r>
+      <w:r>
+        <w:rPr>
+          <w:rFonts w:ascii="Times New Roman" w:hAnsi="Times New Roman"/>
+        </w:rPr>
+        <w:t>三組對照實驗比較不同</w:t>
+      </w:r>
+      <w:r>
+        <w:rPr>
+          <w:rFonts w:ascii="Times New Roman" w:hAnsi="Times New Roman"/>
+        </w:rPr>
+        <w:t xml:space="preserve"> Agent </w:t>
+      </w:r>
+      <w:r>
+        <w:rPr>
+          <w:rFonts w:ascii="Times New Roman" w:hAnsi="Times New Roman"/>
+        </w:rPr>
+        <w:t>策略</w:t>
       </w:r>
     </w:p>
     <w:p>
       <w:pPr>
         <w:pStyle w:val="2"/>
-        <w:spacing w:before="240" w:after="80"/>
-      </w:pPr>
-      <w:r>
-        <w:t>1.3 本文結構</w:t>
-      </w:r>
-    </w:p>
-    <w:p>
-      <w:pPr>
-        <w:spacing w:before="80" w:after="80"/>
+        <w:spacing w:before="180" w:afterLines="50" w:after="120"/>
+        <w:rPr>
+          <w:rFonts w:ascii="Times New Roman" w:hAnsi="Times New Roman"/>
+        </w:rPr>
+      </w:pPr>
+      <w:r>
+        <w:rPr>
+          <w:rFonts w:ascii="Times New Roman" w:hAnsi="Times New Roman"/>
+        </w:rPr>
+        <w:t xml:space="preserve">1.3 </w:t>
+      </w:r>
+      <w:r>
+        <w:rPr>
+          <w:rFonts w:ascii="Times New Roman" w:hAnsi="Times New Roman"/>
+        </w:rPr>
+        <w:t>本文結構</w:t>
+      </w:r>
+    </w:p>
+    <w:p>
+      <w:pPr>
+        <w:spacing w:before="40" w:afterLines="50" w:after="120" w:line="360" w:lineRule="auto"/>
         <w:rPr>
           <w:rFonts w:hint="eastAsia"/>
         </w:rPr>
@@ -339,16 +1283,15 @@
     </w:p>
     <w:p>
       <w:pPr>
-        <w:pageBreakBefore/>
-      </w:pPr>
-    </w:p>
-    <w:p>
-      <w:pPr>
         <w:pStyle w:val="1"/>
-        <w:spacing w:before="360" w:after="120"/>
-      </w:pPr>
-      <w:r>
-        <w:rPr>
+        <w:spacing w:before="280" w:afterLines="50" w:after="120"/>
+        <w:rPr>
+          <w:rFonts w:ascii="Times New Roman" w:hAnsi="Times New Roman"/>
+        </w:rPr>
+      </w:pPr>
+      <w:r>
+        <w:rPr>
+          <w:rFonts w:ascii="Times New Roman" w:hAnsi="Times New Roman"/>
           <w:sz w:val="32"/>
           <w:szCs w:val="32"/>
         </w:rPr>
@@ -358,43 +1301,215 @@
     <w:p>
       <w:pPr>
         <w:pStyle w:val="2"/>
-        <w:spacing w:before="240" w:after="80"/>
-      </w:pPr>
-      <w:r>
-        <w:t>2.1 LLM 與程式碼生成</w:t>
-      </w:r>
-    </w:p>
-    <w:p>
-      <w:pPr>
-        <w:spacing w:before="80" w:after="80"/>
-      </w:pPr>
-      <w:r>
-        <w:t>大型語言模型在程式碼生成領域的研究以 Codex（Chen et al., 2021）為重要里程碑，其後 GPT-4、Claude、Gemini 等模型持續提升在 HumanEval、MBPP 等 benchmark 的通過率。這類研究聚焦於高階語言，以功能正確性（functional correctness）作為主要指標。</w:t>
-      </w:r>
-    </w:p>
-    <w:p>
-      <w:pPr>
-        <w:spacing w:before="80" w:after="80"/>
-      </w:pPr>
-      <w:r>
-        <w:t>Function calling（或 tool use）能力使 LLM 在生成文字的同時呼叫外部工具，取得執行回饋後繼續決策，形成 agentic loop。LangChain、AutoGPT 等框架將此能力系統化，應用於多步驟任務。本研究直接使用 Gemini 原生的 function calling API，不依賴額外框架。</w:t>
+        <w:spacing w:before="180" w:afterLines="50" w:after="120"/>
+        <w:rPr>
+          <w:rFonts w:ascii="Times New Roman" w:hAnsi="Times New Roman"/>
+        </w:rPr>
+      </w:pPr>
+      <w:r>
+        <w:rPr>
+          <w:rFonts w:ascii="Times New Roman" w:hAnsi="Times New Roman"/>
+        </w:rPr>
+        <w:t xml:space="preserve">2.1 LLM </w:t>
+      </w:r>
+      <w:r>
+        <w:rPr>
+          <w:rFonts w:ascii="Times New Roman" w:hAnsi="Times New Roman"/>
+        </w:rPr>
+        <w:t>與程式碼生成</w:t>
+      </w:r>
+    </w:p>
+    <w:p>
+      <w:pPr>
+        <w:spacing w:before="40" w:afterLines="50" w:after="120" w:line="360" w:lineRule="auto"/>
+      </w:pPr>
+      <w:r>
+        <w:lastRenderedPageBreak/>
+        <w:t>大型語言模型在程式碼生成領域的研究以</w:t>
+      </w:r>
+      <w:r>
+        <w:t xml:space="preserve"> Codex</w:t>
+      </w:r>
+      <w:r>
+        <w:t>（</w:t>
+      </w:r>
+      <w:r>
+        <w:t>Chen et al., 2021</w:t>
+      </w:r>
+      <w:r>
+        <w:t>）為重要里程碑，</w:t>
+      </w:r>
+      <w:r>
+        <w:rPr>
+          <w:rFonts w:hint="eastAsia"/>
+        </w:rPr>
+        <w:t>隨後</w:t>
+      </w:r>
+      <w:r>
+        <w:t xml:space="preserve"> GPT-</w:t>
+      </w:r>
+      <w:r>
+        <w:rPr>
+          <w:rFonts w:hint="eastAsia"/>
+        </w:rPr>
+        <w:t>5</w:t>
+      </w:r>
+      <w:r>
+        <w:t>、</w:t>
+      </w:r>
+      <w:r>
+        <w:t>Claude</w:t>
+      </w:r>
+      <w:r>
+        <w:t>、</w:t>
+      </w:r>
+      <w:r>
+        <w:t xml:space="preserve">Gemini </w:t>
+      </w:r>
+      <w:r>
+        <w:t>等模型持續提升在</w:t>
+      </w:r>
+      <w:r>
+        <w:t xml:space="preserve"> HumanEval</w:t>
+      </w:r>
+      <w:r>
+        <w:t>、</w:t>
+      </w:r>
+      <w:r>
+        <w:t xml:space="preserve">MBPP </w:t>
+      </w:r>
+      <w:r>
+        <w:t>等</w:t>
+      </w:r>
+      <w:r>
+        <w:t xml:space="preserve"> benchmark </w:t>
+      </w:r>
+      <w:r>
+        <w:t>的通過率。這類研究聚焦於高階語言，以功能正確性（</w:t>
+      </w:r>
+      <w:r>
+        <w:t>functional correctness</w:t>
+      </w:r>
+      <w:r>
+        <w:t>）作為主要指標。</w:t>
+      </w:r>
+    </w:p>
+    <w:p>
+      <w:pPr>
+        <w:spacing w:before="40" w:afterLines="50" w:after="120" w:line="360" w:lineRule="auto"/>
+      </w:pPr>
+      <w:r>
+        <w:t>Function calling</w:t>
+      </w:r>
+      <w:r>
+        <w:t>（或</w:t>
+      </w:r>
+      <w:r>
+        <w:t xml:space="preserve"> tool use</w:t>
+      </w:r>
+      <w:r>
+        <w:t>）能</w:t>
+      </w:r>
+      <w:r>
+        <w:rPr>
+          <w:rFonts w:hint="eastAsia"/>
+        </w:rPr>
+        <w:t>讓</w:t>
+      </w:r>
+      <w:r>
+        <w:t xml:space="preserve"> LLM </w:t>
+      </w:r>
+      <w:r>
+        <w:t>在生成文字的同時呼叫外部工具，取得執行回饋後繼續決策，形成</w:t>
+      </w:r>
+      <w:r>
+        <w:t xml:space="preserve"> agentic loop</w:t>
+      </w:r>
+      <w:r>
+        <w:t>。</w:t>
+      </w:r>
+      <w:r>
+        <w:t>LangChain</w:t>
+      </w:r>
+      <w:r>
+        <w:t>、</w:t>
+      </w:r>
+      <w:r>
+        <w:t xml:space="preserve">AutoGPT </w:t>
+      </w:r>
+      <w:r>
+        <w:t>等框架將此</w:t>
+      </w:r>
+      <w:r>
+        <w:rPr>
+          <w:rFonts w:hint="eastAsia"/>
+        </w:rPr>
+        <w:t>讓這種需求能被</w:t>
+      </w:r>
+      <w:r>
+        <w:t>系統化</w:t>
+      </w:r>
+      <w:r>
+        <w:rPr>
+          <w:rFonts w:hint="eastAsia"/>
+        </w:rPr>
+        <w:t>的實現</w:t>
+      </w:r>
+      <w:r>
+        <w:t>，應用於多步驟任務。</w:t>
+      </w:r>
+      <w:r>
+        <w:t>本專案</w:t>
+      </w:r>
+      <w:r>
+        <w:t>直接使用</w:t>
+      </w:r>
+      <w:r>
+        <w:t xml:space="preserve"> Gemini </w:t>
+      </w:r>
+      <w:r>
+        <w:t>原生的</w:t>
+      </w:r>
+      <w:r>
+        <w:t xml:space="preserve"> function calling API</w:t>
+      </w:r>
+      <w:r>
+        <w:t>，不依賴額外框架。</w:t>
       </w:r>
     </w:p>
     <w:p>
       <w:pPr>
         <w:pStyle w:val="2"/>
-        <w:spacing w:before="240" w:after="80"/>
-      </w:pPr>
-      <w:r>
-        <w:t>2.2 Verilog RTL 自動化</w:t>
-      </w:r>
-    </w:p>
-    <w:p>
-      <w:pPr>
-        <w:spacing w:before="80" w:after="80"/>
-      </w:pPr>
-      <w:r>
-        <w:t>針對 HDL 生成的研究在近年興起，代表性工作包括：</w:t>
+        <w:spacing w:before="180" w:afterLines="50" w:after="120"/>
+        <w:rPr>
+          <w:rFonts w:ascii="Times New Roman" w:hAnsi="Times New Roman"/>
+        </w:rPr>
+      </w:pPr>
+      <w:r>
+        <w:rPr>
+          <w:rFonts w:ascii="Times New Roman" w:hAnsi="Times New Roman"/>
+        </w:rPr>
+        <w:t xml:space="preserve">2.2 Verilog RTL </w:t>
+      </w:r>
+      <w:r>
+        <w:rPr>
+          <w:rFonts w:ascii="Times New Roman" w:hAnsi="Times New Roman"/>
+        </w:rPr>
+        <w:t>自動化</w:t>
+      </w:r>
+    </w:p>
+    <w:p>
+      <w:pPr>
+        <w:spacing w:before="40" w:afterLines="50" w:after="120" w:line="360" w:lineRule="auto"/>
+      </w:pPr>
+      <w:r>
+        <w:t>針對</w:t>
+      </w:r>
+      <w:r>
+        <w:t xml:space="preserve"> HDL </w:t>
+      </w:r>
+      <w:r>
+        <w:t>生成的研究在近年興起，代表性工作包括：</w:t>
       </w:r>
     </w:p>
     <w:p>
@@ -404,11 +1519,95 @@
           <w:ilvl w:val="0"/>
           <w:numId w:val="2"/>
         </w:numPr>
-        <w:spacing w:before="40" w:after="40"/>
+        <w:spacing w:before="20" w:afterLines="50" w:after="120" w:line="360" w:lineRule="auto"/>
         <w:ind w:left="600" w:right="240"/>
-      </w:pPr>
-      <w:r>
-        <w:t>VerilogEval（Liu et al., 2023）：提供 156 題標準 Verilog 生成 benchmark，涵蓋組合邏輯、循序電路、FSM 等題型，並提供官方 iverilog + vvp 評測腳本</w:t>
+        <w:rPr>
+          <w:rFonts w:ascii="Times New Roman" w:hAnsi="Times New Roman"/>
+        </w:rPr>
+      </w:pPr>
+      <w:r>
+        <w:rPr>
+          <w:rFonts w:ascii="Times New Roman" w:hAnsi="Times New Roman"/>
+        </w:rPr>
+        <w:t>VerilogEval</w:t>
+      </w:r>
+      <w:r>
+        <w:rPr>
+          <w:rFonts w:ascii="Times New Roman" w:hAnsi="Times New Roman"/>
+        </w:rPr>
+        <w:t>（</w:t>
+      </w:r>
+      <w:r>
+        <w:rPr>
+          <w:rFonts w:ascii="Times New Roman" w:hAnsi="Times New Roman"/>
+        </w:rPr>
+        <w:t>Liu et al., 2023</w:t>
+      </w:r>
+      <w:r>
+        <w:rPr>
+          <w:rFonts w:ascii="Times New Roman" w:hAnsi="Times New Roman"/>
+        </w:rPr>
+        <w:t>）：提供</w:t>
+      </w:r>
+      <w:r>
+        <w:rPr>
+          <w:rFonts w:ascii="Times New Roman" w:hAnsi="Times New Roman"/>
+        </w:rPr>
+        <w:t xml:space="preserve"> 156 </w:t>
+      </w:r>
+      <w:r>
+        <w:rPr>
+          <w:rFonts w:ascii="Times New Roman" w:hAnsi="Times New Roman"/>
+        </w:rPr>
+        <w:t>題標準</w:t>
+      </w:r>
+      <w:r>
+        <w:rPr>
+          <w:rFonts w:ascii="Times New Roman" w:hAnsi="Times New Roman"/>
+        </w:rPr>
+        <w:t xml:space="preserve"> Verilog </w:t>
+      </w:r>
+      <w:r>
+        <w:rPr>
+          <w:rFonts w:ascii="Times New Roman" w:hAnsi="Times New Roman"/>
+        </w:rPr>
+        <w:t>生成</w:t>
+      </w:r>
+      <w:r>
+        <w:rPr>
+          <w:rFonts w:ascii="Times New Roman" w:hAnsi="Times New Roman"/>
+        </w:rPr>
+        <w:t xml:space="preserve"> benchmark</w:t>
+      </w:r>
+      <w:r>
+        <w:rPr>
+          <w:rFonts w:ascii="Times New Roman" w:hAnsi="Times New Roman"/>
+        </w:rPr>
+        <w:t>，涵蓋組合邏輯、循序電路、</w:t>
+      </w:r>
+      <w:r>
+        <w:rPr>
+          <w:rFonts w:ascii="Times New Roman" w:hAnsi="Times New Roman"/>
+        </w:rPr>
+        <w:t xml:space="preserve">FSM </w:t>
+      </w:r>
+      <w:r>
+        <w:rPr>
+          <w:rFonts w:ascii="Times New Roman" w:hAnsi="Times New Roman"/>
+        </w:rPr>
+        <w:t>等題型，並提供官方</w:t>
+      </w:r>
+      <w:r>
+        <w:rPr>
+          <w:rFonts w:ascii="Times New Roman" w:hAnsi="Times New Roman"/>
+        </w:rPr>
+        <w:t xml:space="preserve"> iverilog + vvp </w:t>
+      </w:r>
+      <w:r>
+        <w:rPr>
+          <w:rFonts w:ascii="Times New Roman" w:hAnsi="Times New Roman"/>
+        </w:rPr>
+        <w:t>評測腳本</w:t>
       </w:r>
     </w:p>
     <w:p>
@@ -418,81 +1617,291 @@
           <w:ilvl w:val="0"/>
           <w:numId w:val="2"/>
         </w:numPr>
-        <w:spacing w:before="40" w:after="40"/>
+        <w:spacing w:before="20" w:afterLines="50" w:after="120" w:line="360" w:lineRule="auto"/>
         <w:ind w:left="600" w:right="240"/>
-      </w:pPr>
-      <w:r>
-        <w:t>Chip-Chat（Blocklove et al., 2023）：探索 LLM 與人類工程師協作設計 RTL 的可行性</w:t>
-      </w:r>
-    </w:p>
-    <w:p>
-      <w:pPr>
-        <w:pStyle w:val="a4"/>
-        <w:numPr>
-          <w:ilvl w:val="0"/>
-          <w:numId w:val="2"/>
-        </w:numPr>
-        <w:spacing w:before="40" w:after="40"/>
-        <w:ind w:left="600" w:right="240"/>
-      </w:pPr>
-      <w:r>
-        <w:t>RTLCoder（Liu et al., 2024）：針對 Verilog 生成微調的開源 LLM，在 VerilogEval 上取得具競爭力的通過率</w:t>
-      </w:r>
-    </w:p>
-    <w:p>
-      <w:pPr>
-        <w:spacing w:before="80" w:after="80"/>
-      </w:pPr>
-      <w:r>
-        <w:t>與上述工作不同，本研究不訓練或微調模型，而是透過 function calling 與 error feedback 在 inference 時引導模型自我修正。</w:t>
+        <w:rPr>
+          <w:rFonts w:ascii="Times New Roman" w:hAnsi="Times New Roman"/>
+        </w:rPr>
+      </w:pPr>
+      <w:r>
+        <w:rPr>
+          <w:rFonts w:ascii="Times New Roman" w:hAnsi="Times New Roman"/>
+        </w:rPr>
+        <w:t>RTLCoder</w:t>
+      </w:r>
+      <w:r>
+        <w:rPr>
+          <w:rFonts w:ascii="Times New Roman" w:hAnsi="Times New Roman"/>
+        </w:rPr>
+        <w:t>（</w:t>
+      </w:r>
+      <w:r>
+        <w:rPr>
+          <w:rFonts w:ascii="Times New Roman" w:hAnsi="Times New Roman"/>
+        </w:rPr>
+        <w:t>Liu et al., 2024</w:t>
+      </w:r>
+      <w:r>
+        <w:rPr>
+          <w:rFonts w:ascii="Times New Roman" w:hAnsi="Times New Roman"/>
+        </w:rPr>
+        <w:t>）：針對</w:t>
+      </w:r>
+      <w:r>
+        <w:rPr>
+          <w:rFonts w:ascii="Times New Roman" w:hAnsi="Times New Roman"/>
+        </w:rPr>
+        <w:t xml:space="preserve"> Verilog </w:t>
+      </w:r>
+      <w:r>
+        <w:rPr>
+          <w:rFonts w:ascii="Times New Roman" w:hAnsi="Times New Roman"/>
+        </w:rPr>
+        <w:t>生成微調的開源</w:t>
+      </w:r>
+      <w:r>
+        <w:rPr>
+          <w:rFonts w:ascii="Times New Roman" w:hAnsi="Times New Roman"/>
+        </w:rPr>
+        <w:t xml:space="preserve"> LLM</w:t>
+      </w:r>
+      <w:r>
+        <w:rPr>
+          <w:rFonts w:ascii="Times New Roman" w:hAnsi="Times New Roman"/>
+        </w:rPr>
+        <w:t>，在</w:t>
+      </w:r>
+      <w:r>
+        <w:rPr>
+          <w:rFonts w:ascii="Times New Roman" w:hAnsi="Times New Roman"/>
+        </w:rPr>
+        <w:t xml:space="preserve"> VerilogEval </w:t>
+      </w:r>
+      <w:r>
+        <w:rPr>
+          <w:rFonts w:ascii="Times New Roman" w:hAnsi="Times New Roman"/>
+        </w:rPr>
+        <w:t>上取得</w:t>
+      </w:r>
+      <w:r>
+        <w:rPr>
+          <w:rFonts w:ascii="Times New Roman" w:hAnsi="Times New Roman" w:hint="eastAsia"/>
+        </w:rPr>
+        <w:t>較高的</w:t>
+      </w:r>
+      <w:r>
+        <w:rPr>
+          <w:rFonts w:ascii="Times New Roman" w:hAnsi="Times New Roman"/>
+        </w:rPr>
+        <w:t>通過率</w:t>
+      </w:r>
+    </w:p>
+    <w:p>
+      <w:pPr>
+        <w:spacing w:before="40" w:afterLines="50" w:after="120" w:line="360" w:lineRule="auto"/>
+      </w:pPr>
+      <w:r>
+        <w:t>與上述工作不同，</w:t>
+      </w:r>
+      <w:r>
+        <w:t>本專案</w:t>
+      </w:r>
+      <w:r>
+        <w:t>不訓練或微調模型，而是透過</w:t>
+      </w:r>
+      <w:r>
+        <w:t xml:space="preserve"> function calling </w:t>
+      </w:r>
+      <w:r>
+        <w:t>與</w:t>
+      </w:r>
+      <w:r>
+        <w:t xml:space="preserve"> error feedback </w:t>
+      </w:r>
+      <w:r>
+        <w:t>在</w:t>
+      </w:r>
+      <w:r>
+        <w:t xml:space="preserve"> inference </w:t>
+      </w:r>
+      <w:r>
+        <w:t>時引導模型自我修正。</w:t>
       </w:r>
     </w:p>
     <w:p>
       <w:pPr>
         <w:pStyle w:val="2"/>
-        <w:spacing w:before="240" w:after="80"/>
-      </w:pPr>
-      <w:r>
-        <w:t>2.3 強化學習與語言模型</w:t>
-      </w:r>
-    </w:p>
-    <w:p>
-      <w:pPr>
-        <w:spacing w:before="80" w:after="80"/>
-      </w:pPr>
-      <w:r>
-        <w:t>從執行回饋強化學習（RLEF / Reinforcement Learning from Execution Feedback）是近年新興的 LLM 訓練範式，代表性工作如 CodeRL（Le et al., 2022）、RLTF（Liu et al., 2023）等，透過程式碼執行結果作為 reward signal 微調模型。</w:t>
-      </w:r>
-    </w:p>
-    <w:p>
-      <w:pPr>
-        <w:spacing w:before="80" w:after="80"/>
-      </w:pPr>
-      <w:r>
-        <w:t>In-Context RL 則在不修改模型參數的前提下，透過 prompt 設計讓 LLM 在推理時模擬 RL 的決策循環。本研究採用此框架：LLM（Gemini）作為 Policy，error log 作為 State 的一部分，function calling 作為 Action 介面，模擬通過與合</w:t>
-      </w:r>
-      <w:r>
-        <w:lastRenderedPageBreak/>
-        <w:t>成通過作為 Reward signal。</w:t>
-      </w:r>
-    </w:p>
-    <w:p>
-      <w:pPr>
-        <w:spacing w:before="40" w:after="40"/>
-      </w:pPr>
-    </w:p>
-    <w:p>
-      <w:pPr>
-        <w:pageBreakBefore/>
-      </w:pPr>
+        <w:spacing w:before="180" w:afterLines="50" w:after="120"/>
+        <w:rPr>
+          <w:rFonts w:ascii="Times New Roman" w:hAnsi="Times New Roman"/>
+        </w:rPr>
+      </w:pPr>
+      <w:r>
+        <w:rPr>
+          <w:rFonts w:ascii="Times New Roman" w:hAnsi="Times New Roman"/>
+        </w:rPr>
+        <w:t xml:space="preserve">2.3 </w:t>
+      </w:r>
+      <w:r>
+        <w:rPr>
+          <w:rFonts w:ascii="Times New Roman" w:hAnsi="Times New Roman"/>
+        </w:rPr>
+        <w:t>強化學習與語言模型</w:t>
+      </w:r>
+    </w:p>
+    <w:p>
+      <w:pPr>
+        <w:spacing w:before="40" w:afterLines="50" w:after="120" w:line="360" w:lineRule="auto"/>
+      </w:pPr>
+      <w:r>
+        <w:t>從執行回饋強化學習（</w:t>
+      </w:r>
+      <w:r>
+        <w:t>RLEF / Reinforcement Learning from Execution Feedback</w:t>
+      </w:r>
+      <w:r>
+        <w:t>）是近年新興的</w:t>
+      </w:r>
+      <w:r>
+        <w:t xml:space="preserve"> LLM </w:t>
+      </w:r>
+      <w:r>
+        <w:t>訓練範式，代表性工作如</w:t>
+      </w:r>
+      <w:r>
+        <w:t xml:space="preserve"> CodeRL</w:t>
+      </w:r>
+      <w:r>
+        <w:t>（</w:t>
+      </w:r>
+      <w:r>
+        <w:t>Le et al., 2022</w:t>
+      </w:r>
+      <w:r>
+        <w:t>）、</w:t>
+      </w:r>
+      <w:r>
+        <w:t>RLTF</w:t>
+      </w:r>
+      <w:r>
+        <w:t>（</w:t>
+      </w:r>
+      <w:r>
+        <w:t>Liu et al., 2023</w:t>
+      </w:r>
+      <w:r>
+        <w:t>）等，透過程式碼執行結果作為</w:t>
+      </w:r>
+      <w:r>
+        <w:rPr>
+          <w:rFonts w:hint="eastAsia"/>
+        </w:rPr>
+        <w:t>獎勵信號</w:t>
+      </w:r>
+      <w:r>
+        <w:t xml:space="preserve"> </w:t>
+      </w:r>
+      <w:r>
+        <w:t>微調模型。</w:t>
+      </w:r>
+    </w:p>
+    <w:p>
+      <w:pPr>
+        <w:spacing w:before="40" w:afterLines="50" w:after="120" w:line="360" w:lineRule="auto"/>
+        <w:rPr>
+          <w:rFonts w:hint="eastAsia"/>
+        </w:rPr>
+      </w:pPr>
+      <w:r>
+        <w:t xml:space="preserve">In-Context RL </w:t>
+      </w:r>
+      <w:r>
+        <w:t>則在不修改模型參數的前提下，透過</w:t>
+      </w:r>
+      <w:r>
+        <w:t xml:space="preserve"> prompt </w:t>
+      </w:r>
+      <w:r>
+        <w:t>設計讓</w:t>
+      </w:r>
+      <w:r>
+        <w:t xml:space="preserve"> LLM </w:t>
+      </w:r>
+      <w:r>
+        <w:t>在推理時模擬</w:t>
+      </w:r>
+      <w:r>
+        <w:t xml:space="preserve"> RL </w:t>
+      </w:r>
+      <w:r>
+        <w:t>的決策循環。</w:t>
+      </w:r>
+      <w:r>
+        <w:t>本專案</w:t>
+      </w:r>
+      <w:r>
+        <w:t>採用此框架：</w:t>
+      </w:r>
+      <w:r>
+        <w:t>LLM</w:t>
+      </w:r>
+      <w:r>
+        <w:t>（</w:t>
+      </w:r>
+      <w:r>
+        <w:t>Gemini</w:t>
+      </w:r>
+      <w:r>
+        <w:t>）作為</w:t>
+      </w:r>
+      <w:r>
+        <w:t xml:space="preserve"> Policy</w:t>
+      </w:r>
+      <w:r>
+        <w:t>，</w:t>
+      </w:r>
+      <w:r>
+        <w:t xml:space="preserve">error log </w:t>
+      </w:r>
+      <w:r>
+        <w:t>作為</w:t>
+      </w:r>
+      <w:r>
+        <w:t xml:space="preserve"> State </w:t>
+      </w:r>
+      <w:r>
+        <w:t>的一部分，</w:t>
+      </w:r>
+      <w:r>
+        <w:t xml:space="preserve">function calling </w:t>
+      </w:r>
+      <w:r>
+        <w:t>作為</w:t>
+      </w:r>
+      <w:r>
+        <w:t xml:space="preserve"> Action </w:t>
+      </w:r>
+      <w:r>
+        <w:t>介面，模擬通過與合成通過作為</w:t>
+      </w:r>
+      <w:r>
+        <w:t xml:space="preserve"> Reward signal</w:t>
+      </w:r>
+      <w:r>
+        <w:t>。</w:t>
+      </w:r>
     </w:p>
     <w:p>
       <w:pPr>
         <w:pStyle w:val="1"/>
-        <w:spacing w:before="360" w:after="120"/>
-      </w:pPr>
-      <w:r>
-        <w:rPr>
+        <w:spacing w:before="280" w:afterLines="50" w:after="120"/>
+        <w:rPr>
+          <w:rFonts w:ascii="Times New Roman" w:hAnsi="Times New Roman"/>
+        </w:rPr>
+      </w:pPr>
+      <w:r>
+        <w:rPr>
+          <w:rFonts w:ascii="Times New Roman" w:hAnsi="Times New Roman"/>
           <w:sz w:val="32"/>
           <w:szCs w:val="32"/>
         </w:rPr>
@@ -502,18 +1911,851 @@
     <w:p>
       <w:pPr>
         <w:pStyle w:val="2"/>
-        <w:spacing w:before="240" w:after="80"/>
-      </w:pPr>
-      <w:r>
-        <w:t>3.1 系統架構概覽</w:t>
-      </w:r>
-    </w:p>
-    <w:p>
-      <w:pPr>
-        <w:spacing w:before="80" w:after="80"/>
-      </w:pPr>
-      <w:r>
+        <w:spacing w:before="180" w:afterLines="50" w:after="120"/>
+        <w:rPr>
+          <w:rFonts w:ascii="Times New Roman" w:hAnsi="Times New Roman"/>
+        </w:rPr>
+      </w:pPr>
+      <w:r>
+        <w:rPr>
+          <w:rFonts w:ascii="Times New Roman" w:hAnsi="Times New Roman"/>
+        </w:rPr>
+        <w:t xml:space="preserve">3.1 </w:t>
+      </w:r>
+      <w:r>
+        <w:rPr>
+          <w:rFonts w:ascii="Times New Roman" w:hAnsi="Times New Roman"/>
+        </w:rPr>
+        <w:t>系統架構概覽</w:t>
+      </w:r>
+    </w:p>
+    <w:p>
+      <w:pPr>
+        <w:spacing w:before="40" w:afterLines="50" w:after="120" w:line="360" w:lineRule="auto"/>
+        <w:rPr>
+          <w:rFonts w:hint="eastAsia"/>
+        </w:rPr>
+      </w:pPr>
+      <w:r>
+        <w:lastRenderedPageBreak/>
         <w:t>系統分為六個模組，各有明確的單一職責：</w:t>
+      </w:r>
+    </w:p>
+    <w:tbl>
+      <w:tblPr>
+        <w:tblW w:w="9360" w:type="dxa"/>
+        <w:tblBorders>
+          <w:top w:val="single" w:sz="4" w:space="0" w:color="auto"/>
+          <w:left w:val="single" w:sz="4" w:space="0" w:color="auto"/>
+          <w:bottom w:val="single" w:sz="4" w:space="0" w:color="auto"/>
+          <w:right w:val="single" w:sz="4" w:space="0" w:color="auto"/>
+          <w:insideH w:val="single" w:sz="4" w:space="0" w:color="auto"/>
+          <w:insideV w:val="single" w:sz="4" w:space="0" w:color="auto"/>
+        </w:tblBorders>
+        <w:tblLayout w:type="fixed"/>
+        <w:tblCellMar>
+          <w:left w:w="10" w:type="dxa"/>
+          <w:right w:w="10" w:type="dxa"/>
+        </w:tblCellMar>
+        <w:tblLook w:val="04A0" w:firstRow="1" w:lastRow="0" w:firstColumn="1" w:lastColumn="0" w:noHBand="0" w:noVBand="1"/>
+      </w:tblPr>
+      <w:tblGrid>
+        <w:gridCol w:w="2126"/>
+        <w:gridCol w:w="7234"/>
+      </w:tblGrid>
+      <w:tr>
+        <w:tblPrEx>
+          <w:tblCellMar>
+            <w:top w:w="0" w:type="dxa"/>
+            <w:bottom w:w="0" w:type="dxa"/>
+          </w:tblCellMar>
+        </w:tblPrEx>
+        <w:trPr>
+          <w:cantSplit/>
+        </w:trPr>
+        <w:tc>
+          <w:tcPr>
+            <w:tcW w:w="2126" w:type="dxa"/>
+            <w:tcBorders>
+              <w:top w:val="single" w:sz="1" w:space="0" w:color="999999"/>
+              <w:left w:val="single" w:sz="1" w:space="0" w:color="999999"/>
+              <w:bottom w:val="single" w:sz="1" w:space="0" w:color="999999"/>
+              <w:right w:val="single" w:sz="1" w:space="0" w:color="999999"/>
+            </w:tcBorders>
+            <w:shd w:val="clear" w:color="auto" w:fill="D9E2F3"/>
+            <w:tcMar>
+              <w:top w:w="60" w:type="dxa"/>
+              <w:left w:w="100" w:type="dxa"/>
+              <w:bottom w:w="60" w:type="dxa"/>
+              <w:right w:w="100" w:type="dxa"/>
+            </w:tcMar>
+          </w:tcPr>
+          <w:p>
+            <w:pPr>
+              <w:spacing w:afterLines="50" w:after="120"/>
+            </w:pPr>
+            <w:r>
+              <w:rPr>
+                <w:b/>
+                <w:bCs/>
+                <w:sz w:val="22"/>
+                <w:szCs w:val="22"/>
+              </w:rPr>
+              <w:t>模組</w:t>
+            </w:r>
+          </w:p>
+        </w:tc>
+        <w:tc>
+          <w:tcPr>
+            <w:tcW w:w="7234" w:type="dxa"/>
+            <w:tcBorders>
+              <w:top w:val="single" w:sz="1" w:space="0" w:color="999999"/>
+              <w:left w:val="single" w:sz="1" w:space="0" w:color="999999"/>
+              <w:bottom w:val="single" w:sz="1" w:space="0" w:color="999999"/>
+              <w:right w:val="single" w:sz="1" w:space="0" w:color="999999"/>
+            </w:tcBorders>
+            <w:shd w:val="clear" w:color="auto" w:fill="D9E2F3"/>
+            <w:tcMar>
+              <w:top w:w="60" w:type="dxa"/>
+              <w:left w:w="100" w:type="dxa"/>
+              <w:bottom w:w="60" w:type="dxa"/>
+              <w:right w:w="100" w:type="dxa"/>
+            </w:tcMar>
+          </w:tcPr>
+          <w:p>
+            <w:pPr>
+              <w:spacing w:afterLines="50" w:after="120"/>
+            </w:pPr>
+            <w:r>
+              <w:rPr>
+                <w:b/>
+                <w:bCs/>
+                <w:sz w:val="22"/>
+                <w:szCs w:val="22"/>
+              </w:rPr>
+              <w:t>職責</w:t>
+            </w:r>
+          </w:p>
+        </w:tc>
+      </w:tr>
+      <w:tr>
+        <w:tblPrEx>
+          <w:tblCellMar>
+            <w:top w:w="0" w:type="dxa"/>
+            <w:bottom w:w="0" w:type="dxa"/>
+          </w:tblCellMar>
+        </w:tblPrEx>
+        <w:trPr>
+          <w:cantSplit/>
+        </w:trPr>
+        <w:tc>
+          <w:tcPr>
+            <w:tcW w:w="2126" w:type="dxa"/>
+            <w:tcBorders>
+              <w:top w:val="single" w:sz="1" w:space="0" w:color="999999"/>
+              <w:left w:val="single" w:sz="1" w:space="0" w:color="999999"/>
+              <w:bottom w:val="single" w:sz="1" w:space="0" w:color="999999"/>
+              <w:right w:val="single" w:sz="1" w:space="0" w:color="999999"/>
+            </w:tcBorders>
+            <w:shd w:val="clear" w:color="auto" w:fill="FFFFFF"/>
+            <w:tcMar>
+              <w:top w:w="60" w:type="dxa"/>
+              <w:left w:w="100" w:type="dxa"/>
+              <w:bottom w:w="60" w:type="dxa"/>
+              <w:right w:w="100" w:type="dxa"/>
+            </w:tcMar>
+          </w:tcPr>
+          <w:p>
+            <w:pPr>
+              <w:spacing w:afterLines="50" w:after="120"/>
+            </w:pPr>
+            <w:r>
+              <w:rPr>
+                <w:sz w:val="22"/>
+                <w:szCs w:val="22"/>
+              </w:rPr>
+              <w:t>agent/task.py</w:t>
+            </w:r>
+          </w:p>
+        </w:tc>
+        <w:tc>
+          <w:tcPr>
+            <w:tcW w:w="7234" w:type="dxa"/>
+            <w:tcBorders>
+              <w:top w:val="single" w:sz="1" w:space="0" w:color="999999"/>
+              <w:left w:val="single" w:sz="1" w:space="0" w:color="999999"/>
+              <w:bottom w:val="single" w:sz="1" w:space="0" w:color="999999"/>
+              <w:right w:val="single" w:sz="1" w:space="0" w:color="999999"/>
+            </w:tcBorders>
+            <w:shd w:val="clear" w:color="auto" w:fill="FFFFFF"/>
+            <w:tcMar>
+              <w:top w:w="60" w:type="dxa"/>
+              <w:left w:w="100" w:type="dxa"/>
+              <w:bottom w:w="60" w:type="dxa"/>
+              <w:right w:w="100" w:type="dxa"/>
+            </w:tcMar>
+          </w:tcPr>
+          <w:p>
+            <w:pPr>
+              <w:spacing w:afterLines="50" w:after="120"/>
+            </w:pPr>
+            <w:r>
+              <w:rPr>
+                <w:sz w:val="22"/>
+                <w:szCs w:val="22"/>
+              </w:rPr>
+              <w:t xml:space="preserve">Task </w:t>
+            </w:r>
+            <w:r>
+              <w:rPr>
+                <w:sz w:val="22"/>
+                <w:szCs w:val="22"/>
+              </w:rPr>
+              <w:t>配置的單一來源：資料集路徑、</w:t>
+            </w:r>
+            <w:r>
+              <w:rPr>
+                <w:sz w:val="22"/>
+                <w:szCs w:val="22"/>
+              </w:rPr>
+              <w:t>system prompt</w:t>
+            </w:r>
+            <w:r>
+              <w:rPr>
+                <w:sz w:val="22"/>
+                <w:szCs w:val="22"/>
+              </w:rPr>
+              <w:t>、任務名稱</w:t>
+            </w:r>
+          </w:p>
+        </w:tc>
+      </w:tr>
+      <w:tr>
+        <w:tblPrEx>
+          <w:tblCellMar>
+            <w:top w:w="0" w:type="dxa"/>
+            <w:bottom w:w="0" w:type="dxa"/>
+          </w:tblCellMar>
+        </w:tblPrEx>
+        <w:trPr>
+          <w:cantSplit/>
+        </w:trPr>
+        <w:tc>
+          <w:tcPr>
+            <w:tcW w:w="2126" w:type="dxa"/>
+            <w:tcBorders>
+              <w:top w:val="single" w:sz="1" w:space="0" w:color="999999"/>
+              <w:left w:val="single" w:sz="1" w:space="0" w:color="999999"/>
+              <w:bottom w:val="single" w:sz="1" w:space="0" w:color="999999"/>
+              <w:right w:val="single" w:sz="1" w:space="0" w:color="999999"/>
+            </w:tcBorders>
+            <w:shd w:val="clear" w:color="auto" w:fill="FFFFFF"/>
+            <w:tcMar>
+              <w:top w:w="60" w:type="dxa"/>
+              <w:left w:w="100" w:type="dxa"/>
+              <w:bottom w:w="60" w:type="dxa"/>
+              <w:right w:w="100" w:type="dxa"/>
+            </w:tcMar>
+          </w:tcPr>
+          <w:p>
+            <w:pPr>
+              <w:spacing w:afterLines="50" w:after="120"/>
+            </w:pPr>
+            <w:r>
+              <w:rPr>
+                <w:sz w:val="22"/>
+                <w:szCs w:val="22"/>
+              </w:rPr>
+              <w:t>agent/tools.py</w:t>
+            </w:r>
+          </w:p>
+        </w:tc>
+        <w:tc>
+          <w:tcPr>
+            <w:tcW w:w="7234" w:type="dxa"/>
+            <w:tcBorders>
+              <w:top w:val="single" w:sz="1" w:space="0" w:color="999999"/>
+              <w:left w:val="single" w:sz="1" w:space="0" w:color="999999"/>
+              <w:bottom w:val="single" w:sz="1" w:space="0" w:color="999999"/>
+              <w:right w:val="single" w:sz="1" w:space="0" w:color="999999"/>
+            </w:tcBorders>
+            <w:shd w:val="clear" w:color="auto" w:fill="FFFFFF"/>
+            <w:tcMar>
+              <w:top w:w="60" w:type="dxa"/>
+              <w:left w:w="100" w:type="dxa"/>
+              <w:bottom w:w="60" w:type="dxa"/>
+              <w:right w:w="100" w:type="dxa"/>
+            </w:tcMar>
+          </w:tcPr>
+          <w:p>
+            <w:pPr>
+              <w:spacing w:afterLines="50" w:after="120"/>
+            </w:pPr>
+            <w:r>
+              <w:rPr>
+                <w:sz w:val="22"/>
+                <w:szCs w:val="22"/>
+              </w:rPr>
+              <w:t xml:space="preserve">subprocess </w:t>
+            </w:r>
+            <w:r>
+              <w:rPr>
+                <w:sz w:val="22"/>
+                <w:szCs w:val="22"/>
+              </w:rPr>
+              <w:t>工具層：</w:t>
+            </w:r>
+            <w:r>
+              <w:rPr>
+                <w:sz w:val="22"/>
+                <w:szCs w:val="22"/>
+              </w:rPr>
+              <w:t>iverilog</w:t>
+            </w:r>
+            <w:r>
+              <w:rPr>
+                <w:sz w:val="22"/>
+                <w:szCs w:val="22"/>
+              </w:rPr>
+              <w:t>、</w:t>
+            </w:r>
+            <w:r>
+              <w:rPr>
+                <w:sz w:val="22"/>
+                <w:szCs w:val="22"/>
+              </w:rPr>
+              <w:t>vvp</w:t>
+            </w:r>
+            <w:r>
+              <w:rPr>
+                <w:sz w:val="22"/>
+                <w:szCs w:val="22"/>
+              </w:rPr>
+              <w:t>、</w:t>
+            </w:r>
+            <w:r>
+              <w:rPr>
+                <w:sz w:val="22"/>
+                <w:szCs w:val="22"/>
+              </w:rPr>
+              <w:t xml:space="preserve">yosys </w:t>
+            </w:r>
+            <w:r>
+              <w:rPr>
+                <w:sz w:val="22"/>
+                <w:szCs w:val="22"/>
+              </w:rPr>
+              <w:t>的呼叫與結果解析</w:t>
+            </w:r>
+          </w:p>
+        </w:tc>
+      </w:tr>
+      <w:tr>
+        <w:tblPrEx>
+          <w:tblCellMar>
+            <w:top w:w="0" w:type="dxa"/>
+            <w:bottom w:w="0" w:type="dxa"/>
+          </w:tblCellMar>
+        </w:tblPrEx>
+        <w:trPr>
+          <w:cantSplit/>
+        </w:trPr>
+        <w:tc>
+          <w:tcPr>
+            <w:tcW w:w="2126" w:type="dxa"/>
+            <w:tcBorders>
+              <w:top w:val="single" w:sz="1" w:space="0" w:color="999999"/>
+              <w:left w:val="single" w:sz="1" w:space="0" w:color="999999"/>
+              <w:bottom w:val="single" w:sz="1" w:space="0" w:color="999999"/>
+              <w:right w:val="single" w:sz="1" w:space="0" w:color="999999"/>
+            </w:tcBorders>
+            <w:shd w:val="clear" w:color="auto" w:fill="FFFFFF"/>
+            <w:tcMar>
+              <w:top w:w="60" w:type="dxa"/>
+              <w:left w:w="100" w:type="dxa"/>
+              <w:bottom w:w="60" w:type="dxa"/>
+              <w:right w:w="100" w:type="dxa"/>
+            </w:tcMar>
+          </w:tcPr>
+          <w:p>
+            <w:pPr>
+              <w:spacing w:afterLines="50" w:after="120"/>
+            </w:pPr>
+            <w:r>
+              <w:rPr>
+                <w:sz w:val="22"/>
+                <w:szCs w:val="22"/>
+              </w:rPr>
+              <w:t>agent/prompts.py</w:t>
+            </w:r>
+          </w:p>
+        </w:tc>
+        <w:tc>
+          <w:tcPr>
+            <w:tcW w:w="7234" w:type="dxa"/>
+            <w:tcBorders>
+              <w:top w:val="single" w:sz="1" w:space="0" w:color="999999"/>
+              <w:left w:val="single" w:sz="1" w:space="0" w:color="999999"/>
+              <w:bottom w:val="single" w:sz="1" w:space="0" w:color="999999"/>
+              <w:right w:val="single" w:sz="1" w:space="0" w:color="999999"/>
+            </w:tcBorders>
+            <w:shd w:val="clear" w:color="auto" w:fill="FFFFFF"/>
+            <w:tcMar>
+              <w:top w:w="60" w:type="dxa"/>
+              <w:left w:w="100" w:type="dxa"/>
+              <w:bottom w:w="60" w:type="dxa"/>
+              <w:right w:w="100" w:type="dxa"/>
+            </w:tcMar>
+          </w:tcPr>
+          <w:p>
+            <w:pPr>
+              <w:spacing w:afterLines="50" w:after="120"/>
+            </w:pPr>
+            <w:r>
+              <w:rPr>
+                <w:sz w:val="22"/>
+                <w:szCs w:val="22"/>
+              </w:rPr>
+              <w:t xml:space="preserve">LLM </w:t>
+            </w:r>
+            <w:r>
+              <w:rPr>
+                <w:sz w:val="22"/>
+                <w:szCs w:val="22"/>
+              </w:rPr>
+              <w:t>導向文字：</w:t>
+            </w:r>
+            <w:r>
+              <w:rPr>
+                <w:sz w:val="22"/>
+                <w:szCs w:val="22"/>
+              </w:rPr>
+              <w:t>system prompt</w:t>
+            </w:r>
+            <w:r>
+              <w:rPr>
+                <w:sz w:val="22"/>
+                <w:szCs w:val="22"/>
+              </w:rPr>
+              <w:t>、</w:t>
+            </w:r>
+            <w:r>
+              <w:rPr>
+                <w:sz w:val="22"/>
+                <w:szCs w:val="22"/>
+              </w:rPr>
+              <w:t xml:space="preserve">DEBUG_HINTS </w:t>
+            </w:r>
+            <w:r>
+              <w:rPr>
+                <w:sz w:val="22"/>
+                <w:szCs w:val="22"/>
+              </w:rPr>
+              <w:t>診斷提示清單</w:t>
+            </w:r>
+          </w:p>
+        </w:tc>
+      </w:tr>
+      <w:tr>
+        <w:tblPrEx>
+          <w:tblCellMar>
+            <w:top w:w="0" w:type="dxa"/>
+            <w:bottom w:w="0" w:type="dxa"/>
+          </w:tblCellMar>
+        </w:tblPrEx>
+        <w:trPr>
+          <w:cantSplit/>
+        </w:trPr>
+        <w:tc>
+          <w:tcPr>
+            <w:tcW w:w="2126" w:type="dxa"/>
+            <w:tcBorders>
+              <w:top w:val="single" w:sz="1" w:space="0" w:color="999999"/>
+              <w:left w:val="single" w:sz="1" w:space="0" w:color="999999"/>
+              <w:bottom w:val="single" w:sz="1" w:space="0" w:color="999999"/>
+              <w:right w:val="single" w:sz="1" w:space="0" w:color="999999"/>
+            </w:tcBorders>
+            <w:shd w:val="clear" w:color="auto" w:fill="FFFFFF"/>
+            <w:tcMar>
+              <w:top w:w="60" w:type="dxa"/>
+              <w:left w:w="100" w:type="dxa"/>
+              <w:bottom w:w="60" w:type="dxa"/>
+              <w:right w:w="100" w:type="dxa"/>
+            </w:tcMar>
+          </w:tcPr>
+          <w:p>
+            <w:pPr>
+              <w:spacing w:afterLines="50" w:after="120"/>
+            </w:pPr>
+            <w:r>
+              <w:rPr>
+                <w:sz w:val="22"/>
+                <w:szCs w:val="22"/>
+              </w:rPr>
+              <w:t>agent/agent.py</w:t>
+            </w:r>
+          </w:p>
+        </w:tc>
+        <w:tc>
+          <w:tcPr>
+            <w:tcW w:w="7234" w:type="dxa"/>
+            <w:tcBorders>
+              <w:top w:val="single" w:sz="1" w:space="0" w:color="999999"/>
+              <w:left w:val="single" w:sz="1" w:space="0" w:color="999999"/>
+              <w:bottom w:val="single" w:sz="1" w:space="0" w:color="999999"/>
+              <w:right w:val="single" w:sz="1" w:space="0" w:color="999999"/>
+            </w:tcBorders>
+            <w:shd w:val="clear" w:color="auto" w:fill="FFFFFF"/>
+            <w:tcMar>
+              <w:top w:w="60" w:type="dxa"/>
+              <w:left w:w="100" w:type="dxa"/>
+              <w:bottom w:w="60" w:type="dxa"/>
+              <w:right w:w="100" w:type="dxa"/>
+            </w:tcMar>
+          </w:tcPr>
+          <w:p>
+            <w:pPr>
+              <w:spacing w:afterLines="50" w:after="120"/>
+            </w:pPr>
+            <w:r>
+              <w:rPr>
+                <w:sz w:val="22"/>
+                <w:szCs w:val="22"/>
+              </w:rPr>
+              <w:t xml:space="preserve">Gemini </w:t>
+            </w:r>
+            <w:r>
+              <w:rPr>
+                <w:sz w:val="22"/>
+                <w:szCs w:val="22"/>
+              </w:rPr>
+              <w:t>多輪對話主迴圈：</w:t>
+            </w:r>
+            <w:r>
+              <w:rPr>
+                <w:sz w:val="22"/>
+                <w:szCs w:val="22"/>
+              </w:rPr>
+              <w:t>function dispatch</w:t>
+            </w:r>
+            <w:r>
+              <w:rPr>
+                <w:sz w:val="22"/>
+                <w:szCs w:val="22"/>
+              </w:rPr>
+              <w:t>、</w:t>
+            </w:r>
+            <w:r>
+              <w:rPr>
+                <w:sz w:val="22"/>
+                <w:szCs w:val="22"/>
+              </w:rPr>
+              <w:t xml:space="preserve">Episode </w:t>
+            </w:r>
+            <w:r>
+              <w:rPr>
+                <w:sz w:val="22"/>
+                <w:szCs w:val="22"/>
+              </w:rPr>
+              <w:t>狀態追蹤</w:t>
+            </w:r>
+          </w:p>
+        </w:tc>
+      </w:tr>
+      <w:tr>
+        <w:tblPrEx>
+          <w:tblCellMar>
+            <w:top w:w="0" w:type="dxa"/>
+            <w:bottom w:w="0" w:type="dxa"/>
+          </w:tblCellMar>
+        </w:tblPrEx>
+        <w:trPr>
+          <w:cantSplit/>
+        </w:trPr>
+        <w:tc>
+          <w:tcPr>
+            <w:tcW w:w="2126" w:type="dxa"/>
+            <w:tcBorders>
+              <w:top w:val="single" w:sz="1" w:space="0" w:color="999999"/>
+              <w:left w:val="single" w:sz="1" w:space="0" w:color="999999"/>
+              <w:bottom w:val="single" w:sz="1" w:space="0" w:color="999999"/>
+              <w:right w:val="single" w:sz="1" w:space="0" w:color="999999"/>
+            </w:tcBorders>
+            <w:shd w:val="clear" w:color="auto" w:fill="FFFFFF"/>
+            <w:tcMar>
+              <w:top w:w="60" w:type="dxa"/>
+              <w:left w:w="100" w:type="dxa"/>
+              <w:bottom w:w="60" w:type="dxa"/>
+              <w:right w:w="100" w:type="dxa"/>
+            </w:tcMar>
+          </w:tcPr>
+          <w:p>
+            <w:pPr>
+              <w:spacing w:afterLines="50" w:after="120"/>
+            </w:pPr>
+            <w:r>
+              <w:rPr>
+                <w:sz w:val="22"/>
+                <w:szCs w:val="22"/>
+              </w:rPr>
+              <w:t>agent/dataset.py</w:t>
+            </w:r>
+          </w:p>
+        </w:tc>
+        <w:tc>
+          <w:tcPr>
+            <w:tcW w:w="7234" w:type="dxa"/>
+            <w:tcBorders>
+              <w:top w:val="single" w:sz="1" w:space="0" w:color="999999"/>
+              <w:left w:val="single" w:sz="1" w:space="0" w:color="999999"/>
+              <w:bottom w:val="single" w:sz="1" w:space="0" w:color="999999"/>
+              <w:right w:val="single" w:sz="1" w:space="0" w:color="999999"/>
+            </w:tcBorders>
+            <w:shd w:val="clear" w:color="auto" w:fill="FFFFFF"/>
+            <w:tcMar>
+              <w:top w:w="60" w:type="dxa"/>
+              <w:left w:w="100" w:type="dxa"/>
+              <w:bottom w:w="60" w:type="dxa"/>
+              <w:right w:w="100" w:type="dxa"/>
+            </w:tcMar>
+          </w:tcPr>
+          <w:p>
+            <w:pPr>
+              <w:spacing w:afterLines="50" w:after="120"/>
+            </w:pPr>
+            <w:r>
+              <w:rPr>
+                <w:sz w:val="22"/>
+                <w:szCs w:val="22"/>
+              </w:rPr>
+              <w:t>檔案</w:t>
+            </w:r>
+            <w:r>
+              <w:rPr>
+                <w:sz w:val="22"/>
+                <w:szCs w:val="22"/>
+              </w:rPr>
+              <w:t xml:space="preserve"> I/O</w:t>
+            </w:r>
+            <w:r>
+              <w:rPr>
+                <w:sz w:val="22"/>
+                <w:szCs w:val="22"/>
+              </w:rPr>
+              <w:t>：題目讀取、</w:t>
+            </w:r>
+            <w:r>
+              <w:rPr>
+                <w:sz w:val="22"/>
+                <w:szCs w:val="22"/>
+              </w:rPr>
+              <w:t xml:space="preserve">outputs/ </w:t>
+            </w:r>
+            <w:r>
+              <w:rPr>
+                <w:sz w:val="22"/>
+                <w:szCs w:val="22"/>
+              </w:rPr>
+              <w:t>輸出儲存</w:t>
+            </w:r>
+          </w:p>
+        </w:tc>
+      </w:tr>
+      <w:tr>
+        <w:tblPrEx>
+          <w:tblCellMar>
+            <w:top w:w="0" w:type="dxa"/>
+            <w:bottom w:w="0" w:type="dxa"/>
+          </w:tblCellMar>
+        </w:tblPrEx>
+        <w:trPr>
+          <w:cantSplit/>
+        </w:trPr>
+        <w:tc>
+          <w:tcPr>
+            <w:tcW w:w="2126" w:type="dxa"/>
+            <w:tcBorders>
+              <w:top w:val="single" w:sz="1" w:space="0" w:color="999999"/>
+              <w:left w:val="single" w:sz="1" w:space="0" w:color="999999"/>
+              <w:bottom w:val="single" w:sz="1" w:space="0" w:color="999999"/>
+              <w:right w:val="single" w:sz="1" w:space="0" w:color="999999"/>
+            </w:tcBorders>
+            <w:shd w:val="clear" w:color="auto" w:fill="FFFFFF"/>
+            <w:tcMar>
+              <w:top w:w="60" w:type="dxa"/>
+              <w:left w:w="100" w:type="dxa"/>
+              <w:bottom w:w="60" w:type="dxa"/>
+              <w:right w:w="100" w:type="dxa"/>
+            </w:tcMar>
+          </w:tcPr>
+          <w:p>
+            <w:pPr>
+              <w:spacing w:afterLines="50" w:after="120"/>
+            </w:pPr>
+            <w:r>
+              <w:rPr>
+                <w:sz w:val="22"/>
+                <w:szCs w:val="22"/>
+              </w:rPr>
+              <w:t>evaluate.py</w:t>
+            </w:r>
+          </w:p>
+        </w:tc>
+        <w:tc>
+          <w:tcPr>
+            <w:tcW w:w="7234" w:type="dxa"/>
+            <w:tcBorders>
+              <w:top w:val="single" w:sz="1" w:space="0" w:color="999999"/>
+              <w:left w:val="single" w:sz="1" w:space="0" w:color="999999"/>
+              <w:bottom w:val="single" w:sz="1" w:space="0" w:color="999999"/>
+              <w:right w:val="single" w:sz="1" w:space="0" w:color="999999"/>
+            </w:tcBorders>
+            <w:shd w:val="clear" w:color="auto" w:fill="FFFFFF"/>
+            <w:tcMar>
+              <w:top w:w="60" w:type="dxa"/>
+              <w:left w:w="100" w:type="dxa"/>
+              <w:bottom w:w="60" w:type="dxa"/>
+              <w:right w:w="100" w:type="dxa"/>
+            </w:tcMar>
+          </w:tcPr>
+          <w:p>
+            <w:pPr>
+              <w:spacing w:afterLines="50" w:after="120"/>
+            </w:pPr>
+            <w:r>
+              <w:rPr>
+                <w:sz w:val="22"/>
+                <w:szCs w:val="22"/>
+              </w:rPr>
+              <w:t>批次執行器：三組實驗</w:t>
+            </w:r>
+            <w:r>
+              <w:rPr>
+                <w:sz w:val="22"/>
+                <w:szCs w:val="22"/>
+              </w:rPr>
+              <w:t xml:space="preserve"> × </w:t>
+            </w:r>
+            <w:r>
+              <w:rPr>
+                <w:sz w:val="22"/>
+                <w:szCs w:val="22"/>
+              </w:rPr>
+              <w:t>兩種任務，</w:t>
+            </w:r>
+            <w:r>
+              <w:rPr>
+                <w:sz w:val="22"/>
+                <w:szCs w:val="22"/>
+              </w:rPr>
+              <w:t xml:space="preserve">ThreadPoolExecutor </w:t>
+            </w:r>
+            <w:r>
+              <w:rPr>
+                <w:sz w:val="22"/>
+                <w:szCs w:val="22"/>
+              </w:rPr>
+              <w:t>並行</w:t>
+            </w:r>
+          </w:p>
+        </w:tc>
+      </w:tr>
+    </w:tbl>
+    <w:p>
+      <w:pPr>
+        <w:spacing w:before="40" w:afterLines="50" w:after="120" w:line="360" w:lineRule="auto"/>
+      </w:pPr>
+      <w:r>
+        <w:t>整體執行流程如下：</w:t>
+      </w:r>
+      <w:r>
+        <w:t xml:space="preserve">evaluate.py </w:t>
+      </w:r>
+      <w:r>
+        <w:t>讀取題目描述後，呼叫</w:t>
+      </w:r>
+      <w:r>
+        <w:t xml:space="preserve"> run_agent() </w:t>
+      </w:r>
+      <w:r>
+        <w:t>啟動</w:t>
+      </w:r>
+      <w:r>
+        <w:t xml:space="preserve"> Gemini </w:t>
+      </w:r>
+      <w:r>
+        <w:t>多輪對話。</w:t>
+      </w:r>
+      <w:r>
+        <w:t xml:space="preserve">Agent </w:t>
+      </w:r>
+      <w:r>
+        <w:t>依據</w:t>
+      </w:r>
+      <w:r>
+        <w:t xml:space="preserve"> system prompt </w:t>
+      </w:r>
+      <w:r>
+        <w:t>的指引，生成</w:t>
+      </w:r>
+      <w:r>
+        <w:t xml:space="preserve"> Verilog </w:t>
+      </w:r>
+      <w:r>
+        <w:t>程式碼並逐步呼叫</w:t>
+      </w:r>
+      <w:r>
+        <w:t xml:space="preserve"> compile_and_test</w:t>
+      </w:r>
+      <w:r>
+        <w:t>、</w:t>
+      </w:r>
+      <w:r>
+        <w:t xml:space="preserve">synthesize </w:t>
+      </w:r>
+      <w:r>
+        <w:t>等工具，直到兩階段通過或達到嘗試上限。</w:t>
+      </w:r>
+    </w:p>
+    <w:p>
+      <w:pPr>
+        <w:pStyle w:val="2"/>
+        <w:spacing w:before="180" w:afterLines="50" w:after="120"/>
+        <w:rPr>
+          <w:rFonts w:ascii="Times New Roman" w:hAnsi="Times New Roman"/>
+        </w:rPr>
+      </w:pPr>
+      <w:r>
+        <w:rPr>
+          <w:rFonts w:ascii="Times New Roman" w:hAnsi="Times New Roman"/>
+        </w:rPr>
+        <w:t xml:space="preserve">3.2 </w:t>
+      </w:r>
+      <w:r>
+        <w:rPr>
+          <w:rFonts w:ascii="Times New Roman" w:hAnsi="Times New Roman"/>
+        </w:rPr>
+        <w:t>強化學習框架定位</w:t>
+      </w:r>
+    </w:p>
+    <w:p>
+      <w:pPr>
+        <w:spacing w:before="40" w:afterLines="50" w:after="120" w:line="360" w:lineRule="auto"/>
+      </w:pPr>
+      <w:r>
+        <w:t>本系統對應</w:t>
+      </w:r>
+      <w:r>
+        <w:t xml:space="preserve"> MDP</w:t>
+      </w:r>
+      <w:r>
+        <w:t>（</w:t>
+      </w:r>
+      <w:r>
+        <w:t>Markov Decision Process</w:t>
+      </w:r>
+      <w:r>
+        <w:t>）框架如下：</w:t>
       </w:r>
     </w:p>
     <w:tbl>
@@ -563,7 +2805,7 @@
           </w:tcPr>
           <w:p>
             <w:pPr>
-              <w:spacing w:line="240" w:lineRule="auto"/>
+              <w:spacing w:afterLines="50" w:after="120"/>
             </w:pPr>
             <w:r>
               <w:rPr>
@@ -572,7 +2814,16 @@
                 <w:sz w:val="22"/>
                 <w:szCs w:val="22"/>
               </w:rPr>
-              <w:t>模組</w:t>
+              <w:t xml:space="preserve">RL </w:t>
+            </w:r>
+            <w:r>
+              <w:rPr>
+                <w:b/>
+                <w:bCs/>
+                <w:sz w:val="22"/>
+                <w:szCs w:val="22"/>
+              </w:rPr>
+              <w:t>元素</w:t>
             </w:r>
           </w:p>
         </w:tc>
@@ -595,7 +2846,7 @@
           </w:tcPr>
           <w:p>
             <w:pPr>
-              <w:spacing w:line="240" w:lineRule="auto"/>
+              <w:spacing w:afterLines="50" w:after="120"/>
             </w:pPr>
             <w:r>
               <w:rPr>
@@ -604,7 +2855,7 @@
                 <w:sz w:val="22"/>
                 <w:szCs w:val="22"/>
               </w:rPr>
-              <w:t>職責</w:t>
+              <w:t>本系統對應</w:t>
             </w:r>
           </w:p>
         </w:tc>
@@ -632,19 +2883,24 @@
               <w:bottom w:w="60" w:type="dxa"/>
               <w:right w:w="100" w:type="dxa"/>
             </w:tcMar>
-            <w:vAlign w:val="center"/>
           </w:tcPr>
           <w:p>
             <w:pPr>
-              <w:spacing w:line="240" w:lineRule="auto"/>
-              <w:jc w:val="center"/>
+              <w:spacing w:afterLines="50" w:after="120"/>
             </w:pPr>
             <w:r>
               <w:rPr>
                 <w:sz w:val="22"/>
                 <w:szCs w:val="22"/>
               </w:rPr>
-              <w:t>agent/task.py</w:t>
+              <w:t>State</w:t>
+            </w:r>
+            <w:r>
+              <w:rPr>
+                <w:sz w:val="22"/>
+                <w:szCs w:val="22"/>
+              </w:rPr>
+              <w:t>（狀態）</w:t>
             </w:r>
           </w:p>
         </w:tc>
@@ -664,19 +2920,38 @@
               <w:bottom w:w="60" w:type="dxa"/>
               <w:right w:w="100" w:type="dxa"/>
             </w:tcMar>
-            <w:vAlign w:val="center"/>
           </w:tcPr>
           <w:p>
             <w:pPr>
-              <w:spacing w:line="240" w:lineRule="auto"/>
-              <w:jc w:val="center"/>
+              <w:spacing w:afterLines="50" w:after="120"/>
             </w:pPr>
             <w:r>
               <w:rPr>
                 <w:sz w:val="22"/>
                 <w:szCs w:val="22"/>
               </w:rPr>
-              <w:t>Task 配置的單一來源：資料集路徑、system prompt、任務名稱</w:t>
+              <w:t>題目描述</w:t>
+            </w:r>
+            <w:r>
+              <w:rPr>
+                <w:sz w:val="22"/>
+                <w:szCs w:val="22"/>
+              </w:rPr>
+              <w:t xml:space="preserve"> + </w:t>
+            </w:r>
+            <w:r>
+              <w:rPr>
+                <w:sz w:val="22"/>
+                <w:szCs w:val="22"/>
+              </w:rPr>
+              <w:t>當前程式碼</w:t>
+            </w:r>
+            <w:r>
+              <w:rPr>
+                <w:sz w:val="22"/>
+                <w:szCs w:val="22"/>
+              </w:rPr>
+              <w:t xml:space="preserve"> + error_type + error_log + attempt_number</w:t>
             </w:r>
           </w:p>
         </w:tc>
@@ -704,19 +2979,24 @@
               <w:bottom w:w="60" w:type="dxa"/>
               <w:right w:w="100" w:type="dxa"/>
             </w:tcMar>
-            <w:vAlign w:val="center"/>
           </w:tcPr>
           <w:p>
             <w:pPr>
-              <w:spacing w:line="240" w:lineRule="auto"/>
-              <w:jc w:val="center"/>
+              <w:spacing w:afterLines="50" w:after="120"/>
             </w:pPr>
             <w:r>
               <w:rPr>
                 <w:sz w:val="22"/>
                 <w:szCs w:val="22"/>
               </w:rPr>
-              <w:t>agent/tools.py</w:t>
+              <w:t>Action</w:t>
+            </w:r>
+            <w:r>
+              <w:rPr>
+                <w:sz w:val="22"/>
+                <w:szCs w:val="22"/>
+              </w:rPr>
+              <w:t>（動作）</w:t>
             </w:r>
           </w:p>
         </w:tc>
@@ -736,19 +3016,59 @@
               <w:bottom w:w="60" w:type="dxa"/>
               <w:right w:w="100" w:type="dxa"/>
             </w:tcMar>
-            <w:vAlign w:val="center"/>
           </w:tcPr>
           <w:p>
             <w:pPr>
-              <w:spacing w:line="240" w:lineRule="auto"/>
-              <w:jc w:val="center"/>
+              <w:spacing w:afterLines="50" w:after="120"/>
             </w:pPr>
             <w:r>
               <w:rPr>
                 <w:sz w:val="22"/>
                 <w:szCs w:val="22"/>
               </w:rPr>
-              <w:t>subprocess 工具層：iverilog、vvp、yosys 的呼叫與結果解析</w:t>
+              <w:t>生成</w:t>
+            </w:r>
+            <w:r>
+              <w:rPr>
+                <w:sz w:val="22"/>
+                <w:szCs w:val="22"/>
+              </w:rPr>
+              <w:t>/</w:t>
+            </w:r>
+            <w:r>
+              <w:rPr>
+                <w:sz w:val="22"/>
+                <w:szCs w:val="22"/>
+              </w:rPr>
+              <w:t>修改程式碼（文字輸出）</w:t>
+            </w:r>
+            <w:r>
+              <w:rPr>
+                <w:sz w:val="22"/>
+                <w:szCs w:val="22"/>
+              </w:rPr>
+              <w:t xml:space="preserve">+ </w:t>
+            </w:r>
+            <w:r>
+              <w:rPr>
+                <w:sz w:val="22"/>
+                <w:szCs w:val="22"/>
+              </w:rPr>
+              <w:t>呼叫工具（</w:t>
+            </w:r>
+            <w:r>
+              <w:rPr>
+                <w:sz w:val="22"/>
+                <w:szCs w:val="22"/>
+              </w:rPr>
+              <w:t>function calling</w:t>
+            </w:r>
+            <w:r>
+              <w:rPr>
+                <w:sz w:val="22"/>
+                <w:szCs w:val="22"/>
+              </w:rPr>
+              <w:t>）</w:t>
             </w:r>
           </w:p>
         </w:tc>
@@ -776,19 +3096,24 @@
               <w:bottom w:w="60" w:type="dxa"/>
               <w:right w:w="100" w:type="dxa"/>
             </w:tcMar>
-            <w:vAlign w:val="center"/>
           </w:tcPr>
           <w:p>
             <w:pPr>
-              <w:spacing w:line="240" w:lineRule="auto"/>
-              <w:jc w:val="center"/>
+              <w:spacing w:afterLines="50" w:after="120"/>
             </w:pPr>
             <w:r>
               <w:rPr>
                 <w:sz w:val="22"/>
                 <w:szCs w:val="22"/>
               </w:rPr>
-              <w:t>agent/prompts.py</w:t>
+              <w:t>Reward</w:t>
+            </w:r>
+            <w:r>
+              <w:rPr>
+                <w:sz w:val="22"/>
+                <w:szCs w:val="22"/>
+              </w:rPr>
+              <w:t>（獎勵）</w:t>
             </w:r>
           </w:p>
         </w:tc>
@@ -808,19 +3133,52 @@
               <w:bottom w:w="60" w:type="dxa"/>
               <w:right w:w="100" w:type="dxa"/>
             </w:tcMar>
-            <w:vAlign w:val="center"/>
           </w:tcPr>
           <w:p>
             <w:pPr>
-              <w:spacing w:line="240" w:lineRule="auto"/>
-              <w:jc w:val="center"/>
+              <w:spacing w:afterLines="50" w:after="120"/>
             </w:pPr>
             <w:r>
               <w:rPr>
                 <w:sz w:val="22"/>
                 <w:szCs w:val="22"/>
               </w:rPr>
-              <w:t>LLM 導向文字：system prompt、DEBUG_HINTS 診斷提示清單</w:t>
+              <w:t>+1</w:t>
+            </w:r>
+            <w:r>
+              <w:rPr>
+                <w:sz w:val="22"/>
+                <w:szCs w:val="22"/>
+              </w:rPr>
+              <w:t>：</w:t>
+            </w:r>
+            <w:r>
+              <w:rPr>
+                <w:sz w:val="22"/>
+                <w:szCs w:val="22"/>
+              </w:rPr>
+              <w:t>sim_passed AND synth_passed</w:t>
+            </w:r>
+            <w:r>
+              <w:rPr>
+                <w:sz w:val="22"/>
+                <w:szCs w:val="22"/>
+              </w:rPr>
+              <w:t>；</w:t>
+            </w:r>
+            <w:r>
+              <w:rPr>
+                <w:sz w:val="22"/>
+                <w:szCs w:val="22"/>
+              </w:rPr>
+              <w:t>0</w:t>
+            </w:r>
+            <w:r>
+              <w:rPr>
+                <w:sz w:val="22"/>
+                <w:szCs w:val="22"/>
+              </w:rPr>
+              <w:t>：達到上限仍失敗</w:t>
             </w:r>
           </w:p>
         </w:tc>
@@ -848,19 +3206,24 @@
               <w:bottom w:w="60" w:type="dxa"/>
               <w:right w:w="100" w:type="dxa"/>
             </w:tcMar>
-            <w:vAlign w:val="center"/>
           </w:tcPr>
           <w:p>
             <w:pPr>
-              <w:spacing w:line="240" w:lineRule="auto"/>
-              <w:jc w:val="center"/>
+              <w:spacing w:afterLines="50" w:after="120"/>
             </w:pPr>
             <w:r>
               <w:rPr>
                 <w:sz w:val="22"/>
                 <w:szCs w:val="22"/>
               </w:rPr>
-              <w:t>agent/agent.py</w:t>
+              <w:t>Policy</w:t>
+            </w:r>
+            <w:r>
+              <w:rPr>
+                <w:sz w:val="22"/>
+                <w:szCs w:val="22"/>
+              </w:rPr>
+              <w:t>（策略）</w:t>
             </w:r>
           </w:p>
         </w:tc>
@@ -880,19 +3243,38 @@
               <w:bottom w:w="60" w:type="dxa"/>
               <w:right w:w="100" w:type="dxa"/>
             </w:tcMar>
-            <w:vAlign w:val="center"/>
           </w:tcPr>
           <w:p>
             <w:pPr>
-              <w:spacing w:line="240" w:lineRule="auto"/>
-              <w:jc w:val="center"/>
+              <w:spacing w:afterLines="50" w:after="120"/>
             </w:pPr>
             <w:r>
               <w:rPr>
                 <w:sz w:val="22"/>
                 <w:szCs w:val="22"/>
               </w:rPr>
-              <w:t>Gemini 多輪對話主迴圈：function dispatch、Episode 狀態追蹤</w:t>
+              <w:t>Gemini</w:t>
+            </w:r>
+            <w:r>
+              <w:rPr>
+                <w:sz w:val="22"/>
+                <w:szCs w:val="22"/>
+              </w:rPr>
+              <w:t>（</w:t>
+            </w:r>
+            <w:r>
+              <w:rPr>
+                <w:sz w:val="22"/>
+                <w:szCs w:val="22"/>
+              </w:rPr>
+              <w:t>In-Context RL</w:t>
+            </w:r>
+            <w:r>
+              <w:rPr>
+                <w:sz w:val="22"/>
+                <w:szCs w:val="22"/>
+              </w:rPr>
+              <w:t>，不做梯度更新）</w:t>
             </w:r>
           </w:p>
         </w:tc>
@@ -920,19 +3302,24 @@
               <w:bottom w:w="60" w:type="dxa"/>
               <w:right w:w="100" w:type="dxa"/>
             </w:tcMar>
-            <w:vAlign w:val="center"/>
           </w:tcPr>
           <w:p>
             <w:pPr>
-              <w:spacing w:line="240" w:lineRule="auto"/>
-              <w:jc w:val="center"/>
+              <w:spacing w:afterLines="50" w:after="120"/>
             </w:pPr>
             <w:r>
               <w:rPr>
                 <w:sz w:val="22"/>
                 <w:szCs w:val="22"/>
               </w:rPr>
-              <w:t>agent/dataset.py</w:t>
+              <w:t>Episode</w:t>
+            </w:r>
+            <w:r>
+              <w:rPr>
+                <w:sz w:val="22"/>
+                <w:szCs w:val="22"/>
+              </w:rPr>
+              <w:t>（回合）</w:t>
             </w:r>
           </w:p>
         </w:tc>
@@ -952,91 +3339,59 @@
               <w:bottom w:w="60" w:type="dxa"/>
               <w:right w:w="100" w:type="dxa"/>
             </w:tcMar>
-            <w:vAlign w:val="center"/>
           </w:tcPr>
           <w:p>
             <w:pPr>
-              <w:spacing w:line="240" w:lineRule="auto"/>
-              <w:jc w:val="center"/>
+              <w:spacing w:afterLines="50" w:after="120"/>
             </w:pPr>
             <w:r>
               <w:rPr>
                 <w:sz w:val="22"/>
                 <w:szCs w:val="22"/>
               </w:rPr>
-              <w:t>檔案 I/O：題目讀取、outputs/ 輸出儲存</w:t>
-            </w:r>
-          </w:p>
-        </w:tc>
-      </w:tr>
-      <w:tr>
-        <w:tblPrEx>
-          <w:tblCellMar>
-            <w:top w:w="0" w:type="dxa"/>
-            <w:bottom w:w="0" w:type="dxa"/>
-          </w:tblCellMar>
-        </w:tblPrEx>
-        <w:tc>
-          <w:tcPr>
-            <w:tcW w:w="1984" w:type="dxa"/>
-            <w:tcBorders>
-              <w:top w:val="single" w:sz="1" w:space="0" w:color="999999"/>
-              <w:left w:val="single" w:sz="1" w:space="0" w:color="999999"/>
-              <w:bottom w:val="single" w:sz="1" w:space="0" w:color="999999"/>
-              <w:right w:val="single" w:sz="1" w:space="0" w:color="999999"/>
-            </w:tcBorders>
-            <w:shd w:val="clear" w:color="auto" w:fill="FFFFFF"/>
-            <w:tcMar>
-              <w:top w:w="60" w:type="dxa"/>
-              <w:left w:w="100" w:type="dxa"/>
-              <w:bottom w:w="60" w:type="dxa"/>
-              <w:right w:w="100" w:type="dxa"/>
-            </w:tcMar>
-            <w:vAlign w:val="center"/>
-          </w:tcPr>
-          <w:p>
-            <w:pPr>
-              <w:spacing w:line="240" w:lineRule="auto"/>
-              <w:jc w:val="center"/>
-            </w:pPr>
-            <w:r>
-              <w:rPr>
-                <w:sz w:val="22"/>
-                <w:szCs w:val="22"/>
-              </w:rPr>
-              <w:t>evaluate.py</w:t>
-            </w:r>
-          </w:p>
-        </w:tc>
-        <w:tc>
-          <w:tcPr>
-            <w:tcW w:w="7376" w:type="dxa"/>
-            <w:tcBorders>
-              <w:top w:val="single" w:sz="1" w:space="0" w:color="999999"/>
-              <w:left w:val="single" w:sz="1" w:space="0" w:color="999999"/>
-              <w:bottom w:val="single" w:sz="1" w:space="0" w:color="999999"/>
-              <w:right w:val="single" w:sz="1" w:space="0" w:color="999999"/>
-            </w:tcBorders>
-            <w:shd w:val="clear" w:color="auto" w:fill="FFFFFF"/>
-            <w:tcMar>
-              <w:top w:w="60" w:type="dxa"/>
-              <w:left w:w="100" w:type="dxa"/>
-              <w:bottom w:w="60" w:type="dxa"/>
-              <w:right w:w="100" w:type="dxa"/>
-            </w:tcMar>
-            <w:vAlign w:val="center"/>
-          </w:tcPr>
-          <w:p>
-            <w:pPr>
-              <w:spacing w:line="240" w:lineRule="auto"/>
-              <w:jc w:val="center"/>
-            </w:pPr>
-            <w:r>
-              <w:rPr>
-                <w:sz w:val="22"/>
-                <w:szCs w:val="22"/>
-              </w:rPr>
-              <w:t>批次執行器：三組實驗 × 兩種任務，ThreadPoolExecutor 並行</w:t>
+              <w:t>單一</w:t>
+            </w:r>
+            <w:r>
+              <w:rPr>
+                <w:sz w:val="22"/>
+                <w:szCs w:val="22"/>
+              </w:rPr>
+              <w:t xml:space="preserve"> VerilogEval </w:t>
+            </w:r>
+            <w:r>
+              <w:rPr>
+                <w:sz w:val="22"/>
+                <w:szCs w:val="22"/>
+              </w:rPr>
+              <w:t>題目，最多</w:t>
+            </w:r>
+            <w:r>
+              <w:rPr>
+                <w:sz w:val="22"/>
+                <w:szCs w:val="22"/>
+              </w:rPr>
+              <w:t xml:space="preserve"> 5 </w:t>
+            </w:r>
+            <w:r>
+              <w:rPr>
+                <w:sz w:val="22"/>
+                <w:szCs w:val="22"/>
+              </w:rPr>
+              <w:t>次</w:t>
+            </w:r>
+            <w:r>
+              <w:rPr>
+                <w:sz w:val="22"/>
+                <w:szCs w:val="22"/>
+              </w:rPr>
+              <w:t xml:space="preserve"> compile_and_test </w:t>
+            </w:r>
+            <w:r>
+              <w:rPr>
+                <w:sz w:val="22"/>
+                <w:szCs w:val="22"/>
+              </w:rPr>
+              <w:t>嘗試</w:t>
             </w:r>
           </w:p>
         </w:tc>
@@ -1044,464 +3399,81 @@
     </w:tbl>
     <w:p>
       <w:pPr>
-        <w:spacing w:before="40" w:after="40"/>
-      </w:pPr>
-    </w:p>
-    <w:p>
-      <w:pPr>
-        <w:spacing w:before="80" w:after="80"/>
-      </w:pPr>
-      <w:r>
-        <w:t>整體執行流程如下：evaluate.py 讀取題目描述後，呼叫 run_agent() 啟動 Gemini 多輪對話。Agent 依據 system prompt 的指引，生成 Verilog 程式碼並逐步呼叫 compile_and_test、synthesize 等工具，直到兩階段通過或達到嘗試上限。</w:t>
+        <w:spacing w:before="40" w:afterLines="50" w:after="120" w:line="360" w:lineRule="auto"/>
+      </w:pPr>
+      <w:r>
+        <w:t>本系統屬於</w:t>
+      </w:r>
+      <w:r>
+        <w:t xml:space="preserve"> In-Context RL / RLEF</w:t>
+      </w:r>
+      <w:r>
+        <w:t>：</w:t>
+      </w:r>
+      <w:r>
+        <w:t xml:space="preserve">Policy </w:t>
+      </w:r>
+      <w:r>
+        <w:t>無需訓練，直接在推理時透過</w:t>
+      </w:r>
+      <w:r>
+        <w:t xml:space="preserve"> error feedback </w:t>
+      </w:r>
+      <w:r>
+        <w:t>調整生成策略。此設計的主要優點是零訓練成本、可即插即用任何支援</w:t>
+      </w:r>
+      <w:r>
+        <w:t xml:space="preserve"> function calling </w:t>
+      </w:r>
+      <w:r>
+        <w:t>的</w:t>
+      </w:r>
+      <w:r>
+        <w:t xml:space="preserve"> LLM</w:t>
+      </w:r>
+      <w:r>
+        <w:t>。</w:t>
       </w:r>
     </w:p>
     <w:p>
       <w:pPr>
         <w:pStyle w:val="2"/>
-        <w:spacing w:before="240" w:after="80"/>
-      </w:pPr>
-      <w:r>
-        <w:t>3.2 強化學習框架定位</w:t>
-      </w:r>
-    </w:p>
-    <w:p>
-      <w:pPr>
-        <w:spacing w:before="80" w:after="80"/>
-      </w:pPr>
-      <w:r>
-        <w:t>本系統對應 MDP（Markov Decision Process）框架如下：</w:t>
-      </w:r>
-    </w:p>
-    <w:tbl>
-      <w:tblPr>
-        <w:tblW w:w="9360" w:type="dxa"/>
-        <w:tblBorders>
-          <w:top w:val="single" w:sz="4" w:space="0" w:color="auto"/>
-          <w:left w:val="single" w:sz="4" w:space="0" w:color="auto"/>
-          <w:bottom w:val="single" w:sz="4" w:space="0" w:color="auto"/>
-          <w:right w:val="single" w:sz="4" w:space="0" w:color="auto"/>
-          <w:insideH w:val="single" w:sz="4" w:space="0" w:color="auto"/>
-          <w:insideV w:val="single" w:sz="4" w:space="0" w:color="auto"/>
-        </w:tblBorders>
-        <w:tblCellMar>
-          <w:left w:w="10" w:type="dxa"/>
-          <w:right w:w="10" w:type="dxa"/>
-        </w:tblCellMar>
-        <w:tblLook w:val="04A0" w:firstRow="1" w:lastRow="0" w:firstColumn="1" w:lastColumn="0" w:noHBand="0" w:noVBand="1"/>
-      </w:tblPr>
-      <w:tblGrid>
-        <w:gridCol w:w="2800"/>
-        <w:gridCol w:w="6560"/>
-      </w:tblGrid>
-      <w:tr>
-        <w:tblPrEx>
-          <w:tblCellMar>
-            <w:top w:w="0" w:type="dxa"/>
-            <w:bottom w:w="0" w:type="dxa"/>
-          </w:tblCellMar>
-        </w:tblPrEx>
-        <w:tc>
-          <w:tcPr>
-            <w:tcW w:w="2800" w:type="dxa"/>
-            <w:tcBorders>
-              <w:top w:val="single" w:sz="1" w:space="0" w:color="999999"/>
-              <w:left w:val="single" w:sz="1" w:space="0" w:color="999999"/>
-              <w:bottom w:val="single" w:sz="1" w:space="0" w:color="999999"/>
-              <w:right w:val="single" w:sz="1" w:space="0" w:color="999999"/>
-            </w:tcBorders>
-            <w:shd w:val="clear" w:color="auto" w:fill="D9E2F3"/>
-            <w:tcMar>
-              <w:top w:w="60" w:type="dxa"/>
-              <w:left w:w="100" w:type="dxa"/>
-              <w:bottom w:w="60" w:type="dxa"/>
-              <w:right w:w="100" w:type="dxa"/>
-            </w:tcMar>
-          </w:tcPr>
-          <w:p>
-            <w:r>
-              <w:rPr>
-                <w:b/>
-                <w:bCs/>
-                <w:sz w:val="22"/>
-                <w:szCs w:val="22"/>
-              </w:rPr>
-              <w:t>RL 元素</w:t>
-            </w:r>
-          </w:p>
-        </w:tc>
-        <w:tc>
-          <w:tcPr>
-            <w:tcW w:w="6560" w:type="dxa"/>
-            <w:tcBorders>
-              <w:top w:val="single" w:sz="1" w:space="0" w:color="999999"/>
-              <w:left w:val="single" w:sz="1" w:space="0" w:color="999999"/>
-              <w:bottom w:val="single" w:sz="1" w:space="0" w:color="999999"/>
-              <w:right w:val="single" w:sz="1" w:space="0" w:color="999999"/>
-            </w:tcBorders>
-            <w:shd w:val="clear" w:color="auto" w:fill="D9E2F3"/>
-            <w:tcMar>
-              <w:top w:w="60" w:type="dxa"/>
-              <w:left w:w="100" w:type="dxa"/>
-              <w:bottom w:w="60" w:type="dxa"/>
-              <w:right w:w="100" w:type="dxa"/>
-            </w:tcMar>
-          </w:tcPr>
-          <w:p>
-            <w:r>
-              <w:rPr>
-                <w:b/>
-                <w:bCs/>
-                <w:sz w:val="22"/>
-                <w:szCs w:val="22"/>
-              </w:rPr>
-              <w:t>本系統對應</w:t>
-            </w:r>
-          </w:p>
-        </w:tc>
-      </w:tr>
-      <w:tr>
-        <w:tblPrEx>
-          <w:tblCellMar>
-            <w:top w:w="0" w:type="dxa"/>
-            <w:bottom w:w="0" w:type="dxa"/>
-          </w:tblCellMar>
-        </w:tblPrEx>
-        <w:tc>
-          <w:tcPr>
-            <w:tcW w:w="2800" w:type="dxa"/>
-            <w:tcBorders>
-              <w:top w:val="single" w:sz="1" w:space="0" w:color="999999"/>
-              <w:left w:val="single" w:sz="1" w:space="0" w:color="999999"/>
-              <w:bottom w:val="single" w:sz="1" w:space="0" w:color="999999"/>
-              <w:right w:val="single" w:sz="1" w:space="0" w:color="999999"/>
-            </w:tcBorders>
-            <w:shd w:val="clear" w:color="auto" w:fill="FFFFFF"/>
-            <w:tcMar>
-              <w:top w:w="60" w:type="dxa"/>
-              <w:left w:w="100" w:type="dxa"/>
-              <w:bottom w:w="60" w:type="dxa"/>
-              <w:right w:w="100" w:type="dxa"/>
-            </w:tcMar>
-          </w:tcPr>
-          <w:p>
-            <w:r>
-              <w:rPr>
-                <w:sz w:val="22"/>
-                <w:szCs w:val="22"/>
-              </w:rPr>
-              <w:t>State（狀態）</w:t>
-            </w:r>
-          </w:p>
-        </w:tc>
-        <w:tc>
-          <w:tcPr>
-            <w:tcW w:w="6560" w:type="dxa"/>
-            <w:tcBorders>
-              <w:top w:val="single" w:sz="1" w:space="0" w:color="999999"/>
-              <w:left w:val="single" w:sz="1" w:space="0" w:color="999999"/>
-              <w:bottom w:val="single" w:sz="1" w:space="0" w:color="999999"/>
-              <w:right w:val="single" w:sz="1" w:space="0" w:color="999999"/>
-            </w:tcBorders>
-            <w:shd w:val="clear" w:color="auto" w:fill="FFFFFF"/>
-            <w:tcMar>
-              <w:top w:w="60" w:type="dxa"/>
-              <w:left w:w="100" w:type="dxa"/>
-              <w:bottom w:w="60" w:type="dxa"/>
-              <w:right w:w="100" w:type="dxa"/>
-            </w:tcMar>
-          </w:tcPr>
-          <w:p>
-            <w:r>
-              <w:rPr>
-                <w:sz w:val="22"/>
-                <w:szCs w:val="22"/>
-              </w:rPr>
-              <w:t>題目描述 + 當前程式碼 + error_type + error_log + attempt_number</w:t>
-            </w:r>
-          </w:p>
-        </w:tc>
-      </w:tr>
-      <w:tr>
-        <w:tblPrEx>
-          <w:tblCellMar>
-            <w:top w:w="0" w:type="dxa"/>
-            <w:bottom w:w="0" w:type="dxa"/>
-          </w:tblCellMar>
-        </w:tblPrEx>
-        <w:tc>
-          <w:tcPr>
-            <w:tcW w:w="2800" w:type="dxa"/>
-            <w:tcBorders>
-              <w:top w:val="single" w:sz="1" w:space="0" w:color="999999"/>
-              <w:left w:val="single" w:sz="1" w:space="0" w:color="999999"/>
-              <w:bottom w:val="single" w:sz="1" w:space="0" w:color="999999"/>
-              <w:right w:val="single" w:sz="1" w:space="0" w:color="999999"/>
-            </w:tcBorders>
-            <w:shd w:val="clear" w:color="auto" w:fill="FFFFFF"/>
-            <w:tcMar>
-              <w:top w:w="60" w:type="dxa"/>
-              <w:left w:w="100" w:type="dxa"/>
-              <w:bottom w:w="60" w:type="dxa"/>
-              <w:right w:w="100" w:type="dxa"/>
-            </w:tcMar>
-          </w:tcPr>
-          <w:p>
-            <w:r>
-              <w:rPr>
-                <w:sz w:val="22"/>
-                <w:szCs w:val="22"/>
-              </w:rPr>
-              <w:t>Action（動作）</w:t>
-            </w:r>
-          </w:p>
-        </w:tc>
-        <w:tc>
-          <w:tcPr>
-            <w:tcW w:w="6560" w:type="dxa"/>
-            <w:tcBorders>
-              <w:top w:val="single" w:sz="1" w:space="0" w:color="999999"/>
-              <w:left w:val="single" w:sz="1" w:space="0" w:color="999999"/>
-              <w:bottom w:val="single" w:sz="1" w:space="0" w:color="999999"/>
-              <w:right w:val="single" w:sz="1" w:space="0" w:color="999999"/>
-            </w:tcBorders>
-            <w:shd w:val="clear" w:color="auto" w:fill="FFFFFF"/>
-            <w:tcMar>
-              <w:top w:w="60" w:type="dxa"/>
-              <w:left w:w="100" w:type="dxa"/>
-              <w:bottom w:w="60" w:type="dxa"/>
-              <w:right w:w="100" w:type="dxa"/>
-            </w:tcMar>
-          </w:tcPr>
-          <w:p>
-            <w:r>
-              <w:rPr>
-                <w:sz w:val="22"/>
-                <w:szCs w:val="22"/>
-              </w:rPr>
-              <w:t>生成/修改程式碼（文字輸出）+ 呼叫工具（function calling）</w:t>
-            </w:r>
-          </w:p>
-        </w:tc>
-      </w:tr>
-      <w:tr>
-        <w:tblPrEx>
-          <w:tblCellMar>
-            <w:top w:w="0" w:type="dxa"/>
-            <w:bottom w:w="0" w:type="dxa"/>
-          </w:tblCellMar>
-        </w:tblPrEx>
-        <w:tc>
-          <w:tcPr>
-            <w:tcW w:w="2800" w:type="dxa"/>
-            <w:tcBorders>
-              <w:top w:val="single" w:sz="1" w:space="0" w:color="999999"/>
-              <w:left w:val="single" w:sz="1" w:space="0" w:color="999999"/>
-              <w:bottom w:val="single" w:sz="1" w:space="0" w:color="999999"/>
-              <w:right w:val="single" w:sz="1" w:space="0" w:color="999999"/>
-            </w:tcBorders>
-            <w:shd w:val="clear" w:color="auto" w:fill="FFFFFF"/>
-            <w:tcMar>
-              <w:top w:w="60" w:type="dxa"/>
-              <w:left w:w="100" w:type="dxa"/>
-              <w:bottom w:w="60" w:type="dxa"/>
-              <w:right w:w="100" w:type="dxa"/>
-            </w:tcMar>
-          </w:tcPr>
-          <w:p>
-            <w:r>
-              <w:rPr>
-                <w:sz w:val="22"/>
-                <w:szCs w:val="22"/>
-              </w:rPr>
-              <w:t>Reward（獎勵）</w:t>
-            </w:r>
-          </w:p>
-        </w:tc>
-        <w:tc>
-          <w:tcPr>
-            <w:tcW w:w="6560" w:type="dxa"/>
-            <w:tcBorders>
-              <w:top w:val="single" w:sz="1" w:space="0" w:color="999999"/>
-              <w:left w:val="single" w:sz="1" w:space="0" w:color="999999"/>
-              <w:bottom w:val="single" w:sz="1" w:space="0" w:color="999999"/>
-              <w:right w:val="single" w:sz="1" w:space="0" w:color="999999"/>
-            </w:tcBorders>
-            <w:shd w:val="clear" w:color="auto" w:fill="FFFFFF"/>
-            <w:tcMar>
-              <w:top w:w="60" w:type="dxa"/>
-              <w:left w:w="100" w:type="dxa"/>
-              <w:bottom w:w="60" w:type="dxa"/>
-              <w:right w:w="100" w:type="dxa"/>
-            </w:tcMar>
-          </w:tcPr>
-          <w:p>
-            <w:r>
-              <w:rPr>
-                <w:sz w:val="22"/>
-                <w:szCs w:val="22"/>
-              </w:rPr>
-              <w:t>+1：sim_passed AND synth_passed；0：達到上限仍失敗</w:t>
-            </w:r>
-          </w:p>
-        </w:tc>
-      </w:tr>
-      <w:tr>
-        <w:tblPrEx>
-          <w:tblCellMar>
-            <w:top w:w="0" w:type="dxa"/>
-            <w:bottom w:w="0" w:type="dxa"/>
-          </w:tblCellMar>
-        </w:tblPrEx>
-        <w:tc>
-          <w:tcPr>
-            <w:tcW w:w="2800" w:type="dxa"/>
-            <w:tcBorders>
-              <w:top w:val="single" w:sz="1" w:space="0" w:color="999999"/>
-              <w:left w:val="single" w:sz="1" w:space="0" w:color="999999"/>
-              <w:bottom w:val="single" w:sz="1" w:space="0" w:color="999999"/>
-              <w:right w:val="single" w:sz="1" w:space="0" w:color="999999"/>
-            </w:tcBorders>
-            <w:shd w:val="clear" w:color="auto" w:fill="FFFFFF"/>
-            <w:tcMar>
-              <w:top w:w="60" w:type="dxa"/>
-              <w:left w:w="100" w:type="dxa"/>
-              <w:bottom w:w="60" w:type="dxa"/>
-              <w:right w:w="100" w:type="dxa"/>
-            </w:tcMar>
-          </w:tcPr>
-          <w:p>
-            <w:r>
-              <w:rPr>
-                <w:sz w:val="22"/>
-                <w:szCs w:val="22"/>
-              </w:rPr>
-              <w:t>Policy（策略）</w:t>
-            </w:r>
-          </w:p>
-        </w:tc>
-        <w:tc>
-          <w:tcPr>
-            <w:tcW w:w="6560" w:type="dxa"/>
-            <w:tcBorders>
-              <w:top w:val="single" w:sz="1" w:space="0" w:color="999999"/>
-              <w:left w:val="single" w:sz="1" w:space="0" w:color="999999"/>
-              <w:bottom w:val="single" w:sz="1" w:space="0" w:color="999999"/>
-              <w:right w:val="single" w:sz="1" w:space="0" w:color="999999"/>
-            </w:tcBorders>
-            <w:shd w:val="clear" w:color="auto" w:fill="FFFFFF"/>
-            <w:tcMar>
-              <w:top w:w="60" w:type="dxa"/>
-              <w:left w:w="100" w:type="dxa"/>
-              <w:bottom w:w="60" w:type="dxa"/>
-              <w:right w:w="100" w:type="dxa"/>
-            </w:tcMar>
-          </w:tcPr>
-          <w:p>
-            <w:r>
-              <w:rPr>
-                <w:sz w:val="22"/>
-                <w:szCs w:val="22"/>
-              </w:rPr>
-              <w:t>Gemini（In-Context RL，不做梯度更新）</w:t>
-            </w:r>
-          </w:p>
-        </w:tc>
-      </w:tr>
-      <w:tr>
-        <w:tblPrEx>
-          <w:tblCellMar>
-            <w:top w:w="0" w:type="dxa"/>
-            <w:bottom w:w="0" w:type="dxa"/>
-          </w:tblCellMar>
-        </w:tblPrEx>
-        <w:tc>
-          <w:tcPr>
-            <w:tcW w:w="2800" w:type="dxa"/>
-            <w:tcBorders>
-              <w:top w:val="single" w:sz="1" w:space="0" w:color="999999"/>
-              <w:left w:val="single" w:sz="1" w:space="0" w:color="999999"/>
-              <w:bottom w:val="single" w:sz="1" w:space="0" w:color="999999"/>
-              <w:right w:val="single" w:sz="1" w:space="0" w:color="999999"/>
-            </w:tcBorders>
-            <w:shd w:val="clear" w:color="auto" w:fill="FFFFFF"/>
-            <w:tcMar>
-              <w:top w:w="60" w:type="dxa"/>
-              <w:left w:w="100" w:type="dxa"/>
-              <w:bottom w:w="60" w:type="dxa"/>
-              <w:right w:w="100" w:type="dxa"/>
-            </w:tcMar>
-          </w:tcPr>
-          <w:p>
-            <w:r>
-              <w:rPr>
-                <w:sz w:val="22"/>
-                <w:szCs w:val="22"/>
-              </w:rPr>
-              <w:t>Episode（回合）</w:t>
-            </w:r>
-          </w:p>
-        </w:tc>
-        <w:tc>
-          <w:tcPr>
-            <w:tcW w:w="6560" w:type="dxa"/>
-            <w:tcBorders>
-              <w:top w:val="single" w:sz="1" w:space="0" w:color="999999"/>
-              <w:left w:val="single" w:sz="1" w:space="0" w:color="999999"/>
-              <w:bottom w:val="single" w:sz="1" w:space="0" w:color="999999"/>
-              <w:right w:val="single" w:sz="1" w:space="0" w:color="999999"/>
-            </w:tcBorders>
-            <w:shd w:val="clear" w:color="auto" w:fill="FFFFFF"/>
-            <w:tcMar>
-              <w:top w:w="60" w:type="dxa"/>
-              <w:left w:w="100" w:type="dxa"/>
-              <w:bottom w:w="60" w:type="dxa"/>
-              <w:right w:w="100" w:type="dxa"/>
-            </w:tcMar>
-          </w:tcPr>
-          <w:p>
-            <w:r>
-              <w:rPr>
-                <w:sz w:val="22"/>
-                <w:szCs w:val="22"/>
-              </w:rPr>
-              <w:t>單一 VerilogEval 題目，最多 5 次 compile_and_test 嘗試</w:t>
-            </w:r>
-          </w:p>
-        </w:tc>
-      </w:tr>
-    </w:tbl>
-    <w:p>
-      <w:pPr>
-        <w:spacing w:before="40" w:after="40"/>
-      </w:pPr>
-    </w:p>
-    <w:p>
-      <w:pPr>
-        <w:spacing w:before="80" w:after="80"/>
-      </w:pPr>
-      <w:r>
-        <w:t xml:space="preserve">本系統屬於 In-Context RL / RLEF：Policy 無需訓練，直接在推理時透過 error </w:t>
-      </w:r>
-      <w:r>
-        <w:lastRenderedPageBreak/>
-        <w:t>feedback 調整生成策略。此設計的主要優點是零訓練成本、可即插即用任何支援 function calling 的 LLM。</w:t>
-      </w:r>
-    </w:p>
-    <w:p>
-      <w:pPr>
-        <w:pStyle w:val="2"/>
-        <w:spacing w:before="240" w:after="80"/>
-      </w:pPr>
-      <w:r>
-        <w:t>3.3 兩階段通過機制</w:t>
-      </w:r>
-    </w:p>
-    <w:p>
-      <w:pPr>
-        <w:spacing w:before="80" w:after="80"/>
-      </w:pPr>
-      <w:r>
-        <w:t>傳統 VerilogEval 評測只驗證模擬正確性。本研究擴充為兩階段通過：</w:t>
+        <w:spacing w:before="180" w:afterLines="50" w:after="120"/>
+        <w:rPr>
+          <w:rFonts w:ascii="Times New Roman" w:hAnsi="Times New Roman"/>
+        </w:rPr>
+      </w:pPr>
+      <w:r>
+        <w:rPr>
+          <w:rFonts w:ascii="Times New Roman" w:hAnsi="Times New Roman"/>
+        </w:rPr>
+        <w:t xml:space="preserve">3.3 </w:t>
+      </w:r>
+      <w:r>
+        <w:rPr>
+          <w:rFonts w:ascii="Times New Roman" w:hAnsi="Times New Roman"/>
+        </w:rPr>
+        <w:t>兩階段通過機制</w:t>
+      </w:r>
+    </w:p>
+    <w:p>
+      <w:pPr>
+        <w:spacing w:before="40" w:afterLines="50" w:after="120" w:line="360" w:lineRule="auto"/>
+      </w:pPr>
+      <w:r>
+        <w:t>傳統</w:t>
+      </w:r>
+      <w:r>
+        <w:t xml:space="preserve"> VerilogEval </w:t>
+      </w:r>
+      <w:r>
+        <w:t>評測只驗證模擬正確性。</w:t>
+      </w:r>
+      <w:r>
+        <w:t>本專案</w:t>
+      </w:r>
+      <w:r>
+        <w:t>擴充為兩階段通過：</w:t>
       </w:r>
     </w:p>
     <w:p>
@@ -1511,11 +3483,71 @@
           <w:ilvl w:val="0"/>
           <w:numId w:val="2"/>
         </w:numPr>
-        <w:spacing w:before="40" w:after="40"/>
+        <w:spacing w:before="20" w:afterLines="50" w:after="120" w:line="360" w:lineRule="auto"/>
         <w:ind w:left="600" w:right="240"/>
-      </w:pPr>
-      <w:r>
-        <w:t>Stage 1 — 模擬驗證（compile_and_test）：iverilog 編譯 + vvp 模擬，與 RefModule 比對輸出</w:t>
+        <w:rPr>
+          <w:rFonts w:ascii="Times New Roman" w:hAnsi="Times New Roman"/>
+        </w:rPr>
+      </w:pPr>
+      <w:r>
+        <w:rPr>
+          <w:rFonts w:ascii="Times New Roman" w:hAnsi="Times New Roman"/>
+        </w:rPr>
+        <w:t xml:space="preserve">Stage 1 — </w:t>
+      </w:r>
+      <w:r>
+        <w:rPr>
+          <w:rFonts w:ascii="Times New Roman" w:hAnsi="Times New Roman"/>
+        </w:rPr>
+        <w:t>模擬驗證（</w:t>
+      </w:r>
+      <w:r>
+        <w:rPr>
+          <w:rFonts w:ascii="Times New Roman" w:hAnsi="Times New Roman"/>
+        </w:rPr>
+        <w:t>compile_and_test</w:t>
+      </w:r>
+      <w:r>
+        <w:rPr>
+          <w:rFonts w:ascii="Times New Roman" w:hAnsi="Times New Roman"/>
+        </w:rPr>
+        <w:t>）：</w:t>
+      </w:r>
+      <w:r>
+        <w:rPr>
+          <w:rFonts w:ascii="Times New Roman" w:hAnsi="Times New Roman"/>
+        </w:rPr>
+        <w:t xml:space="preserve">iverilog </w:t>
+      </w:r>
+      <w:r>
+        <w:rPr>
+          <w:rFonts w:ascii="Times New Roman" w:hAnsi="Times New Roman"/>
+        </w:rPr>
+        <w:t>編譯</w:t>
+      </w:r>
+      <w:r>
+        <w:rPr>
+          <w:rFonts w:ascii="Times New Roman" w:hAnsi="Times New Roman"/>
+        </w:rPr>
+        <w:t xml:space="preserve"> + vvp </w:t>
+      </w:r>
+      <w:r>
+        <w:rPr>
+          <w:rFonts w:ascii="Times New Roman" w:hAnsi="Times New Roman"/>
+        </w:rPr>
+        <w:t>模擬，與</w:t>
+      </w:r>
+      <w:r>
+        <w:rPr>
+          <w:rFonts w:ascii="Times New Roman" w:hAnsi="Times New Roman"/>
+        </w:rPr>
+        <w:t xml:space="preserve"> RefModule </w:t>
+      </w:r>
+      <w:r>
+        <w:rPr>
+          <w:rFonts w:ascii="Times New Roman" w:hAnsi="Times New Roman"/>
+        </w:rPr>
+        <w:t>比對輸出</w:t>
       </w:r>
     </w:p>
     <w:p>
@@ -1525,53 +3557,207 @@
           <w:ilvl w:val="0"/>
           <w:numId w:val="2"/>
         </w:numPr>
-        <w:spacing w:before="40" w:after="40"/>
+        <w:spacing w:before="20" w:afterLines="50" w:after="120" w:line="360" w:lineRule="auto"/>
         <w:ind w:left="600" w:right="240"/>
-      </w:pPr>
-      <w:r>
-        <w:t>Stage 2 — 合成驗證（synthesize）：yosys 合成性檢查，確認程式碼可被實際電路合成</w:t>
-      </w:r>
-    </w:p>
-    <w:p>
-      <w:pPr>
-        <w:spacing w:before="80" w:after="80"/>
-      </w:pPr>
-      <w:r>
-        <w:t>Episode 僅在 sim_passed AND synth_passed 同時成立時才視為通過。若模擬通過但合成失敗，LLM 需修正程式碼後重新從 Stage 1 驗證。</w:t>
-      </w:r>
-    </w:p>
-    <w:p>
-      <w:pPr>
-        <w:spacing w:before="80" w:after="80"/>
-      </w:pPr>
-      <w:r>
-        <w:t>歷史最佳結果追蹤採用分數制：sim+synth 通過（分數 2） &gt; 僅模擬通過（分數 1） &gt; 未通過（分數 0）。最終回傳歷史最佳，避免「前期模擬通過、後期修改後退步」的情況。</w:t>
+        <w:rPr>
+          <w:rFonts w:ascii="Times New Roman" w:hAnsi="Times New Roman"/>
+        </w:rPr>
+      </w:pPr>
+      <w:r>
+        <w:rPr>
+          <w:rFonts w:ascii="Times New Roman" w:hAnsi="Times New Roman"/>
+        </w:rPr>
+        <w:lastRenderedPageBreak/>
+        <w:t xml:space="preserve">Stage 2 — </w:t>
+      </w:r>
+      <w:r>
+        <w:rPr>
+          <w:rFonts w:ascii="Times New Roman" w:hAnsi="Times New Roman"/>
+        </w:rPr>
+        <w:t>合成驗證（</w:t>
+      </w:r>
+      <w:r>
+        <w:rPr>
+          <w:rFonts w:ascii="Times New Roman" w:hAnsi="Times New Roman"/>
+        </w:rPr>
+        <w:t>synthesize</w:t>
+      </w:r>
+      <w:r>
+        <w:rPr>
+          <w:rFonts w:ascii="Times New Roman" w:hAnsi="Times New Roman"/>
+        </w:rPr>
+        <w:t>）：</w:t>
+      </w:r>
+      <w:r>
+        <w:rPr>
+          <w:rFonts w:ascii="Times New Roman" w:hAnsi="Times New Roman"/>
+        </w:rPr>
+        <w:t xml:space="preserve">yosys </w:t>
+      </w:r>
+      <w:r>
+        <w:rPr>
+          <w:rFonts w:ascii="Times New Roman" w:hAnsi="Times New Roman"/>
+        </w:rPr>
+        <w:t>合成性檢查，確認程式碼可被實際電路合成</w:t>
+      </w:r>
+    </w:p>
+    <w:p>
+      <w:pPr>
+        <w:spacing w:before="40" w:afterLines="50" w:after="120" w:line="360" w:lineRule="auto"/>
+      </w:pPr>
+      <w:r>
+        <w:t xml:space="preserve">Episode </w:t>
+      </w:r>
+      <w:r>
+        <w:t>僅在</w:t>
+      </w:r>
+      <w:r>
+        <w:t xml:space="preserve"> sim_passed AND synth_passed </w:t>
+      </w:r>
+      <w:r>
+        <w:t>同時成立時才視為通過。若模擬通過但合成失敗，</w:t>
+      </w:r>
+      <w:r>
+        <w:t xml:space="preserve">LLM </w:t>
+      </w:r>
+      <w:r>
+        <w:t>需修正程式碼後重新從</w:t>
+      </w:r>
+      <w:r>
+        <w:t xml:space="preserve"> Stage 1 </w:t>
+      </w:r>
+      <w:r>
+        <w:t>驗證。</w:t>
+      </w:r>
+    </w:p>
+    <w:p>
+      <w:pPr>
+        <w:spacing w:before="40" w:afterLines="50" w:after="120" w:line="360" w:lineRule="auto"/>
+      </w:pPr>
+      <w:r>
+        <w:t>歷史最佳結果追蹤採用分數制：</w:t>
+      </w:r>
+      <w:r>
+        <w:t xml:space="preserve">sim+synth </w:t>
+      </w:r>
+      <w:r>
+        <w:t>通過（分數</w:t>
+      </w:r>
+      <w:r>
+        <w:t xml:space="preserve"> 2</w:t>
+      </w:r>
+      <w:r>
+        <w:t>）</w:t>
+      </w:r>
+      <w:r>
+        <w:t xml:space="preserve"> &gt; </w:t>
+      </w:r>
+      <w:r>
+        <w:t>僅模擬通過（分數</w:t>
+      </w:r>
+      <w:r>
+        <w:t xml:space="preserve"> 1</w:t>
+      </w:r>
+      <w:r>
+        <w:t>）</w:t>
+      </w:r>
+      <w:r>
+        <w:t xml:space="preserve"> &gt; </w:t>
+      </w:r>
+      <w:r>
+        <w:t>未通過（分數</w:t>
+      </w:r>
+      <w:r>
+        <w:t xml:space="preserve"> 0</w:t>
+      </w:r>
+      <w:r>
+        <w:t>）。最終回傳歷史最佳，避免「前期模擬通過、後期修改後退步」的情況。</w:t>
       </w:r>
     </w:p>
     <w:p>
       <w:pPr>
         <w:pStyle w:val="2"/>
-        <w:spacing w:before="240" w:after="80"/>
-      </w:pPr>
-      <w:r>
-        <w:t>3.4 工具設計</w:t>
+        <w:spacing w:before="180" w:afterLines="50" w:after="120"/>
+        <w:rPr>
+          <w:rFonts w:ascii="Times New Roman" w:hAnsi="Times New Roman"/>
+        </w:rPr>
+      </w:pPr>
+      <w:r>
+        <w:rPr>
+          <w:rFonts w:ascii="Times New Roman" w:hAnsi="Times New Roman"/>
+        </w:rPr>
+        <w:t xml:space="preserve">3.4 </w:t>
+      </w:r>
+      <w:r>
+        <w:rPr>
+          <w:rFonts w:ascii="Times New Roman" w:hAnsi="Times New Roman"/>
+        </w:rPr>
+        <w:t>工具設計</w:t>
       </w:r>
     </w:p>
     <w:p>
       <w:pPr>
         <w:pStyle w:val="3"/>
-        <w:spacing w:before="160" w:after="60"/>
-      </w:pPr>
-      <w:r>
+        <w:spacing w:before="120" w:afterLines="50" w:after="120"/>
+        <w:rPr>
+          <w:rFonts w:ascii="Times New Roman" w:hAnsi="Times New Roman"/>
+        </w:rPr>
+      </w:pPr>
+      <w:r>
+        <w:rPr>
+          <w:rFonts w:ascii="Times New Roman" w:hAnsi="Times New Roman"/>
+        </w:rPr>
         <w:t>3.4.1 compile_and_test</w:t>
       </w:r>
     </w:p>
     <w:p>
       <w:pPr>
-        <w:spacing w:before="80" w:after="80"/>
-      </w:pPr>
-      <w:r>
-        <w:t>呼叫 iverilog -g2012 編譯，再以 vvp 執行 VerilogEval testbench。Testbench 同時執行 RefModule（正確答案）與 TopModule（LLM 生成），比對每個時脈沿的輸出差異，最終輸出：</w:t>
+        <w:spacing w:before="40" w:afterLines="50" w:after="120" w:line="360" w:lineRule="auto"/>
+      </w:pPr>
+      <w:r>
+        <w:t>呼叫</w:t>
+      </w:r>
+      <w:r>
+        <w:t xml:space="preserve"> iverilog -g2012 </w:t>
+      </w:r>
+      <w:r>
+        <w:t>編譯，再以</w:t>
+      </w:r>
+      <w:r>
+        <w:t xml:space="preserve"> vvp </w:t>
+      </w:r>
+      <w:r>
+        <w:t>執行</w:t>
+      </w:r>
+      <w:r>
+        <w:t xml:space="preserve"> VerilogEval testbench</w:t>
+      </w:r>
+      <w:r>
+        <w:t>。</w:t>
+      </w:r>
+      <w:r>
+        <w:t xml:space="preserve">Testbench </w:t>
+      </w:r>
+      <w:r>
+        <w:t>同時執行</w:t>
+      </w:r>
+      <w:r>
+        <w:t xml:space="preserve"> RefModule</w:t>
+      </w:r>
+      <w:r>
+        <w:t>（正確答案）與</w:t>
+      </w:r>
+      <w:r>
+        <w:t xml:space="preserve"> TopModule</w:t>
+      </w:r>
+      <w:r>
+        <w:t>（</w:t>
+      </w:r>
+      <w:r>
+        <w:t xml:space="preserve">LLM </w:t>
+      </w:r>
+      <w:r>
+        <w:t>生成），比對每個時脈沿的輸出差異，最終輸出：</w:t>
       </w:r>
     </w:p>
     <w:p>
@@ -1581,10 +3767,16 @@
           <w:ilvl w:val="0"/>
           <w:numId w:val="2"/>
         </w:numPr>
-        <w:spacing w:before="40" w:after="40"/>
+        <w:spacing w:before="20" w:afterLines="50" w:after="120" w:line="360" w:lineRule="auto"/>
         <w:ind w:left="600" w:right="240"/>
-      </w:pPr>
-      <w:r>
+        <w:rPr>
+          <w:rFonts w:ascii="Times New Roman" w:hAnsi="Times New Roman"/>
+        </w:rPr>
+      </w:pPr>
+      <w:r>
+        <w:rPr>
+          <w:rFonts w:ascii="Times New Roman" w:hAnsi="Times New Roman"/>
+        </w:rPr>
         <w:t>Hint: Output 'q' has N mismatches. First mismatch occurred at time T.</w:t>
       </w:r>
     </w:p>
@@ -1595,46 +3787,112 @@
           <w:ilvl w:val="0"/>
           <w:numId w:val="2"/>
         </w:numPr>
-        <w:spacing w:before="40" w:after="40"/>
+        <w:spacing w:before="20" w:afterLines="50" w:after="120" w:line="360" w:lineRule="auto"/>
         <w:ind w:left="600" w:right="240"/>
-      </w:pPr>
-      <w:r>
+        <w:rPr>
+          <w:rFonts w:ascii="Times New Roman" w:hAnsi="Times New Roman"/>
+        </w:rPr>
+      </w:pPr>
+      <w:r>
+        <w:rPr>
+          <w:rFonts w:ascii="Times New Roman" w:hAnsi="Times New Roman"/>
+        </w:rPr>
         <w:t>Mismatches: N in M samples</w:t>
       </w:r>
     </w:p>
     <w:p>
       <w:pPr>
-        <w:spacing w:before="80" w:after="80"/>
-      </w:pPr>
-      <w:r>
-        <w:t>工具回傳包含：passed（bool）、error_type（15 種錯誤代碼）、error_log（完整 log）、mismatch_count，以及 debug_hints（若為可診斷的錯誤類型）。</w:t>
+        <w:spacing w:before="40" w:afterLines="50" w:after="120" w:line="360" w:lineRule="auto"/>
+      </w:pPr>
+      <w:r>
+        <w:t>工具回傳包含：</w:t>
+      </w:r>
+      <w:r>
+        <w:t>passed</w:t>
+      </w:r>
+      <w:r>
+        <w:t>（</w:t>
+      </w:r>
+      <w:r>
+        <w:t>bool</w:t>
+      </w:r>
+      <w:r>
+        <w:t>）、</w:t>
+      </w:r>
+      <w:r>
+        <w:t>error_type</w:t>
+      </w:r>
+      <w:r>
+        <w:t>（</w:t>
+      </w:r>
+      <w:r>
+        <w:t xml:space="preserve">15 </w:t>
+      </w:r>
+      <w:r>
+        <w:t>種錯誤代碼）、</w:t>
+      </w:r>
+      <w:r>
+        <w:t>error_log</w:t>
+      </w:r>
+      <w:r>
+        <w:t>（完整</w:t>
+      </w:r>
+      <w:r>
+        <w:t xml:space="preserve"> log</w:t>
+      </w:r>
+      <w:r>
+        <w:t>）、</w:t>
+      </w:r>
+      <w:r>
+        <w:t>mismatch_count</w:t>
+      </w:r>
+      <w:r>
+        <w:t>，以及</w:t>
+      </w:r>
+      <w:r>
+        <w:t xml:space="preserve"> debug_hints</w:t>
+      </w:r>
+      <w:r>
+        <w:t>（若為可診斷的錯誤類型）。</w:t>
       </w:r>
     </w:p>
     <w:p>
       <w:pPr>
         <w:pStyle w:val="3"/>
-        <w:spacing w:before="160" w:after="60"/>
-      </w:pPr>
-      <w:r>
+        <w:spacing w:before="120" w:afterLines="50" w:after="120"/>
+        <w:rPr>
+          <w:rFonts w:ascii="Times New Roman" w:hAnsi="Times New Roman"/>
+        </w:rPr>
+      </w:pPr>
+      <w:r>
+        <w:rPr>
+          <w:rFonts w:ascii="Times New Roman" w:hAnsi="Times New Roman"/>
+        </w:rPr>
         <w:t>3.4.2 synthesize</w:t>
       </w:r>
     </w:p>
     <w:p>
       <w:pPr>
-        <w:spacing w:before="80" w:after="80"/>
-      </w:pPr>
-      <w:r>
-        <w:t>呼叫 yosys 進行合成性檢查：</w:t>
-      </w:r>
-    </w:p>
-    <w:p>
-      <w:pPr>
-        <w:spacing w:before="60" w:after="60"/>
+        <w:spacing w:before="40" w:afterLines="50" w:after="120" w:line="360" w:lineRule="auto"/>
+      </w:pPr>
+      <w:r>
+        <w:t>呼叫</w:t>
+      </w:r>
+      <w:r>
+        <w:t xml:space="preserve"> yosys </w:t>
+      </w:r>
+      <w:r>
+        <w:t>進行合成性檢查：</w:t>
+      </w:r>
+    </w:p>
+    <w:p>
+      <w:pPr>
+        <w:spacing w:before="60" w:afterLines="50" w:after="120"/>
         <w:ind w:left="720"/>
       </w:pPr>
       <w:r>
         <w:rPr>
-          <w:rFonts w:ascii="Courier New" w:eastAsia="Courier New" w:hAnsi="Courier New" w:cs="Courier New"/>
+          <w:rFonts w:eastAsia="Courier New" w:cs="Courier New"/>
           <w:sz w:val="20"/>
           <w:szCs w:val="20"/>
         </w:rPr>
@@ -1643,48 +3901,140 @@
     </w:p>
     <w:p>
       <w:pPr>
-        <w:spacing w:before="80" w:after="80"/>
-      </w:pPr>
-      <w:r>
-        <w:t>只驗證是否可合成，不產生 netlist。不將 latch 推斷警告視為失敗（部分題目設計上需要 latch）。</w:t>
+        <w:spacing w:before="40" w:afterLines="50" w:after="120" w:line="360" w:lineRule="auto"/>
+      </w:pPr>
+      <w:r>
+        <w:t>只驗證是否可合成，不產生</w:t>
+      </w:r>
+      <w:r>
+        <w:t xml:space="preserve"> netlist</w:t>
+      </w:r>
+      <w:r>
+        <w:t>。不將</w:t>
+      </w:r>
+      <w:r>
+        <w:t xml:space="preserve"> latch </w:t>
+      </w:r>
+      <w:r>
+        <w:t>推斷警告視為失敗（部分題目設計上需要</w:t>
+      </w:r>
+      <w:r>
+        <w:t xml:space="preserve"> latch</w:t>
+      </w:r>
+      <w:r>
+        <w:t>）。</w:t>
       </w:r>
     </w:p>
     <w:p>
       <w:pPr>
         <w:pStyle w:val="3"/>
-        <w:spacing w:before="160" w:after="60"/>
-      </w:pPr>
-      <w:r>
+        <w:spacing w:before="120" w:afterLines="50" w:after="120"/>
+        <w:rPr>
+          <w:rFonts w:ascii="Times New Roman" w:hAnsi="Times New Roman"/>
+        </w:rPr>
+      </w:pPr>
+      <w:r>
+        <w:rPr>
+          <w:rFonts w:ascii="Times New Roman" w:hAnsi="Times New Roman"/>
+        </w:rPr>
         <w:t>3.4.3 decompose_spec</w:t>
       </w:r>
     </w:p>
     <w:p>
       <w:pPr>
-        <w:spacing w:before="80" w:after="80"/>
-      </w:pPr>
-      <w:r>
-        <w:t>當 LLM 因邏輯錯誤連續失敗時，呼叫獨立的 Gemini generate_content 將題目分</w:t>
-      </w:r>
-      <w:r>
-        <w:lastRenderedPageBreak/>
-        <w:t>解為 3–5 個具體子目標，作為 tool result 注入主對話，引導 LLM 重新整理解題策略。</w:t>
+        <w:spacing w:before="40" w:afterLines="50" w:after="120" w:line="360" w:lineRule="auto"/>
+      </w:pPr>
+      <w:r>
+        <w:t>當</w:t>
+      </w:r>
+      <w:r>
+        <w:t xml:space="preserve"> LLM </w:t>
+      </w:r>
+      <w:r>
+        <w:t>因邏輯錯誤連續失敗時，呼叫獨立的</w:t>
+      </w:r>
+      <w:r>
+        <w:t xml:space="preserve"> Gemini generate_content </w:t>
+      </w:r>
+      <w:r>
+        <w:t>將題目分解為</w:t>
+      </w:r>
+      <w:r>
+        <w:t xml:space="preserve"> 3–5 </w:t>
+      </w:r>
+      <w:r>
+        <w:t>個具體子目標，作為</w:t>
+      </w:r>
+      <w:r>
+        <w:t xml:space="preserve"> tool result </w:t>
+      </w:r>
+      <w:r>
+        <w:t>注入主對話，引導</w:t>
+      </w:r>
+      <w:r>
+        <w:t xml:space="preserve"> LLM </w:t>
+      </w:r>
+      <w:r>
+        <w:t>重新整理解題策略。</w:t>
       </w:r>
     </w:p>
     <w:p>
       <w:pPr>
         <w:pStyle w:val="2"/>
-        <w:spacing w:before="240" w:after="80"/>
-      </w:pPr>
-      <w:r>
-        <w:t>3.5 細粒度錯誤分類（15 種代碼）</w:t>
-      </w:r>
-    </w:p>
-    <w:p>
-      <w:pPr>
-        <w:spacing w:before="80" w:after="80"/>
-      </w:pPr>
-      <w:r>
-        <w:t>錯誤代碼直接移植 VerilogEval 官方 sv-iv-analyze 腳本的 analyze_result() 邏輯，確保結果可與公開基準直接比較：</w:t>
+        <w:spacing w:before="180" w:afterLines="50" w:after="120"/>
+        <w:rPr>
+          <w:rFonts w:ascii="Times New Roman" w:hAnsi="Times New Roman"/>
+        </w:rPr>
+      </w:pPr>
+      <w:r>
+        <w:rPr>
+          <w:rFonts w:ascii="Times New Roman" w:hAnsi="Times New Roman"/>
+        </w:rPr>
+        <w:t xml:space="preserve">3.5 </w:t>
+      </w:r>
+      <w:r>
+        <w:rPr>
+          <w:rFonts w:ascii="Times New Roman" w:hAnsi="Times New Roman"/>
+        </w:rPr>
+        <w:t>細粒度錯誤分類（</w:t>
+      </w:r>
+      <w:r>
+        <w:rPr>
+          <w:rFonts w:ascii="Times New Roman" w:hAnsi="Times New Roman"/>
+        </w:rPr>
+        <w:t xml:space="preserve">15 </w:t>
+      </w:r>
+      <w:r>
+        <w:rPr>
+          <w:rFonts w:ascii="Times New Roman" w:hAnsi="Times New Roman"/>
+        </w:rPr>
+        <w:t>種代碼）</w:t>
+      </w:r>
+    </w:p>
+    <w:p>
+      <w:pPr>
+        <w:spacing w:before="40" w:afterLines="50" w:after="120" w:line="360" w:lineRule="auto"/>
+      </w:pPr>
+      <w:r>
+        <w:t>錯誤代碼直接移植</w:t>
+      </w:r>
+      <w:r>
+        <w:t xml:space="preserve"> VerilogEval </w:t>
+      </w:r>
+      <w:r>
+        <w:t>官方</w:t>
+      </w:r>
+      <w:r>
+        <w:t xml:space="preserve"> sv-iv-analyze </w:t>
+      </w:r>
+      <w:r>
+        <w:t>腳本的</w:t>
+      </w:r>
+      <w:r>
+        <w:t xml:space="preserve"> analyze_result() </w:t>
+      </w:r>
+      <w:r>
+        <w:t>邏輯，確保結果可與公開基準直接比較：</w:t>
       </w:r>
     </w:p>
     <w:tbl>
@@ -1706,8 +4056,8 @@
       </w:tblPr>
       <w:tblGrid>
         <w:gridCol w:w="1200"/>
-        <w:gridCol w:w="2400"/>
-        <w:gridCol w:w="5760"/>
+        <w:gridCol w:w="1918"/>
+        <w:gridCol w:w="6242"/>
       </w:tblGrid>
       <w:tr>
         <w:tblPrEx>
@@ -1735,7 +4085,7 @@
           </w:tcPr>
           <w:p>
             <w:pPr>
-              <w:spacing w:line="240" w:lineRule="auto"/>
+              <w:spacing w:afterLines="50" w:after="120"/>
             </w:pPr>
             <w:r>
               <w:rPr>
@@ -1744,13 +4094,14 @@
                 <w:sz w:val="22"/>
                 <w:szCs w:val="22"/>
               </w:rPr>
+              <w:lastRenderedPageBreak/>
               <w:t>代碼</w:t>
             </w:r>
           </w:p>
         </w:tc>
         <w:tc>
           <w:tcPr>
-            <w:tcW w:w="2400" w:type="dxa"/>
+            <w:tcW w:w="1918" w:type="dxa"/>
             <w:tcBorders>
               <w:top w:val="single" w:sz="1" w:space="0" w:color="999999"/>
               <w:left w:val="single" w:sz="1" w:space="0" w:color="999999"/>
@@ -1767,7 +4118,7 @@
           </w:tcPr>
           <w:p>
             <w:pPr>
-              <w:spacing w:line="240" w:lineRule="auto"/>
+              <w:spacing w:afterLines="50" w:after="120"/>
             </w:pPr>
             <w:r>
               <w:rPr>
@@ -1782,7 +4133,7 @@
         </w:tc>
         <w:tc>
           <w:tcPr>
-            <w:tcW w:w="5760" w:type="dxa"/>
+            <w:tcW w:w="6242" w:type="dxa"/>
             <w:tcBorders>
               <w:top w:val="single" w:sz="1" w:space="0" w:color="999999"/>
               <w:left w:val="single" w:sz="1" w:space="0" w:color="999999"/>
@@ -1799,7 +4150,7 @@
           </w:tcPr>
           <w:p>
             <w:pPr>
-              <w:spacing w:line="240" w:lineRule="auto"/>
+              <w:spacing w:afterLines="50" w:after="120"/>
             </w:pPr>
             <w:r>
               <w:rPr>
@@ -1839,7 +4190,7 @@
           </w:tcPr>
           <w:p>
             <w:pPr>
-              <w:spacing w:line="240" w:lineRule="auto"/>
+              <w:spacing w:afterLines="50" w:after="120"/>
             </w:pPr>
             <w:r>
               <w:rPr>
@@ -1852,7 +4203,7 @@
         </w:tc>
         <w:tc>
           <w:tcPr>
-            <w:tcW w:w="2400" w:type="dxa"/>
+            <w:tcW w:w="1918" w:type="dxa"/>
             <w:tcBorders>
               <w:top w:val="single" w:sz="1" w:space="0" w:color="999999"/>
               <w:left w:val="single" w:sz="1" w:space="0" w:color="999999"/>
@@ -1869,8 +4220,15 @@
           </w:tcPr>
           <w:p>
             <w:pPr>
-              <w:spacing w:line="240" w:lineRule="auto"/>
+              <w:spacing w:afterLines="50" w:after="120"/>
             </w:pPr>
+            <w:r>
+              <w:rPr>
+                <w:sz w:val="22"/>
+                <w:szCs w:val="22"/>
+              </w:rPr>
+              <w:t xml:space="preserve"> </w:t>
+            </w:r>
             <w:r>
               <w:rPr>
                 <w:sz w:val="22"/>
@@ -1882,7 +4240,7 @@
         </w:tc>
         <w:tc>
           <w:tcPr>
-            <w:tcW w:w="5760" w:type="dxa"/>
+            <w:tcW w:w="6242" w:type="dxa"/>
             <w:tcBorders>
               <w:top w:val="single" w:sz="1" w:space="0" w:color="999999"/>
               <w:left w:val="single" w:sz="1" w:space="0" w:color="999999"/>
@@ -1899,14 +4257,21 @@
           </w:tcPr>
           <w:p>
             <w:pPr>
-              <w:spacing w:line="240" w:lineRule="auto"/>
+              <w:spacing w:afterLines="50" w:after="120"/>
             </w:pPr>
             <w:r>
               <w:rPr>
                 <w:sz w:val="22"/>
                 <w:szCs w:val="22"/>
               </w:rPr>
-              <w:t>模擬 Mismatches: 0</w:t>
+              <w:t>模擬</w:t>
+            </w:r>
+            <w:r>
+              <w:rPr>
+                <w:sz w:val="22"/>
+                <w:szCs w:val="22"/>
+              </w:rPr>
+              <w:t xml:space="preserve"> Mismatches: 0</w:t>
             </w:r>
           </w:p>
         </w:tc>
@@ -1937,7 +4302,7 @@
           </w:tcPr>
           <w:p>
             <w:pPr>
-              <w:spacing w:line="240" w:lineRule="auto"/>
+              <w:spacing w:afterLines="50" w:after="120"/>
             </w:pPr>
             <w:r>
               <w:rPr>
@@ -1950,7 +4315,7 @@
         </w:tc>
         <w:tc>
           <w:tcPr>
-            <w:tcW w:w="2400" w:type="dxa"/>
+            <w:tcW w:w="1918" w:type="dxa"/>
             <w:tcBorders>
               <w:top w:val="single" w:sz="1" w:space="0" w:color="999999"/>
               <w:left w:val="single" w:sz="1" w:space="0" w:color="999999"/>
@@ -1967,7 +4332,7 @@
           </w:tcPr>
           <w:p>
             <w:pPr>
-              <w:spacing w:line="240" w:lineRule="auto"/>
+              <w:spacing w:afterLines="50" w:after="120"/>
             </w:pPr>
             <w:r>
               <w:rPr>
@@ -1980,7 +4345,7 @@
         </w:tc>
         <w:tc>
           <w:tcPr>
-            <w:tcW w:w="5760" w:type="dxa"/>
+            <w:tcW w:w="6242" w:type="dxa"/>
             <w:tcBorders>
               <w:top w:val="single" w:sz="1" w:space="0" w:color="999999"/>
               <w:left w:val="single" w:sz="1" w:space="0" w:color="999999"/>
@@ -1997,14 +4362,28 @@
           </w:tcPr>
           <w:p>
             <w:pPr>
-              <w:spacing w:line="240" w:lineRule="auto"/>
+              <w:spacing w:afterLines="50" w:after="120"/>
             </w:pPr>
             <w:r>
               <w:rPr>
                 <w:sz w:val="22"/>
                 <w:szCs w:val="22"/>
               </w:rPr>
-              <w:t>log 含 "syntax error"</w:t>
+              <w:t xml:space="preserve">log </w:t>
+            </w:r>
+            <w:r>
+              <w:rPr>
+                <w:sz w:val="22"/>
+                <w:szCs w:val="22"/>
+              </w:rPr>
+              <w:t>含</w:t>
+            </w:r>
+            <w:r>
+              <w:rPr>
+                <w:sz w:val="22"/>
+                <w:szCs w:val="22"/>
+              </w:rPr>
+              <w:t xml:space="preserve"> "syntax error"</w:t>
             </w:r>
           </w:p>
         </w:tc>
@@ -2035,7 +4414,7 @@
           </w:tcPr>
           <w:p>
             <w:pPr>
-              <w:spacing w:line="240" w:lineRule="auto"/>
+              <w:spacing w:afterLines="50" w:after="120"/>
             </w:pPr>
             <w:r>
               <w:rPr>
@@ -2048,7 +4427,7 @@
         </w:tc>
         <w:tc>
           <w:tcPr>
-            <w:tcW w:w="2400" w:type="dxa"/>
+            <w:tcW w:w="1918" w:type="dxa"/>
             <w:tcBorders>
               <w:top w:val="single" w:sz="1" w:space="0" w:color="999999"/>
               <w:left w:val="single" w:sz="1" w:space="0" w:color="999999"/>
@@ -2065,7 +4444,7 @@
           </w:tcPr>
           <w:p>
             <w:pPr>
-              <w:spacing w:line="240" w:lineRule="auto"/>
+              <w:spacing w:afterLines="50" w:after="120"/>
             </w:pPr>
             <w:r>
               <w:rPr>
@@ -2078,7 +4457,7 @@
         </w:tc>
         <w:tc>
           <w:tcPr>
-            <w:tcW w:w="5760" w:type="dxa"/>
+            <w:tcW w:w="6242" w:type="dxa"/>
             <w:tcBorders>
               <w:top w:val="single" w:sz="1" w:space="0" w:color="999999"/>
               <w:left w:val="single" w:sz="1" w:space="0" w:color="999999"/>
@@ -2095,14 +4474,28 @@
           </w:tcPr>
           <w:p>
             <w:pPr>
-              <w:spacing w:line="240" w:lineRule="auto"/>
+              <w:spacing w:afterLines="50" w:after="120"/>
             </w:pPr>
             <w:r>
               <w:rPr>
                 <w:sz w:val="22"/>
                 <w:szCs w:val="22"/>
               </w:rPr>
-              <w:t>log 含 "explicit cast required"</w:t>
+              <w:t xml:space="preserve">log </w:t>
+            </w:r>
+            <w:r>
+              <w:rPr>
+                <w:sz w:val="22"/>
+                <w:szCs w:val="22"/>
+              </w:rPr>
+              <w:t>含</w:t>
+            </w:r>
+            <w:r>
+              <w:rPr>
+                <w:sz w:val="22"/>
+                <w:szCs w:val="22"/>
+              </w:rPr>
+              <w:t xml:space="preserve"> "explicit cast required"</w:t>
             </w:r>
           </w:p>
         </w:tc>
@@ -2133,7 +4526,7 @@
           </w:tcPr>
           <w:p>
             <w:pPr>
-              <w:spacing w:line="240" w:lineRule="auto"/>
+              <w:spacing w:afterLines="50" w:after="120"/>
             </w:pPr>
             <w:r>
               <w:rPr>
@@ -2146,7 +4539,7 @@
         </w:tc>
         <w:tc>
           <w:tcPr>
-            <w:tcW w:w="2400" w:type="dxa"/>
+            <w:tcW w:w="1918" w:type="dxa"/>
             <w:tcBorders>
               <w:top w:val="single" w:sz="1" w:space="0" w:color="999999"/>
               <w:left w:val="single" w:sz="1" w:space="0" w:color="999999"/>
@@ -2163,7 +4556,7 @@
           </w:tcPr>
           <w:p>
             <w:pPr>
-              <w:spacing w:line="240" w:lineRule="auto"/>
+              <w:spacing w:afterLines="50" w:after="120"/>
             </w:pPr>
             <w:r>
               <w:rPr>
@@ -2176,7 +4569,7 @@
         </w:tc>
         <w:tc>
           <w:tcPr>
-            <w:tcW w:w="5760" w:type="dxa"/>
+            <w:tcW w:w="6242" w:type="dxa"/>
             <w:tcBorders>
               <w:top w:val="single" w:sz="1" w:space="0" w:color="999999"/>
               <w:left w:val="single" w:sz="1" w:space="0" w:color="999999"/>
@@ -2193,14 +4586,28 @@
           </w:tcPr>
           <w:p>
             <w:pPr>
-              <w:spacing w:line="240" w:lineRule="auto"/>
+              <w:spacing w:afterLines="50" w:after="120"/>
             </w:pPr>
             <w:r>
               <w:rPr>
                 <w:sz w:val="22"/>
                 <w:szCs w:val="22"/>
               </w:rPr>
-              <w:t>log 含 "size greater than zero"</w:t>
+              <w:t xml:space="preserve">log </w:t>
+            </w:r>
+            <w:r>
+              <w:rPr>
+                <w:sz w:val="22"/>
+                <w:szCs w:val="22"/>
+              </w:rPr>
+              <w:t>含</w:t>
+            </w:r>
+            <w:r>
+              <w:rPr>
+                <w:sz w:val="22"/>
+                <w:szCs w:val="22"/>
+              </w:rPr>
+              <w:t xml:space="preserve"> "size greater than zero"</w:t>
             </w:r>
           </w:p>
         </w:tc>
@@ -2231,7 +4638,7 @@
           </w:tcPr>
           <w:p>
             <w:pPr>
-              <w:spacing w:line="240" w:lineRule="auto"/>
+              <w:spacing w:afterLines="50" w:after="120"/>
             </w:pPr>
             <w:r>
               <w:rPr>
@@ -2244,7 +4651,7 @@
         </w:tc>
         <w:tc>
           <w:tcPr>
-            <w:tcW w:w="2400" w:type="dxa"/>
+            <w:tcW w:w="1918" w:type="dxa"/>
             <w:tcBorders>
               <w:top w:val="single" w:sz="1" w:space="0" w:color="999999"/>
               <w:left w:val="single" w:sz="1" w:space="0" w:color="999999"/>
@@ -2261,7 +4668,7 @@
           </w:tcPr>
           <w:p>
             <w:pPr>
-              <w:spacing w:line="240" w:lineRule="auto"/>
+              <w:spacing w:afterLines="50" w:after="120"/>
             </w:pPr>
             <w:r>
               <w:rPr>
@@ -2274,7 +4681,7 @@
         </w:tc>
         <w:tc>
           <w:tcPr>
-            <w:tcW w:w="5760" w:type="dxa"/>
+            <w:tcW w:w="6242" w:type="dxa"/>
             <w:tcBorders>
               <w:top w:val="single" w:sz="1" w:space="0" w:color="999999"/>
               <w:left w:val="single" w:sz="1" w:space="0" w:color="999999"/>
@@ -2291,14 +4698,28 @@
           </w:tcPr>
           <w:p>
             <w:pPr>
-              <w:spacing w:line="240" w:lineRule="auto"/>
+              <w:spacing w:afterLines="50" w:after="120"/>
             </w:pPr>
             <w:r>
               <w:rPr>
                 <w:sz w:val="22"/>
                 <w:szCs w:val="22"/>
               </w:rPr>
-              <w:t>log 含 "no sensitivities"</w:t>
+              <w:t xml:space="preserve">log </w:t>
+            </w:r>
+            <w:r>
+              <w:rPr>
+                <w:sz w:val="22"/>
+                <w:szCs w:val="22"/>
+              </w:rPr>
+              <w:t>含</w:t>
+            </w:r>
+            <w:r>
+              <w:rPr>
+                <w:sz w:val="22"/>
+                <w:szCs w:val="22"/>
+              </w:rPr>
+              <w:t xml:space="preserve"> "no sensitivities"</w:t>
             </w:r>
           </w:p>
         </w:tc>
@@ -2329,7 +4750,7 @@
           </w:tcPr>
           <w:p>
             <w:pPr>
-              <w:spacing w:line="240" w:lineRule="auto"/>
+              <w:spacing w:afterLines="50" w:after="120"/>
             </w:pPr>
             <w:r>
               <w:rPr>
@@ -2342,7 +4763,7 @@
         </w:tc>
         <w:tc>
           <w:tcPr>
-            <w:tcW w:w="2400" w:type="dxa"/>
+            <w:tcW w:w="1918" w:type="dxa"/>
             <w:tcBorders>
               <w:top w:val="single" w:sz="1" w:space="0" w:color="999999"/>
               <w:left w:val="single" w:sz="1" w:space="0" w:color="999999"/>
@@ -2359,7 +4780,7 @@
           </w:tcPr>
           <w:p>
             <w:pPr>
-              <w:spacing w:line="240" w:lineRule="auto"/>
+              <w:spacing w:afterLines="50" w:after="120"/>
             </w:pPr>
             <w:r>
               <w:rPr>
@@ -2372,7 +4793,7 @@
         </w:tc>
         <w:tc>
           <w:tcPr>
-            <w:tcW w:w="5760" w:type="dxa"/>
+            <w:tcW w:w="6242" w:type="dxa"/>
             <w:tcBorders>
               <w:top w:val="single" w:sz="1" w:space="0" w:color="999999"/>
               <w:left w:val="single" w:sz="1" w:space="0" w:color="999999"/>
@@ -2389,14 +4810,28 @@
           </w:tcPr>
           <w:p>
             <w:pPr>
-              <w:spacing w:line="240" w:lineRule="auto"/>
+              <w:spacing w:afterLines="50" w:after="120"/>
             </w:pPr>
             <w:r>
               <w:rPr>
                 <w:sz w:val="22"/>
                 <w:szCs w:val="22"/>
               </w:rPr>
-              <w:t>log 含 "declared here as wire"</w:t>
+              <w:t xml:space="preserve">log </w:t>
+            </w:r>
+            <w:r>
+              <w:rPr>
+                <w:sz w:val="22"/>
+                <w:szCs w:val="22"/>
+              </w:rPr>
+              <w:t>含</w:t>
+            </w:r>
+            <w:r>
+              <w:rPr>
+                <w:sz w:val="22"/>
+                <w:szCs w:val="22"/>
+              </w:rPr>
+              <w:t xml:space="preserve"> "declared here as wire"</w:t>
             </w:r>
           </w:p>
         </w:tc>
@@ -2427,7 +4862,7 @@
           </w:tcPr>
           <w:p>
             <w:pPr>
-              <w:spacing w:line="240" w:lineRule="auto"/>
+              <w:spacing w:afterLines="50" w:after="120"/>
             </w:pPr>
             <w:r>
               <w:rPr>
@@ -2440,7 +4875,7 @@
         </w:tc>
         <w:tc>
           <w:tcPr>
-            <w:tcW w:w="2400" w:type="dxa"/>
+            <w:tcW w:w="1918" w:type="dxa"/>
             <w:tcBorders>
               <w:top w:val="single" w:sz="1" w:space="0" w:color="999999"/>
               <w:left w:val="single" w:sz="1" w:space="0" w:color="999999"/>
@@ -2457,7 +4892,7 @@
           </w:tcPr>
           <w:p>
             <w:pPr>
-              <w:spacing w:line="240" w:lineRule="auto"/>
+              <w:spacing w:afterLines="50" w:after="120"/>
             </w:pPr>
             <w:r>
               <w:rPr>
@@ -2470,7 +4905,7 @@
         </w:tc>
         <w:tc>
           <w:tcPr>
-            <w:tcW w:w="5760" w:type="dxa"/>
+            <w:tcW w:w="6242" w:type="dxa"/>
             <w:tcBorders>
               <w:top w:val="single" w:sz="1" w:space="0" w:color="999999"/>
               <w:left w:val="single" w:sz="1" w:space="0" w:color="999999"/>
@@ -2487,14 +4922,28 @@
           </w:tcPr>
           <w:p>
             <w:pPr>
-              <w:spacing w:line="240" w:lineRule="auto"/>
+              <w:spacing w:afterLines="50" w:after="120"/>
             </w:pPr>
             <w:r>
               <w:rPr>
                 <w:sz w:val="22"/>
                 <w:szCs w:val="22"/>
               </w:rPr>
-              <w:t>log 含 "Unknown module type"</w:t>
+              <w:t xml:space="preserve">log </w:t>
+            </w:r>
+            <w:r>
+              <w:rPr>
+                <w:sz w:val="22"/>
+                <w:szCs w:val="22"/>
+              </w:rPr>
+              <w:t>含</w:t>
+            </w:r>
+            <w:r>
+              <w:rPr>
+                <w:sz w:val="22"/>
+                <w:szCs w:val="22"/>
+              </w:rPr>
+              <w:t xml:space="preserve"> "Unknown module type"</w:t>
             </w:r>
           </w:p>
         </w:tc>
@@ -2525,7 +4974,7 @@
           </w:tcPr>
           <w:p>
             <w:pPr>
-              <w:spacing w:line="240" w:lineRule="auto"/>
+              <w:spacing w:afterLines="50" w:after="120"/>
             </w:pPr>
             <w:r>
               <w:rPr>
@@ -2538,7 +4987,7 @@
         </w:tc>
         <w:tc>
           <w:tcPr>
-            <w:tcW w:w="2400" w:type="dxa"/>
+            <w:tcW w:w="1918" w:type="dxa"/>
             <w:tcBorders>
               <w:top w:val="single" w:sz="1" w:space="0" w:color="999999"/>
               <w:left w:val="single" w:sz="1" w:space="0" w:color="999999"/>
@@ -2555,7 +5004,7 @@
           </w:tcPr>
           <w:p>
             <w:pPr>
-              <w:spacing w:line="240" w:lineRule="auto"/>
+              <w:spacing w:afterLines="50" w:after="120"/>
             </w:pPr>
             <w:r>
               <w:rPr>
@@ -2568,7 +5017,7 @@
         </w:tc>
         <w:tc>
           <w:tcPr>
-            <w:tcW w:w="5760" w:type="dxa"/>
+            <w:tcW w:w="6242" w:type="dxa"/>
             <w:tcBorders>
               <w:top w:val="single" w:sz="1" w:space="0" w:color="999999"/>
               <w:left w:val="single" w:sz="1" w:space="0" w:color="999999"/>
@@ -2585,14 +5034,49 @@
           </w:tcPr>
           <w:p>
             <w:pPr>
-              <w:spacing w:line="240" w:lineRule="auto"/>
+              <w:spacing w:afterLines="50" w:after="120"/>
             </w:pPr>
             <w:r>
               <w:rPr>
                 <w:sz w:val="22"/>
                 <w:szCs w:val="22"/>
               </w:rPr>
-              <w:t>log 含 "Unable to bind wire/reg"（非 clk）</w:t>
+              <w:t xml:space="preserve">log </w:t>
+            </w:r>
+            <w:r>
+              <w:rPr>
+                <w:sz w:val="22"/>
+                <w:szCs w:val="22"/>
+              </w:rPr>
+              <w:t>含</w:t>
+            </w:r>
+            <w:r>
+              <w:rPr>
+                <w:sz w:val="22"/>
+                <w:szCs w:val="22"/>
+              </w:rPr>
+              <w:t xml:space="preserve"> "Unable to bind wire/reg"</w:t>
+            </w:r>
+            <w:r>
+              <w:rPr>
+                <w:sz w:val="22"/>
+                <w:szCs w:val="22"/>
+              </w:rPr>
+              <w:t>（非</w:t>
+            </w:r>
+            <w:r>
+              <w:rPr>
+                <w:sz w:val="22"/>
+                <w:szCs w:val="22"/>
+              </w:rPr>
+              <w:t xml:space="preserve"> clk</w:t>
+            </w:r>
+            <w:r>
+              <w:rPr>
+                <w:sz w:val="22"/>
+                <w:szCs w:val="22"/>
+              </w:rPr>
+              <w:t>）</w:t>
             </w:r>
           </w:p>
         </w:tc>
@@ -2623,7 +5107,7 @@
           </w:tcPr>
           <w:p>
             <w:pPr>
-              <w:spacing w:line="240" w:lineRule="auto"/>
+              <w:spacing w:afterLines="50" w:after="120"/>
             </w:pPr>
             <w:r>
               <w:rPr>
@@ -2636,7 +5120,7 @@
         </w:tc>
         <w:tc>
           <w:tcPr>
-            <w:tcW w:w="2400" w:type="dxa"/>
+            <w:tcW w:w="1918" w:type="dxa"/>
             <w:tcBorders>
               <w:top w:val="single" w:sz="1" w:space="0" w:color="999999"/>
               <w:left w:val="single" w:sz="1" w:space="0" w:color="999999"/>
@@ -2653,7 +5137,7 @@
           </w:tcPr>
           <w:p>
             <w:pPr>
-              <w:spacing w:line="240" w:lineRule="auto"/>
+              <w:spacing w:afterLines="50" w:after="120"/>
             </w:pPr>
             <w:r>
               <w:rPr>
@@ -2666,7 +5150,7 @@
         </w:tc>
         <w:tc>
           <w:tcPr>
-            <w:tcW w:w="5760" w:type="dxa"/>
+            <w:tcW w:w="6242" w:type="dxa"/>
             <w:tcBorders>
               <w:top w:val="single" w:sz="1" w:space="0" w:color="999999"/>
               <w:left w:val="single" w:sz="1" w:space="0" w:color="999999"/>
@@ -2683,14 +5167,28 @@
           </w:tcPr>
           <w:p>
             <w:pPr>
-              <w:spacing w:line="240" w:lineRule="auto"/>
+              <w:spacing w:afterLines="50" w:after="120"/>
             </w:pPr>
             <w:r>
               <w:rPr>
                 <w:sz w:val="22"/>
                 <w:szCs w:val="22"/>
               </w:rPr>
-              <w:t>log 含 "Unable to bind wire/reg/memory `clk'"</w:t>
+              <w:t xml:space="preserve">log </w:t>
+            </w:r>
+            <w:r>
+              <w:rPr>
+                <w:sz w:val="22"/>
+                <w:szCs w:val="22"/>
+              </w:rPr>
+              <w:t>含</w:t>
+            </w:r>
+            <w:r>
+              <w:rPr>
+                <w:sz w:val="22"/>
+                <w:szCs w:val="22"/>
+              </w:rPr>
+              <w:t xml:space="preserve"> "Unable to bind wire/reg/memory `clk'"</w:t>
             </w:r>
           </w:p>
         </w:tc>
@@ -2721,7 +5219,7 @@
           </w:tcPr>
           <w:p>
             <w:pPr>
-              <w:spacing w:line="240" w:lineRule="auto"/>
+              <w:spacing w:afterLines="50" w:after="120"/>
             </w:pPr>
             <w:r>
               <w:rPr>
@@ -2734,7 +5232,7 @@
         </w:tc>
         <w:tc>
           <w:tcPr>
-            <w:tcW w:w="2400" w:type="dxa"/>
+            <w:tcW w:w="1918" w:type="dxa"/>
             <w:tcBorders>
               <w:top w:val="single" w:sz="1" w:space="0" w:color="999999"/>
               <w:left w:val="single" w:sz="1" w:space="0" w:color="999999"/>
@@ -2751,7 +5249,7 @@
           </w:tcPr>
           <w:p>
             <w:pPr>
-              <w:spacing w:line="240" w:lineRule="auto"/>
+              <w:spacing w:afterLines="50" w:after="120"/>
             </w:pPr>
             <w:r>
               <w:rPr>
@@ -2764,7 +5262,7 @@
         </w:tc>
         <w:tc>
           <w:tcPr>
-            <w:tcW w:w="5760" w:type="dxa"/>
+            <w:tcW w:w="6242" w:type="dxa"/>
             <w:tcBorders>
               <w:top w:val="single" w:sz="1" w:space="0" w:color="999999"/>
               <w:left w:val="single" w:sz="1" w:space="0" w:color="999999"/>
@@ -2781,14 +5279,28 @@
           </w:tcPr>
           <w:p>
             <w:pPr>
-              <w:spacing w:line="240" w:lineRule="auto"/>
+              <w:spacing w:afterLines="50" w:after="120"/>
             </w:pPr>
             <w:r>
               <w:rPr>
                 <w:sz w:val="22"/>
                 <w:szCs w:val="22"/>
               </w:rPr>
-              <w:t>兜底：其他含 "error" 的情況</w:t>
+              <w:t>兜底：其他含</w:t>
+            </w:r>
+            <w:r>
+              <w:rPr>
+                <w:sz w:val="22"/>
+                <w:szCs w:val="22"/>
+              </w:rPr>
+              <w:t xml:space="preserve"> "error" </w:t>
+            </w:r>
+            <w:r>
+              <w:rPr>
+                <w:sz w:val="22"/>
+                <w:szCs w:val="22"/>
+              </w:rPr>
+              <w:t>的情況</w:t>
             </w:r>
           </w:p>
         </w:tc>
@@ -2819,7 +5331,7 @@
           </w:tcPr>
           <w:p>
             <w:pPr>
-              <w:spacing w:line="240" w:lineRule="auto"/>
+              <w:spacing w:afterLines="50" w:after="120"/>
             </w:pPr>
             <w:r>
               <w:rPr>
@@ -2832,7 +5344,7 @@
         </w:tc>
         <w:tc>
           <w:tcPr>
-            <w:tcW w:w="2400" w:type="dxa"/>
+            <w:tcW w:w="1918" w:type="dxa"/>
             <w:tcBorders>
               <w:top w:val="single" w:sz="1" w:space="0" w:color="999999"/>
               <w:left w:val="single" w:sz="1" w:space="0" w:color="999999"/>
@@ -2849,7 +5361,7 @@
           </w:tcPr>
           <w:p>
             <w:pPr>
-              <w:spacing w:line="240" w:lineRule="auto"/>
+              <w:spacing w:afterLines="50" w:after="120"/>
             </w:pPr>
             <w:r>
               <w:rPr>
@@ -2862,7 +5374,7 @@
         </w:tc>
         <w:tc>
           <w:tcPr>
-            <w:tcW w:w="5760" w:type="dxa"/>
+            <w:tcW w:w="6242" w:type="dxa"/>
             <w:tcBorders>
               <w:top w:val="single" w:sz="1" w:space="0" w:color="999999"/>
               <w:left w:val="single" w:sz="1" w:space="0" w:color="999999"/>
@@ -2879,14 +5391,21 @@
           </w:tcPr>
           <w:p>
             <w:pPr>
-              <w:spacing w:line="240" w:lineRule="auto"/>
+              <w:spacing w:afterLines="50" w:after="120"/>
             </w:pPr>
             <w:r>
               <w:rPr>
                 <w:sz w:val="22"/>
                 <w:szCs w:val="22"/>
               </w:rPr>
-              <w:t>Mismatches: N &gt; 0，或無法識別輸出</w:t>
+              <w:t>Mismatches: N &gt; 0</w:t>
+            </w:r>
+            <w:r>
+              <w:rPr>
+                <w:sz w:val="22"/>
+                <w:szCs w:val="22"/>
+              </w:rPr>
+              <w:t>，或無法識別輸出</w:t>
             </w:r>
           </w:p>
         </w:tc>
@@ -2917,7 +5436,7 @@
           </w:tcPr>
           <w:p>
             <w:pPr>
-              <w:spacing w:line="240" w:lineRule="auto"/>
+              <w:spacing w:afterLines="50" w:after="120"/>
             </w:pPr>
             <w:r>
               <w:rPr>
@@ -2930,7 +5449,7 @@
         </w:tc>
         <w:tc>
           <w:tcPr>
-            <w:tcW w:w="2400" w:type="dxa"/>
+            <w:tcW w:w="1918" w:type="dxa"/>
             <w:tcBorders>
               <w:top w:val="single" w:sz="1" w:space="0" w:color="999999"/>
               <w:left w:val="single" w:sz="1" w:space="0" w:color="999999"/>
@@ -2947,7 +5466,7 @@
           </w:tcPr>
           <w:p>
             <w:pPr>
-              <w:spacing w:line="240" w:lineRule="auto"/>
+              <w:spacing w:afterLines="50" w:after="120"/>
             </w:pPr>
             <w:r>
               <w:rPr>
@@ -2960,7 +5479,7 @@
         </w:tc>
         <w:tc>
           <w:tcPr>
-            <w:tcW w:w="5760" w:type="dxa"/>
+            <w:tcW w:w="6242" w:type="dxa"/>
             <w:tcBorders>
               <w:top w:val="single" w:sz="1" w:space="0" w:color="999999"/>
               <w:left w:val="single" w:sz="1" w:space="0" w:color="999999"/>
@@ -2977,14 +5496,42 @@
           </w:tcPr>
           <w:p>
             <w:pPr>
-              <w:spacing w:line="240" w:lineRule="auto"/>
+              <w:spacing w:afterLines="50" w:after="120"/>
             </w:pPr>
             <w:r>
               <w:rPr>
                 <w:sz w:val="22"/>
                 <w:szCs w:val="22"/>
               </w:rPr>
-              <w:t>log 含 "TIMEOUT" 或 Python TimeoutExpired</w:t>
+              <w:t xml:space="preserve">log </w:t>
+            </w:r>
+            <w:r>
+              <w:rPr>
+                <w:sz w:val="22"/>
+                <w:szCs w:val="22"/>
+              </w:rPr>
+              <w:t>含</w:t>
+            </w:r>
+            <w:r>
+              <w:rPr>
+                <w:sz w:val="22"/>
+                <w:szCs w:val="22"/>
+              </w:rPr>
+              <w:t xml:space="preserve"> "TIMEOUT" </w:t>
+            </w:r>
+            <w:r>
+              <w:rPr>
+                <w:sz w:val="22"/>
+                <w:szCs w:val="22"/>
+              </w:rPr>
+              <w:t>或</w:t>
+            </w:r>
+            <w:r>
+              <w:rPr>
+                <w:sz w:val="22"/>
+                <w:szCs w:val="22"/>
+              </w:rPr>
+              <w:t xml:space="preserve"> Python TimeoutExpired</w:t>
             </w:r>
           </w:p>
         </w:tc>
@@ -3015,7 +5562,7 @@
           </w:tcPr>
           <w:p>
             <w:pPr>
-              <w:spacing w:line="240" w:lineRule="auto"/>
+              <w:spacing w:afterLines="50" w:after="120"/>
             </w:pPr>
             <w:r>
               <w:rPr>
@@ -3028,7 +5575,7 @@
         </w:tc>
         <w:tc>
           <w:tcPr>
-            <w:tcW w:w="2400" w:type="dxa"/>
+            <w:tcW w:w="1918" w:type="dxa"/>
             <w:tcBorders>
               <w:top w:val="single" w:sz="1" w:space="0" w:color="999999"/>
               <w:left w:val="single" w:sz="1" w:space="0" w:color="999999"/>
@@ -3045,7 +5592,7 @@
           </w:tcPr>
           <w:p>
             <w:pPr>
-              <w:spacing w:line="240" w:lineRule="auto"/>
+              <w:spacing w:afterLines="50" w:after="120"/>
             </w:pPr>
             <w:r>
               <w:rPr>
@@ -3058,7 +5605,7 @@
         </w:tc>
         <w:tc>
           <w:tcPr>
-            <w:tcW w:w="5760" w:type="dxa"/>
+            <w:tcW w:w="6242" w:type="dxa"/>
             <w:tcBorders>
               <w:top w:val="single" w:sz="1" w:space="0" w:color="999999"/>
               <w:left w:val="single" w:sz="1" w:space="0" w:color="999999"/>
@@ -3075,14 +5622,35 @@
           </w:tcPr>
           <w:p>
             <w:pPr>
-              <w:spacing w:line="240" w:lineRule="auto"/>
+              <w:spacing w:afterLines="50" w:after="120"/>
             </w:pPr>
             <w:r>
               <w:rPr>
                 <w:sz w:val="22"/>
                 <w:szCs w:val="22"/>
               </w:rPr>
-              <w:t>靜態分析：verilog source 含 posedge/negedge reset</w:t>
+              <w:t>靜態分析：</w:t>
+            </w:r>
+            <w:r>
+              <w:rPr>
+                <w:sz w:val="22"/>
+                <w:szCs w:val="22"/>
+              </w:rPr>
+              <w:t xml:space="preserve">verilog source </w:t>
+            </w:r>
+            <w:r>
+              <w:rPr>
+                <w:sz w:val="22"/>
+                <w:szCs w:val="22"/>
+              </w:rPr>
+              <w:t>含</w:t>
+            </w:r>
+            <w:r>
+              <w:rPr>
+                <w:sz w:val="22"/>
+                <w:szCs w:val="22"/>
+              </w:rPr>
+              <w:t xml:space="preserve"> posedge/negedge reset</w:t>
             </w:r>
           </w:p>
         </w:tc>
@@ -3113,7 +5681,7 @@
           </w:tcPr>
           <w:p>
             <w:pPr>
-              <w:spacing w:line="240" w:lineRule="auto"/>
+              <w:spacing w:afterLines="50" w:after="120"/>
             </w:pPr>
             <w:r>
               <w:rPr>
@@ -3126,7 +5694,7 @@
         </w:tc>
         <w:tc>
           <w:tcPr>
-            <w:tcW w:w="2400" w:type="dxa"/>
+            <w:tcW w:w="1918" w:type="dxa"/>
             <w:tcBorders>
               <w:top w:val="single" w:sz="1" w:space="0" w:color="999999"/>
               <w:left w:val="single" w:sz="1" w:space="0" w:color="999999"/>
@@ -3143,7 +5711,7 @@
           </w:tcPr>
           <w:p>
             <w:pPr>
-              <w:spacing w:line="240" w:lineRule="auto"/>
+              <w:spacing w:afterLines="50" w:after="120"/>
             </w:pPr>
             <w:r>
               <w:rPr>
@@ -3156,7 +5724,7 @@
         </w:tc>
         <w:tc>
           <w:tcPr>
-            <w:tcW w:w="5760" w:type="dxa"/>
+            <w:tcW w:w="6242" w:type="dxa"/>
             <w:tcBorders>
               <w:top w:val="single" w:sz="1" w:space="0" w:color="999999"/>
               <w:left w:val="single" w:sz="1" w:space="0" w:color="999999"/>
@@ -3173,7 +5741,7 @@
           </w:tcPr>
           <w:p>
             <w:pPr>
-              <w:spacing w:line="240" w:lineRule="auto"/>
+              <w:spacing w:afterLines="50" w:after="120"/>
             </w:pPr>
             <w:r>
               <w:rPr>
@@ -3211,7 +5779,7 @@
           </w:tcPr>
           <w:p>
             <w:pPr>
-              <w:spacing w:line="240" w:lineRule="auto"/>
+              <w:spacing w:afterLines="50" w:after="120"/>
             </w:pPr>
             <w:r>
               <w:rPr>
@@ -3224,7 +5792,7 @@
         </w:tc>
         <w:tc>
           <w:tcPr>
-            <w:tcW w:w="2400" w:type="dxa"/>
+            <w:tcW w:w="1918" w:type="dxa"/>
             <w:tcBorders>
               <w:top w:val="single" w:sz="1" w:space="0" w:color="999999"/>
               <w:left w:val="single" w:sz="1" w:space="0" w:color="999999"/>
@@ -3241,7 +5809,7 @@
           </w:tcPr>
           <w:p>
             <w:pPr>
-              <w:spacing w:line="240" w:lineRule="auto"/>
+              <w:spacing w:afterLines="50" w:after="120"/>
             </w:pPr>
             <w:r>
               <w:rPr>
@@ -3254,7 +5822,7 @@
         </w:tc>
         <w:tc>
           <w:tcPr>
-            <w:tcW w:w="5760" w:type="dxa"/>
+            <w:tcW w:w="6242" w:type="dxa"/>
             <w:tcBorders>
               <w:top w:val="single" w:sz="1" w:space="0" w:color="999999"/>
               <w:left w:val="single" w:sz="1" w:space="0" w:color="999999"/>
@@ -3271,7 +5839,7 @@
           </w:tcPr>
           <w:p>
             <w:pPr>
-              <w:spacing w:line="240" w:lineRule="auto"/>
+              <w:spacing w:afterLines="50" w:after="120"/>
             </w:pPr>
             <w:r>
               <w:rPr>
@@ -3286,38 +5854,112 @@
     </w:tbl>
     <w:p>
       <w:pPr>
+        <w:spacing w:before="20" w:afterLines="50" w:after="120"/>
+      </w:pPr>
+    </w:p>
+    <w:p>
+      <w:pPr>
         <w:pStyle w:val="2"/>
-        <w:spacing w:before="240" w:after="80"/>
-      </w:pPr>
-      <w:r>
-        <w:t>3.6 Prompt 設計</w:t>
+        <w:spacing w:before="180" w:afterLines="50" w:after="120"/>
+        <w:rPr>
+          <w:rFonts w:ascii="Times New Roman" w:hAnsi="Times New Roman"/>
+        </w:rPr>
+      </w:pPr>
+      <w:r>
+        <w:rPr>
+          <w:rFonts w:ascii="Times New Roman" w:hAnsi="Times New Roman"/>
+        </w:rPr>
+        <w:t xml:space="preserve">3.6 Prompt </w:t>
+      </w:r>
+      <w:r>
+        <w:rPr>
+          <w:rFonts w:ascii="Times New Roman" w:hAnsi="Times New Roman"/>
+        </w:rPr>
+        <w:t>設計</w:t>
       </w:r>
     </w:p>
     <w:p>
       <w:pPr>
         <w:pStyle w:val="3"/>
-        <w:spacing w:before="160" w:after="60"/>
-      </w:pPr>
-      <w:r>
-        <w:t>3.6.1 FSM 狀態機正向模板</w:t>
-      </w:r>
-    </w:p>
-    <w:p>
-      <w:pPr>
-        <w:spacing w:before="80" w:after="80"/>
-      </w:pPr>
-      <w:r>
-        <w:t>LLM 傾向使用 enum + 三元運算符設計 FSM（例如 next_state = cond ? STATE_A : STATE_B），但 iverilog -g2012 模式下此寫法會觸發 e 類錯誤（explicit cast required）。System prompt 直接給出推薦寫法：</w:t>
-      </w:r>
-    </w:p>
-    <w:p>
-      <w:pPr>
-        <w:spacing w:before="60" w:after="60"/>
+        <w:spacing w:before="120" w:afterLines="50" w:after="120"/>
+        <w:rPr>
+          <w:rFonts w:ascii="Times New Roman" w:hAnsi="Times New Roman"/>
+        </w:rPr>
+      </w:pPr>
+      <w:r>
+        <w:rPr>
+          <w:rFonts w:ascii="Times New Roman" w:hAnsi="Times New Roman"/>
+        </w:rPr>
+        <w:t xml:space="preserve">3.6.1 FSM </w:t>
+      </w:r>
+      <w:r>
+        <w:rPr>
+          <w:rFonts w:ascii="Times New Roman" w:hAnsi="Times New Roman"/>
+        </w:rPr>
+        <w:t>狀態機正向模板</w:t>
+      </w:r>
+    </w:p>
+    <w:p>
+      <w:pPr>
+        <w:spacing w:before="40" w:afterLines="50" w:after="120" w:line="360" w:lineRule="auto"/>
+      </w:pPr>
+      <w:r>
+        <w:t xml:space="preserve">LLM </w:t>
+      </w:r>
+      <w:r>
+        <w:t>傾向使用</w:t>
+      </w:r>
+      <w:r>
+        <w:t xml:space="preserve"> enum + </w:t>
+      </w:r>
+      <w:r>
+        <w:t>三元運算符設計</w:t>
+      </w:r>
+      <w:r>
+        <w:t xml:space="preserve"> FSM</w:t>
+      </w:r>
+      <w:r>
+        <w:t>（例如</w:t>
+      </w:r>
+      <w:r>
+        <w:t xml:space="preserve"> next_state = cond ? STATE_A : STATE_B</w:t>
+      </w:r>
+      <w:r>
+        <w:t>），但</w:t>
+      </w:r>
+      <w:r>
+        <w:t xml:space="preserve"> iverilog -g2012 </w:t>
+      </w:r>
+      <w:r>
+        <w:t>模式下此寫法會觸發</w:t>
+      </w:r>
+      <w:r>
+        <w:t xml:space="preserve"> e </w:t>
+      </w:r>
+      <w:r>
+        <w:t>類錯誤（</w:t>
+      </w:r>
+      <w:r>
+        <w:t>explicit cast required</w:t>
+      </w:r>
+      <w:r>
+        <w:t>）。</w:t>
+      </w:r>
+      <w:r>
+        <w:t xml:space="preserve">System prompt </w:t>
+      </w:r>
+      <w:r>
+        <w:t>直接給出推薦寫法：</w:t>
+      </w:r>
+    </w:p>
+    <w:p>
+      <w:pPr>
+        <w:spacing w:before="60" w:afterLines="50" w:after="120"/>
         <w:ind w:left="720"/>
       </w:pPr>
       <w:r>
         <w:rPr>
-          <w:rFonts w:ascii="Courier New" w:eastAsia="Courier New" w:hAnsi="Courier New" w:cs="Courier New"/>
+          <w:rFonts w:eastAsia="Courier New" w:cs="Courier New"/>
           <w:sz w:val="20"/>
           <w:szCs w:val="20"/>
         </w:rPr>
@@ -3326,28 +5968,69 @@
     </w:p>
     <w:p>
       <w:pPr>
-        <w:spacing w:before="80" w:after="80"/>
-      </w:pPr>
-      <w:r>
-        <w:t>以正向模板替代禁止清單，引導模型直接採用 localparam + logic 的無歧義寫法，避免 enum 型別轉換問題。</w:t>
+        <w:spacing w:before="40" w:afterLines="50" w:after="120" w:line="360" w:lineRule="auto"/>
+      </w:pPr>
+      <w:r>
+        <w:t>以正向模板替代禁止清單，引導模型直接採用</w:t>
+      </w:r>
+      <w:r>
+        <w:t xml:space="preserve"> localparam + logic </w:t>
+      </w:r>
+      <w:r>
+        <w:t>的無歧義寫法，避免</w:t>
+      </w:r>
+      <w:r>
+        <w:t xml:space="preserve"> enum </w:t>
+      </w:r>
+      <w:r>
+        <w:t>型別轉換問題。</w:t>
       </w:r>
     </w:p>
     <w:p>
       <w:pPr>
         <w:pStyle w:val="3"/>
-        <w:spacing w:before="160" w:after="60"/>
-      </w:pPr>
-      <w:r>
-        <w:lastRenderedPageBreak/>
+        <w:spacing w:before="120" w:afterLines="50" w:after="120"/>
+        <w:rPr>
+          <w:rFonts w:ascii="Times New Roman" w:hAnsi="Times New Roman"/>
+        </w:rPr>
+      </w:pPr>
+      <w:r>
+        <w:rPr>
+          <w:rFonts w:ascii="Times New Roman" w:hAnsi="Times New Roman"/>
+        </w:rPr>
         <w:t>3.6.2 ERROR-SPECIFIC DEBUG_HINTS</w:t>
       </w:r>
     </w:p>
     <w:p>
       <w:pPr>
-        <w:spacing w:before="80" w:after="80"/>
-      </w:pPr>
-      <w:r>
-        <w:t>針對三種高頻錯誤類型，compile_and_test 與 synthesize 的 tool result 中附加 debug_hints 欄位，提供結構化診斷清單：</w:t>
+        <w:spacing w:before="40" w:afterLines="50" w:after="120" w:line="360" w:lineRule="auto"/>
+      </w:pPr>
+      <w:r>
+        <w:t>針對三種高頻錯誤類型，</w:t>
+      </w:r>
+      <w:r>
+        <w:t xml:space="preserve">compile_and_test </w:t>
+      </w:r>
+      <w:r>
+        <w:t>與</w:t>
+      </w:r>
+      <w:r>
+        <w:t xml:space="preserve"> synthesize </w:t>
+      </w:r>
+      <w:r>
+        <w:t>的</w:t>
+      </w:r>
+      <w:r>
+        <w:t xml:space="preserve"> tool result </w:t>
+      </w:r>
+      <w:r>
+        <w:t>中附加</w:t>
+      </w:r>
+      <w:r>
+        <w:t xml:space="preserve"> debug_hints </w:t>
+      </w:r>
+      <w:r>
+        <w:t>欄位，提供結構化診斷清單：</w:t>
       </w:r>
     </w:p>
     <w:p>
@@ -3357,11 +6040,84 @@
           <w:ilvl w:val="0"/>
           <w:numId w:val="2"/>
         </w:numPr>
-        <w:spacing w:before="40" w:after="40"/>
+        <w:spacing w:before="20" w:afterLines="50" w:after="120" w:line="360" w:lineRule="auto"/>
         <w:ind w:left="600" w:right="240"/>
-      </w:pPr>
-      <w:r>
-        <w:t>R（Runtime mismatch）：6 項子類型假設清單（timing offset、狀態轉移條件錯誤、組合邏輯錯誤、reset 初始值、計數器邊界、Mealy/Moore 時序）</w:t>
+        <w:rPr>
+          <w:rFonts w:ascii="Times New Roman" w:hAnsi="Times New Roman"/>
+        </w:rPr>
+      </w:pPr>
+      <w:r>
+        <w:rPr>
+          <w:rFonts w:ascii="Times New Roman" w:hAnsi="Times New Roman"/>
+        </w:rPr>
+        <w:lastRenderedPageBreak/>
+        <w:t>R</w:t>
+      </w:r>
+      <w:r>
+        <w:rPr>
+          <w:rFonts w:ascii="Times New Roman" w:hAnsi="Times New Roman"/>
+        </w:rPr>
+        <w:t>（</w:t>
+      </w:r>
+      <w:r>
+        <w:rPr>
+          <w:rFonts w:ascii="Times New Roman" w:hAnsi="Times New Roman"/>
+        </w:rPr>
+        <w:t>Runtime mismatch</w:t>
+      </w:r>
+      <w:r>
+        <w:rPr>
+          <w:rFonts w:ascii="Times New Roman" w:hAnsi="Times New Roman"/>
+        </w:rPr>
+        <w:t>）：</w:t>
+      </w:r>
+      <w:r>
+        <w:rPr>
+          <w:rFonts w:ascii="Times New Roman" w:hAnsi="Times New Roman"/>
+        </w:rPr>
+        <w:t xml:space="preserve">6 </w:t>
+      </w:r>
+      <w:r>
+        <w:rPr>
+          <w:rFonts w:ascii="Times New Roman" w:hAnsi="Times New Roman"/>
+        </w:rPr>
+        <w:t>項子類型假設清單（</w:t>
+      </w:r>
+      <w:r>
+        <w:rPr>
+          <w:rFonts w:ascii="Times New Roman" w:hAnsi="Times New Roman"/>
+        </w:rPr>
+        <w:t>timing offset</w:t>
+      </w:r>
+      <w:r>
+        <w:rPr>
+          <w:rFonts w:ascii="Times New Roman" w:hAnsi="Times New Roman"/>
+        </w:rPr>
+        <w:t>、狀態轉移條件錯誤、組合邏輯錯誤、</w:t>
+      </w:r>
+      <w:r>
+        <w:rPr>
+          <w:rFonts w:ascii="Times New Roman" w:hAnsi="Times New Roman"/>
+        </w:rPr>
+        <w:t xml:space="preserve">reset </w:t>
+      </w:r>
+      <w:r>
+        <w:rPr>
+          <w:rFonts w:ascii="Times New Roman" w:hAnsi="Times New Roman"/>
+        </w:rPr>
+        <w:t>初始值、計數器邊界、</w:t>
+      </w:r>
+      <w:r>
+        <w:rPr>
+          <w:rFonts w:ascii="Times New Roman" w:hAnsi="Times New Roman"/>
+        </w:rPr>
+        <w:t xml:space="preserve">Mealy/Moore </w:t>
+      </w:r>
+      <w:r>
+        <w:rPr>
+          <w:rFonts w:ascii="Times New Roman" w:hAnsi="Times New Roman"/>
+        </w:rPr>
+        <w:t>時序）</w:t>
       </w:r>
     </w:p>
     <w:p>
@@ -3371,11 +6127,71 @@
           <w:ilvl w:val="0"/>
           <w:numId w:val="2"/>
         </w:numPr>
-        <w:spacing w:before="40" w:after="40"/>
+        <w:spacing w:before="20" w:afterLines="50" w:after="120" w:line="360" w:lineRule="auto"/>
         <w:ind w:left="600" w:right="240"/>
-      </w:pPr>
-      <w:r>
-        <w:t>e（Explicit cast）：3 項觸發原因 + 根本解法（改用 localparam + logic）</w:t>
+        <w:rPr>
+          <w:rFonts w:ascii="Times New Roman" w:hAnsi="Times New Roman"/>
+        </w:rPr>
+      </w:pPr>
+      <w:r>
+        <w:rPr>
+          <w:rFonts w:ascii="Times New Roman" w:hAnsi="Times New Roman"/>
+        </w:rPr>
+        <w:t>e</w:t>
+      </w:r>
+      <w:r>
+        <w:rPr>
+          <w:rFonts w:ascii="Times New Roman" w:hAnsi="Times New Roman"/>
+        </w:rPr>
+        <w:t>（</w:t>
+      </w:r>
+      <w:r>
+        <w:rPr>
+          <w:rFonts w:ascii="Times New Roman" w:hAnsi="Times New Roman"/>
+        </w:rPr>
+        <w:t>Explicit cast</w:t>
+      </w:r>
+      <w:r>
+        <w:rPr>
+          <w:rFonts w:ascii="Times New Roman" w:hAnsi="Times New Roman"/>
+        </w:rPr>
+        <w:t>）：</w:t>
+      </w:r>
+      <w:r>
+        <w:rPr>
+          <w:rFonts w:ascii="Times New Roman" w:hAnsi="Times New Roman"/>
+        </w:rPr>
+        <w:t xml:space="preserve">3 </w:t>
+      </w:r>
+      <w:r>
+        <w:rPr>
+          <w:rFonts w:ascii="Times New Roman" w:hAnsi="Times New Roman"/>
+        </w:rPr>
+        <w:t>項觸發原因</w:t>
+      </w:r>
+      <w:r>
+        <w:rPr>
+          <w:rFonts w:ascii="Times New Roman" w:hAnsi="Times New Roman"/>
+        </w:rPr>
+        <w:t xml:space="preserve"> + </w:t>
+      </w:r>
+      <w:r>
+        <w:rPr>
+          <w:rFonts w:ascii="Times New Roman" w:hAnsi="Times New Roman"/>
+        </w:rPr>
+        <w:t>根本解法（改用</w:t>
+      </w:r>
+      <w:r>
+        <w:rPr>
+          <w:rFonts w:ascii="Times New Roman" w:hAnsi="Times New Roman"/>
+        </w:rPr>
+        <w:t xml:space="preserve"> localparam + logic</w:t>
+      </w:r>
+      <w:r>
+        <w:rPr>
+          <w:rFonts w:ascii="Times New Roman" w:hAnsi="Times New Roman"/>
+        </w:rPr>
+        <w:t>）</w:t>
       </w:r>
     </w:p>
     <w:p>
@@ -3385,56 +6201,188 @@
           <w:ilvl w:val="0"/>
           <w:numId w:val="2"/>
         </w:numPr>
-        <w:spacing w:before="40" w:after="40"/>
+        <w:spacing w:before="20" w:afterLines="50" w:after="120" w:line="360" w:lineRule="auto"/>
         <w:ind w:left="600" w:right="240"/>
-      </w:pPr>
-      <w:r>
-        <w:t>Ys（Synthesis error）：4 項常見合成錯誤原因（不可合成語法、多重驅動等）</w:t>
-      </w:r>
-    </w:p>
-    <w:p>
-      <w:pPr>
-        <w:spacing w:before="80" w:after="80"/>
-      </w:pPr>
-      <w:r>
-        <w:t>此設計在 LLM 僅能取得 error code 與 mismatch count 的情況下，提供系統性的假設清單，讓模型逐項對照自己的程式碼，提高 R 類難題的修復成功率。</w:t>
+        <w:rPr>
+          <w:rFonts w:ascii="Times New Roman" w:hAnsi="Times New Roman"/>
+        </w:rPr>
+      </w:pPr>
+      <w:r>
+        <w:rPr>
+          <w:rFonts w:ascii="Times New Roman" w:hAnsi="Times New Roman"/>
+        </w:rPr>
+        <w:t>Ys</w:t>
+      </w:r>
+      <w:r>
+        <w:rPr>
+          <w:rFonts w:ascii="Times New Roman" w:hAnsi="Times New Roman"/>
+        </w:rPr>
+        <w:t>（</w:t>
+      </w:r>
+      <w:r>
+        <w:rPr>
+          <w:rFonts w:ascii="Times New Roman" w:hAnsi="Times New Roman"/>
+        </w:rPr>
+        <w:t>Synthesis error</w:t>
+      </w:r>
+      <w:r>
+        <w:rPr>
+          <w:rFonts w:ascii="Times New Roman" w:hAnsi="Times New Roman"/>
+        </w:rPr>
+        <w:t>）：</w:t>
+      </w:r>
+      <w:r>
+        <w:rPr>
+          <w:rFonts w:ascii="Times New Roman" w:hAnsi="Times New Roman"/>
+        </w:rPr>
+        <w:t xml:space="preserve">4 </w:t>
+      </w:r>
+      <w:r>
+        <w:rPr>
+          <w:rFonts w:ascii="Times New Roman" w:hAnsi="Times New Roman"/>
+        </w:rPr>
+        <w:t>項常見合成錯誤原因（不可合成語法、多重驅動等）</w:t>
+      </w:r>
+    </w:p>
+    <w:p>
+      <w:pPr>
+        <w:spacing w:before="40" w:afterLines="50" w:after="120" w:line="360" w:lineRule="auto"/>
+      </w:pPr>
+      <w:r>
+        <w:t>此設計在</w:t>
+      </w:r>
+      <w:r>
+        <w:t xml:space="preserve"> LLM </w:t>
+      </w:r>
+      <w:r>
+        <w:t>僅能取得</w:t>
+      </w:r>
+      <w:r>
+        <w:t xml:space="preserve"> error code </w:t>
+      </w:r>
+      <w:r>
+        <w:t>與</w:t>
+      </w:r>
+      <w:r>
+        <w:t xml:space="preserve"> mismatch count </w:t>
+      </w:r>
+      <w:r>
+        <w:t>的情況下，提供系統性的假設清單，讓模型逐項對照自己的程式碼，提高</w:t>
+      </w:r>
+      <w:r>
+        <w:t xml:space="preserve"> R </w:t>
+      </w:r>
+      <w:r>
+        <w:t>類難題的修復成功率。</w:t>
       </w:r>
     </w:p>
     <w:p>
       <w:pPr>
         <w:pStyle w:val="2"/>
-        <w:spacing w:before="240" w:after="80"/>
-      </w:pPr>
-      <w:r>
-        <w:t>3.7 速率限制與斷點續跑</w:t>
-      </w:r>
-    </w:p>
-    <w:p>
-      <w:pPr>
-        <w:spacing w:before="80" w:after="80"/>
-      </w:pPr>
-      <w:r>
-        <w:t>為符合 Gemini API free tier 限制（最高 15 RPM），系統實作 leaky bucket 速率限制器（RateLimiter），在持有 thread lock 的情況下控制相鄰 API 呼叫間隔，支援 ThreadPoolExecutor 多 worker 並行時的全域限速。</w:t>
-      </w:r>
-    </w:p>
-    <w:p>
-      <w:pPr>
-        <w:spacing w:before="80" w:after="80"/>
-        <w:rPr>
-          <w:rFonts w:hint="eastAsia"/>
-        </w:rPr>
-      </w:pPr>
-      <w:r>
-        <w:t>批次執行預設開啟斷點續跑：已有 result.json 的題目自動跳過，發生例外的題目不寫入結果，下次執行時重試。</w:t>
-      </w:r>
+        <w:spacing w:before="180" w:afterLines="50" w:after="120"/>
+        <w:rPr>
+          <w:rFonts w:ascii="Times New Roman" w:hAnsi="Times New Roman"/>
+        </w:rPr>
+      </w:pPr>
+      <w:r>
+        <w:rPr>
+          <w:rFonts w:ascii="Times New Roman" w:hAnsi="Times New Roman"/>
+        </w:rPr>
+        <w:t xml:space="preserve">3.7 </w:t>
+      </w:r>
+      <w:r>
+        <w:rPr>
+          <w:rFonts w:ascii="Times New Roman" w:hAnsi="Times New Roman"/>
+        </w:rPr>
+        <w:t>速率限制與斷點續跑</w:t>
+      </w:r>
+    </w:p>
+    <w:p>
+      <w:pPr>
+        <w:spacing w:before="40" w:afterLines="50" w:after="120" w:line="360" w:lineRule="auto"/>
+      </w:pPr>
+      <w:r>
+        <w:t>為符合</w:t>
+      </w:r>
+      <w:r>
+        <w:t xml:space="preserve"> Gemini API free tier </w:t>
+      </w:r>
+      <w:r>
+        <w:t>限制（最高</w:t>
+      </w:r>
+      <w:r>
+        <w:t xml:space="preserve"> 15 RPM</w:t>
+      </w:r>
+      <w:r>
+        <w:t>），系統實作</w:t>
+      </w:r>
+      <w:r>
+        <w:t xml:space="preserve"> leaky bucket </w:t>
+      </w:r>
+      <w:r>
+        <w:t>速率限制器（</w:t>
+      </w:r>
+      <w:r>
+        <w:t>RateLimiter</w:t>
+      </w:r>
+      <w:r>
+        <w:t>），在持有</w:t>
+      </w:r>
+      <w:r>
+        <w:t xml:space="preserve"> thread lock </w:t>
+      </w:r>
+      <w:r>
+        <w:t>的情況下控制相鄰</w:t>
+      </w:r>
+      <w:r>
+        <w:t xml:space="preserve"> API </w:t>
+      </w:r>
+      <w:r>
+        <w:t>呼叫間隔，支援</w:t>
+      </w:r>
+      <w:r>
+        <w:t xml:space="preserve"> ThreadPoolExecutor </w:t>
+      </w:r>
+      <w:r>
+        <w:t>多</w:t>
+      </w:r>
+      <w:r>
+        <w:t xml:space="preserve"> worker </w:t>
+      </w:r>
+      <w:r>
+        <w:t>並行時的全域限速。</w:t>
+      </w:r>
+    </w:p>
+    <w:p>
+      <w:pPr>
+        <w:spacing w:before="40" w:afterLines="50" w:after="120" w:line="360" w:lineRule="auto"/>
+      </w:pPr>
+      <w:r>
+        <w:t>批次執行預設開啟斷點續跑：已有</w:t>
+      </w:r>
+      <w:r>
+        <w:t xml:space="preserve"> result.json </w:t>
+      </w:r>
+      <w:r>
+        <w:t>的題目自動跳過，發生例外的題目不寫入結果，下次執行時重試。</w:t>
+      </w:r>
+    </w:p>
+    <w:p>
+      <w:pPr>
+        <w:spacing w:before="20" w:afterLines="50" w:after="120"/>
+      </w:pPr>
     </w:p>
     <w:p>
       <w:pPr>
         <w:pStyle w:val="1"/>
-        <w:spacing w:before="360" w:after="120"/>
-      </w:pPr>
-      <w:r>
-        <w:rPr>
+        <w:spacing w:before="280" w:afterLines="50" w:after="120"/>
+        <w:rPr>
+          <w:rFonts w:ascii="Times New Roman" w:hAnsi="Times New Roman"/>
+        </w:rPr>
+      </w:pPr>
+      <w:r>
+        <w:rPr>
+          <w:rFonts w:ascii="Times New Roman" w:hAnsi="Times New Roman"/>
           <w:sz w:val="32"/>
           <w:szCs w:val="32"/>
         </w:rPr>
@@ -3444,18 +6392,48 @@
     <w:p>
       <w:pPr>
         <w:pStyle w:val="2"/>
-        <w:spacing w:before="240" w:after="80"/>
-      </w:pPr>
-      <w:r>
-        <w:t>4.1 評估資料集</w:t>
-      </w:r>
-    </w:p>
-    <w:p>
-      <w:pPr>
-        <w:spacing w:before="80" w:after="80"/>
-      </w:pPr>
-      <w:r>
-        <w:t>評估使用 VerilogEval benchmark（Liu et al., 2023），包含兩種任務類型，各 156 題：</w:t>
+        <w:spacing w:before="180" w:afterLines="50" w:after="120"/>
+        <w:rPr>
+          <w:rFonts w:ascii="Times New Roman" w:hAnsi="Times New Roman"/>
+        </w:rPr>
+      </w:pPr>
+      <w:r>
+        <w:rPr>
+          <w:rFonts w:ascii="Times New Roman" w:hAnsi="Times New Roman"/>
+        </w:rPr>
+        <w:t xml:space="preserve">4.1 </w:t>
+      </w:r>
+      <w:r>
+        <w:rPr>
+          <w:rFonts w:ascii="Times New Roman" w:hAnsi="Times New Roman"/>
+        </w:rPr>
+        <w:t>評估資料集</w:t>
+      </w:r>
+    </w:p>
+    <w:p>
+      <w:pPr>
+        <w:spacing w:before="40" w:afterLines="50" w:after="120" w:line="360" w:lineRule="auto"/>
+      </w:pPr>
+      <w:r>
+        <w:t>評估使用</w:t>
+      </w:r>
+      <w:r>
+        <w:t xml:space="preserve"> VerilogEval benchmark</w:t>
+      </w:r>
+      <w:r>
+        <w:t>（</w:t>
+      </w:r>
+      <w:r>
+        <w:t>Liu et al., 2023</w:t>
+      </w:r>
+      <w:r>
+        <w:t>），包含兩種任務類型，各</w:t>
+      </w:r>
+      <w:r>
+        <w:t xml:space="preserve"> 156 </w:t>
+      </w:r>
+      <w:r>
+        <w:t>題：</w:t>
       </w:r>
     </w:p>
     <w:tbl>
@@ -3505,6 +6483,9 @@
             </w:tcMar>
           </w:tcPr>
           <w:p>
+            <w:pPr>
+              <w:spacing w:afterLines="50" w:after="120"/>
+            </w:pPr>
             <w:r>
               <w:rPr>
                 <w:b/>
@@ -3534,6 +6515,9 @@
             </w:tcMar>
           </w:tcPr>
           <w:p>
+            <w:pPr>
+              <w:spacing w:afterLines="50" w:after="120"/>
+            </w:pPr>
             <w:r>
               <w:rPr>
                 <w:b/>
@@ -3563,6 +6547,9 @@
             </w:tcMar>
           </w:tcPr>
           <w:p>
+            <w:pPr>
+              <w:spacing w:afterLines="50" w:after="120"/>
+            </w:pPr>
             <w:r>
               <w:rPr>
                 <w:b/>
@@ -3600,6 +6587,9 @@
             </w:tcMar>
           </w:tcPr>
           <w:p>
+            <w:pPr>
+              <w:spacing w:afterLines="50" w:after="120"/>
+            </w:pPr>
             <w:r>
               <w:rPr>
                 <w:sz w:val="22"/>
@@ -3627,12 +6617,22 @@
             </w:tcMar>
           </w:tcPr>
           <w:p>
-            <w:r>
-              <w:rPr>
-                <w:sz w:val="22"/>
-                <w:szCs w:val="22"/>
-              </w:rPr>
-              <w:t>從自然語言規格從零設計完整 Verilog module</w:t>
+            <w:pPr>
+              <w:spacing w:afterLines="50" w:after="120"/>
+            </w:pPr>
+            <w:r>
+              <w:rPr>
+                <w:sz w:val="22"/>
+                <w:szCs w:val="22"/>
+              </w:rPr>
+              <w:t>從自然語言規格從零設計完整</w:t>
+            </w:r>
+            <w:r>
+              <w:rPr>
+                <w:sz w:val="22"/>
+                <w:szCs w:val="22"/>
+              </w:rPr>
+              <w:t xml:space="preserve"> Verilog module</w:t>
             </w:r>
           </w:p>
         </w:tc>
@@ -3654,6 +6654,9 @@
             </w:tcMar>
           </w:tcPr>
           <w:p>
+            <w:pPr>
+              <w:spacing w:afterLines="50" w:after="120"/>
+            </w:pPr>
             <w:r>
               <w:rPr>
                 <w:sz w:val="22"/>
@@ -3689,6 +6692,9 @@
             </w:tcMar>
           </w:tcPr>
           <w:p>
+            <w:pPr>
+              <w:spacing w:afterLines="50" w:after="120"/>
+            </w:pPr>
             <w:r>
               <w:rPr>
                 <w:sz w:val="22"/>
@@ -3716,12 +6722,43 @@
             </w:tcMar>
           </w:tcPr>
           <w:p>
-            <w:r>
-              <w:rPr>
-                <w:sz w:val="22"/>
-                <w:szCs w:val="22"/>
-              </w:rPr>
-              <w:t>補全已給定 port 介面的 Verilog module 內部邏輯</w:t>
+            <w:pPr>
+              <w:spacing w:afterLines="50" w:after="120"/>
+            </w:pPr>
+            <w:r>
+              <w:rPr>
+                <w:sz w:val="22"/>
+                <w:szCs w:val="22"/>
+              </w:rPr>
+              <w:t>補全已給定</w:t>
+            </w:r>
+            <w:r>
+              <w:rPr>
+                <w:sz w:val="22"/>
+                <w:szCs w:val="22"/>
+              </w:rPr>
+              <w:t xml:space="preserve"> port </w:t>
+            </w:r>
+            <w:r>
+              <w:rPr>
+                <w:sz w:val="22"/>
+                <w:szCs w:val="22"/>
+              </w:rPr>
+              <w:t>介面的</w:t>
+            </w:r>
+            <w:r>
+              <w:rPr>
+                <w:sz w:val="22"/>
+                <w:szCs w:val="22"/>
+              </w:rPr>
+              <w:t xml:space="preserve"> Verilog module </w:t>
+            </w:r>
+            <w:r>
+              <w:rPr>
+                <w:sz w:val="22"/>
+                <w:szCs w:val="22"/>
+              </w:rPr>
+              <w:t>內部邏輯</w:t>
             </w:r>
           </w:p>
         </w:tc>
@@ -3743,6 +6780,9 @@
             </w:tcMar>
           </w:tcPr>
           <w:p>
+            <w:pPr>
+              <w:spacing w:afterLines="50" w:after="120"/>
+            </w:pPr>
             <w:r>
               <w:rPr>
                 <w:sz w:val="22"/>
@@ -3756,28 +6796,78 @@
     </w:tbl>
     <w:p>
       <w:pPr>
-        <w:spacing w:before="40" w:after="40"/>
-      </w:pPr>
-    </w:p>
-    <w:p>
-      <w:pPr>
-        <w:spacing w:before="80" w:after="80"/>
-      </w:pPr>
-      <w:r>
-        <w:t>題目類型涵蓋：組合邏輯（多工器、加法器、Karnaugh map）、循序電路（D flip-flop、計數器、移位暫存器）、有限狀態機（Mealy、Moore、One-hot）、進</w:t>
-      </w:r>
-      <w:r>
-        <w:lastRenderedPageBreak/>
-        <w:t>階電路（LFSR、Conway's Life、序列偵測器）等。</w:t>
+        <w:spacing w:before="20" w:afterLines="50" w:after="120"/>
+      </w:pPr>
+    </w:p>
+    <w:p>
+      <w:pPr>
+        <w:spacing w:before="40" w:afterLines="50" w:after="120" w:line="360" w:lineRule="auto"/>
+      </w:pPr>
+      <w:r>
+        <w:t>題目類型涵蓋：組合邏輯（多工器、加法器、</w:t>
+      </w:r>
+      <w:r>
+        <w:t>Karnaugh map</w:t>
+      </w:r>
+      <w:r>
+        <w:t>）、循序電路（</w:t>
+      </w:r>
+      <w:r>
+        <w:t>D flip-flop</w:t>
+      </w:r>
+      <w:r>
+        <w:t>、計數器、移位暫存器）、有限狀態機（</w:t>
+      </w:r>
+      <w:r>
+        <w:t>Mealy</w:t>
+      </w:r>
+      <w:r>
+        <w:t>、</w:t>
+      </w:r>
+      <w:r>
+        <w:t>Moore</w:t>
+      </w:r>
+      <w:r>
+        <w:t>、</w:t>
+      </w:r>
+      <w:r>
+        <w:t>One-hot</w:t>
+      </w:r>
+      <w:r>
+        <w:t>）、進階電路（</w:t>
+      </w:r>
+      <w:r>
+        <w:t>LFSR</w:t>
+      </w:r>
+      <w:r>
+        <w:t>、</w:t>
+      </w:r>
+      <w:r>
+        <w:t>Conway's Life</w:t>
+      </w:r>
+      <w:r>
+        <w:t>、序列偵測器）等。</w:t>
       </w:r>
     </w:p>
     <w:p>
       <w:pPr>
         <w:pStyle w:val="2"/>
-        <w:spacing w:before="240" w:after="80"/>
-      </w:pPr>
-      <w:r>
-        <w:t>4.2 三組對照實驗設計</w:t>
+        <w:spacing w:before="180" w:afterLines="50" w:after="120"/>
+        <w:rPr>
+          <w:rFonts w:ascii="Times New Roman" w:hAnsi="Times New Roman"/>
+        </w:rPr>
+      </w:pPr>
+      <w:r>
+        <w:rPr>
+          <w:rFonts w:ascii="Times New Roman" w:hAnsi="Times New Roman"/>
+        </w:rPr>
+        <w:t xml:space="preserve">4.2 </w:t>
+      </w:r>
+      <w:r>
+        <w:rPr>
+          <w:rFonts w:ascii="Times New Roman" w:hAnsi="Times New Roman"/>
+        </w:rPr>
+        <w:t>三組對照實驗設計</w:t>
       </w:r>
     </w:p>
     <w:tbl>
@@ -3825,12 +6915,10 @@
               <w:bottom w:w="60" w:type="dxa"/>
               <w:right w:w="100" w:type="dxa"/>
             </w:tcMar>
-            <w:vAlign w:val="center"/>
           </w:tcPr>
           <w:p>
             <w:pPr>
-              <w:snapToGrid w:val="0"/>
-              <w:jc w:val="center"/>
+              <w:spacing w:afterLines="50" w:after="120"/>
             </w:pPr>
             <w:r>
               <w:rPr>
@@ -3839,6 +6927,7 @@
                 <w:sz w:val="22"/>
                 <w:szCs w:val="22"/>
               </w:rPr>
+              <w:lastRenderedPageBreak/>
               <w:t>組別</w:t>
             </w:r>
           </w:p>
@@ -3859,12 +6948,10 @@
               <w:bottom w:w="60" w:type="dxa"/>
               <w:right w:w="100" w:type="dxa"/>
             </w:tcMar>
-            <w:vAlign w:val="center"/>
           </w:tcPr>
           <w:p>
             <w:pPr>
-              <w:snapToGrid w:val="0"/>
-              <w:jc w:val="center"/>
+              <w:spacing w:afterLines="50" w:after="120"/>
             </w:pPr>
             <w:r>
               <w:rPr>
@@ -3893,12 +6980,10 @@
               <w:bottom w:w="60" w:type="dxa"/>
               <w:right w:w="100" w:type="dxa"/>
             </w:tcMar>
-            <w:vAlign w:val="center"/>
           </w:tcPr>
           <w:p>
             <w:pPr>
-              <w:snapToGrid w:val="0"/>
-              <w:jc w:val="center"/>
+              <w:spacing w:afterLines="50" w:after="120"/>
             </w:pPr>
             <w:r>
               <w:rPr>
@@ -3935,13 +7020,10 @@
               <w:bottom w:w="60" w:type="dxa"/>
               <w:right w:w="100" w:type="dxa"/>
             </w:tcMar>
-            <w:vAlign w:val="center"/>
           </w:tcPr>
           <w:p>
             <w:pPr>
-              <w:snapToGrid w:val="0"/>
-              <w:spacing w:line="240" w:lineRule="auto"/>
-              <w:jc w:val="center"/>
+              <w:spacing w:afterLines="50" w:after="120"/>
             </w:pPr>
             <w:r>
               <w:rPr>
@@ -3968,20 +7050,59 @@
               <w:bottom w:w="60" w:type="dxa"/>
               <w:right w:w="100" w:type="dxa"/>
             </w:tcMar>
-            <w:vAlign w:val="center"/>
           </w:tcPr>
           <w:p>
             <w:pPr>
-              <w:snapToGrid w:val="0"/>
-              <w:spacing w:line="240" w:lineRule="auto"/>
-              <w:jc w:val="center"/>
+              <w:spacing w:afterLines="50" w:after="120"/>
             </w:pPr>
             <w:r>
               <w:rPr>
                 <w:sz w:val="22"/>
                 <w:szCs w:val="22"/>
               </w:rPr>
-              <w:t>單次生成，無 error feedback（max_attempts=5，但 LLM 無法利用回饋）</w:t>
+              <w:t>單次生成，無</w:t>
+            </w:r>
+            <w:r>
+              <w:rPr>
+                <w:sz w:val="22"/>
+                <w:szCs w:val="22"/>
+              </w:rPr>
+              <w:t xml:space="preserve"> error feedback</w:t>
+            </w:r>
+            <w:r>
+              <w:rPr>
+                <w:sz w:val="22"/>
+                <w:szCs w:val="22"/>
+              </w:rPr>
+              <w:t>（</w:t>
+            </w:r>
+            <w:r>
+              <w:rPr>
+                <w:sz w:val="22"/>
+                <w:szCs w:val="22"/>
+              </w:rPr>
+              <w:t>max_attempts=5</w:t>
+            </w:r>
+            <w:r>
+              <w:rPr>
+                <w:sz w:val="22"/>
+                <w:szCs w:val="22"/>
+              </w:rPr>
+              <w:t>，但</w:t>
+            </w:r>
+            <w:r>
+              <w:rPr>
+                <w:sz w:val="22"/>
+                <w:szCs w:val="22"/>
+              </w:rPr>
+              <w:t xml:space="preserve"> LLM </w:t>
+            </w:r>
+            <w:r>
+              <w:rPr>
+                <w:sz w:val="22"/>
+                <w:szCs w:val="22"/>
+              </w:rPr>
+              <w:t>無法利用回饋）</w:t>
             </w:r>
           </w:p>
         </w:tc>
@@ -4001,20 +7122,38 @@
               <w:bottom w:w="60" w:type="dxa"/>
               <w:right w:w="100" w:type="dxa"/>
             </w:tcMar>
-            <w:vAlign w:val="center"/>
           </w:tcPr>
           <w:p>
             <w:pPr>
-              <w:snapToGrid w:val="0"/>
-              <w:spacing w:line="240" w:lineRule="auto"/>
-              <w:jc w:val="center"/>
+              <w:spacing w:afterLines="50" w:after="120"/>
             </w:pPr>
             <w:r>
               <w:rPr>
                 <w:sz w:val="22"/>
                 <w:szCs w:val="22"/>
               </w:rPr>
-              <w:t>衡量「無 Agent 迭代」的基準 pass rate</w:t>
+              <w:t>衡量「無</w:t>
+            </w:r>
+            <w:r>
+              <w:rPr>
+                <w:sz w:val="22"/>
+                <w:szCs w:val="22"/>
+              </w:rPr>
+              <w:t xml:space="preserve"> Agent </w:t>
+            </w:r>
+            <w:r>
+              <w:rPr>
+                <w:sz w:val="22"/>
+                <w:szCs w:val="22"/>
+              </w:rPr>
+              <w:t>迭代」的基準</w:t>
+            </w:r>
+            <w:r>
+              <w:rPr>
+                <w:sz w:val="22"/>
+                <w:szCs w:val="22"/>
+              </w:rPr>
+              <w:t xml:space="preserve"> pass rate</w:t>
             </w:r>
           </w:p>
         </w:tc>
@@ -4042,13 +7181,10 @@
               <w:bottom w:w="60" w:type="dxa"/>
               <w:right w:w="100" w:type="dxa"/>
             </w:tcMar>
-            <w:vAlign w:val="center"/>
           </w:tcPr>
           <w:p>
             <w:pPr>
-              <w:snapToGrid w:val="0"/>
-              <w:spacing w:line="240" w:lineRule="auto"/>
-              <w:jc w:val="center"/>
+              <w:spacing w:afterLines="50" w:after="120"/>
             </w:pPr>
             <w:r>
               <w:rPr>
@@ -4075,20 +7211,38 @@
               <w:bottom w:w="60" w:type="dxa"/>
               <w:right w:w="100" w:type="dxa"/>
             </w:tcMar>
-            <w:vAlign w:val="center"/>
           </w:tcPr>
           <w:p>
             <w:pPr>
-              <w:snapToGrid w:val="0"/>
-              <w:spacing w:line="240" w:lineRule="auto"/>
-              <w:jc w:val="center"/>
+              <w:spacing w:afterLines="50" w:after="120"/>
             </w:pPr>
             <w:r>
               <w:rPr>
                 <w:sz w:val="22"/>
                 <w:szCs w:val="22"/>
               </w:rPr>
-              <w:t>3 次完全獨立生成，各自建立新 chat session，互不共享歷史</w:t>
+              <w:t xml:space="preserve">3 </w:t>
+            </w:r>
+            <w:r>
+              <w:rPr>
+                <w:sz w:val="22"/>
+                <w:szCs w:val="22"/>
+              </w:rPr>
+              <w:t>次完全獨立生成，各自建立新</w:t>
+            </w:r>
+            <w:r>
+              <w:rPr>
+                <w:sz w:val="22"/>
+                <w:szCs w:val="22"/>
+              </w:rPr>
+              <w:t xml:space="preserve"> chat session</w:t>
+            </w:r>
+            <w:r>
+              <w:rPr>
+                <w:sz w:val="22"/>
+                <w:szCs w:val="22"/>
+              </w:rPr>
+              <w:t>，互不共享歷史</w:t>
             </w:r>
           </w:p>
         </w:tc>
@@ -4108,20 +7262,31 @@
               <w:bottom w:w="60" w:type="dxa"/>
               <w:right w:w="100" w:type="dxa"/>
             </w:tcMar>
-            <w:vAlign w:val="center"/>
           </w:tcPr>
           <w:p>
             <w:pPr>
-              <w:snapToGrid w:val="0"/>
-              <w:spacing w:line="240" w:lineRule="auto"/>
-              <w:jc w:val="center"/>
+              <w:spacing w:afterLines="50" w:after="120"/>
             </w:pPr>
             <w:r>
               <w:rPr>
                 <w:sz w:val="22"/>
                 <w:szCs w:val="22"/>
               </w:rPr>
-              <w:t>排除多次嘗試效果，單獨衡量 feedback 的價值</w:t>
+              <w:t>排除多次嘗試效果，單獨衡量</w:t>
+            </w:r>
+            <w:r>
+              <w:rPr>
+                <w:sz w:val="22"/>
+                <w:szCs w:val="22"/>
+              </w:rPr>
+              <w:t xml:space="preserve"> feedback </w:t>
+            </w:r>
+            <w:r>
+              <w:rPr>
+                <w:sz w:val="22"/>
+                <w:szCs w:val="22"/>
+              </w:rPr>
+              <w:t>的價值</w:t>
             </w:r>
           </w:p>
         </w:tc>
@@ -4149,13 +7314,10 @@
               <w:bottom w:w="60" w:type="dxa"/>
               <w:right w:w="100" w:type="dxa"/>
             </w:tcMar>
-            <w:vAlign w:val="center"/>
           </w:tcPr>
           <w:p>
             <w:pPr>
-              <w:snapToGrid w:val="0"/>
-              <w:spacing w:line="240" w:lineRule="auto"/>
-              <w:jc w:val="center"/>
+              <w:spacing w:afterLines="50" w:after="120"/>
             </w:pPr>
             <w:r>
               <w:rPr>
@@ -4182,20 +7344,45 @@
               <w:bottom w:w="60" w:type="dxa"/>
               <w:right w:w="100" w:type="dxa"/>
             </w:tcMar>
-            <w:vAlign w:val="center"/>
           </w:tcPr>
           <w:p>
             <w:pPr>
-              <w:snapToGrid w:val="0"/>
-              <w:spacing w:line="240" w:lineRule="auto"/>
-              <w:jc w:val="center"/>
+              <w:spacing w:afterLines="50" w:after="120"/>
             </w:pPr>
             <w:r>
               <w:rPr>
                 <w:sz w:val="22"/>
                 <w:szCs w:val="22"/>
               </w:rPr>
-              <w:t>最多 5 次嘗試 + error feedback + decompose_spec（邏輯錯誤二次失敗時觸發）</w:t>
+              <w:t>最多</w:t>
+            </w:r>
+            <w:r>
+              <w:rPr>
+                <w:sz w:val="22"/>
+                <w:szCs w:val="22"/>
+              </w:rPr>
+              <w:t xml:space="preserve"> 5 </w:t>
+            </w:r>
+            <w:r>
+              <w:rPr>
+                <w:sz w:val="22"/>
+                <w:szCs w:val="22"/>
+              </w:rPr>
+              <w:t>次嘗試</w:t>
+            </w:r>
+            <w:r>
+              <w:rPr>
+                <w:sz w:val="22"/>
+                <w:szCs w:val="22"/>
+              </w:rPr>
+              <w:t xml:space="preserve"> + error feedback + decompose_spec</w:t>
+            </w:r>
+            <w:r>
+              <w:rPr>
+                <w:sz w:val="22"/>
+                <w:szCs w:val="22"/>
+              </w:rPr>
+              <w:t>（邏輯錯誤二次失敗時觸發）</w:t>
             </w:r>
           </w:p>
         </w:tc>
@@ -4215,13 +7402,10 @@
               <w:bottom w:w="60" w:type="dxa"/>
               <w:right w:w="100" w:type="dxa"/>
             </w:tcMar>
-            <w:vAlign w:val="center"/>
           </w:tcPr>
           <w:p>
             <w:pPr>
-              <w:snapToGrid w:val="0"/>
-              <w:spacing w:line="240" w:lineRule="auto"/>
-              <w:jc w:val="center"/>
+              <w:spacing w:afterLines="50" w:after="120"/>
             </w:pPr>
             <w:r>
               <w:rPr>
@@ -4236,46 +7420,151 @@
     </w:tbl>
     <w:p>
       <w:pPr>
-        <w:spacing w:before="40" w:after="40"/>
-      </w:pPr>
-    </w:p>
-    <w:p>
-      <w:pPr>
-        <w:spacing w:before="80" w:after="80"/>
-      </w:pPr>
-      <w:r>
-        <w:t>Baseline B 的設計動機：若 Agent 只是「多了 3 次機會」，那麼 3 次獨立生成只要有一次成功就算通過，通過率應與 Agent 相近。若 Agent 顯著優於 Baseline B，則 error feedback 機制有實質貢獻。</w:t>
-      </w:r>
-    </w:p>
-    <w:p>
-      <w:pPr>
-        <w:spacing w:before="80" w:after="80"/>
-      </w:pPr>
-      <w:r>
-        <w:t>實驗環境：WSL Ubuntu、iverilog v12.0、yosys、Gemini gemini-3.1-flash-lite、rate limit 14 RPM（free tier）。</w:t>
+        <w:spacing w:before="20" w:afterLines="50" w:after="120"/>
+      </w:pPr>
+    </w:p>
+    <w:p>
+      <w:pPr>
+        <w:spacing w:before="40" w:afterLines="50" w:after="120" w:line="360" w:lineRule="auto"/>
+      </w:pPr>
+      <w:r>
+        <w:t xml:space="preserve">Baseline B </w:t>
+      </w:r>
+      <w:r>
+        <w:t>的設計動機：若</w:t>
+      </w:r>
+      <w:r>
+        <w:t xml:space="preserve"> Agent </w:t>
+      </w:r>
+      <w:r>
+        <w:t>只是「多了</w:t>
+      </w:r>
+      <w:r>
+        <w:t xml:space="preserve"> 3 </w:t>
+      </w:r>
+      <w:r>
+        <w:t>次機會」，那麼</w:t>
+      </w:r>
+      <w:r>
+        <w:t xml:space="preserve"> 3 </w:t>
+      </w:r>
+      <w:r>
+        <w:t>次獨立生成只要有一次成功就算通過，通過率應與</w:t>
+      </w:r>
+      <w:r>
+        <w:t xml:space="preserve"> Agent </w:t>
+      </w:r>
+      <w:r>
+        <w:t>相近。若</w:t>
+      </w:r>
+      <w:r>
+        <w:t xml:space="preserve"> Agent </w:t>
+      </w:r>
+      <w:r>
+        <w:t>顯著優於</w:t>
+      </w:r>
+      <w:r>
+        <w:t xml:space="preserve"> Baseline B</w:t>
+      </w:r>
+      <w:r>
+        <w:t>，則</w:t>
+      </w:r>
+      <w:r>
+        <w:t xml:space="preserve"> error feedback </w:t>
+      </w:r>
+      <w:r>
+        <w:t>機制有實質貢獻。</w:t>
+      </w:r>
+    </w:p>
+    <w:p>
+      <w:pPr>
+        <w:spacing w:before="40" w:afterLines="50" w:after="120" w:line="360" w:lineRule="auto"/>
+      </w:pPr>
+      <w:r>
+        <w:t>實驗環境：</w:t>
+      </w:r>
+      <w:r>
+        <w:t>WSL Ubuntu</w:t>
+      </w:r>
+      <w:r>
+        <w:t>、</w:t>
+      </w:r>
+      <w:r>
+        <w:t>iverilog v12.0</w:t>
+      </w:r>
+      <w:r>
+        <w:t>、</w:t>
+      </w:r>
+      <w:r>
+        <w:t>yosys</w:t>
+      </w:r>
+      <w:r>
+        <w:t>、</w:t>
+      </w:r>
+      <w:r>
+        <w:t>Gemini gemini-3.1-flash-lite</w:t>
+      </w:r>
+      <w:r>
+        <w:t>、</w:t>
+      </w:r>
+      <w:r>
+        <w:t>rate limit 14 RPM</w:t>
+      </w:r>
+      <w:r>
+        <w:t>（</w:t>
+      </w:r>
+      <w:r>
+        <w:t>free tier</w:t>
+      </w:r>
+      <w:r>
+        <w:t>）。</w:t>
       </w:r>
     </w:p>
     <w:p>
       <w:pPr>
         <w:pStyle w:val="2"/>
-        <w:spacing w:before="240" w:after="80"/>
-      </w:pPr>
-      <w:r>
-        <w:t>4.3 實驗結果</w:t>
+        <w:spacing w:before="180" w:afterLines="50" w:after="120"/>
+        <w:rPr>
+          <w:rFonts w:ascii="Times New Roman" w:hAnsi="Times New Roman"/>
+        </w:rPr>
+      </w:pPr>
+      <w:r>
+        <w:rPr>
+          <w:rFonts w:ascii="Times New Roman" w:hAnsi="Times New Roman"/>
+        </w:rPr>
+        <w:t xml:space="preserve">4.3 </w:t>
+      </w:r>
+      <w:r>
+        <w:rPr>
+          <w:rFonts w:ascii="Times New Roman" w:hAnsi="Times New Roman"/>
+        </w:rPr>
+        <w:t>實驗結果</w:t>
       </w:r>
     </w:p>
     <w:p>
       <w:pPr>
         <w:pStyle w:val="3"/>
-        <w:spacing w:before="160" w:after="60"/>
-      </w:pPr>
-      <w:r>
-        <w:t>4.3.1 整體通過率</w:t>
-      </w:r>
-    </w:p>
-    <w:p>
-      <w:pPr>
-        <w:spacing w:before="80" w:after="80"/>
+        <w:spacing w:before="120" w:afterLines="50" w:after="120"/>
+        <w:rPr>
+          <w:rFonts w:ascii="Times New Roman" w:hAnsi="Times New Roman"/>
+        </w:rPr>
+      </w:pPr>
+      <w:r>
+        <w:rPr>
+          <w:rFonts w:ascii="Times New Roman" w:hAnsi="Times New Roman"/>
+        </w:rPr>
+        <w:t xml:space="preserve">4.3.1 </w:t>
+      </w:r>
+      <w:r>
+        <w:rPr>
+          <w:rFonts w:ascii="Times New Roman" w:hAnsi="Times New Roman"/>
+        </w:rPr>
+        <w:t>整體通過率</w:t>
+      </w:r>
+    </w:p>
+    <w:p>
+      <w:pPr>
+        <w:spacing w:before="40" w:afterLines="50" w:after="120" w:line="360" w:lineRule="auto"/>
       </w:pPr>
       <w:r>
         <w:rPr>
@@ -4283,161 +7572,448 @@
           <w:bCs/>
           <w:color w:val="CC0000"/>
         </w:rPr>
-        <w:t>【待補充：填入：六組實驗（3 組 × 2 task）的通過率表格（sim pass rate + full pass rate）】</w:t>
-      </w:r>
-    </w:p>
-    <w:p>
-      <w:pPr>
-        <w:pStyle w:val="3"/>
-        <w:spacing w:before="160" w:after="60"/>
-      </w:pPr>
-      <w:r>
-        <w:t>4.3.2 Attempt 分布</w:t>
-      </w:r>
-    </w:p>
-    <w:p>
-      <w:pPr>
-        <w:spacing w:before="80" w:after="80"/>
-      </w:pPr>
+        <w:t>【待補充：填入：六組實驗（</w:t>
+      </w:r>
       <w:r>
         <w:rPr>
           <w:b/>
           <w:bCs/>
           <w:color w:val="CC0000"/>
         </w:rPr>
-        <w:t>【待補充：填入：Agent 組在第幾次 attempt 通過的分布（attempt 1/2/3/4/5 各佔比）】</w:t>
-      </w:r>
-    </w:p>
-    <w:p>
-      <w:pPr>
-        <w:pStyle w:val="3"/>
-        <w:spacing w:before="160" w:after="60"/>
-      </w:pPr>
-      <w:r>
-        <w:t>4.3.3 Error Type 分布</w:t>
-      </w:r>
-    </w:p>
-    <w:p>
-      <w:pPr>
-        <w:spacing w:before="80" w:after="80"/>
-      </w:pPr>
+        <w:t xml:space="preserve">3 </w:t>
+      </w:r>
       <w:r>
         <w:rPr>
           <w:b/>
           <w:bCs/>
           <w:color w:val="CC0000"/>
         </w:rPr>
-        <w:t>【待補充：填入：各組最終 error type 的分布（compile error / sim error / synth error）】</w:t>
-      </w:r>
-    </w:p>
-    <w:p>
-      <w:pPr>
-        <w:pStyle w:val="3"/>
-        <w:spacing w:before="160" w:after="60"/>
-      </w:pPr>
-      <w:r>
-        <w:t>4.3.4 decompose_spec 效益</w:t>
-      </w:r>
-    </w:p>
-    <w:p>
-      <w:pPr>
-        <w:spacing w:before="80" w:after="80"/>
-      </w:pPr>
+        <w:t>組</w:t>
+      </w:r>
       <w:r>
         <w:rPr>
           <w:b/>
           <w:bCs/>
           <w:color w:val="CC0000"/>
         </w:rPr>
-        <w:t>【待補充：填入：decompose_spec 呼叫次數，以及觸發後在第 3/4/5 次 attempt 通過的比例】</w:t>
-      </w:r>
-    </w:p>
-    <w:p>
-      <w:pPr>
-        <w:spacing w:before="40" w:after="40"/>
-      </w:pPr>
-    </w:p>
-    <w:p>
-      <w:pPr>
-        <w:pageBreakBefore/>
-      </w:pPr>
-    </w:p>
-    <w:p>
-      <w:pPr>
-        <w:pStyle w:val="1"/>
-        <w:spacing w:before="360" w:after="120"/>
-      </w:pPr>
-      <w:r>
-        <w:rPr>
-          <w:sz w:val="32"/>
-          <w:szCs w:val="32"/>
-        </w:rPr>
-        <w:t>五、討論與結論</w:t>
-      </w:r>
-    </w:p>
-    <w:p>
-      <w:pPr>
-        <w:pStyle w:val="2"/>
-        <w:spacing w:before="240" w:after="80"/>
-      </w:pPr>
-      <w:r>
-        <w:t>5.1 結果分析</w:t>
-      </w:r>
-    </w:p>
-    <w:p>
-      <w:pPr>
-        <w:spacing w:before="80" w:after="80"/>
-      </w:pPr>
+        <w:t xml:space="preserve"> × 2 task</w:t>
+      </w:r>
       <w:r>
         <w:rPr>
           <w:b/>
           <w:bCs/>
           <w:color w:val="CC0000"/>
         </w:rPr>
-        <w:t>【待補充：根據實驗結果填入：Agent vs Baseline A/B 的差異分析、feedback 機制的實際貢獻】</w:t>
-      </w:r>
-    </w:p>
-    <w:p>
-      <w:pPr>
-        <w:spacing w:before="80" w:after="80"/>
-      </w:pPr>
+        <w:t>）的通過率表格（</w:t>
+      </w:r>
       <w:r>
         <w:rPr>
           <w:b/>
           <w:bCs/>
           <w:color w:val="CC0000"/>
         </w:rPr>
-        <w:t>【待補充：分析 spec-to-rtl vs code-complete 的通過率差異與原因】</w:t>
-      </w:r>
-    </w:p>
-    <w:p>
-      <w:pPr>
-        <w:spacing w:before="80" w:after="80"/>
-      </w:pPr>
+        <w:t>sim pass rate + full pass rate</w:t>
+      </w:r>
       <w:r>
         <w:rPr>
           <w:b/>
           <w:bCs/>
           <w:color w:val="CC0000"/>
         </w:rPr>
+        <w:t>）】</w:t>
+      </w:r>
+    </w:p>
+    <w:p>
+      <w:pPr>
+        <w:pStyle w:val="3"/>
+        <w:spacing w:before="120" w:afterLines="50" w:after="120"/>
+        <w:rPr>
+          <w:rFonts w:ascii="Times New Roman" w:hAnsi="Times New Roman"/>
+        </w:rPr>
+      </w:pPr>
+      <w:r>
+        <w:rPr>
+          <w:rFonts w:ascii="Times New Roman" w:hAnsi="Times New Roman"/>
+        </w:rPr>
+        <w:t xml:space="preserve">4.3.2 Attempt </w:t>
+      </w:r>
+      <w:r>
+        <w:rPr>
+          <w:rFonts w:ascii="Times New Roman" w:hAnsi="Times New Roman"/>
+        </w:rPr>
+        <w:t>分布</w:t>
+      </w:r>
+    </w:p>
+    <w:p>
+      <w:pPr>
+        <w:spacing w:before="40" w:afterLines="50" w:after="120" w:line="360" w:lineRule="auto"/>
+      </w:pPr>
+      <w:r>
+        <w:rPr>
+          <w:b/>
+          <w:bCs/>
+          <w:color w:val="CC0000"/>
+        </w:rPr>
+        <w:t>【待補充：填入：</w:t>
+      </w:r>
+      <w:r>
+        <w:rPr>
+          <w:b/>
+          <w:bCs/>
+          <w:color w:val="CC0000"/>
+        </w:rPr>
+        <w:t xml:space="preserve">Agent </w:t>
+      </w:r>
+      <w:r>
+        <w:rPr>
+          <w:b/>
+          <w:bCs/>
+          <w:color w:val="CC0000"/>
+        </w:rPr>
+        <w:t>組在第幾次</w:t>
+      </w:r>
+      <w:r>
+        <w:rPr>
+          <w:b/>
+          <w:bCs/>
+          <w:color w:val="CC0000"/>
+        </w:rPr>
+        <w:t xml:space="preserve"> attempt </w:t>
+      </w:r>
+      <w:r>
+        <w:rPr>
+          <w:b/>
+          <w:bCs/>
+          <w:color w:val="CC0000"/>
+        </w:rPr>
+        <w:t>通過的分布（</w:t>
+      </w:r>
+      <w:r>
+        <w:rPr>
+          <w:b/>
+          <w:bCs/>
+          <w:color w:val="CC0000"/>
+        </w:rPr>
+        <w:t xml:space="preserve">attempt 1/2/3/4/5 </w:t>
+      </w:r>
+      <w:r>
+        <w:rPr>
+          <w:b/>
+          <w:bCs/>
+          <w:color w:val="CC0000"/>
+        </w:rPr>
+        <w:t>各佔比）】</w:t>
+      </w:r>
+    </w:p>
+    <w:p>
+      <w:pPr>
+        <w:pStyle w:val="3"/>
+        <w:spacing w:before="120" w:afterLines="50" w:after="120"/>
+        <w:rPr>
+          <w:rFonts w:ascii="Times New Roman" w:hAnsi="Times New Roman"/>
+        </w:rPr>
+      </w:pPr>
+      <w:r>
+        <w:rPr>
+          <w:rFonts w:ascii="Times New Roman" w:hAnsi="Times New Roman"/>
+        </w:rPr>
+        <w:t xml:space="preserve">4.3.3 Error Type </w:t>
+      </w:r>
+      <w:r>
+        <w:rPr>
+          <w:rFonts w:ascii="Times New Roman" w:hAnsi="Times New Roman"/>
+        </w:rPr>
+        <w:t>分布</w:t>
+      </w:r>
+    </w:p>
+    <w:p>
+      <w:pPr>
+        <w:spacing w:before="40" w:afterLines="50" w:after="120" w:line="360" w:lineRule="auto"/>
+      </w:pPr>
+      <w:r>
+        <w:rPr>
+          <w:b/>
+          <w:bCs/>
+          <w:color w:val="CC0000"/>
+        </w:rPr>
+        <w:t>【待補充：填入：各組最終</w:t>
+      </w:r>
+      <w:r>
+        <w:rPr>
+          <w:b/>
+          <w:bCs/>
+          <w:color w:val="CC0000"/>
+        </w:rPr>
+        <w:t xml:space="preserve"> error type </w:t>
+      </w:r>
+      <w:r>
+        <w:rPr>
+          <w:b/>
+          <w:bCs/>
+          <w:color w:val="CC0000"/>
+        </w:rPr>
+        <w:t>的分布（</w:t>
+      </w:r>
+      <w:r>
+        <w:rPr>
+          <w:b/>
+          <w:bCs/>
+          <w:color w:val="CC0000"/>
+        </w:rPr>
+        <w:t>compile error / sim error / synth error</w:t>
+      </w:r>
+      <w:r>
+        <w:rPr>
+          <w:b/>
+          <w:bCs/>
+          <w:color w:val="CC0000"/>
+        </w:rPr>
+        <w:t>）】</w:t>
+      </w:r>
+    </w:p>
+    <w:p>
+      <w:pPr>
+        <w:pStyle w:val="3"/>
+        <w:spacing w:before="120" w:afterLines="50" w:after="120"/>
+        <w:rPr>
+          <w:rFonts w:ascii="Times New Roman" w:hAnsi="Times New Roman"/>
+        </w:rPr>
+      </w:pPr>
+      <w:r>
+        <w:rPr>
+          <w:rFonts w:ascii="Times New Roman" w:hAnsi="Times New Roman"/>
+        </w:rPr>
+        <w:t xml:space="preserve">4.3.4 decompose_spec </w:t>
+      </w:r>
+      <w:r>
+        <w:rPr>
+          <w:rFonts w:ascii="Times New Roman" w:hAnsi="Times New Roman"/>
+        </w:rPr>
+        <w:t>效益</w:t>
+      </w:r>
+    </w:p>
+    <w:p>
+      <w:pPr>
+        <w:spacing w:before="40" w:afterLines="50" w:after="120" w:line="360" w:lineRule="auto"/>
+      </w:pPr>
+      <w:r>
+        <w:rPr>
+          <w:b/>
+          <w:bCs/>
+          <w:color w:val="CC0000"/>
+        </w:rPr>
+        <w:t>【待補充：填入：</w:t>
+      </w:r>
+      <w:r>
+        <w:rPr>
+          <w:b/>
+          <w:bCs/>
+          <w:color w:val="CC0000"/>
+        </w:rPr>
+        <w:t xml:space="preserve">decompose_spec </w:t>
+      </w:r>
+      <w:r>
+        <w:rPr>
+          <w:b/>
+          <w:bCs/>
+          <w:color w:val="CC0000"/>
+        </w:rPr>
+        <w:t>呼叫次數，以及觸發後在第</w:t>
+      </w:r>
+      <w:r>
+        <w:rPr>
+          <w:b/>
+          <w:bCs/>
+          <w:color w:val="CC0000"/>
+        </w:rPr>
+        <w:t xml:space="preserve"> 3/4/5 </w:t>
+      </w:r>
+      <w:r>
+        <w:rPr>
+          <w:b/>
+          <w:bCs/>
+          <w:color w:val="CC0000"/>
+        </w:rPr>
+        <w:t>次</w:t>
+      </w:r>
+      <w:r>
+        <w:rPr>
+          <w:b/>
+          <w:bCs/>
+          <w:color w:val="CC0000"/>
+        </w:rPr>
+        <w:t xml:space="preserve"> attempt </w:t>
+      </w:r>
+      <w:r>
+        <w:rPr>
+          <w:b/>
+          <w:bCs/>
+          <w:color w:val="CC0000"/>
+        </w:rPr>
+        <w:t>通過的比例】</w:t>
+      </w:r>
+    </w:p>
+    <w:p>
+      <w:pPr>
+        <w:spacing w:before="20" w:afterLines="50" w:after="120"/>
+      </w:pPr>
+    </w:p>
+    <w:p>
+      <w:pPr>
+        <w:pStyle w:val="1"/>
+        <w:spacing w:before="280" w:afterLines="50" w:after="120"/>
+        <w:rPr>
+          <w:rFonts w:ascii="Times New Roman" w:hAnsi="Times New Roman"/>
+        </w:rPr>
+      </w:pPr>
+      <w:r>
+        <w:rPr>
+          <w:rFonts w:ascii="Times New Roman" w:hAnsi="Times New Roman"/>
+          <w:sz w:val="32"/>
+          <w:szCs w:val="32"/>
+        </w:rPr>
+        <w:t>五、討論與結論</w:t>
+      </w:r>
+    </w:p>
+    <w:p>
+      <w:pPr>
+        <w:pStyle w:val="2"/>
+        <w:spacing w:before="180" w:afterLines="50" w:after="120"/>
+        <w:rPr>
+          <w:rFonts w:ascii="Times New Roman" w:hAnsi="Times New Roman"/>
+        </w:rPr>
+      </w:pPr>
+      <w:r>
+        <w:rPr>
+          <w:rFonts w:ascii="Times New Roman" w:hAnsi="Times New Roman"/>
+        </w:rPr>
+        <w:lastRenderedPageBreak/>
+        <w:t xml:space="preserve">5.1 </w:t>
+      </w:r>
+      <w:r>
+        <w:rPr>
+          <w:rFonts w:ascii="Times New Roman" w:hAnsi="Times New Roman"/>
+        </w:rPr>
+        <w:t>結果分析</w:t>
+      </w:r>
+    </w:p>
+    <w:p>
+      <w:pPr>
+        <w:spacing w:before="40" w:afterLines="50" w:after="120" w:line="360" w:lineRule="auto"/>
+      </w:pPr>
+      <w:r>
+        <w:rPr>
+          <w:b/>
+          <w:bCs/>
+          <w:color w:val="CC0000"/>
+        </w:rPr>
+        <w:t>【待補充：根據實驗結果填入：</w:t>
+      </w:r>
+      <w:r>
+        <w:rPr>
+          <w:b/>
+          <w:bCs/>
+          <w:color w:val="CC0000"/>
+        </w:rPr>
+        <w:t xml:space="preserve">Agent vs Baseline A/B </w:t>
+      </w:r>
+      <w:r>
+        <w:rPr>
+          <w:b/>
+          <w:bCs/>
+          <w:color w:val="CC0000"/>
+        </w:rPr>
+        <w:t>的差異分析、</w:t>
+      </w:r>
+      <w:r>
+        <w:rPr>
+          <w:b/>
+          <w:bCs/>
+          <w:color w:val="CC0000"/>
+        </w:rPr>
+        <w:t xml:space="preserve">feedback </w:t>
+      </w:r>
+      <w:r>
+        <w:rPr>
+          <w:b/>
+          <w:bCs/>
+          <w:color w:val="CC0000"/>
+        </w:rPr>
+        <w:t>機制的實際貢獻】</w:t>
+      </w:r>
+    </w:p>
+    <w:p>
+      <w:pPr>
+        <w:spacing w:before="40" w:afterLines="50" w:after="120" w:line="360" w:lineRule="auto"/>
+      </w:pPr>
+      <w:r>
+        <w:rPr>
+          <w:b/>
+          <w:bCs/>
+          <w:color w:val="CC0000"/>
+        </w:rPr>
+        <w:t>【待補充：分析</w:t>
+      </w:r>
+      <w:r>
+        <w:rPr>
+          <w:b/>
+          <w:bCs/>
+          <w:color w:val="CC0000"/>
+        </w:rPr>
+        <w:t xml:space="preserve"> spec-to-rtl vs code-complete </w:t>
+      </w:r>
+      <w:r>
+        <w:rPr>
+          <w:b/>
+          <w:bCs/>
+          <w:color w:val="CC0000"/>
+        </w:rPr>
+        <w:t>的通過率差異與原因】</w:t>
+      </w:r>
+    </w:p>
+    <w:p>
+      <w:pPr>
+        <w:spacing w:before="40" w:afterLines="50" w:after="120" w:line="360" w:lineRule="auto"/>
+      </w:pPr>
+      <w:r>
+        <w:rPr>
+          <w:b/>
+          <w:bCs/>
+          <w:color w:val="CC0000"/>
+        </w:rPr>
         <w:t>【待補充：分析兩階段通過中「模擬通過但合成失敗」的比例與常見原因】</w:t>
       </w:r>
     </w:p>
     <w:p>
       <w:pPr>
         <w:pStyle w:val="2"/>
-        <w:spacing w:before="240" w:after="80"/>
-      </w:pPr>
-      <w:r>
-        <w:t>5.2 設計限制</w:t>
-      </w:r>
-    </w:p>
-    <w:p>
-      <w:pPr>
-        <w:spacing w:before="80" w:after="80"/>
-      </w:pPr>
-      <w:r>
-        <w:t>本研究存在以下幾點限制：</w:t>
+        <w:spacing w:before="180" w:afterLines="50" w:after="120"/>
+        <w:rPr>
+          <w:rFonts w:ascii="Times New Roman" w:hAnsi="Times New Roman"/>
+        </w:rPr>
+      </w:pPr>
+      <w:r>
+        <w:rPr>
+          <w:rFonts w:ascii="Times New Roman" w:hAnsi="Times New Roman"/>
+        </w:rPr>
+        <w:t xml:space="preserve">5.2 </w:t>
+      </w:r>
+      <w:r>
+        <w:rPr>
+          <w:rFonts w:ascii="Times New Roman" w:hAnsi="Times New Roman"/>
+        </w:rPr>
+        <w:t>設計限制</w:t>
+      </w:r>
+    </w:p>
+    <w:p>
+      <w:pPr>
+        <w:spacing w:before="40" w:afterLines="50" w:after="120" w:line="360" w:lineRule="auto"/>
+      </w:pPr>
+      <w:r>
+        <w:t>本專案</w:t>
+      </w:r>
+      <w:r>
+        <w:t>存在以下幾點限制：</w:t>
       </w:r>
     </w:p>
     <w:p>
@@ -4447,11 +8023,131 @@
           <w:ilvl w:val="0"/>
           <w:numId w:val="2"/>
         </w:numPr>
-        <w:spacing w:before="40" w:after="40"/>
+        <w:spacing w:before="20" w:afterLines="50" w:after="120" w:line="360" w:lineRule="auto"/>
         <w:ind w:left="600" w:right="240"/>
-      </w:pPr>
-      <w:r>
-        <w:t>Benchmark 特性限制：VerilogEval 以模擬正確性為設計目標，部分 ref.sv（如 Prob034、Prob053、Prob104）使用 initial block 設定上電初始值。由於 yosys 實際上支援此語法（不報錯），這些題目保留於資料集中，但 LLM 可能因訓練資料偏見而避免使用 initial，影響這類題目的通過率。</w:t>
+        <w:rPr>
+          <w:rFonts w:ascii="Times New Roman" w:hAnsi="Times New Roman"/>
+        </w:rPr>
+      </w:pPr>
+      <w:r>
+        <w:rPr>
+          <w:rFonts w:ascii="Times New Roman" w:hAnsi="Times New Roman"/>
+        </w:rPr>
+        <w:t xml:space="preserve">Benchmark </w:t>
+      </w:r>
+      <w:r>
+        <w:rPr>
+          <w:rFonts w:ascii="Times New Roman" w:hAnsi="Times New Roman"/>
+        </w:rPr>
+        <w:t>特性限制：</w:t>
+      </w:r>
+      <w:r>
+        <w:rPr>
+          <w:rFonts w:ascii="Times New Roman" w:hAnsi="Times New Roman"/>
+        </w:rPr>
+        <w:t xml:space="preserve">VerilogEval </w:t>
+      </w:r>
+      <w:r>
+        <w:rPr>
+          <w:rFonts w:ascii="Times New Roman" w:hAnsi="Times New Roman"/>
+        </w:rPr>
+        <w:t>以模擬正確性為設計目標，部分</w:t>
+      </w:r>
+      <w:r>
+        <w:rPr>
+          <w:rFonts w:ascii="Times New Roman" w:hAnsi="Times New Roman"/>
+        </w:rPr>
+        <w:t xml:space="preserve"> ref.sv</w:t>
+      </w:r>
+      <w:r>
+        <w:rPr>
+          <w:rFonts w:ascii="Times New Roman" w:hAnsi="Times New Roman"/>
+        </w:rPr>
+        <w:t>（如</w:t>
+      </w:r>
+      <w:r>
+        <w:rPr>
+          <w:rFonts w:ascii="Times New Roman" w:hAnsi="Times New Roman"/>
+        </w:rPr>
+        <w:t xml:space="preserve"> Prob034</w:t>
+      </w:r>
+      <w:r>
+        <w:rPr>
+          <w:rFonts w:ascii="Times New Roman" w:hAnsi="Times New Roman"/>
+        </w:rPr>
+        <w:t>、</w:t>
+      </w:r>
+      <w:r>
+        <w:rPr>
+          <w:rFonts w:ascii="Times New Roman" w:hAnsi="Times New Roman"/>
+        </w:rPr>
+        <w:t>Prob053</w:t>
+      </w:r>
+      <w:r>
+        <w:rPr>
+          <w:rFonts w:ascii="Times New Roman" w:hAnsi="Times New Roman"/>
+        </w:rPr>
+        <w:t>、</w:t>
+      </w:r>
+      <w:r>
+        <w:rPr>
+          <w:rFonts w:ascii="Times New Roman" w:hAnsi="Times New Roman"/>
+        </w:rPr>
+        <w:t>Prob104</w:t>
+      </w:r>
+      <w:r>
+        <w:rPr>
+          <w:rFonts w:ascii="Times New Roman" w:hAnsi="Times New Roman"/>
+        </w:rPr>
+        <w:t>）使用</w:t>
+      </w:r>
+      <w:r>
+        <w:rPr>
+          <w:rFonts w:ascii="Times New Roman" w:hAnsi="Times New Roman"/>
+        </w:rPr>
+        <w:t xml:space="preserve"> initial block </w:t>
+      </w:r>
+      <w:r>
+        <w:rPr>
+          <w:rFonts w:ascii="Times New Roman" w:hAnsi="Times New Roman"/>
+        </w:rPr>
+        <w:t>設定上電初始值。由於</w:t>
+      </w:r>
+      <w:r>
+        <w:rPr>
+          <w:rFonts w:ascii="Times New Roman" w:hAnsi="Times New Roman"/>
+        </w:rPr>
+        <w:t xml:space="preserve"> yosys </w:t>
+      </w:r>
+      <w:r>
+        <w:rPr>
+          <w:rFonts w:ascii="Times New Roman" w:hAnsi="Times New Roman"/>
+        </w:rPr>
+        <w:t>實際上支援此語法（不報錯），這些題目保留於資料集中，但</w:t>
+      </w:r>
+      <w:r>
+        <w:rPr>
+          <w:rFonts w:ascii="Times New Roman" w:hAnsi="Times New Roman"/>
+        </w:rPr>
+        <w:t xml:space="preserve"> LLM </w:t>
+      </w:r>
+      <w:r>
+        <w:rPr>
+          <w:rFonts w:ascii="Times New Roman" w:hAnsi="Times New Roman"/>
+        </w:rPr>
+        <w:t>可能因訓練資料偏見而避免使用</w:t>
+      </w:r>
+      <w:r>
+        <w:rPr>
+          <w:rFonts w:ascii="Times New Roman" w:hAnsi="Times New Roman"/>
+        </w:rPr>
+        <w:t xml:space="preserve"> initial</w:t>
+      </w:r>
+      <w:r>
+        <w:rPr>
+          <w:rFonts w:ascii="Times New Roman" w:hAnsi="Times New Roman"/>
+        </w:rPr>
+        <w:t>，影響這類題目的通過率。</w:t>
       </w:r>
     </w:p>
     <w:p>
@@ -4461,11 +8157,77 @@
           <w:ilvl w:val="0"/>
           <w:numId w:val="2"/>
         </w:numPr>
-        <w:spacing w:before="40" w:after="40"/>
+        <w:spacing w:before="20" w:afterLines="50" w:after="120" w:line="360" w:lineRule="auto"/>
         <w:ind w:left="600" w:right="240"/>
-      </w:pPr>
-      <w:r>
-        <w:t>合成工具選擇：使用 yosys generic synth 而非目標 FPGA flow（如 Intel 或 Xilinx），可能與實際 FPGA 合成結果有差異。</w:t>
+        <w:rPr>
+          <w:rFonts w:ascii="Times New Roman" w:hAnsi="Times New Roman"/>
+        </w:rPr>
+      </w:pPr>
+      <w:r>
+        <w:rPr>
+          <w:rFonts w:ascii="Times New Roman" w:hAnsi="Times New Roman"/>
+        </w:rPr>
+        <w:t>合成工具選擇：使用</w:t>
+      </w:r>
+      <w:r>
+        <w:rPr>
+          <w:rFonts w:ascii="Times New Roman" w:hAnsi="Times New Roman"/>
+        </w:rPr>
+        <w:t xml:space="preserve"> yosys generic synth </w:t>
+      </w:r>
+      <w:r>
+        <w:rPr>
+          <w:rFonts w:ascii="Times New Roman" w:hAnsi="Times New Roman"/>
+        </w:rPr>
+        <w:t>而非目標</w:t>
+      </w:r>
+      <w:r>
+        <w:rPr>
+          <w:rFonts w:ascii="Times New Roman" w:hAnsi="Times New Roman"/>
+        </w:rPr>
+        <w:t xml:space="preserve"> FPGA flow</w:t>
+      </w:r>
+      <w:r>
+        <w:rPr>
+          <w:rFonts w:ascii="Times New Roman" w:hAnsi="Times New Roman"/>
+        </w:rPr>
+        <w:t>（如</w:t>
+      </w:r>
+      <w:r>
+        <w:rPr>
+          <w:rFonts w:ascii="Times New Roman" w:hAnsi="Times New Roman"/>
+        </w:rPr>
+        <w:t xml:space="preserve"> Intel </w:t>
+      </w:r>
+      <w:r>
+        <w:rPr>
+          <w:rFonts w:ascii="Times New Roman" w:hAnsi="Times New Roman"/>
+        </w:rPr>
+        <w:t>或</w:t>
+      </w:r>
+      <w:r>
+        <w:rPr>
+          <w:rFonts w:ascii="Times New Roman" w:hAnsi="Times New Roman"/>
+        </w:rPr>
+        <w:t xml:space="preserve"> Xilinx</w:t>
+      </w:r>
+      <w:r>
+        <w:rPr>
+          <w:rFonts w:ascii="Times New Roman" w:hAnsi="Times New Roman"/>
+        </w:rPr>
+        <w:t>），可能與實際</w:t>
+      </w:r>
+      <w:r>
+        <w:rPr>
+          <w:rFonts w:ascii="Times New Roman" w:hAnsi="Times New Roman"/>
+        </w:rPr>
+        <w:t xml:space="preserve"> FPGA </w:t>
+      </w:r>
+      <w:r>
+        <w:rPr>
+          <w:rFonts w:ascii="Times New Roman" w:hAnsi="Times New Roman"/>
+        </w:rPr>
+        <w:t>合成結果有差異。</w:t>
       </w:r>
     </w:p>
     <w:p>
@@ -4475,11 +8237,65 @@
           <w:ilvl w:val="0"/>
           <w:numId w:val="2"/>
         </w:numPr>
-        <w:spacing w:before="40" w:after="40"/>
+        <w:spacing w:before="20" w:afterLines="50" w:after="120" w:line="360" w:lineRule="auto"/>
         <w:ind w:left="600" w:right="240"/>
-      </w:pPr>
-      <w:r>
-        <w:t>模型固定：本研究使用 Gemini gemini-3.1-flash-lite，未探討不同 LLM 或 model scale 的影響。</w:t>
+        <w:rPr>
+          <w:rFonts w:ascii="Times New Roman" w:hAnsi="Times New Roman"/>
+        </w:rPr>
+      </w:pPr>
+      <w:r>
+        <w:rPr>
+          <w:rFonts w:ascii="Times New Roman" w:hAnsi="Times New Roman"/>
+        </w:rPr>
+        <w:t>模型固定：</w:t>
+      </w:r>
+      <w:r>
+        <w:rPr>
+          <w:rFonts w:ascii="Times New Roman" w:hAnsi="Times New Roman"/>
+        </w:rPr>
+        <w:t>本專案</w:t>
+      </w:r>
+      <w:r>
+        <w:rPr>
+          <w:rFonts w:ascii="Times New Roman" w:hAnsi="Times New Roman"/>
+        </w:rPr>
+        <w:t>使用</w:t>
+      </w:r>
+      <w:r>
+        <w:rPr>
+          <w:rFonts w:ascii="Times New Roman" w:hAnsi="Times New Roman"/>
+        </w:rPr>
+        <w:t xml:space="preserve"> Gemini gemini-3.1-flash-lite</w:t>
+      </w:r>
+      <w:r>
+        <w:rPr>
+          <w:rFonts w:ascii="Times New Roman" w:hAnsi="Times New Roman"/>
+        </w:rPr>
+        <w:t>，未探討不同</w:t>
+      </w:r>
+      <w:r>
+        <w:rPr>
+          <w:rFonts w:ascii="Times New Roman" w:hAnsi="Times New Roman"/>
+        </w:rPr>
+        <w:t xml:space="preserve"> LLM </w:t>
+      </w:r>
+      <w:r>
+        <w:rPr>
+          <w:rFonts w:ascii="Times New Roman" w:hAnsi="Times New Roman"/>
+        </w:rPr>
+        <w:t>或</w:t>
+      </w:r>
+      <w:r>
+        <w:rPr>
+          <w:rFonts w:ascii="Times New Roman" w:hAnsi="Times New Roman"/>
+        </w:rPr>
+        <w:t xml:space="preserve"> model scale </w:t>
+      </w:r>
+      <w:r>
+        <w:rPr>
+          <w:rFonts w:ascii="Times New Roman" w:hAnsi="Times New Roman"/>
+        </w:rPr>
+        <w:t>的影響。</w:t>
       </w:r>
     </w:p>
     <w:p>
@@ -4489,11 +8305,41 @@
           <w:ilvl w:val="0"/>
           <w:numId w:val="2"/>
         </w:numPr>
-        <w:spacing w:before="40" w:after="40"/>
+        <w:spacing w:before="20" w:afterLines="50" w:after="120" w:line="360" w:lineRule="auto"/>
         <w:ind w:left="600" w:right="240"/>
-      </w:pPr>
-      <w:r>
-        <w:t>無梯度更新：In-Context RL 不修改模型參數，每道題的修正知識不會被保留。跨題目的「學習」僅透過 prompt 規則靜態編碼。</w:t>
+        <w:rPr>
+          <w:rFonts w:ascii="Times New Roman" w:hAnsi="Times New Roman"/>
+        </w:rPr>
+      </w:pPr>
+      <w:r>
+        <w:rPr>
+          <w:rFonts w:ascii="Times New Roman" w:hAnsi="Times New Roman"/>
+        </w:rPr>
+        <w:t>無梯度更新：</w:t>
+      </w:r>
+      <w:r>
+        <w:rPr>
+          <w:rFonts w:ascii="Times New Roman" w:hAnsi="Times New Roman"/>
+        </w:rPr>
+        <w:t xml:space="preserve">In-Context RL </w:t>
+      </w:r>
+      <w:r>
+        <w:rPr>
+          <w:rFonts w:ascii="Times New Roman" w:hAnsi="Times New Roman"/>
+        </w:rPr>
+        <w:t>不修改模型參數，每道題的修正知識不會被保留。跨題目的「學習」僅透過</w:t>
+      </w:r>
+      <w:r>
+        <w:rPr>
+          <w:rFonts w:ascii="Times New Roman" w:hAnsi="Times New Roman"/>
+        </w:rPr>
+        <w:t xml:space="preserve"> prompt </w:t>
+      </w:r>
+      <w:r>
+        <w:rPr>
+          <w:rFonts w:ascii="Times New Roman" w:hAnsi="Times New Roman"/>
+        </w:rPr>
+        <w:t>規則靜態編碼。</w:t>
       </w:r>
     </w:p>
     <w:p>
@@ -4503,25 +8349,145 @@
           <w:ilvl w:val="0"/>
           <w:numId w:val="2"/>
         </w:numPr>
-        <w:spacing w:before="40" w:after="40"/>
+        <w:spacing w:before="20" w:afterLines="50" w:after="120" w:line="360" w:lineRule="auto"/>
         <w:ind w:left="600" w:right="240"/>
-      </w:pPr>
-      <w:r>
-        <w:t>Error feedback 資訊量：目前 R 類錯誤只提供 mismatch count 與 debug hints，沒有「第幾個 input 錯誤」的具體輸入/輸出對比。提供 failing test cases 可進一步提升 LLM 的修復準確性，但在真實設計場景中不存在 RefModule 可供比對。</w:t>
+        <w:rPr>
+          <w:rFonts w:ascii="Times New Roman" w:hAnsi="Times New Roman"/>
+        </w:rPr>
+      </w:pPr>
+      <w:r>
+        <w:rPr>
+          <w:rFonts w:ascii="Times New Roman" w:hAnsi="Times New Roman"/>
+        </w:rPr>
+        <w:t xml:space="preserve">Error feedback </w:t>
+      </w:r>
+      <w:r>
+        <w:rPr>
+          <w:rFonts w:ascii="Times New Roman" w:hAnsi="Times New Roman"/>
+        </w:rPr>
+        <w:t>資訊量：目前</w:t>
+      </w:r>
+      <w:r>
+        <w:rPr>
+          <w:rFonts w:ascii="Times New Roman" w:hAnsi="Times New Roman"/>
+        </w:rPr>
+        <w:t xml:space="preserve"> R </w:t>
+      </w:r>
+      <w:r>
+        <w:rPr>
+          <w:rFonts w:ascii="Times New Roman" w:hAnsi="Times New Roman"/>
+        </w:rPr>
+        <w:t>類錯誤只提供</w:t>
+      </w:r>
+      <w:r>
+        <w:rPr>
+          <w:rFonts w:ascii="Times New Roman" w:hAnsi="Times New Roman"/>
+        </w:rPr>
+        <w:t xml:space="preserve"> mismatch count </w:t>
+      </w:r>
+      <w:r>
+        <w:rPr>
+          <w:rFonts w:ascii="Times New Roman" w:hAnsi="Times New Roman"/>
+        </w:rPr>
+        <w:t>與</w:t>
+      </w:r>
+      <w:r>
+        <w:rPr>
+          <w:rFonts w:ascii="Times New Roman" w:hAnsi="Times New Roman"/>
+        </w:rPr>
+        <w:t xml:space="preserve"> debug hints</w:t>
+      </w:r>
+      <w:r>
+        <w:rPr>
+          <w:rFonts w:ascii="Times New Roman" w:hAnsi="Times New Roman"/>
+        </w:rPr>
+        <w:t>，沒有「第幾個</w:t>
+      </w:r>
+      <w:r>
+        <w:rPr>
+          <w:rFonts w:ascii="Times New Roman" w:hAnsi="Times New Roman"/>
+        </w:rPr>
+        <w:t xml:space="preserve"> input </w:t>
+      </w:r>
+      <w:r>
+        <w:rPr>
+          <w:rFonts w:ascii="Times New Roman" w:hAnsi="Times New Roman"/>
+        </w:rPr>
+        <w:t>錯誤」的具體輸入</w:t>
+      </w:r>
+      <w:r>
+        <w:rPr>
+          <w:rFonts w:ascii="Times New Roman" w:hAnsi="Times New Roman"/>
+        </w:rPr>
+        <w:t>/</w:t>
+      </w:r>
+      <w:r>
+        <w:rPr>
+          <w:rFonts w:ascii="Times New Roman" w:hAnsi="Times New Roman"/>
+        </w:rPr>
+        <w:t>輸出對比。提供</w:t>
+      </w:r>
+      <w:r>
+        <w:rPr>
+          <w:rFonts w:ascii="Times New Roman" w:hAnsi="Times New Roman"/>
+        </w:rPr>
+        <w:t xml:space="preserve"> failing test cases </w:t>
+      </w:r>
+      <w:r>
+        <w:rPr>
+          <w:rFonts w:ascii="Times New Roman" w:hAnsi="Times New Roman"/>
+        </w:rPr>
+        <w:t>可進一步提升</w:t>
+      </w:r>
+      <w:r>
+        <w:rPr>
+          <w:rFonts w:ascii="Times New Roman" w:hAnsi="Times New Roman"/>
+        </w:rPr>
+        <w:t xml:space="preserve"> LLM </w:t>
+      </w:r>
+      <w:r>
+        <w:rPr>
+          <w:rFonts w:ascii="Times New Roman" w:hAnsi="Times New Roman"/>
+        </w:rPr>
+        <w:t>的修復準確性，但在真實設計場景中不存在</w:t>
+      </w:r>
+      <w:r>
+        <w:rPr>
+          <w:rFonts w:ascii="Times New Roman" w:hAnsi="Times New Roman"/>
+        </w:rPr>
+        <w:t xml:space="preserve"> RefModule </w:t>
+      </w:r>
+      <w:r>
+        <w:rPr>
+          <w:rFonts w:ascii="Times New Roman" w:hAnsi="Times New Roman"/>
+        </w:rPr>
+        <w:t>可供比對。</w:t>
       </w:r>
     </w:p>
     <w:p>
       <w:pPr>
         <w:pStyle w:val="2"/>
-        <w:spacing w:before="240" w:after="80"/>
-      </w:pPr>
-      <w:r>
-        <w:t>5.3 未來工作</w:t>
-      </w:r>
-    </w:p>
-    <w:p>
-      <w:pPr>
-        <w:spacing w:before="80" w:after="80"/>
+        <w:spacing w:before="180" w:afterLines="50" w:after="120"/>
+        <w:rPr>
+          <w:rFonts w:ascii="Times New Roman" w:hAnsi="Times New Roman"/>
+        </w:rPr>
+      </w:pPr>
+      <w:r>
+        <w:rPr>
+          <w:rFonts w:ascii="Times New Roman" w:hAnsi="Times New Roman"/>
+        </w:rPr>
+        <w:t xml:space="preserve">5.3 </w:t>
+      </w:r>
+      <w:r>
+        <w:rPr>
+          <w:rFonts w:ascii="Times New Roman" w:hAnsi="Times New Roman"/>
+        </w:rPr>
+        <w:t>未來工作</w:t>
+      </w:r>
+    </w:p>
+    <w:p>
+      <w:pPr>
+        <w:spacing w:before="40" w:afterLines="50" w:after="120" w:line="360" w:lineRule="auto"/>
       </w:pPr>
       <w:r>
         <w:t>以下方向可在後續研究中探討：</w:t>
@@ -4534,11 +8500,71 @@
           <w:ilvl w:val="0"/>
           <w:numId w:val="2"/>
         </w:numPr>
-        <w:spacing w:before="40" w:after="40"/>
+        <w:spacing w:before="20" w:afterLines="50" w:after="120" w:line="360" w:lineRule="auto"/>
         <w:ind w:left="600" w:right="240"/>
-      </w:pPr>
-      <w:r>
-        <w:t>訓練資料生成：以本系統生成的（成功修正過程，錯誤→回饋→修正）軌跡作為 fine-tuning 資料，訓練能更有效利用 error feedback 的 LLM</w:t>
+        <w:rPr>
+          <w:rFonts w:ascii="Times New Roman" w:hAnsi="Times New Roman"/>
+        </w:rPr>
+      </w:pPr>
+      <w:r>
+        <w:rPr>
+          <w:rFonts w:ascii="Times New Roman" w:hAnsi="Times New Roman"/>
+        </w:rPr>
+        <w:t>訓練資料生成：以本系統生成的（成功修正過程，錯誤</w:t>
+      </w:r>
+      <w:r>
+        <w:rPr>
+          <w:rFonts w:ascii="Times New Roman" w:hAnsi="Times New Roman"/>
+        </w:rPr>
+        <w:t>→</w:t>
+      </w:r>
+      <w:r>
+        <w:rPr>
+          <w:rFonts w:ascii="Times New Roman" w:hAnsi="Times New Roman"/>
+        </w:rPr>
+        <w:t>回饋</w:t>
+      </w:r>
+      <w:r>
+        <w:rPr>
+          <w:rFonts w:ascii="Times New Roman" w:hAnsi="Times New Roman"/>
+        </w:rPr>
+        <w:t>→</w:t>
+      </w:r>
+      <w:r>
+        <w:rPr>
+          <w:rFonts w:ascii="Times New Roman" w:hAnsi="Times New Roman"/>
+        </w:rPr>
+        <w:t>修正）軌跡作為</w:t>
+      </w:r>
+      <w:r>
+        <w:rPr>
+          <w:rFonts w:ascii="Times New Roman" w:hAnsi="Times New Roman"/>
+        </w:rPr>
+        <w:t xml:space="preserve"> fine-tuning </w:t>
+      </w:r>
+      <w:r>
+        <w:rPr>
+          <w:rFonts w:ascii="Times New Roman" w:hAnsi="Times New Roman"/>
+        </w:rPr>
+        <w:t>資料，訓練能更有效利用</w:t>
+      </w:r>
+      <w:r>
+        <w:rPr>
+          <w:rFonts w:ascii="Times New Roman" w:hAnsi="Times New Roman"/>
+        </w:rPr>
+        <w:t xml:space="preserve"> error feedback </w:t>
+      </w:r>
+      <w:r>
+        <w:rPr>
+          <w:rFonts w:ascii="Times New Roman" w:hAnsi="Times New Roman"/>
+        </w:rPr>
+        <w:t>的</w:t>
+      </w:r>
+      <w:r>
+        <w:rPr>
+          <w:rFonts w:ascii="Times New Roman" w:hAnsi="Times New Roman"/>
+        </w:rPr>
+        <w:t xml:space="preserve"> LLM</w:t>
       </w:r>
     </w:p>
     <w:p>
@@ -4548,11 +8574,42 @@
           <w:ilvl w:val="0"/>
           <w:numId w:val="2"/>
         </w:numPr>
-        <w:spacing w:before="40" w:after="40"/>
+        <w:spacing w:before="20" w:afterLines="50" w:after="120" w:line="360" w:lineRule="auto"/>
         <w:ind w:left="600" w:right="240"/>
-      </w:pPr>
-      <w:r>
-        <w:t>進階合成驗證：整合時序分析（static timing analysis）或功耗估算作為額外 reward 維度</w:t>
+        <w:rPr>
+          <w:rFonts w:ascii="Times New Roman" w:hAnsi="Times New Roman"/>
+        </w:rPr>
+      </w:pPr>
+      <w:r>
+        <w:rPr>
+          <w:rFonts w:ascii="Times New Roman" w:hAnsi="Times New Roman"/>
+        </w:rPr>
+        <w:lastRenderedPageBreak/>
+        <w:t>進階合成驗證：整合時序分析（</w:t>
+      </w:r>
+      <w:r>
+        <w:rPr>
+          <w:rFonts w:ascii="Times New Roman" w:hAnsi="Times New Roman"/>
+        </w:rPr>
+        <w:t>static timing analysis</w:t>
+      </w:r>
+      <w:r>
+        <w:rPr>
+          <w:rFonts w:ascii="Times New Roman" w:hAnsi="Times New Roman"/>
+        </w:rPr>
+        <w:t>）或功耗估算作為額外</w:t>
+      </w:r>
+      <w:r>
+        <w:rPr>
+          <w:rFonts w:ascii="Times New Roman" w:hAnsi="Times New Roman"/>
+        </w:rPr>
+        <w:t xml:space="preserve"> reward </w:t>
+      </w:r>
+      <w:r>
+        <w:rPr>
+          <w:rFonts w:ascii="Times New Roman" w:hAnsi="Times New Roman"/>
+        </w:rPr>
+        <w:t>維度</w:t>
       </w:r>
     </w:p>
     <w:p>
@@ -4562,11 +8619,65 @@
           <w:ilvl w:val="0"/>
           <w:numId w:val="2"/>
         </w:numPr>
-        <w:spacing w:before="40" w:after="40"/>
+        <w:spacing w:before="20" w:afterLines="50" w:after="120" w:line="360" w:lineRule="auto"/>
         <w:ind w:left="600" w:right="240"/>
-      </w:pPr>
-      <w:r>
-        <w:t>多模型比較：在相同 benchmark 上比較 Gemini、GPT-4o、Claude 的表現差異</w:t>
+        <w:rPr>
+          <w:rFonts w:ascii="Times New Roman" w:hAnsi="Times New Roman"/>
+        </w:rPr>
+      </w:pPr>
+      <w:r>
+        <w:rPr>
+          <w:rFonts w:ascii="Times New Roman" w:hAnsi="Times New Roman"/>
+        </w:rPr>
+        <w:t>多模型比較：在相同</w:t>
+      </w:r>
+      <w:r>
+        <w:rPr>
+          <w:rFonts w:ascii="Times New Roman" w:hAnsi="Times New Roman"/>
+        </w:rPr>
+        <w:t xml:space="preserve"> benchmark </w:t>
+      </w:r>
+      <w:r>
+        <w:rPr>
+          <w:rFonts w:ascii="Times New Roman" w:hAnsi="Times New Roman"/>
+        </w:rPr>
+        <w:t>上比較</w:t>
+      </w:r>
+      <w:r>
+        <w:rPr>
+          <w:rFonts w:ascii="Times New Roman" w:hAnsi="Times New Roman"/>
+        </w:rPr>
+        <w:t xml:space="preserve"> Gemini</w:t>
+      </w:r>
+      <w:r>
+        <w:rPr>
+          <w:rFonts w:ascii="Times New Roman" w:hAnsi="Times New Roman"/>
+        </w:rPr>
+        <w:t>、</w:t>
+      </w:r>
+      <w:r>
+        <w:rPr>
+          <w:rFonts w:ascii="Times New Roman" w:hAnsi="Times New Roman"/>
+        </w:rPr>
+        <w:t>GPT-4o</w:t>
+      </w:r>
+      <w:r>
+        <w:rPr>
+          <w:rFonts w:ascii="Times New Roman" w:hAnsi="Times New Roman"/>
+        </w:rPr>
+        <w:t>、</w:t>
+      </w:r>
+      <w:r>
+        <w:rPr>
+          <w:rFonts w:ascii="Times New Roman" w:hAnsi="Times New Roman"/>
+        </w:rPr>
+        <w:t xml:space="preserve">Claude </w:t>
+      </w:r>
+      <w:r>
+        <w:rPr>
+          <w:rFonts w:ascii="Times New Roman" w:hAnsi="Times New Roman"/>
+        </w:rPr>
+        <w:t>的表現差異</w:t>
       </w:r>
     </w:p>
     <w:p>
@@ -4576,42 +8687,200 @@
           <w:ilvl w:val="0"/>
           <w:numId w:val="2"/>
         </w:numPr>
-        <w:spacing w:before="40" w:after="40"/>
+        <w:spacing w:before="20" w:afterLines="50" w:after="120" w:line="360" w:lineRule="auto"/>
         <w:ind w:left="600" w:right="240"/>
-      </w:pPr>
-      <w:r>
-        <w:lastRenderedPageBreak/>
-        <w:t>VCD 波形解析：解析 wave.vcd 提取前 N 筆 mismatch 的具體輸入/輸出對比，提供更精確的 R 類錯誤回饋</w:t>
+        <w:rPr>
+          <w:rFonts w:ascii="Times New Roman" w:hAnsi="Times New Roman"/>
+        </w:rPr>
+      </w:pPr>
+      <w:r>
+        <w:rPr>
+          <w:rFonts w:ascii="Times New Roman" w:hAnsi="Times New Roman"/>
+        </w:rPr>
+        <w:t xml:space="preserve">VCD </w:t>
+      </w:r>
+      <w:r>
+        <w:rPr>
+          <w:rFonts w:ascii="Times New Roman" w:hAnsi="Times New Roman"/>
+        </w:rPr>
+        <w:t>波形解析：解析</w:t>
+      </w:r>
+      <w:r>
+        <w:rPr>
+          <w:rFonts w:ascii="Times New Roman" w:hAnsi="Times New Roman"/>
+        </w:rPr>
+        <w:t xml:space="preserve"> wave.vcd </w:t>
+      </w:r>
+      <w:r>
+        <w:rPr>
+          <w:rFonts w:ascii="Times New Roman" w:hAnsi="Times New Roman"/>
+        </w:rPr>
+        <w:t>提取前</w:t>
+      </w:r>
+      <w:r>
+        <w:rPr>
+          <w:rFonts w:ascii="Times New Roman" w:hAnsi="Times New Roman"/>
+        </w:rPr>
+        <w:t xml:space="preserve"> N </w:t>
+      </w:r>
+      <w:r>
+        <w:rPr>
+          <w:rFonts w:ascii="Times New Roman" w:hAnsi="Times New Roman"/>
+        </w:rPr>
+        <w:t>筆</w:t>
+      </w:r>
+      <w:r>
+        <w:rPr>
+          <w:rFonts w:ascii="Times New Roman" w:hAnsi="Times New Roman"/>
+        </w:rPr>
+        <w:t xml:space="preserve"> mismatch </w:t>
+      </w:r>
+      <w:r>
+        <w:rPr>
+          <w:rFonts w:ascii="Times New Roman" w:hAnsi="Times New Roman"/>
+        </w:rPr>
+        <w:t>的具體輸入</w:t>
+      </w:r>
+      <w:r>
+        <w:rPr>
+          <w:rFonts w:ascii="Times New Roman" w:hAnsi="Times New Roman"/>
+        </w:rPr>
+        <w:t>/</w:t>
+      </w:r>
+      <w:r>
+        <w:rPr>
+          <w:rFonts w:ascii="Times New Roman" w:hAnsi="Times New Roman"/>
+        </w:rPr>
+        <w:t>輸出對比，提供更精確的</w:t>
+      </w:r>
+      <w:r>
+        <w:rPr>
+          <w:rFonts w:ascii="Times New Roman" w:hAnsi="Times New Roman"/>
+        </w:rPr>
+        <w:t xml:space="preserve"> R </w:t>
+      </w:r>
+      <w:r>
+        <w:rPr>
+          <w:rFonts w:ascii="Times New Roman" w:hAnsi="Times New Roman"/>
+        </w:rPr>
+        <w:t>類錯誤回饋</w:t>
       </w:r>
     </w:p>
     <w:p>
       <w:pPr>
         <w:pStyle w:val="2"/>
-        <w:spacing w:before="240" w:after="80"/>
-      </w:pPr>
-      <w:r>
-        <w:t>5.4 結論</w:t>
-      </w:r>
-    </w:p>
-    <w:p>
-      <w:pPr>
-        <w:spacing w:before="80" w:after="80"/>
-      </w:pPr>
-      <w:r>
-        <w:t>本研究實作了一個以 Gemini Function Calling 驅動的 Verilog RTL 生成 Agent，將 In-Context RL / RLEF 框架實踐於硬體描述語言生成任務。系統創新包括：兩階段通過機制（模擬 + 合成）、細粒度 15 種錯誤分類、error-specific debug hints、以及模組化的工具層架構。</w:t>
-      </w:r>
-    </w:p>
-    <w:p>
-      <w:pPr>
-        <w:spacing w:before="80" w:after="80"/>
-      </w:pPr>
-      <w:r>
-        <w:t>三組對照實驗設計使研究結果具有可解釋性：Baseline A 衡量「無回饋」基準，Baseline B 隔離「多次嘗試」效應，Agent 展示完整系統效能，三者的差異直接量化了 error feedback 機制與 decompose_spec 工具的貢獻。</w:t>
-      </w:r>
-    </w:p>
-    <w:p>
-      <w:pPr>
-        <w:spacing w:before="80" w:after="80"/>
+        <w:spacing w:before="180" w:afterLines="50" w:after="120"/>
+        <w:rPr>
+          <w:rFonts w:ascii="Times New Roman" w:hAnsi="Times New Roman"/>
+        </w:rPr>
+      </w:pPr>
+      <w:r>
+        <w:rPr>
+          <w:rFonts w:ascii="Times New Roman" w:hAnsi="Times New Roman"/>
+        </w:rPr>
+        <w:t xml:space="preserve">5.4 </w:t>
+      </w:r>
+      <w:r>
+        <w:rPr>
+          <w:rFonts w:ascii="Times New Roman" w:hAnsi="Times New Roman"/>
+        </w:rPr>
+        <w:t>結論</w:t>
+      </w:r>
+    </w:p>
+    <w:p>
+      <w:pPr>
+        <w:spacing w:before="40" w:afterLines="50" w:after="120" w:line="360" w:lineRule="auto"/>
+      </w:pPr>
+      <w:r>
+        <w:t>本專案</w:t>
+      </w:r>
+      <w:r>
+        <w:t>實作了一個以</w:t>
+      </w:r>
+      <w:r>
+        <w:t xml:space="preserve"> Gemini Function Calling </w:t>
+      </w:r>
+      <w:r>
+        <w:t>驅動的</w:t>
+      </w:r>
+      <w:r>
+        <w:t xml:space="preserve"> Verilog RTL </w:t>
+      </w:r>
+      <w:r>
+        <w:t>生成</w:t>
+      </w:r>
+      <w:r>
+        <w:t xml:space="preserve"> Agent</w:t>
+      </w:r>
+      <w:r>
+        <w:t>，將</w:t>
+      </w:r>
+      <w:r>
+        <w:t xml:space="preserve"> In-Context RL / RLEF </w:t>
+      </w:r>
+      <w:r>
+        <w:t>框架實踐於硬體描述語言生成任務。系統創新包括：兩階段通過機制（模擬</w:t>
+      </w:r>
+      <w:r>
+        <w:t xml:space="preserve"> + </w:t>
+      </w:r>
+      <w:r>
+        <w:t>合成）、細粒度</w:t>
+      </w:r>
+      <w:r>
+        <w:t xml:space="preserve"> 15 </w:t>
+      </w:r>
+      <w:r>
+        <w:t>種錯誤分類、</w:t>
+      </w:r>
+      <w:r>
+        <w:t>error-specific debug hints</w:t>
+      </w:r>
+      <w:r>
+        <w:t>、以及模組化的工具層架構。</w:t>
+      </w:r>
+    </w:p>
+    <w:p>
+      <w:pPr>
+        <w:spacing w:before="40" w:afterLines="50" w:after="120" w:line="360" w:lineRule="auto"/>
+      </w:pPr>
+      <w:r>
+        <w:t>三組對照實驗設計使研究結果具有可解釋性：</w:t>
+      </w:r>
+      <w:r>
+        <w:t xml:space="preserve">Baseline A </w:t>
+      </w:r>
+      <w:r>
+        <w:t>衡量「無回饋」基準，</w:t>
+      </w:r>
+      <w:r>
+        <w:t xml:space="preserve">Baseline B </w:t>
+      </w:r>
+      <w:r>
+        <w:t>隔離「多次嘗試」效應，</w:t>
+      </w:r>
+      <w:r>
+        <w:t xml:space="preserve">Agent </w:t>
+      </w:r>
+      <w:r>
+        <w:t>展示完整系統效能，三者的差異直接量化了</w:t>
+      </w:r>
+      <w:r>
+        <w:t xml:space="preserve"> error feedback </w:t>
+      </w:r>
+      <w:r>
+        <w:t>機制與</w:t>
+      </w:r>
+      <w:r>
+        <w:t xml:space="preserve"> decompose_spec </w:t>
+      </w:r>
+      <w:r>
+        <w:t>工具的貢獻。</w:t>
+      </w:r>
+    </w:p>
+    <w:p>
+      <w:pPr>
+        <w:spacing w:before="40" w:afterLines="50" w:after="120" w:line="360" w:lineRule="auto"/>
         <w:rPr>
           <w:rFonts w:hint="eastAsia"/>
         </w:rPr>
@@ -4627,16 +8896,15 @@
     </w:p>
     <w:p>
       <w:pPr>
-        <w:pageBreakBefore/>
-      </w:pPr>
-    </w:p>
-    <w:p>
-      <w:pPr>
         <w:pStyle w:val="1"/>
-        <w:spacing w:before="360" w:after="120"/>
-      </w:pPr>
-      <w:r>
-        <w:rPr>
+        <w:spacing w:before="280" w:afterLines="50" w:after="120"/>
+        <w:rPr>
+          <w:rFonts w:ascii="Times New Roman" w:hAnsi="Times New Roman"/>
+        </w:rPr>
+      </w:pPr>
+      <w:r>
+        <w:rPr>
+          <w:rFonts w:ascii="Times New Roman" w:hAnsi="Times New Roman"/>
           <w:sz w:val="32"/>
           <w:szCs w:val="32"/>
         </w:rPr>
@@ -4645,81 +8913,90 @@
     </w:p>
     <w:p>
       <w:pPr>
-        <w:spacing w:before="80" w:after="80"/>
-      </w:pPr>
-      <w:r>
-        <w:t>[1] Liu, M., Ho, N., Wang, M., Pu, Y., &amp; Cheng, H. (2023). VerilogEval: Evaluating Large Language Models for Verilog Code Generation. IEEE/ACM International Conference on Computer-Aided Design (ICCAD).</w:t>
-      </w:r>
-    </w:p>
-    <w:p>
-      <w:pPr>
-        <w:spacing w:before="80" w:after="80"/>
-      </w:pPr>
-      <w:r>
-        <w:t>[2] Chen, M., Tworek, J., Jun, H., et al. (2021). Evaluating Large Language Models Trained on Code. arXiv:2107.03374.</w:t>
-      </w:r>
-    </w:p>
-    <w:p>
-      <w:pPr>
-        <w:spacing w:before="80" w:after="80"/>
-      </w:pPr>
-      <w:r>
-        <w:t>[3] Le, H., Wang, Y., Gotmare, A. D., Savarese, S., &amp; Hoi, S. C. H. (2022). CodeRL: Mastering Code Generation through Pretrained Models and Deep Reinforcement Learning. NeurIPS.</w:t>
-      </w:r>
-    </w:p>
-    <w:p>
-      <w:pPr>
-        <w:spacing w:before="80" w:after="80"/>
-      </w:pPr>
-      <w:r>
-        <w:t>[4] Liu, Y., Feng, Y., Li, Z., et al. (2023). RLTF: Reinforcement Learning from Unit Test Feedback. arXiv:2307.04349.</w:t>
-      </w:r>
-    </w:p>
-    <w:p>
-      <w:pPr>
-        <w:spacing w:before="80" w:after="80"/>
-      </w:pPr>
-      <w:r>
-        <w:t>[5] Blocklove, J., Garg, S., Karri, R., &amp; Pearce, H. (2023). Chip-Chat: Challenges and Opportunities in Conversational Hardware Design. arXiv:2305.13243.</w:t>
-      </w:r>
-    </w:p>
-    <w:p>
-      <w:pPr>
-        <w:spacing w:before="80" w:after="80"/>
-      </w:pPr>
-      <w:r>
-        <w:t>[6] Team, G., Anil, R., Borgeaud, S., et al. (2023). Gemini: A Family of Highly Capable Multimodal Models. arXiv:2312.11805.</w:t>
-      </w:r>
-    </w:p>
-    <w:p>
-      <w:pPr>
-        <w:spacing w:before="40" w:after="40"/>
-      </w:pPr>
-    </w:p>
-    <w:p>
-      <w:pPr>
-        <w:pageBreakBefore/>
-      </w:pPr>
+        <w:spacing w:before="40" w:afterLines="50" w:after="120" w:line="360" w:lineRule="auto"/>
+      </w:pPr>
+      <w:r>
+        <w:t>[1]</w:t>
+      </w:r>
+      <w:r>
+        <w:rPr>
+          <w:rFonts w:hint="eastAsia"/>
+        </w:rPr>
+        <w:t xml:space="preserve"> </w:t>
+      </w:r>
+      <w:r>
+        <w:t>Liu, M., Pinckney, N., Khailany, B., &amp; Ren, H. (2023, October). Verilogeval: Evaluating large language models for verilog code generation. In </w:t>
+      </w:r>
+      <w:r>
+        <w:rPr>
+          <w:i/>
+          <w:iCs/>
+        </w:rPr>
+        <w:t>2023 IEEE/ACM International Conference on Computer Aided Design (ICCAD)</w:t>
+      </w:r>
+      <w:r>
+        <w:t> (pp. 1-8). IEEE.</w:t>
+      </w:r>
+    </w:p>
+    <w:p>
+      <w:pPr>
+        <w:spacing w:before="40" w:afterLines="50" w:after="120" w:line="360" w:lineRule="auto"/>
+      </w:pPr>
+      <w:r>
+        <w:t xml:space="preserve">[2] </w:t>
+      </w:r>
+      <w:r>
+        <w:t>Pinckney, N., Batten, C., Liu, M., Ren, H., &amp; Khailany, B. (2025). Revisiting verilogeval: A year of improvements in large-language models for hardware code generation. </w:t>
+      </w:r>
+      <w:r>
+        <w:rPr>
+          <w:i/>
+          <w:iCs/>
+        </w:rPr>
+        <w:t>ACM Transactions on Design Automation of Electronic Systems</w:t>
+      </w:r>
+      <w:r>
+        <w:t>, </w:t>
+      </w:r>
+      <w:r>
+        <w:rPr>
+          <w:i/>
+          <w:iCs/>
+        </w:rPr>
+        <w:t>30</w:t>
+      </w:r>
+      <w:r>
+        <w:t>(6), 1-20.</w:t>
+      </w:r>
     </w:p>
     <w:p>
       <w:pPr>
         <w:pStyle w:val="1"/>
-        <w:spacing w:before="360" w:after="120"/>
-      </w:pPr>
-      <w:r>
-        <w:rPr>
+        <w:spacing w:before="280" w:afterLines="50" w:after="120"/>
+        <w:rPr>
+          <w:rFonts w:ascii="Times New Roman" w:hAnsi="Times New Roman"/>
+        </w:rPr>
+      </w:pPr>
+      <w:r>
+        <w:rPr>
+          <w:rFonts w:ascii="Times New Roman" w:hAnsi="Times New Roman"/>
           <w:sz w:val="32"/>
           <w:szCs w:val="32"/>
         </w:rPr>
-        <w:t>GitHub 公開連結</w:t>
-      </w:r>
-    </w:p>
-    <w:p>
-      <w:pPr>
-        <w:spacing w:before="80" w:after="80"/>
-        <w:rPr>
-          <w:rFonts w:hint="eastAsia"/>
-        </w:rPr>
+        <w:t xml:space="preserve">GitHub </w:t>
+      </w:r>
+      <w:r>
+        <w:rPr>
+          <w:rFonts w:ascii="Times New Roman" w:hAnsi="Times New Roman"/>
+          <w:sz w:val="32"/>
+          <w:szCs w:val="32"/>
+        </w:rPr>
+        <w:t>公開連結</w:t>
+      </w:r>
+    </w:p>
+    <w:p>
+      <w:pPr>
+        <w:spacing w:before="40" w:afterLines="50" w:after="120" w:line="360" w:lineRule="auto"/>
       </w:pPr>
       <w:r>
         <w:rPr>
@@ -4727,8 +9004,29 @@
           <w:bCs/>
           <w:color w:val="CC0000"/>
         </w:rPr>
-        <w:t>【待補充：填入 GitHub repository URL】</w:t>
-      </w:r>
+        <w:t>【待補充：填入</w:t>
+      </w:r>
+      <w:r>
+        <w:rPr>
+          <w:b/>
+          <w:bCs/>
+          <w:color w:val="CC0000"/>
+        </w:rPr>
+        <w:t xml:space="preserve"> GitHub repository URL</w:t>
+      </w:r>
+      <w:r>
+        <w:rPr>
+          <w:b/>
+          <w:bCs/>
+          <w:color w:val="CC0000"/>
+        </w:rPr>
+        <w:t>】</w:t>
+      </w:r>
+    </w:p>
+    <w:p>
+      <w:pPr>
+        <w:spacing w:before="20" w:afterLines="50" w:after="120"/>
+      </w:pPr>
     </w:p>
     <w:sectPr>
       <w:footerReference w:type="default" r:id="rId7"/>
@@ -4745,9 +9043,6 @@
 <w:endnotes xmlns:wpc="http://schemas.microsoft.com/office/word/2010/wordprocessingCanvas" xmlns:cx="http://schemas.microsoft.com/office/drawing/2014/chartex" xmlns:cx1="http://schemas.microsoft.com/office/drawing/2015/9/8/chartex" xmlns:cx2="http://schemas.microsoft.com/office/drawing/2015/10/21/chartex" xmlns:cx3="http://schemas.microsoft.com/office/drawing/2016/5/9/chartex" xmlns:cx4="http://schemas.microsoft.com/office/drawing/2016/5/10/chartex" xmlns:cx5="http://schemas.microsoft.com/office/drawing/2016/5/11/chartex" xmlns:cx6="http://schemas.microsoft.com/office/drawing/2016/5/12/chartex" xmlns:cx7="http://schemas.microsoft.com/office/drawing/2016/5/13/chartex" xmlns:cx8="http://schemas.microsoft.com/office/drawing/2016/5/14/chartex" xmlns:mc="http://schemas.openxmlformats.org/markup-compatibility/2006" xmlns:aink="http://schemas.microsoft.com/office/drawing/2016/ink" xmlns:am3d="http://schemas.microsoft.com/office/drawing/2017/model3d" xmlns:o="urn:schemas-microsoft-com:office:office" xmlns:oel="http://schemas.microsoft.com/office/2019/extlst" xmlns:r="http://schemas.openxmlformats.org/officeDocument/2006/relationships" xmlns:m="http://schemas.openxmlformats.org/officeDocument/2006/math" xmlns:v="urn:schemas-microsoft-com:vml" xmlns:wp14="http://schemas.microsoft.com/office/word/2010/wordprocessingDrawing" xmlns:wp="http://schemas.openxmlformats.org/drawingml/2006/wordprocessingDrawing" xmlns:w10="urn:schemas-microsoft-com:office:word" xmlns:w="http://schemas.openxmlformats.org/wordprocessingml/2006/main" xmlns:w14="http://schemas.microsoft.com/office/word/2010/wordml" xmlns:w15="http://schemas.microsoft.com/office/word/2012/wordml" xmlns:w16cex="http://schemas.microsoft.com/office/word/2018/wordml/cex" xmlns:w16cid="http://schemas.microsoft.com/office/word/2016/wordml/cid" xmlns:w16="http://schemas.microsoft.com/office/word/2018/wordml" xmlns:w16du="http://schemas.microsoft.com/office/word/2023/wordml/word16du" xmlns:w16sdtdh="http://schemas.microsoft.com/office/word/2020/wordml/sdtdatahash" xmlns:w16sdtfl="http://schemas.microsoft.com/office/word/2024/wordml/sdtformatlock" xmlns:w16se="http://schemas.microsoft.com/office/word/2015/wordml/symex" xmlns:wpg="http://schemas.microsoft.com/office/word/2010/wordprocessingGroup" xmlns:wpi="http://schemas.microsoft.com/office/word/2010/wordprocessingInk" xmlns:wne="http://schemas.microsoft.com/office/word/2006/wordml" xmlns:wps="http://schemas.microsoft.com/office/word/2010/wordprocessingShape" mc:Ignorable="w14 w15 w16se w16cid w16 w16cex w16sdtdh w16sdtfl w16du wp14">
   <w:endnote w:type="separator" w:id="-1">
     <w:p>
-      <w:pPr>
-        <w:spacing w:line="240" w:lineRule="auto"/>
-      </w:pPr>
       <w:r>
         <w:separator/>
       </w:r>
@@ -4755,9 +9050,6 @@
   </w:endnote>
   <w:endnote w:type="continuationSeparator" w:id="0">
     <w:p>
-      <w:pPr>
-        <w:spacing w:line="240" w:lineRule="auto"/>
-      </w:pPr>
       <w:r>
         <w:continuationSeparator/>
       </w:r>
@@ -4774,6 +9066,7 @@
     </w:pPr>
     <w:r>
       <w:rPr>
+        <w:rFonts w:ascii="DFKai-SB" w:hAnsi="DFKai-SB"/>
         <w:sz w:val="18"/>
         <w:szCs w:val="18"/>
       </w:rPr>
@@ -4781,7 +9074,7 @@
     </w:r>
     <w:r>
       <w:rPr>
-        <w:rFonts w:ascii="Times New Roman" w:eastAsia="Times New Roman" w:hAnsi="Times New Roman" w:cs="Times New Roman"/>
+        <w:rFonts w:eastAsia="Times New Roman" w:cs="Times New Roman"/>
         <w:sz w:val="18"/>
         <w:szCs w:val="18"/>
       </w:rPr>
@@ -4789,7 +9082,7 @@
     </w:r>
     <w:r>
       <w:rPr>
-        <w:rFonts w:ascii="Times New Roman" w:eastAsia="Times New Roman" w:hAnsi="Times New Roman" w:cs="Times New Roman"/>
+        <w:rFonts w:eastAsia="Times New Roman" w:cs="Times New Roman"/>
         <w:sz w:val="18"/>
         <w:szCs w:val="18"/>
       </w:rPr>
@@ -4797,7 +9090,7 @@
     </w:r>
     <w:r>
       <w:rPr>
-        <w:rFonts w:ascii="Times New Roman" w:eastAsia="Times New Roman" w:hAnsi="Times New Roman" w:cs="Times New Roman"/>
+        <w:rFonts w:eastAsia="Times New Roman" w:cs="Times New Roman"/>
         <w:sz w:val="18"/>
         <w:szCs w:val="18"/>
       </w:rPr>
@@ -4805,7 +9098,7 @@
     </w:r>
     <w:r>
       <w:rPr>
-        <w:rFonts w:ascii="Times New Roman" w:eastAsia="Times New Roman" w:hAnsi="Times New Roman" w:cs="Times New Roman"/>
+        <w:rFonts w:eastAsia="Times New Roman" w:cs="Times New Roman"/>
         <w:noProof/>
         <w:sz w:val="18"/>
         <w:szCs w:val="18"/>
@@ -4814,7 +9107,7 @@
     </w:r>
     <w:r>
       <w:rPr>
-        <w:rFonts w:ascii="Times New Roman" w:eastAsia="Times New Roman" w:hAnsi="Times New Roman" w:cs="Times New Roman"/>
+        <w:rFonts w:eastAsia="Times New Roman" w:cs="Times New Roman"/>
         <w:sz w:val="18"/>
         <w:szCs w:val="18"/>
       </w:rPr>
@@ -4828,9 +9121,6 @@
 <w:footnotes xmlns:wpc="http://schemas.microsoft.com/office/word/2010/wordprocessingCanvas" xmlns:cx="http://schemas.microsoft.com/office/drawing/2014/chartex" xmlns:cx1="http://schemas.microsoft.com/office/drawing/2015/9/8/chartex" xmlns:cx2="http://schemas.microsoft.com/office/drawing/2015/10/21/chartex" xmlns:cx3="http://schemas.microsoft.com/office/drawing/2016/5/9/chartex" xmlns:cx4="http://schemas.microsoft.com/office/drawing/2016/5/10/chartex" xmlns:cx5="http://schemas.microsoft.com/office/drawing/2016/5/11/chartex" xmlns:cx6="http://schemas.microsoft.com/office/drawing/2016/5/12/chartex" xmlns:cx7="http://schemas.microsoft.com/office/drawing/2016/5/13/chartex" xmlns:cx8="http://schemas.microsoft.com/office/drawing/2016/5/14/chartex" xmlns:mc="http://schemas.openxmlformats.org/markup-compatibility/2006" xmlns:aink="http://schemas.microsoft.com/office/drawing/2016/ink" xmlns:am3d="http://schemas.microsoft.com/office/drawing/2017/model3d" xmlns:o="urn:schemas-microsoft-com:office:office" xmlns:oel="http://schemas.microsoft.com/office/2019/extlst" xmlns:r="http://schemas.openxmlformats.org/officeDocument/2006/relationships" xmlns:m="http://schemas.openxmlformats.org/officeDocument/2006/math" xmlns:v="urn:schemas-microsoft-com:vml" xmlns:wp14="http://schemas.microsoft.com/office/word/2010/wordprocessingDrawing" xmlns:wp="http://schemas.openxmlformats.org/drawingml/2006/wordprocessingDrawing" xmlns:w10="urn:schemas-microsoft-com:office:word" xmlns:w="http://schemas.openxmlformats.org/wordprocessingml/2006/main" xmlns:w14="http://schemas.microsoft.com/office/word/2010/wordml" xmlns:w15="http://schemas.microsoft.com/office/word/2012/wordml" xmlns:w16cex="http://schemas.microsoft.com/office/word/2018/wordml/cex" xmlns:w16cid="http://schemas.microsoft.com/office/word/2016/wordml/cid" xmlns:w16="http://schemas.microsoft.com/office/word/2018/wordml" xmlns:w16du="http://schemas.microsoft.com/office/word/2023/wordml/word16du" xmlns:w16sdtdh="http://schemas.microsoft.com/office/word/2020/wordml/sdtdatahash" xmlns:w16sdtfl="http://schemas.microsoft.com/office/word/2024/wordml/sdtformatlock" xmlns:w16se="http://schemas.microsoft.com/office/word/2015/wordml/symex" xmlns:wpg="http://schemas.microsoft.com/office/word/2010/wordprocessingGroup" xmlns:wpi="http://schemas.microsoft.com/office/word/2010/wordprocessingInk" xmlns:wne="http://schemas.microsoft.com/office/word/2006/wordml" xmlns:wps="http://schemas.microsoft.com/office/word/2010/wordprocessingShape" mc:Ignorable="w14 w15 w16se w16cid w16 w16cex w16sdtdh w16sdtfl w16du wp14">
   <w:footnote w:type="separator" w:id="-1">
     <w:p>
-      <w:pPr>
-        <w:spacing w:line="240" w:lineRule="auto"/>
-      </w:pPr>
       <w:r>
         <w:separator/>
       </w:r>
@@ -4838,9 +9128,6 @@
   </w:footnote>
   <w:footnote w:type="continuationSeparator" w:id="0">
     <w:p>
-      <w:pPr>
-        <w:spacing w:line="240" w:lineRule="auto"/>
-      </w:pPr>
       <w:r>
         <w:continuationSeparator/>
       </w:r>
@@ -4852,10 +9139,10 @@
 <file path=word/numbering.xml><?xml version="1.0" encoding="utf-8"?>
 <w:numbering xmlns:wpc="http://schemas.microsoft.com/office/word/2010/wordprocessingCanvas" xmlns:cx="http://schemas.microsoft.com/office/drawing/2014/chartex" xmlns:cx1="http://schemas.microsoft.com/office/drawing/2015/9/8/chartex" xmlns:cx2="http://schemas.microsoft.com/office/drawing/2015/10/21/chartex" xmlns:cx3="http://schemas.microsoft.com/office/drawing/2016/5/9/chartex" xmlns:cx4="http://schemas.microsoft.com/office/drawing/2016/5/10/chartex" xmlns:cx5="http://schemas.microsoft.com/office/drawing/2016/5/11/chartex" xmlns:cx6="http://schemas.microsoft.com/office/drawing/2016/5/12/chartex" xmlns:cx7="http://schemas.microsoft.com/office/drawing/2016/5/13/chartex" xmlns:cx8="http://schemas.microsoft.com/office/drawing/2016/5/14/chartex" xmlns:mc="http://schemas.openxmlformats.org/markup-compatibility/2006" xmlns:aink="http://schemas.microsoft.com/office/drawing/2016/ink" xmlns:am3d="http://schemas.microsoft.com/office/drawing/2017/model3d" xmlns:o="urn:schemas-microsoft-com:office:office" xmlns:oel="http://schemas.microsoft.com/office/2019/extlst" xmlns:r="http://schemas.openxmlformats.org/officeDocument/2006/relationships" xmlns:m="http://schemas.openxmlformats.org/officeDocument/2006/math" xmlns:v="urn:schemas-microsoft-com:vml" xmlns:wp14="http://schemas.microsoft.com/office/word/2010/wordprocessingDrawing" xmlns:wp="http://schemas.openxmlformats.org/drawingml/2006/wordprocessingDrawing" xmlns:w10="urn:schemas-microsoft-com:office:word" xmlns:w="http://schemas.openxmlformats.org/wordprocessingml/2006/main" xmlns:w14="http://schemas.microsoft.com/office/word/2010/wordml" xmlns:w15="http://schemas.microsoft.com/office/word/2012/wordml" xmlns:w16cex="http://schemas.microsoft.com/office/word/2018/wordml/cex" xmlns:w16cid="http://schemas.microsoft.com/office/word/2016/wordml/cid" xmlns:w16="http://schemas.microsoft.com/office/word/2018/wordml" xmlns:w16du="http://schemas.microsoft.com/office/word/2023/wordml/word16du" xmlns:w16sdtdh="http://schemas.microsoft.com/office/word/2020/wordml/sdtdatahash" xmlns:w16sdtfl="http://schemas.microsoft.com/office/word/2024/wordml/sdtformatlock" xmlns:w16se="http://schemas.microsoft.com/office/word/2015/wordml/symex" xmlns:wpg="http://schemas.microsoft.com/office/word/2010/wordprocessingGroup" xmlns:wpi="http://schemas.microsoft.com/office/word/2010/wordprocessingInk" xmlns:wne="http://schemas.microsoft.com/office/word/2006/wordml" xmlns:wps="http://schemas.microsoft.com/office/word/2010/wordprocessingShape" mc:Ignorable="w14 w15 w16se w16cid w16 w16cex w16sdtdh w16sdtfl w16du wp14">
   <w:abstractNum w:abstractNumId="0" w15:restartNumberingAfterBreak="0">
-    <w:nsid w:val="256013D5"/>
+    <w:nsid w:val="57506BAA"/>
     <w:multiLevelType w:val="hybridMultilevel"/>
-    <w:tmpl w:val="291C6BDE"/>
-    <w:lvl w:ilvl="0" w:tplc="91CA6A0A">
+    <w:tmpl w:val="4A8C31E4"/>
+    <w:lvl w:ilvl="0" w:tplc="55503B66">
       <w:start w:val="1"/>
       <w:numFmt w:val="bullet"/>
       <w:lvlText w:val="•"/>
@@ -4864,7 +9151,7 @@
         <w:ind w:left="720" w:hanging="360"/>
       </w:pPr>
     </w:lvl>
-    <w:lvl w:ilvl="1" w:tplc="6D56F20A">
+    <w:lvl w:ilvl="1" w:tplc="1D2C7272">
       <w:start w:val="1"/>
       <w:numFmt w:val="bullet"/>
       <w:lvlText w:val="◦"/>
@@ -4873,47 +9160,47 @@
         <w:ind w:left="1080" w:hanging="360"/>
       </w:pPr>
     </w:lvl>
-    <w:lvl w:ilvl="2" w:tplc="EC86945C">
+    <w:lvl w:ilvl="2" w:tplc="1BBE9B16">
       <w:numFmt w:val="decimal"/>
       <w:lvlText w:val=""/>
       <w:lvlJc w:val="left"/>
     </w:lvl>
-    <w:lvl w:ilvl="3" w:tplc="231410EC">
+    <w:lvl w:ilvl="3" w:tplc="3F60D1B0">
       <w:numFmt w:val="decimal"/>
       <w:lvlText w:val=""/>
       <w:lvlJc w:val="left"/>
     </w:lvl>
-    <w:lvl w:ilvl="4" w:tplc="6EB6C39E">
+    <w:lvl w:ilvl="4" w:tplc="EF309D24">
       <w:numFmt w:val="decimal"/>
       <w:lvlText w:val=""/>
       <w:lvlJc w:val="left"/>
     </w:lvl>
-    <w:lvl w:ilvl="5" w:tplc="0318F5E4">
+    <w:lvl w:ilvl="5" w:tplc="F5FECC88">
       <w:numFmt w:val="decimal"/>
       <w:lvlText w:val=""/>
       <w:lvlJc w:val="left"/>
     </w:lvl>
-    <w:lvl w:ilvl="6" w:tplc="EC3A0368">
+    <w:lvl w:ilvl="6" w:tplc="12FA5B70">
       <w:numFmt w:val="decimal"/>
       <w:lvlText w:val=""/>
       <w:lvlJc w:val="left"/>
     </w:lvl>
-    <w:lvl w:ilvl="7" w:tplc="F0404A3A">
+    <w:lvl w:ilvl="7" w:tplc="645EEC0C">
       <w:numFmt w:val="decimal"/>
       <w:lvlText w:val=""/>
       <w:lvlJc w:val="left"/>
     </w:lvl>
-    <w:lvl w:ilvl="8" w:tplc="FF4A54FE">
+    <w:lvl w:ilvl="8" w:tplc="18CEE7B4">
       <w:numFmt w:val="decimal"/>
       <w:lvlText w:val=""/>
       <w:lvlJc w:val="left"/>
     </w:lvl>
   </w:abstractNum>
   <w:abstractNum w:abstractNumId="1" w15:restartNumberingAfterBreak="0">
-    <w:nsid w:val="38CE6805"/>
+    <w:nsid w:val="6A865D27"/>
     <w:multiLevelType w:val="hybridMultilevel"/>
-    <w:tmpl w:val="B44EAB2C"/>
-    <w:lvl w:ilvl="0" w:tplc="473AE6CC">
+    <w:tmpl w:val="EC88D6DC"/>
+    <w:lvl w:ilvl="0" w:tplc="54F0E872">
       <w:start w:val="1"/>
       <w:numFmt w:val="bullet"/>
       <w:lvlText w:val="●"/>
@@ -4922,7 +9209,7 @@
         <w:ind w:left="720" w:hanging="360"/>
       </w:pPr>
     </w:lvl>
-    <w:lvl w:ilvl="1" w:tplc="C13A52E2">
+    <w:lvl w:ilvl="1" w:tplc="0526E188">
       <w:start w:val="1"/>
       <w:numFmt w:val="bullet"/>
       <w:lvlText w:val="○"/>
@@ -4931,7 +9218,7 @@
         <w:ind w:left="1440" w:hanging="360"/>
       </w:pPr>
     </w:lvl>
-    <w:lvl w:ilvl="2" w:tplc="FD8C7A3A">
+    <w:lvl w:ilvl="2" w:tplc="D8A8251E">
       <w:start w:val="1"/>
       <w:numFmt w:val="bullet"/>
       <w:lvlText w:val="■"/>
@@ -4940,7 +9227,7 @@
         <w:ind w:left="2160" w:hanging="360"/>
       </w:pPr>
     </w:lvl>
-    <w:lvl w:ilvl="3" w:tplc="8FC89108">
+    <w:lvl w:ilvl="3" w:tplc="6F1A9834">
       <w:start w:val="1"/>
       <w:numFmt w:val="bullet"/>
       <w:lvlText w:val="●"/>
@@ -4949,7 +9236,7 @@
         <w:ind w:left="2880" w:hanging="360"/>
       </w:pPr>
     </w:lvl>
-    <w:lvl w:ilvl="4" w:tplc="4DAC2640">
+    <w:lvl w:ilvl="4" w:tplc="7568A2EE">
       <w:start w:val="1"/>
       <w:numFmt w:val="bullet"/>
       <w:lvlText w:val="○"/>
@@ -4958,7 +9245,7 @@
         <w:ind w:left="3600" w:hanging="360"/>
       </w:pPr>
     </w:lvl>
-    <w:lvl w:ilvl="5" w:tplc="C5A83260">
+    <w:lvl w:ilvl="5" w:tplc="31E2030E">
       <w:start w:val="1"/>
       <w:numFmt w:val="bullet"/>
       <w:lvlText w:val="■"/>
@@ -4967,7 +9254,7 @@
         <w:ind w:left="4320" w:hanging="360"/>
       </w:pPr>
     </w:lvl>
-    <w:lvl w:ilvl="6" w:tplc="E558E0B6">
+    <w:lvl w:ilvl="6" w:tplc="8A9C2688">
       <w:start w:val="1"/>
       <w:numFmt w:val="bullet"/>
       <w:lvlText w:val="●"/>
@@ -4976,7 +9263,7 @@
         <w:ind w:left="5040" w:hanging="360"/>
       </w:pPr>
     </w:lvl>
-    <w:lvl w:ilvl="7" w:tplc="5358B944">
+    <w:lvl w:ilvl="7" w:tplc="B6545A56">
       <w:start w:val="1"/>
       <w:numFmt w:val="bullet"/>
       <w:lvlText w:val="●"/>
@@ -4985,7 +9272,7 @@
         <w:ind w:left="5760" w:hanging="360"/>
       </w:pPr>
     </w:lvl>
-    <w:lvl w:ilvl="8" w:tplc="19CCF5FE">
+    <w:lvl w:ilvl="8" w:tplc="08F4E7CE">
       <w:start w:val="1"/>
       <w:numFmt w:val="bullet"/>
       <w:lvlText w:val="●"/>
@@ -4995,13 +9282,13 @@
       </w:pPr>
     </w:lvl>
   </w:abstractNum>
-  <w:num w:numId="1" w16cid:durableId="1968929289">
+  <w:num w:numId="1" w16cid:durableId="2045324664">
     <w:abstractNumId w:val="1"/>
     <w:lvlOverride w:ilvl="0">
       <w:startOverride w:val="1"/>
     </w:lvlOverride>
   </w:num>
-  <w:num w:numId="2" w16cid:durableId="1539047603">
+  <w:num w:numId="2" w16cid:durableId="1517114770">
     <w:abstractNumId w:val="0"/>
     <w:lvlOverride w:ilvl="0">
       <w:startOverride w:val="1"/>
@@ -5404,28 +9691,26 @@
   <w:style w:type="paragraph" w:default="1" w:styleId="a">
     <w:name w:val="Normal"/>
     <w:qFormat/>
-    <w:rsid w:val="001C6650"/>
+    <w:rsid w:val="00B74CBD"/>
     <w:pPr>
       <w:widowControl w:val="0"/>
-      <w:spacing w:line="360" w:lineRule="auto"/>
-      <w:jc w:val="both"/>
     </w:pPr>
+    <w:rPr>
+      <w:rFonts w:ascii="Times New Roman" w:hAnsi="Times New Roman"/>
+    </w:rPr>
   </w:style>
   <w:style w:type="paragraph" w:styleId="1">
     <w:name w:val="heading 1"/>
     <w:uiPriority w:val="9"/>
     <w:qFormat/>
+    <w:rsid w:val="00B74CBD"/>
     <w:pPr>
-      <w:pBdr>
-        <w:bottom w:val="single" w:sz="4" w:space="4" w:color="1F3864"/>
-      </w:pBdr>
       <w:spacing w:before="400" w:after="160"/>
       <w:outlineLvl w:val="0"/>
     </w:pPr>
     <w:rPr>
       <w:b/>
       <w:bCs/>
-      <w:color w:val="1F3864"/>
       <w:sz w:val="36"/>
       <w:szCs w:val="36"/>
     </w:rPr>
@@ -5435,6 +9720,7 @@
     <w:uiPriority w:val="9"/>
     <w:unhideWhenUsed/>
     <w:qFormat/>
+    <w:rsid w:val="00FA3CF0"/>
     <w:pPr>
       <w:spacing w:before="280" w:after="100"/>
       <w:outlineLvl w:val="1"/>
@@ -5442,7 +9728,6 @@
     <w:rPr>
       <w:b/>
       <w:bCs/>
-      <w:color w:val="2E5FA3"/>
       <w:sz w:val="28"/>
       <w:szCs w:val="28"/>
     </w:rPr>
@@ -5506,7 +9791,6 @@
   <w:style w:type="character" w:default="1" w:styleId="a0">
     <w:name w:val="Default Paragraph Font"/>
     <w:uiPriority w:val="1"/>
-    <w:semiHidden/>
     <w:unhideWhenUsed/>
   </w:style>
   <w:style w:type="table" w:default="1" w:styleId="a1">
@@ -5550,7 +9834,7 @@
   <w:style w:type="paragraph" w:styleId="a4">
     <w:name w:val="List Paragraph"/>
     <w:qFormat/>
-    <w:rsid w:val="001C6650"/>
+    <w:rsid w:val="00FA3CF0"/>
     <w:pPr>
       <w:ind w:leftChars="100" w:rightChars="100"/>
     </w:pPr>
@@ -5632,7 +9916,7 @@
     <w:link w:val="ad"/>
     <w:uiPriority w:val="99"/>
     <w:unhideWhenUsed/>
-    <w:rsid w:val="001C6650"/>
+    <w:rsid w:val="00FA3CF0"/>
     <w:pPr>
       <w:tabs>
         <w:tab w:val="center" w:pos="4153"/>
@@ -5650,8 +9934,9 @@
     <w:basedOn w:val="a0"/>
     <w:link w:val="ac"/>
     <w:uiPriority w:val="99"/>
-    <w:rsid w:val="001C6650"/>
+    <w:rsid w:val="00FA3CF0"/>
     <w:rPr>
+      <w:rFonts w:ascii="Times New Roman" w:hAnsi="Times New Roman"/>
       <w:sz w:val="20"/>
       <w:szCs w:val="20"/>
     </w:rPr>
@@ -5662,7 +9947,7 @@
     <w:link w:val="af"/>
     <w:uiPriority w:val="99"/>
     <w:unhideWhenUsed/>
-    <w:rsid w:val="001C6650"/>
+    <w:rsid w:val="00FA3CF0"/>
     <w:pPr>
       <w:tabs>
         <w:tab w:val="center" w:pos="4153"/>
@@ -5680,8 +9965,9 @@
     <w:basedOn w:val="a0"/>
     <w:link w:val="ae"/>
     <w:uiPriority w:val="99"/>
-    <w:rsid w:val="001C6650"/>
+    <w:rsid w:val="00FA3CF0"/>
     <w:rPr>
+      <w:rFonts w:ascii="Times New Roman" w:hAnsi="Times New Roman"/>
       <w:sz w:val="20"/>
       <w:szCs w:val="20"/>
     </w:rPr>

--- a/第X組_專題報告_主題名稱.docx
+++ b/第X組_專題報告_主題名稱.docx
@@ -535,7 +535,7 @@
           <w:sz w:val="24"/>
           <w:szCs w:val="24"/>
         </w:rPr>
-        <w:t xml:space="preserve">Function calling（或 tool use）能力使 LLM 在生成文字的同時呼叫外部工具，取得執行回饋後繼續決策，形成 agentic loop。LangChain、AutoGPT 等框架將此能力系統化，應用於多步驟任務。本研究直接使用 Gemini 原生的 function calling API，不依賴額外框架。</w:t>
+        <w:t xml:space="preserve">將「推理」與「行動」交替進行的 ReAct 框架（Yao et al., 2022）是 agentic loop 的理論基礎：LLM 先生成推理文字（Thought），再決定呼叫哪個工具（Act），收到工具回傳（Observation）後繼續下一輪推理。如今大多數 AI Agent 在執行 function calling 時的底層邏輯均沿用此設計。本研究以 Gemini 原生的 function calling API 實作這個循環，不依賴 LangChain、AutoGPT 等額外框架。</w:t>
       </w:r>
     </w:p>
     <w:p>
@@ -1731,7 +1731,7 @@
           <w:sz w:val="24"/>
           <w:szCs w:val="24"/>
         </w:rPr>
-        <w:t xml:space="preserve">本系統屬於 In-Context RL / RLEF：Policy 無需訓練，直接在推理時透過 error feedback 調整生成策略。此設計的主要優點是零訓練成本、可即插即用任何支援 function calling 的 LLM。</w:t>
+        <w:t xml:space="preserve">本系統屬於 In-Context RL / RLEF：Policy 無需訓練，直接在推理時透過 error feedback 調整生成策略。Action 介面採用 Gemini 原生的 function calling，對應 ReAct 框架（Yao et al., 2022）中 Thought-Act-Observation 的循環結構。此設計的主要優點是零訓練成本、可即插即用任何支援 function calling 的 LLM。</w:t>
       </w:r>
     </w:p>
     <w:p>
@@ -3837,7 +3837,7 @@
           <w:sz w:val="24"/>
           <w:szCs w:val="24"/>
         </w:rPr>
-        <w:t xml:space="preserve">3.6.1 FSM 狀態機正向模板</w:t>
+        <w:t xml:space="preserve">3.6.1 System Prompt 基本結構</w:t>
       </w:r>
     </w:p>
     <w:p>
@@ -3852,68 +3852,7 @@
           <w:sz w:val="24"/>
           <w:szCs w:val="24"/>
         </w:rPr>
-        <w:t xml:space="preserve">LLM 傾向使用 enum + 三元運算符設計 FSM（例如 next_state = cond ? STATE_A : STATE_B），但 iverilog -g2012 模式下此寫法會觸發 e 類錯誤（explicit cast required）。System prompt 直接給出推薦寫法：</w:t>
-      </w:r>
-    </w:p>
-    <w:p>
-      <w:pPr>
-        <w:spacing w:after="60" w:before="60"/>
-        <w:ind w:left="720"/>
-      </w:pPr>
-      <w:r>
-        <w:rPr>
-          <w:rFonts w:ascii="Courier New" w:cs="Courier New" w:eastAsia="Courier New" w:hAnsi="Courier New"/>
-          <w:sz w:val="20"/>
-          <w:szCs w:val="20"/>
-        </w:rPr>
-        <w:t xml:space="preserve">localparam IDLE = 2'd0, RUN = 2'd1, DONE = 2'd2;
-logic [1:0] state, next_state;</w:t>
-      </w:r>
-    </w:p>
-    <w:p>
-      <w:pPr>
-        <w:spacing w:after="40" w:before="40" w:line="360" w:lineRule="auto"/>
-      </w:pPr>
-      <w:r>
-        <w:rPr>
-          <w:rFonts w:ascii="標楷體" w:cs="標楷體" w:eastAsia="標楷體" w:hAnsi="標楷體"/>
-          <w:b w:val="false"/>
-          <w:bCs w:val="false"/>
-          <w:sz w:val="24"/>
-          <w:szCs w:val="24"/>
-        </w:rPr>
-        <w:t xml:space="preserve">以正向模板替代禁止清單，引導模型直接採用 localparam + logic 的無歧義寫法，避免 enum 型別轉換問題。</w:t>
-      </w:r>
-    </w:p>
-    <w:p>
-      <w:pPr>
-        <w:pStyle w:val="Heading3"/>
-        <w:spacing w:after="40" w:before="120"/>
-      </w:pPr>
-      <w:r>
-        <w:rPr>
-          <w:rFonts w:ascii="標楷體" w:cs="標楷體" w:eastAsia="標楷體" w:hAnsi="標楷體"/>
-          <w:b/>
-          <w:bCs/>
-          <w:sz w:val="24"/>
-          <w:szCs w:val="24"/>
-        </w:rPr>
-        <w:t xml:space="preserve">3.6.2 動態 System Prompt（build_system_prompt）</w:t>
-      </w:r>
-    </w:p>
-    <w:p>
-      <w:pPr>
-        <w:spacing w:after="40" w:before="40" w:line="360" w:lineRule="auto"/>
-      </w:pPr>
-      <w:r>
-        <w:rPr>
-          <w:rFonts w:ascii="標楷體" w:cs="標楷體" w:eastAsia="標楷體" w:hAnsi="標楷體"/>
-          <w:b w:val="false"/>
-          <w:bCs w:val="false"/>
-          <w:sz w:val="24"/>
-          <w:szCs w:val="24"/>
-        </w:rPr>
-        <w:t xml:space="preserve">不同 ablation 實驗會停用部分工具，但 prompt 若仍提及不可呼叫的工具，會造成模型行為混亂，影響實驗有效性。為此，agent/prompts.py 實作 build_system_prompt(task, enabled_tools, max_attempts)，根據當次實驗的 enabled_tools 動態生成 system prompt：</w:t>
+        <w:t xml:space="preserve">兩個任務各有一份 base system prompt（SPEC_TO_RTL_PROMPT / CODE_COMPLETE_PROMPT），結構相同：</w:t>
       </w:r>
     </w:p>
     <w:p>
@@ -3931,7 +3870,7 @@
           <w:sz w:val="24"/>
           <w:szCs w:val="24"/>
         </w:rPr>
-        <w:t xml:space="preserve">有可用輔助工具時：附加「其他可用工具」段落，只列出實際可呼叫的工具名稱與說明</w:t>
+        <w:t xml:space="preserve">角色定義：「你是一個 Verilog RTL 設計師」</w:t>
       </w:r>
     </w:p>
     <w:p>
@@ -3949,7 +3888,43 @@
           <w:sz w:val="24"/>
           <w:szCs w:val="24"/>
         </w:rPr>
-        <w:t xml:space="preserve">無可用輔助工具時（如 no_helper_tools 組）：完全省略工具段落，只保留次數限制指示</w:t>
+        <w:t xml:space="preserve">任務說明：spec-to-rtl 為「從自然語言規格從零設計」；code-complete 為「補全給定 port 介面的內部邏輯」</w:t>
+      </w:r>
+    </w:p>
+    <w:p>
+      <w:pPr>
+        <w:pStyle w:val="ListParagraph"/>
+        <w:numPr>
+          <w:ilvl w:val="0"/>
+          <w:numId w:val="2"/>
+        </w:numPr>
+        <w:spacing w:after="20" w:before="20" w:line="360" w:lineRule="auto"/>
+      </w:pPr>
+      <w:r>
+        <w:rPr>
+          <w:rFonts w:ascii="標楷體" w:cs="標楷體" w:eastAsia="標楷體" w:hAnsi="標楷體"/>
+          <w:sz w:val="24"/>
+          <w:szCs w:val="24"/>
+        </w:rPr>
+        <w:t xml:space="preserve">三項 Verilog 特定規則（_RULES_COMMON，見 3.6.2）</w:t>
+      </w:r>
+    </w:p>
+    <w:p>
+      <w:pPr>
+        <w:pStyle w:val="ListParagraph"/>
+        <w:numPr>
+          <w:ilvl w:val="0"/>
+          <w:numId w:val="2"/>
+        </w:numPr>
+        <w:spacing w:after="20" w:before="20" w:line="360" w:lineRule="auto"/>
+      </w:pPr>
+      <w:r>
+        <w:rPr>
+          <w:rFonts w:ascii="標楷體" w:cs="標楷體" w:eastAsia="標楷體" w:hAnsi="標楷體"/>
+          <w:sz w:val="24"/>
+          <w:szCs w:val="24"/>
+        </w:rPr>
+        <w:t xml:space="preserve">驗證流程指令：依序呼叫 compile_and_test → synthesize，兩者皆通過才算完成</w:t>
       </w:r>
     </w:p>
     <w:p>
@@ -3964,7 +3939,580 @@
           <w:sz w:val="24"/>
           <w:szCs w:val="24"/>
         </w:rPr>
-        <w:t xml:space="preserve">此設計確保每組實驗的 prompt 與實際工具集完全一致，ablation 比較結果不受 prompt 干擾。</w:t>
+        <w:t xml:space="preserve">base prompt 本身不含任何工具說明段落；可選工具的說明由 build_system_prompt() 動態附加（見 3.6.3）。</w:t>
+      </w:r>
+    </w:p>
+    <w:p>
+      <w:pPr>
+        <w:pStyle w:val="Heading3"/>
+        <w:spacing w:after="40" w:before="120"/>
+      </w:pPr>
+      <w:r>
+        <w:rPr>
+          <w:rFonts w:ascii="標楷體" w:cs="標楷體" w:eastAsia="標楷體" w:hAnsi="標楷體"/>
+          <w:b/>
+          <w:bCs/>
+          <w:sz w:val="24"/>
+          <w:szCs w:val="24"/>
+        </w:rPr>
+        <w:t xml:space="preserve">3.6.2 三項 Verilog 特定規則（_RULES_COMMON）</w:t>
+      </w:r>
+    </w:p>
+    <w:p>
+      <w:pPr>
+        <w:spacing w:after="40" w:before="40" w:line="360" w:lineRule="auto"/>
+      </w:pPr>
+      <w:r>
+        <w:rPr>
+          <w:rFonts w:ascii="標楷體" w:cs="標楷體" w:eastAsia="標楷體" w:hAnsi="標楷體"/>
+          <w:b w:val="false"/>
+          <w:bCs w:val="false"/>
+          <w:sz w:val="24"/>
+          <w:szCs w:val="24"/>
+        </w:rPr>
+        <w:t xml:space="preserve">分析 VerilogEval 的常見 LLM 錯誤後，將三類可由 prompt 預防的錯誤模式，以正向規則形式嵌入所有 system prompt：</w:t>
+      </w:r>
+    </w:p>
+    <w:tbl>
+      <w:tblPr>
+        <w:tblW w:type="dxa" w:w="9360"/>
+        <w:tblBorders>
+          <w:top w:val="single" w:color="auto" w:sz="4"/>
+          <w:left w:val="single" w:color="auto" w:sz="4"/>
+          <w:bottom w:val="single" w:color="auto" w:sz="4"/>
+          <w:right w:val="single" w:color="auto" w:sz="4"/>
+          <w:insideH w:val="single" w:color="auto" w:sz="4"/>
+          <w:insideV w:val="single" w:color="auto" w:sz="4"/>
+        </w:tblBorders>
+      </w:tblPr>
+      <w:tblGrid>
+        <w:gridCol w:w="3200"/>
+        <w:gridCol w:w="2200"/>
+        <w:gridCol w:w="3960"/>
+      </w:tblGrid>
+      <w:tr>
+        <w:tc>
+          <w:tcPr>
+            <w:tcW w:type="dxa" w:w="3200"/>
+            <w:tcBorders>
+              <w:top w:val="single" w:color="999999" w:sz="1"/>
+              <w:left w:val="single" w:color="999999" w:sz="1"/>
+              <w:bottom w:val="single" w:color="999999" w:sz="1"/>
+              <w:right w:val="single" w:color="999999" w:sz="1"/>
+            </w:tcBorders>
+            <w:shd w:fill="D9E2F3" w:val="clear"/>
+            <w:tcMar>
+              <w:top w:type="dxa" w:w="60"/>
+              <w:left w:type="dxa" w:w="100"/>
+              <w:bottom w:type="dxa" w:w="60"/>
+              <w:right w:type="dxa" w:w="100"/>
+            </w:tcMar>
+          </w:tcPr>
+          <w:p>
+            <w:pPr>
+              <w:jc w:val="left"/>
+            </w:pPr>
+            <w:r>
+              <w:rPr>
+                <w:rFonts w:ascii="標楷體" w:cs="標楷體" w:eastAsia="標楷體" w:hAnsi="標楷體"/>
+                <w:b/>
+                <w:bCs/>
+                <w:sz w:val="22"/>
+                <w:szCs w:val="22"/>
+              </w:rPr>
+              <w:t xml:space="preserve">規則</w:t>
+            </w:r>
+          </w:p>
+        </w:tc>
+        <w:tc>
+          <w:tcPr>
+            <w:tcW w:type="dxa" w:w="2200"/>
+            <w:tcBorders>
+              <w:top w:val="single" w:color="999999" w:sz="1"/>
+              <w:left w:val="single" w:color="999999" w:sz="1"/>
+              <w:bottom w:val="single" w:color="999999" w:sz="1"/>
+              <w:right w:val="single" w:color="999999" w:sz="1"/>
+            </w:tcBorders>
+            <w:shd w:fill="D9E2F3" w:val="clear"/>
+            <w:tcMar>
+              <w:top w:type="dxa" w:w="60"/>
+              <w:left w:type="dxa" w:w="100"/>
+              <w:bottom w:type="dxa" w:w="60"/>
+              <w:right w:type="dxa" w:w="100"/>
+            </w:tcMar>
+          </w:tcPr>
+          <w:p>
+            <w:pPr>
+              <w:jc w:val="left"/>
+            </w:pPr>
+            <w:r>
+              <w:rPr>
+                <w:rFonts w:ascii="標楷體" w:cs="標楷體" w:eastAsia="標楷體" w:hAnsi="標楷體"/>
+                <w:b/>
+                <w:bCs/>
+                <w:sz w:val="22"/>
+                <w:szCs w:val="22"/>
+              </w:rPr>
+              <w:t xml:space="preserve">防止的錯誤</w:t>
+            </w:r>
+          </w:p>
+        </w:tc>
+        <w:tc>
+          <w:tcPr>
+            <w:tcW w:type="dxa" w:w="3960"/>
+            <w:tcBorders>
+              <w:top w:val="single" w:color="999999" w:sz="1"/>
+              <w:left w:val="single" w:color="999999" w:sz="1"/>
+              <w:bottom w:val="single" w:color="999999" w:sz="1"/>
+              <w:right w:val="single" w:color="999999" w:sz="1"/>
+            </w:tcBorders>
+            <w:shd w:fill="D9E2F3" w:val="clear"/>
+            <w:tcMar>
+              <w:top w:type="dxa" w:w="60"/>
+              <w:left w:type="dxa" w:w="100"/>
+              <w:bottom w:type="dxa" w:w="60"/>
+              <w:right w:type="dxa" w:w="100"/>
+            </w:tcMar>
+          </w:tcPr>
+          <w:p>
+            <w:pPr>
+              <w:jc w:val="left"/>
+            </w:pPr>
+            <w:r>
+              <w:rPr>
+                <w:rFonts w:ascii="標楷體" w:cs="標楷體" w:eastAsia="標楷體" w:hAnsi="標楷體"/>
+                <w:b/>
+                <w:bCs/>
+                <w:sz w:val="22"/>
+                <w:szCs w:val="22"/>
+              </w:rPr>
+              <w:t xml:space="preserve">說明</w:t>
+            </w:r>
+          </w:p>
+        </w:tc>
+      </w:tr>
+      <w:tr>
+        <w:tc>
+          <w:tcPr>
+            <w:tcW w:type="dxa" w:w="3200"/>
+            <w:tcBorders>
+              <w:top w:val="single" w:color="999999" w:sz="1"/>
+              <w:left w:val="single" w:color="999999" w:sz="1"/>
+              <w:bottom w:val="single" w:color="999999" w:sz="1"/>
+              <w:right w:val="single" w:color="999999" w:sz="1"/>
+            </w:tcBorders>
+            <w:shd w:fill="FFFFFF" w:val="clear"/>
+            <w:tcMar>
+              <w:top w:type="dxa" w:w="60"/>
+              <w:left w:type="dxa" w:w="100"/>
+              <w:bottom w:type="dxa" w:w="60"/>
+              <w:right w:type="dxa" w:w="100"/>
+            </w:tcMar>
+          </w:tcPr>
+          <w:p>
+            <w:pPr>
+              <w:jc w:val="left"/>
+            </w:pPr>
+            <w:r>
+              <w:rPr>
+                <w:rFonts w:ascii="標楷體" w:cs="標楷體" w:eastAsia="標楷體" w:hAnsi="標楷體"/>
+                <w:b w:val="false"/>
+                <w:bCs w:val="false"/>
+                <w:sz w:val="22"/>
+                <w:szCs w:val="22"/>
+              </w:rPr>
+              <w:t xml:space="preserve">只使用 logic 宣告，不使用 wire 或 reg</w:t>
+            </w:r>
+          </w:p>
+        </w:tc>
+        <w:tc>
+          <w:tcPr>
+            <w:tcW w:type="dxa" w:w="2200"/>
+            <w:tcBorders>
+              <w:top w:val="single" w:color="999999" w:sz="1"/>
+              <w:left w:val="single" w:color="999999" w:sz="1"/>
+              <w:bottom w:val="single" w:color="999999" w:sz="1"/>
+              <w:right w:val="single" w:color="999999" w:sz="1"/>
+            </w:tcBorders>
+            <w:shd w:fill="FFFFFF" w:val="clear"/>
+            <w:tcMar>
+              <w:top w:type="dxa" w:w="60"/>
+              <w:left w:type="dxa" w:w="100"/>
+              <w:bottom w:type="dxa" w:w="60"/>
+              <w:right w:type="dxa" w:w="100"/>
+            </w:tcMar>
+          </w:tcPr>
+          <w:p>
+            <w:pPr>
+              <w:jc w:val="left"/>
+            </w:pPr>
+            <w:r>
+              <w:rPr>
+                <w:rFonts w:ascii="標楷體" w:cs="標楷體" w:eastAsia="標楷體" w:hAnsi="標楷體"/>
+                <w:b w:val="false"/>
+                <w:bCs w:val="false"/>
+                <w:sz w:val="22"/>
+                <w:szCs w:val="22"/>
+              </w:rPr>
+              <w:t xml:space="preserve">w（Declared as wire）</w:t>
+            </w:r>
+          </w:p>
+        </w:tc>
+        <w:tc>
+          <w:tcPr>
+            <w:tcW w:type="dxa" w:w="3960"/>
+            <w:tcBorders>
+              <w:top w:val="single" w:color="999999" w:sz="1"/>
+              <w:left w:val="single" w:color="999999" w:sz="1"/>
+              <w:bottom w:val="single" w:color="999999" w:sz="1"/>
+              <w:right w:val="single" w:color="999999" w:sz="1"/>
+            </w:tcBorders>
+            <w:shd w:fill="FFFFFF" w:val="clear"/>
+            <w:tcMar>
+              <w:top w:type="dxa" w:w="60"/>
+              <w:left w:type="dxa" w:w="100"/>
+              <w:bottom w:type="dxa" w:w="60"/>
+              <w:right w:type="dxa" w:w="100"/>
+            </w:tcMar>
+          </w:tcPr>
+          <w:p>
+            <w:pPr>
+              <w:jc w:val="left"/>
+            </w:pPr>
+            <w:r>
+              <w:rPr>
+                <w:rFonts w:ascii="標楷體" w:cs="標楷體" w:eastAsia="標楷體" w:hAnsi="標楷體"/>
+                <w:b w:val="false"/>
+                <w:bCs w:val="false"/>
+                <w:sz w:val="22"/>
+                <w:szCs w:val="22"/>
+              </w:rPr>
+              <w:t xml:space="preserve">iverilog 嚴格限制 wire 不可在 always 區塊內賦值；統一用 logic 可完全避免此類錯誤</w:t>
+            </w:r>
+          </w:p>
+        </w:tc>
+      </w:tr>
+      <w:tr>
+        <w:tc>
+          <w:tcPr>
+            <w:tcW w:type="dxa" w:w="3200"/>
+            <w:tcBorders>
+              <w:top w:val="single" w:color="999999" w:sz="1"/>
+              <w:left w:val="single" w:color="999999" w:sz="1"/>
+              <w:bottom w:val="single" w:color="999999" w:sz="1"/>
+              <w:right w:val="single" w:color="999999" w:sz="1"/>
+            </w:tcBorders>
+            <w:shd w:fill="FFFFFF" w:val="clear"/>
+            <w:tcMar>
+              <w:top w:type="dxa" w:w="60"/>
+              <w:left w:type="dxa" w:w="100"/>
+              <w:bottom w:type="dxa" w:w="60"/>
+              <w:right w:type="dxa" w:w="100"/>
+            </w:tcMar>
+          </w:tcPr>
+          <w:p>
+            <w:pPr>
+              <w:jc w:val="left"/>
+            </w:pPr>
+            <w:r>
+              <w:rPr>
+                <w:rFonts w:ascii="標楷體" w:cs="標楷體" w:eastAsia="標楷體" w:hAnsi="標楷體"/>
+                <w:b w:val="false"/>
+                <w:bCs w:val="false"/>
+                <w:sz w:val="22"/>
+                <w:szCs w:val="22"/>
+              </w:rPr>
+              <w:t xml:space="preserve">組合邏輯使用 always @(*)，不寫 sensitivity list</w:t>
+            </w:r>
+          </w:p>
+        </w:tc>
+        <w:tc>
+          <w:tcPr>
+            <w:tcW w:type="dxa" w:w="2200"/>
+            <w:tcBorders>
+              <w:top w:val="single" w:color="999999" w:sz="1"/>
+              <w:left w:val="single" w:color="999999" w:sz="1"/>
+              <w:bottom w:val="single" w:color="999999" w:sz="1"/>
+              <w:right w:val="single" w:color="999999" w:sz="1"/>
+            </w:tcBorders>
+            <w:shd w:fill="FFFFFF" w:val="clear"/>
+            <w:tcMar>
+              <w:top w:type="dxa" w:w="60"/>
+              <w:left w:type="dxa" w:w="100"/>
+              <w:bottom w:type="dxa" w:w="60"/>
+              <w:right w:type="dxa" w:w="100"/>
+            </w:tcMar>
+          </w:tcPr>
+          <w:p>
+            <w:pPr>
+              <w:jc w:val="left"/>
+            </w:pPr>
+            <w:r>
+              <w:rPr>
+                <w:rFonts w:ascii="標楷體" w:cs="標楷體" w:eastAsia="標楷體" w:hAnsi="標楷體"/>
+                <w:b w:val="false"/>
+                <w:bCs w:val="false"/>
+                <w:sz w:val="22"/>
+                <w:szCs w:val="22"/>
+              </w:rPr>
+              <w:t xml:space="preserve">n（No sensitivities）</w:t>
+            </w:r>
+          </w:p>
+        </w:tc>
+        <w:tc>
+          <w:tcPr>
+            <w:tcW w:type="dxa" w:w="3960"/>
+            <w:tcBorders>
+              <w:top w:val="single" w:color="999999" w:sz="1"/>
+              <w:left w:val="single" w:color="999999" w:sz="1"/>
+              <w:bottom w:val="single" w:color="999999" w:sz="1"/>
+              <w:right w:val="single" w:color="999999" w:sz="1"/>
+            </w:tcBorders>
+            <w:shd w:fill="FFFFFF" w:val="clear"/>
+            <w:tcMar>
+              <w:top w:type="dxa" w:w="60"/>
+              <w:left w:type="dxa" w:w="100"/>
+              <w:bottom w:type="dxa" w:w="60"/>
+              <w:right w:type="dxa" w:w="100"/>
+            </w:tcMar>
+          </w:tcPr>
+          <w:p>
+            <w:pPr>
+              <w:jc w:val="left"/>
+            </w:pPr>
+            <w:r>
+              <w:rPr>
+                <w:rFonts w:ascii="標楷體" w:cs="標楷體" w:eastAsia="標楷體" w:hAnsi="標楷體"/>
+                <w:b w:val="false"/>
+                <w:bCs w:val="false"/>
+                <w:sz w:val="22"/>
+                <w:szCs w:val="22"/>
+              </w:rPr>
+              <w:t xml:space="preserve">iverilog 要求 always @(*) 的區塊內有至少一個讀取訊號；明確禁止手寫 sensitivity list 可防止遺漏觸發</w:t>
+            </w:r>
+          </w:p>
+        </w:tc>
+      </w:tr>
+      <w:tr>
+        <w:tc>
+          <w:tcPr>
+            <w:tcW w:type="dxa" w:w="3200"/>
+            <w:tcBorders>
+              <w:top w:val="single" w:color="999999" w:sz="1"/>
+              <w:left w:val="single" w:color="999999" w:sz="1"/>
+              <w:bottom w:val="single" w:color="999999" w:sz="1"/>
+              <w:right w:val="single" w:color="999999" w:sz="1"/>
+            </w:tcBorders>
+            <w:shd w:fill="FFFFFF" w:val="clear"/>
+            <w:tcMar>
+              <w:top w:type="dxa" w:w="60"/>
+              <w:left w:type="dxa" w:w="100"/>
+              <w:bottom w:type="dxa" w:w="60"/>
+              <w:right w:type="dxa" w:w="100"/>
+            </w:tcMar>
+          </w:tcPr>
+          <w:p>
+            <w:pPr>
+              <w:jc w:val="left"/>
+            </w:pPr>
+            <w:r>
+              <w:rPr>
+                <w:rFonts w:ascii="標楷體" w:cs="標楷體" w:eastAsia="標楷體" w:hAnsi="標楷體"/>
+                <w:b w:val="false"/>
+                <w:bCs w:val="false"/>
+                <w:sz w:val="22"/>
+                <w:szCs w:val="22"/>
+              </w:rPr>
+              <w:t xml:space="preserve">同步 reset 不要在 sensitivity list 裡放 posedge reset</w:t>
+            </w:r>
+          </w:p>
+        </w:tc>
+        <w:tc>
+          <w:tcPr>
+            <w:tcW w:type="dxa" w:w="2200"/>
+            <w:tcBorders>
+              <w:top w:val="single" w:color="999999" w:sz="1"/>
+              <w:left w:val="single" w:color="999999" w:sz="1"/>
+              <w:bottom w:val="single" w:color="999999" w:sz="1"/>
+              <w:right w:val="single" w:color="999999" w:sz="1"/>
+            </w:tcBorders>
+            <w:shd w:fill="FFFFFF" w:val="clear"/>
+            <w:tcMar>
+              <w:top w:type="dxa" w:w="60"/>
+              <w:left w:type="dxa" w:w="100"/>
+              <w:bottom w:type="dxa" w:w="60"/>
+              <w:right w:type="dxa" w:w="100"/>
+            </w:tcMar>
+          </w:tcPr>
+          <w:p>
+            <w:pPr>
+              <w:jc w:val="left"/>
+            </w:pPr>
+            <w:r>
+              <w:rPr>
+                <w:rFonts w:ascii="標楷體" w:cs="標楷體" w:eastAsia="標楷體" w:hAnsi="標楷體"/>
+                <w:b w:val="false"/>
+                <w:bCs w:val="false"/>
+                <w:sz w:val="22"/>
+                <w:szCs w:val="22"/>
+              </w:rPr>
+              <w:t xml:space="preserve">r（Async reset 靜態偵測）</w:t>
+            </w:r>
+          </w:p>
+        </w:tc>
+        <w:tc>
+          <w:tcPr>
+            <w:tcW w:type="dxa" w:w="3960"/>
+            <w:tcBorders>
+              <w:top w:val="single" w:color="999999" w:sz="1"/>
+              <w:left w:val="single" w:color="999999" w:sz="1"/>
+              <w:bottom w:val="single" w:color="999999" w:sz="1"/>
+              <w:right w:val="single" w:color="999999" w:sz="1"/>
+            </w:tcBorders>
+            <w:shd w:fill="FFFFFF" w:val="clear"/>
+            <w:tcMar>
+              <w:top w:type="dxa" w:w="60"/>
+              <w:left w:type="dxa" w:w="100"/>
+              <w:bottom w:type="dxa" w:w="60"/>
+              <w:right w:type="dxa" w:w="100"/>
+            </w:tcMar>
+          </w:tcPr>
+          <w:p>
+            <w:pPr>
+              <w:jc w:val="left"/>
+            </w:pPr>
+            <w:r>
+              <w:rPr>
+                <w:rFonts w:ascii="標楷體" w:cs="標楷體" w:eastAsia="標楷體" w:hAnsi="標楷體"/>
+                <w:b w:val="false"/>
+                <w:bCs w:val="false"/>
+                <w:sz w:val="22"/>
+                <w:szCs w:val="22"/>
+              </w:rPr>
+              <w:t xml:space="preserve">題目設計為同步 reset；若 LLM 在 sensitivity list 加入 posedge reset，iverilog 行為與預期不符，本系統靜態偵測此模式並直接判失敗</w:t>
+            </w:r>
+          </w:p>
+        </w:tc>
+      </w:tr>
+    </w:tbl>
+    <w:p>
+      <w:pPr>
+        <w:spacing w:after="20" w:before="20"/>
+      </w:pPr>
+      <w:r>
+        <w:t xml:space="preserve"/>
+      </w:r>
+    </w:p>
+    <w:p>
+      <w:pPr>
+        <w:spacing w:after="40" w:before="40" w:line="360" w:lineRule="auto"/>
+      </w:pPr>
+      <w:r>
+        <w:rPr>
+          <w:rFonts w:ascii="標楷體" w:cs="標楷體" w:eastAsia="標楷體" w:hAnsi="標楷體"/>
+          <w:b w:val="false"/>
+          <w:bCs w:val="false"/>
+          <w:sz w:val="24"/>
+          <w:szCs w:val="24"/>
+        </w:rPr>
+        <w:t xml:space="preserve">這三條規則將「LLM 在 Verilog 語法上的典型偏好」轉為明確的語法限制，讓模型在第一次嘗試就避開已知的低層語法錯誤，減少不必要的 attempt 消耗。</w:t>
+      </w:r>
+    </w:p>
+    <w:p>
+      <w:pPr>
+        <w:pStyle w:val="Heading3"/>
+        <w:spacing w:after="40" w:before="120"/>
+      </w:pPr>
+      <w:r>
+        <w:rPr>
+          <w:rFonts w:ascii="標楷體" w:cs="標楷體" w:eastAsia="標楷體" w:hAnsi="標楷體"/>
+          <w:b/>
+          <w:bCs/>
+          <w:sz w:val="24"/>
+          <w:szCs w:val="24"/>
+        </w:rPr>
+        <w:t xml:space="preserve">3.6.3 動態 System Prompt（build_system_prompt）</w:t>
+      </w:r>
+    </w:p>
+    <w:p>
+      <w:pPr>
+        <w:spacing w:after="40" w:before="40" w:line="360" w:lineRule="auto"/>
+      </w:pPr>
+      <w:r>
+        <w:rPr>
+          <w:rFonts w:ascii="標楷體" w:cs="標楷體" w:eastAsia="標楷體" w:hAnsi="標楷體"/>
+          <w:b w:val="false"/>
+          <w:bCs w:val="false"/>
+          <w:sz w:val="24"/>
+          <w:szCs w:val="24"/>
+        </w:rPr>
+        <w:t xml:space="preserve">Ablation study 的不同實驗組會停用部分工具。若 system prompt 仍靜態提及不可呼叫的工具（如「請善用 get_debug_hints」但該工具已移除），模型會在 context 中讀到矛盾的指示，影響實驗的可比性。</w:t>
+      </w:r>
+    </w:p>
+    <w:p>
+      <w:pPr>
+        <w:spacing w:after="40" w:before="40" w:line="360" w:lineRule="auto"/>
+      </w:pPr>
+      <w:r>
+        <w:rPr>
+          <w:rFonts w:ascii="標楷體" w:cs="標楷體" w:eastAsia="標楷體" w:hAnsi="標楷體"/>
+          <w:b w:val="false"/>
+          <w:bCs w:val="false"/>
+          <w:sz w:val="24"/>
+          <w:szCs w:val="24"/>
+        </w:rPr>
+        <w:t xml:space="preserve">為此，agent/prompts.py 實作 build_system_prompt(task, enabled_tools, max_attempts)，根據當次實驗的 enabled_tools 動態生成完整 system prompt：</w:t>
+      </w:r>
+    </w:p>
+    <w:p>
+      <w:pPr>
+        <w:pStyle w:val="ListParagraph"/>
+        <w:numPr>
+          <w:ilvl w:val="0"/>
+          <w:numId w:val="2"/>
+        </w:numPr>
+        <w:spacing w:after="20" w:before="20" w:line="360" w:lineRule="auto"/>
+      </w:pPr>
+      <w:r>
+        <w:rPr>
+          <w:rFonts w:ascii="標楷體" w:cs="標楷體" w:eastAsia="標楷體" w:hAnsi="標楷體"/>
+          <w:sz w:val="24"/>
+          <w:szCs w:val="24"/>
+        </w:rPr>
+        <w:t xml:space="preserve">有可用輔助工具時：在 base prompt 後附加「其他可用工具」段落，只列出實際存在於 function declarations 的工具及其使用說明</w:t>
+      </w:r>
+    </w:p>
+    <w:p>
+      <w:pPr>
+        <w:pStyle w:val="ListParagraph"/>
+        <w:numPr>
+          <w:ilvl w:val="0"/>
+          <w:numId w:val="2"/>
+        </w:numPr>
+        <w:spacing w:after="20" w:before="20" w:line="360" w:lineRule="auto"/>
+      </w:pPr>
+      <w:r>
+        <w:rPr>
+          <w:rFonts w:ascii="標楷體" w:cs="標楷體" w:eastAsia="標楷體" w:hAnsi="標楷體"/>
+          <w:sz w:val="24"/>
+          <w:szCs w:val="24"/>
+        </w:rPr>
+        <w:t xml:space="preserve">無可用輔助工具時（如 no_helper_tools 組）：完全省略工具段落，只附加「每題僅有 N 次作答機會」的次數提示</w:t>
+      </w:r>
+    </w:p>
+    <w:p>
+      <w:pPr>
+        <w:spacing w:after="40" w:before="40" w:line="360" w:lineRule="auto"/>
+      </w:pPr>
+      <w:r>
+        <w:rPr>
+          <w:rFonts w:ascii="標楷體" w:cs="標楷體" w:eastAsia="標楷體" w:hAnsi="標楷體"/>
+          <w:b w:val="false"/>
+          <w:bCs w:val="false"/>
+          <w:sz w:val="24"/>
+          <w:szCs w:val="24"/>
+        </w:rPr>
+        <w:t xml:space="preserve">此外，get_debug_hints 的工具說明中明確加入後呼叫限制：「必須在 compile_and_test 回傳 passed=false 後才能呼叫，error_type 使用該次回傳的 error_type 值。」此限制防止模型在尚未得到任何 error 回傳前就主動呼叫，確保工具使用符合實驗設計的語意。</w:t>
       </w:r>
     </w:p>
     <w:p>
@@ -4410,6 +4958,618 @@
           <w:szCs w:val="24"/>
         </w:rPr>
         <w:t xml:space="preserve">題目類型涵蓋：組合邏輯（多工器、加法器、Karnaugh map）、循序電路（D flip-flop、計數器、移位暫存器）、有限狀態機（Mealy、Moore、One-hot）、進階電路（LFSR、Conway's Life、序列偵測器）等。</w:t>
+      </w:r>
+    </w:p>
+    <w:p>
+      <w:pPr>
+        <w:pStyle w:val="Heading3"/>
+        <w:spacing w:after="40" w:before="120"/>
+      </w:pPr>
+      <w:r>
+        <w:rPr>
+          <w:rFonts w:ascii="標楷體" w:cs="標楷體" w:eastAsia="標楷體" w:hAnsi="標楷體"/>
+          <w:b/>
+          <w:bCs/>
+          <w:sz w:val="24"/>
+          <w:szCs w:val="24"/>
+        </w:rPr>
+        <w:t xml:space="preserve">4.1.1 資料集描述品質與修正</w:t>
+      </w:r>
+    </w:p>
+    <w:p>
+      <w:pPr>
+        <w:spacing w:after="40" w:before="40" w:line="360" w:lineRule="auto"/>
+      </w:pPr>
+      <w:r>
+        <w:rPr>
+          <w:rFonts w:ascii="標楷體" w:cs="標楷體" w:eastAsia="標楷體" w:hAnsi="標楷體"/>
+          <w:b w:val="false"/>
+          <w:bCs w:val="false"/>
+          <w:sz w:val="24"/>
+          <w:szCs w:val="24"/>
+        </w:rPr>
+        <w:t xml:space="preserve">在進行實驗的過程中，部分題目的 Agent 在連續 5 次嘗試後仍全部失敗，且錯誤模式不符合一般的語法或邏輯問題。經人工對照自然語言描述（*_prompt.txt）與 ref.sv 的實際實作，發現其中 3 道題目的描述存在歧義或損毀，導致模型依描述設計出的答案與 testbench 的預期行為不符。以下逐題說明問題與修正方式：</w:t>
+      </w:r>
+    </w:p>
+    <w:tbl>
+      <w:tblPr>
+        <w:tblW w:type="dxa" w:w="9360"/>
+        <w:tblBorders>
+          <w:top w:val="single" w:color="auto" w:sz="4"/>
+          <w:left w:val="single" w:color="auto" w:sz="4"/>
+          <w:bottom w:val="single" w:color="auto" w:sz="4"/>
+          <w:right w:val="single" w:color="auto" w:sz="4"/>
+          <w:insideH w:val="single" w:color="auto" w:sz="4"/>
+          <w:insideV w:val="single" w:color="auto" w:sz="4"/>
+        </w:tblBorders>
+      </w:tblPr>
+      <w:tblGrid>
+        <w:gridCol w:w="1800"/>
+        <w:gridCol w:w="1600"/>
+        <w:gridCol w:w="3560"/>
+        <w:gridCol w:w="2400"/>
+      </w:tblGrid>
+      <w:tr>
+        <w:tc>
+          <w:tcPr>
+            <w:tcW w:type="dxa" w:w="1800"/>
+            <w:tcBorders>
+              <w:top w:val="single" w:color="999999" w:sz="1"/>
+              <w:left w:val="single" w:color="999999" w:sz="1"/>
+              <w:bottom w:val="single" w:color="999999" w:sz="1"/>
+              <w:right w:val="single" w:color="999999" w:sz="1"/>
+            </w:tcBorders>
+            <w:shd w:fill="D9E2F3" w:val="clear"/>
+            <w:tcMar>
+              <w:top w:type="dxa" w:w="60"/>
+              <w:left w:type="dxa" w:w="100"/>
+              <w:bottom w:type="dxa" w:w="60"/>
+              <w:right w:type="dxa" w:w="100"/>
+            </w:tcMar>
+          </w:tcPr>
+          <w:p>
+            <w:pPr>
+              <w:jc w:val="left"/>
+            </w:pPr>
+            <w:r>
+              <w:rPr>
+                <w:rFonts w:ascii="標楷體" w:cs="標楷體" w:eastAsia="標楷體" w:hAnsi="標楷體"/>
+                <w:b/>
+                <w:bCs/>
+                <w:sz w:val="22"/>
+                <w:szCs w:val="22"/>
+              </w:rPr>
+              <w:t xml:space="preserve">題目</w:t>
+            </w:r>
+          </w:p>
+        </w:tc>
+        <w:tc>
+          <w:tcPr>
+            <w:tcW w:type="dxa" w:w="1600"/>
+            <w:tcBorders>
+              <w:top w:val="single" w:color="999999" w:sz="1"/>
+              <w:left w:val="single" w:color="999999" w:sz="1"/>
+              <w:bottom w:val="single" w:color="999999" w:sz="1"/>
+              <w:right w:val="single" w:color="999999" w:sz="1"/>
+            </w:tcBorders>
+            <w:shd w:fill="D9E2F3" w:val="clear"/>
+            <w:tcMar>
+              <w:top w:type="dxa" w:w="60"/>
+              <w:left w:type="dxa" w:w="100"/>
+              <w:bottom w:type="dxa" w:w="60"/>
+              <w:right w:type="dxa" w:w="100"/>
+            </w:tcMar>
+          </w:tcPr>
+          <w:p>
+            <w:pPr>
+              <w:jc w:val="left"/>
+            </w:pPr>
+            <w:r>
+              <w:rPr>
+                <w:rFonts w:ascii="標楷體" w:cs="標楷體" w:eastAsia="標楷體" w:hAnsi="標楷體"/>
+                <w:b/>
+                <w:bCs/>
+                <w:sz w:val="22"/>
+                <w:szCs w:val="22"/>
+              </w:rPr>
+              <w:t xml:space="preserve">問題類型</w:t>
+            </w:r>
+          </w:p>
+        </w:tc>
+        <w:tc>
+          <w:tcPr>
+            <w:tcW w:type="dxa" w:w="3560"/>
+            <w:tcBorders>
+              <w:top w:val="single" w:color="999999" w:sz="1"/>
+              <w:left w:val="single" w:color="999999" w:sz="1"/>
+              <w:bottom w:val="single" w:color="999999" w:sz="1"/>
+              <w:right w:val="single" w:color="999999" w:sz="1"/>
+            </w:tcBorders>
+            <w:shd w:fill="D9E2F3" w:val="clear"/>
+            <w:tcMar>
+              <w:top w:type="dxa" w:w="60"/>
+              <w:left w:type="dxa" w:w="100"/>
+              <w:bottom w:type="dxa" w:w="60"/>
+              <w:right w:type="dxa" w:w="100"/>
+            </w:tcMar>
+          </w:tcPr>
+          <w:p>
+            <w:pPr>
+              <w:jc w:val="left"/>
+            </w:pPr>
+            <w:r>
+              <w:rPr>
+                <w:rFonts w:ascii="標楷體" w:cs="標楷體" w:eastAsia="標楷體" w:hAnsi="標楷體"/>
+                <w:b/>
+                <w:bCs/>
+                <w:sz w:val="22"/>
+                <w:szCs w:val="22"/>
+              </w:rPr>
+              <w:t xml:space="preserve">描述問題</w:t>
+            </w:r>
+          </w:p>
+        </w:tc>
+        <w:tc>
+          <w:tcPr>
+            <w:tcW w:type="dxa" w:w="2400"/>
+            <w:tcBorders>
+              <w:top w:val="single" w:color="999999" w:sz="1"/>
+              <w:left w:val="single" w:color="999999" w:sz="1"/>
+              <w:bottom w:val="single" w:color="999999" w:sz="1"/>
+              <w:right w:val="single" w:color="999999" w:sz="1"/>
+            </w:tcBorders>
+            <w:shd w:fill="D9E2F3" w:val="clear"/>
+            <w:tcMar>
+              <w:top w:type="dxa" w:w="60"/>
+              <w:left w:type="dxa" w:w="100"/>
+              <w:bottom w:type="dxa" w:w="60"/>
+              <w:right w:type="dxa" w:w="100"/>
+            </w:tcMar>
+          </w:tcPr>
+          <w:p>
+            <w:pPr>
+              <w:jc w:val="left"/>
+            </w:pPr>
+            <w:r>
+              <w:rPr>
+                <w:rFonts w:ascii="標楷體" w:cs="標楷體" w:eastAsia="標楷體" w:hAnsi="標楷體"/>
+                <w:b/>
+                <w:bCs/>
+                <w:sz w:val="22"/>
+                <w:szCs w:val="22"/>
+              </w:rPr>
+              <w:t xml:space="preserve">修正方式</w:t>
+            </w:r>
+          </w:p>
+        </w:tc>
+      </w:tr>
+      <w:tr>
+        <w:tc>
+          <w:tcPr>
+            <w:tcW w:type="dxa" w:w="1800"/>
+            <w:tcBorders>
+              <w:top w:val="single" w:color="999999" w:sz="1"/>
+              <w:left w:val="single" w:color="999999" w:sz="1"/>
+              <w:bottom w:val="single" w:color="999999" w:sz="1"/>
+              <w:right w:val="single" w:color="999999" w:sz="1"/>
+            </w:tcBorders>
+            <w:shd w:fill="FFFFFF" w:val="clear"/>
+            <w:tcMar>
+              <w:top w:type="dxa" w:w="60"/>
+              <w:left w:type="dxa" w:w="100"/>
+              <w:bottom w:type="dxa" w:w="60"/>
+              <w:right w:type="dxa" w:w="100"/>
+            </w:tcMar>
+          </w:tcPr>
+          <w:p>
+            <w:pPr>
+              <w:jc w:val="left"/>
+            </w:pPr>
+            <w:r>
+              <w:rPr>
+                <w:rFonts w:ascii="標楷體" w:cs="標楷體" w:eastAsia="標楷體" w:hAnsi="標楷體"/>
+                <w:b w:val="false"/>
+                <w:bCs w:val="false"/>
+                <w:sz w:val="22"/>
+                <w:szCs w:val="22"/>
+              </w:rPr>
+              <w:t xml:space="preserve">Prob093
+ece241_2014_q3</w:t>
+            </w:r>
+          </w:p>
+        </w:tc>
+        <w:tc>
+          <w:tcPr>
+            <w:tcW w:type="dxa" w:w="1600"/>
+            <w:tcBorders>
+              <w:top w:val="single" w:color="999999" w:sz="1"/>
+              <w:left w:val="single" w:color="999999" w:sz="1"/>
+              <w:bottom w:val="single" w:color="999999" w:sz="1"/>
+              <w:right w:val="single" w:color="999999" w:sz="1"/>
+            </w:tcBorders>
+            <w:shd w:fill="FFFFFF" w:val="clear"/>
+            <w:tcMar>
+              <w:top w:type="dxa" w:w="60"/>
+              <w:left w:type="dxa" w:w="100"/>
+              <w:bottom w:type="dxa" w:w="60"/>
+              <w:right w:type="dxa" w:w="100"/>
+            </w:tcMar>
+          </w:tcPr>
+          <w:p>
+            <w:pPr>
+              <w:jc w:val="left"/>
+            </w:pPr>
+            <w:r>
+              <w:rPr>
+                <w:rFonts w:ascii="標楷體" w:cs="標楷體" w:eastAsia="標楷體" w:hAnsi="標楷體"/>
+                <w:b w:val="false"/>
+                <w:bCs w:val="false"/>
+                <w:sz w:val="22"/>
+                <w:szCs w:val="22"/>
+              </w:rPr>
+              <w:t xml:space="preserve">描述歧義</w:t>
+            </w:r>
+          </w:p>
+        </w:tc>
+        <w:tc>
+          <w:tcPr>
+            <w:tcW w:type="dxa" w:w="3560"/>
+            <w:tcBorders>
+              <w:top w:val="single" w:color="999999" w:sz="1"/>
+              <w:left w:val="single" w:color="999999" w:sz="1"/>
+              <w:bottom w:val="single" w:color="999999" w:sz="1"/>
+              <w:right w:val="single" w:color="999999" w:sz="1"/>
+            </w:tcBorders>
+            <w:shd w:fill="FFFFFF" w:val="clear"/>
+            <w:tcMar>
+              <w:top w:type="dxa" w:w="60"/>
+              <w:left w:type="dxa" w:w="100"/>
+              <w:bottom w:type="dxa" w:w="60"/>
+              <w:right w:type="dxa" w:w="100"/>
+            </w:tcMar>
+          </w:tcPr>
+          <w:p>
+            <w:pPr>
+              <w:jc w:val="left"/>
+            </w:pPr>
+            <w:r>
+              <w:rPr>
+                <w:rFonts w:ascii="標楷體" w:cs="標楷體" w:eastAsia="標楷體" w:hAnsi="標楷體"/>
+                <w:b w:val="false"/>
+                <w:bCs w:val="false"/>
+                <w:sz w:val="22"/>
+                <w:szCs w:val="22"/>
+              </w:rPr>
+              <w:t xml:space="preserve">描述要求「使用 a 和 b 作為 mux 選擇器輸入」，但 module 介面只有 c、d 兩個輸入 port，a 和 b 是外部 4-to-1 mux 的選擇線（不在 TopModule 內）。模型誤以為需要宣告 a、b 為輸入 port，導致 port 不符合 testbench。</w:t>
+            </w:r>
+          </w:p>
+        </w:tc>
+        <w:tc>
+          <w:tcPr>
+            <w:tcW w:type="dxa" w:w="2400"/>
+            <w:tcBorders>
+              <w:top w:val="single" w:color="999999" w:sz="1"/>
+              <w:left w:val="single" w:color="999999" w:sz="1"/>
+              <w:bottom w:val="single" w:color="999999" w:sz="1"/>
+              <w:right w:val="single" w:color="999999" w:sz="1"/>
+            </w:tcBorders>
+            <w:shd w:fill="FFFFFF" w:val="clear"/>
+            <w:tcMar>
+              <w:top w:type="dxa" w:w="60"/>
+              <w:left w:type="dxa" w:w="100"/>
+              <w:bottom w:type="dxa" w:w="60"/>
+              <w:right w:type="dxa" w:w="100"/>
+            </w:tcMar>
+          </w:tcPr>
+          <w:p>
+            <w:pPr>
+              <w:jc w:val="left"/>
+            </w:pPr>
+            <w:r>
+              <w:rPr>
+                <w:rFonts w:ascii="標楷體" w:cs="標楷體" w:eastAsia="標楷體" w:hAnsi="標楷體"/>
+                <w:b w:val="false"/>
+                <w:bCs w:val="false"/>
+                <w:sz w:val="22"/>
+                <w:szCs w:val="22"/>
+              </w:rPr>
+              <w:t xml:space="preserve">明確說明 a、b 是外部 mux 的選擇器，TopModule 只接收 c、d，輸出 mux_in[3:0] 代表四個輸入值</w:t>
+            </w:r>
+          </w:p>
+        </w:tc>
+      </w:tr>
+      <w:tr>
+        <w:tc>
+          <w:tcPr>
+            <w:tcW w:type="dxa" w:w="1800"/>
+            <w:tcBorders>
+              <w:top w:val="single" w:color="999999" w:sz="1"/>
+              <w:left w:val="single" w:color="999999" w:sz="1"/>
+              <w:bottom w:val="single" w:color="999999" w:sz="1"/>
+              <w:right w:val="single" w:color="999999" w:sz="1"/>
+            </w:tcBorders>
+            <w:shd w:fill="FFFFFF" w:val="clear"/>
+            <w:tcMar>
+              <w:top w:type="dxa" w:w="60"/>
+              <w:left w:type="dxa" w:w="100"/>
+              <w:bottom w:type="dxa" w:w="60"/>
+              <w:right w:type="dxa" w:w="100"/>
+            </w:tcMar>
+          </w:tcPr>
+          <w:p>
+            <w:pPr>
+              <w:jc w:val="left"/>
+            </w:pPr>
+            <w:r>
+              <w:rPr>
+                <w:rFonts w:ascii="標楷體" w:cs="標楷體" w:eastAsia="標楷體" w:hAnsi="標楷體"/>
+                <w:b w:val="false"/>
+                <w:bCs w:val="false"/>
+                <w:sz w:val="22"/>
+                <w:szCs w:val="22"/>
+              </w:rPr>
+              <w:t xml:space="preserve">Prob099
+m2014_q6c</w:t>
+            </w:r>
+          </w:p>
+        </w:tc>
+        <w:tc>
+          <w:tcPr>
+            <w:tcW w:type="dxa" w:w="1600"/>
+            <w:tcBorders>
+              <w:top w:val="single" w:color="999999" w:sz="1"/>
+              <w:left w:val="single" w:color="999999" w:sz="1"/>
+              <w:bottom w:val="single" w:color="999999" w:sz="1"/>
+              <w:right w:val="single" w:color="999999" w:sz="1"/>
+            </w:tcBorders>
+            <w:shd w:fill="FFFFFF" w:val="clear"/>
+            <w:tcMar>
+              <w:top w:type="dxa" w:w="60"/>
+              <w:left w:type="dxa" w:w="100"/>
+              <w:bottom w:type="dxa" w:w="60"/>
+              <w:right w:type="dxa" w:w="100"/>
+            </w:tcMar>
+          </w:tcPr>
+          <w:p>
+            <w:pPr>
+              <w:jc w:val="left"/>
+            </w:pPr>
+            <w:r>
+              <w:rPr>
+                <w:rFonts w:ascii="標楷體" w:cs="標楷體" w:eastAsia="標楷體" w:hAnsi="標楷體"/>
+                <w:b w:val="false"/>
+                <w:bCs w:val="false"/>
+                <w:sz w:val="22"/>
+                <w:szCs w:val="22"/>
+              </w:rPr>
+              <w:t xml:space="preserve">描述損毀</w:t>
+            </w:r>
+          </w:p>
+        </w:tc>
+        <w:tc>
+          <w:tcPr>
+            <w:tcW w:type="dxa" w:w="3560"/>
+            <w:tcBorders>
+              <w:top w:val="single" w:color="999999" w:sz="1"/>
+              <w:left w:val="single" w:color="999999" w:sz="1"/>
+              <w:bottom w:val="single" w:color="999999" w:sz="1"/>
+              <w:right w:val="single" w:color="999999" w:sz="1"/>
+            </w:tcBorders>
+            <w:shd w:fill="FFFFFF" w:val="clear"/>
+            <w:tcMar>
+              <w:top w:type="dxa" w:w="60"/>
+              <w:left w:type="dxa" w:w="100"/>
+              <w:bottom w:type="dxa" w:w="60"/>
+              <w:right w:type="dxa" w:w="100"/>
+            </w:tcMar>
+          </w:tcPr>
+          <w:p>
+            <w:pPr>
+              <w:jc w:val="left"/>
+            </w:pPr>
+            <w:r>
+              <w:rPr>
+                <w:rFonts w:ascii="標楷體" w:cs="標楷體" w:eastAsia="標楷體" w:hAnsi="標楷體"/>
+                <w:b w:val="false"/>
+                <w:bCs w:val="false"/>
+                <w:sz w:val="22"/>
+                <w:szCs w:val="22"/>
+              </w:rPr>
+              <w:t xml:space="preserve">題目描述文字有明顯 OCR 損毀：「The module shou module ment the next-state signals...」，後半段重複且不完整，模型無法正確解讀 Y1、Y3 代表 one-hot 編碼的 next-state bits。</w:t>
+            </w:r>
+          </w:p>
+        </w:tc>
+        <w:tc>
+          <w:tcPr>
+            <w:tcW w:type="dxa" w:w="2400"/>
+            <w:tcBorders>
+              <w:top w:val="single" w:color="999999" w:sz="1"/>
+              <w:left w:val="single" w:color="999999" w:sz="1"/>
+              <w:bottom w:val="single" w:color="999999" w:sz="1"/>
+              <w:right w:val="single" w:color="999999" w:sz="1"/>
+            </w:tcBorders>
+            <w:shd w:fill="FFFFFF" w:val="clear"/>
+            <w:tcMar>
+              <w:top w:type="dxa" w:w="60"/>
+              <w:left w:type="dxa" w:w="100"/>
+              <w:bottom w:type="dxa" w:w="60"/>
+              <w:right w:type="dxa" w:w="100"/>
+            </w:tcMar>
+          </w:tcPr>
+          <w:p>
+            <w:pPr>
+              <w:jc w:val="left"/>
+            </w:pPr>
+            <w:r>
+              <w:rPr>
+                <w:rFonts w:ascii="標楷體" w:cs="標楷體" w:eastAsia="標楷體" w:hAnsi="標楷體"/>
+                <w:b w:val="false"/>
+                <w:bCs w:val="false"/>
+                <w:sz w:val="22"/>
+                <w:szCs w:val="22"/>
+              </w:rPr>
+              <w:t xml:space="preserve">修正損毀文字，明確說明 Y1 = next_y[1]、Y3 = next_y[3]，即下一狀態 one-hot 向量的對應位元</w:t>
+            </w:r>
+          </w:p>
+        </w:tc>
+      </w:tr>
+      <w:tr>
+        <w:tc>
+          <w:tcPr>
+            <w:tcW w:type="dxa" w:w="1800"/>
+            <w:tcBorders>
+              <w:top w:val="single" w:color="999999" w:sz="1"/>
+              <w:left w:val="single" w:color="999999" w:sz="1"/>
+              <w:bottom w:val="single" w:color="999999" w:sz="1"/>
+              <w:right w:val="single" w:color="999999" w:sz="1"/>
+            </w:tcBorders>
+            <w:shd w:fill="FFFFFF" w:val="clear"/>
+            <w:tcMar>
+              <w:top w:type="dxa" w:w="60"/>
+              <w:left w:type="dxa" w:w="100"/>
+              <w:bottom w:type="dxa" w:w="60"/>
+              <w:right w:type="dxa" w:w="100"/>
+            </w:tcMar>
+          </w:tcPr>
+          <w:p>
+            <w:pPr>
+              <w:jc w:val="left"/>
+            </w:pPr>
+            <w:r>
+              <w:rPr>
+                <w:rFonts w:ascii="標楷體" w:cs="標楷體" w:eastAsia="標楷體" w:hAnsi="標楷體"/>
+                <w:b w:val="false"/>
+                <w:bCs w:val="false"/>
+                <w:sz w:val="22"/>
+                <w:szCs w:val="22"/>
+              </w:rPr>
+              <w:t xml:space="preserve">Prob149
+ece241_2013_q4</w:t>
+            </w:r>
+          </w:p>
+        </w:tc>
+        <w:tc>
+          <w:tcPr>
+            <w:tcW w:type="dxa" w:w="1600"/>
+            <w:tcBorders>
+              <w:top w:val="single" w:color="999999" w:sz="1"/>
+              <w:left w:val="single" w:color="999999" w:sz="1"/>
+              <w:bottom w:val="single" w:color="999999" w:sz="1"/>
+              <w:right w:val="single" w:color="999999" w:sz="1"/>
+            </w:tcBorders>
+            <w:shd w:fill="FFFFFF" w:val="clear"/>
+            <w:tcMar>
+              <w:top w:type="dxa" w:w="60"/>
+              <w:left w:type="dxa" w:w="100"/>
+              <w:bottom w:type="dxa" w:w="60"/>
+              <w:right w:type="dxa" w:w="100"/>
+            </w:tcMar>
+          </w:tcPr>
+          <w:p>
+            <w:pPr>
+              <w:jc w:val="left"/>
+            </w:pPr>
+            <w:r>
+              <w:rPr>
+                <w:rFonts w:ascii="標楷體" w:cs="標楷體" w:eastAsia="標楷體" w:hAnsi="標楷體"/>
+                <w:b w:val="false"/>
+                <w:bCs w:val="false"/>
+                <w:sz w:val="22"/>
+                <w:szCs w:val="22"/>
+              </w:rPr>
+              <w:t xml:space="preserve">行為描述不完整</w:t>
+            </w:r>
+          </w:p>
+        </w:tc>
+        <w:tc>
+          <w:tcPr>
+            <w:tcW w:type="dxa" w:w="3560"/>
+            <w:tcBorders>
+              <w:top w:val="single" w:color="999999" w:sz="1"/>
+              <w:left w:val="single" w:color="999999" w:sz="1"/>
+              <w:bottom w:val="single" w:color="999999" w:sz="1"/>
+              <w:right w:val="single" w:color="999999" w:sz="1"/>
+            </w:tcBorders>
+            <w:shd w:fill="FFFFFF" w:val="clear"/>
+            <w:tcMar>
+              <w:top w:type="dxa" w:w="60"/>
+              <w:left w:type="dxa" w:w="100"/>
+              <w:bottom w:type="dxa" w:w="60"/>
+              <w:right w:type="dxa" w:w="100"/>
+            </w:tcMar>
+          </w:tcPr>
+          <w:p>
+            <w:pPr>
+              <w:jc w:val="left"/>
+            </w:pPr>
+            <w:r>
+              <w:rPr>
+                <w:rFonts w:ascii="標楷體" w:cs="標楷體" w:eastAsia="標楷體" w:hAnsi="標楷體"/>
+                <w:b w:val="false"/>
+                <w:bCs w:val="false"/>
+                <w:sz w:val="22"/>
+                <w:szCs w:val="22"/>
+              </w:rPr>
+              <w:t xml:space="preserve">描述給出名目流量表（根據感測器決定 fr0/fr1/fr2），並說明「若前一水位高於現在，開啟補充流量閥 dfr」。但 ref.sv 實作了 6 狀態雙向 FSM（同一水位區間分上升/下降兩種狀態），此設計細節未在描述中說明，導致模型實作為無記憶的組合邏輯。</w:t>
+            </w:r>
+          </w:p>
+        </w:tc>
+        <w:tc>
+          <w:tcPr>
+            <w:tcW w:type="dxa" w:w="2400"/>
+            <w:tcBorders>
+              <w:top w:val="single" w:color="999999" w:sz="1"/>
+              <w:left w:val="single" w:color="999999" w:sz="1"/>
+              <w:bottom w:val="single" w:color="999999" w:sz="1"/>
+              <w:right w:val="single" w:color="999999" w:sz="1"/>
+            </w:tcBorders>
+            <w:shd w:fill="FFFFFF" w:val="clear"/>
+            <w:tcMar>
+              <w:top w:type="dxa" w:w="60"/>
+              <w:left w:type="dxa" w:w="100"/>
+              <w:bottom w:type="dxa" w:w="60"/>
+              <w:right w:type="dxa" w:w="100"/>
+            </w:tcMar>
+          </w:tcPr>
+          <w:p>
+            <w:pPr>
+              <w:jc w:val="left"/>
+            </w:pPr>
+            <w:r>
+              <w:rPr>
+                <w:rFonts w:ascii="標楷體" w:cs="標楷體" w:eastAsia="標楷體" w:hAnsi="標楷體"/>
+                <w:b w:val="false"/>
+                <w:bCs w:val="false"/>
+                <w:sz w:val="22"/>
+                <w:szCs w:val="22"/>
+              </w:rPr>
+              <w:t xml:space="preserve">補充說明需要區分水位上升與下降的 FSM 狀態，並提供狀態轉移的範例</w:t>
+            </w:r>
+          </w:p>
+        </w:tc>
+      </w:tr>
+    </w:tbl>
+    <w:p>
+      <w:pPr>
+        <w:spacing w:after="20" w:before="20"/>
+      </w:pPr>
+      <w:r>
+        <w:t xml:space="preserve"/>
+      </w:r>
+    </w:p>
+    <w:p>
+      <w:pPr>
+        <w:spacing w:after="40" w:before="40" w:line="360" w:lineRule="auto"/>
+      </w:pPr>
+      <w:r>
+        <w:rPr>
+          <w:rFonts w:ascii="標楷體" w:cs="標楷體" w:eastAsia="標楷體" w:hAnsi="標楷體"/>
+          <w:b w:val="false"/>
+          <w:bCs w:val="false"/>
+          <w:sz w:val="24"/>
+          <w:szCs w:val="24"/>
+        </w:rPr>
+        <w:t xml:space="preserve">上述三道題目在修正後，Agent 均能在合理的嘗試次數內通過。此發現說明 LLM 在 VerilogEval 上的通過率部分受限於資料集描述品質，而非僅反映模型的硬體設計能力。本研究所做的修正已記錄於專案 repository，可供後續研究參考。</w:t>
       </w:r>
     </w:p>
     <w:p>
@@ -5343,13 +6503,1224 @@
       <w:r>
         <w:rPr>
           <w:rFonts w:ascii="標楷體" w:cs="標楷體" w:eastAsia="標楷體" w:hAnsi="標楷體"/>
-          <w:b/>
-          <w:bCs/>
-          <w:color w:val="CC0000"/>
+          <w:b w:val="false"/>
+          <w:bCs w:val="false"/>
           <w:sz w:val="24"/>
           <w:szCs w:val="24"/>
         </w:rPr>
-        <w:t xml:space="preserve">【待補充：填入：十組實驗（5 組 × 2 task）的通過率表格（sim pass rate + full pass rate）】</w:t>
+        <w:t xml:space="preserve">以下為六組 ablation 實驗在 spec-to-rtl 任務（156 題）的通過率，每組進行兩次完整實驗以觀察 LLM 隨機性的影響：</w:t>
+      </w:r>
+    </w:p>
+    <w:tbl>
+      <w:tblPr>
+        <w:tblW w:type="dxa" w:w="9360"/>
+        <w:tblBorders>
+          <w:top w:val="single" w:color="auto" w:sz="4"/>
+          <w:left w:val="single" w:color="auto" w:sz="4"/>
+          <w:bottom w:val="single" w:color="auto" w:sz="4"/>
+          <w:right w:val="single" w:color="auto" w:sz="4"/>
+          <w:insideH w:val="single" w:color="auto" w:sz="4"/>
+          <w:insideV w:val="single" w:color="auto" w:sz="4"/>
+        </w:tblBorders>
+      </w:tblPr>
+      <w:tblGrid>
+        <w:gridCol w:w="2600"/>
+        <w:gridCol w:w="2000"/>
+        <w:gridCol w:w="2000"/>
+        <w:gridCol w:w="1200"/>
+        <w:gridCol w:w="1560"/>
+      </w:tblGrid>
+      <w:tr>
+        <w:tc>
+          <w:tcPr>
+            <w:tcW w:type="dxa" w:w="2600"/>
+            <w:tcBorders>
+              <w:top w:val="single" w:color="999999" w:sz="1"/>
+              <w:left w:val="single" w:color="999999" w:sz="1"/>
+              <w:bottom w:val="single" w:color="999999" w:sz="1"/>
+              <w:right w:val="single" w:color="999999" w:sz="1"/>
+            </w:tcBorders>
+            <w:shd w:fill="D9E2F3" w:val="clear"/>
+            <w:tcMar>
+              <w:top w:type="dxa" w:w="60"/>
+              <w:left w:type="dxa" w:w="100"/>
+              <w:bottom w:type="dxa" w:w="60"/>
+              <w:right w:type="dxa" w:w="100"/>
+            </w:tcMar>
+          </w:tcPr>
+          <w:p>
+            <w:pPr>
+              <w:jc w:val="left"/>
+            </w:pPr>
+            <w:r>
+              <w:rPr>
+                <w:rFonts w:ascii="標楷體" w:cs="標楷體" w:eastAsia="標楷體" w:hAnsi="標楷體"/>
+                <w:b/>
+                <w:bCs/>
+                <w:sz w:val="22"/>
+                <w:szCs w:val="22"/>
+              </w:rPr>
+              <w:t xml:space="preserve">實驗</w:t>
+            </w:r>
+          </w:p>
+        </w:tc>
+        <w:tc>
+          <w:tcPr>
+            <w:tcW w:type="dxa" w:w="2000"/>
+            <w:tcBorders>
+              <w:top w:val="single" w:color="999999" w:sz="1"/>
+              <w:left w:val="single" w:color="999999" w:sz="1"/>
+              <w:bottom w:val="single" w:color="999999" w:sz="1"/>
+              <w:right w:val="single" w:color="999999" w:sz="1"/>
+            </w:tcBorders>
+            <w:shd w:fill="D9E2F3" w:val="clear"/>
+            <w:tcMar>
+              <w:top w:type="dxa" w:w="60"/>
+              <w:left w:type="dxa" w:w="100"/>
+              <w:bottom w:type="dxa" w:w="60"/>
+              <w:right w:type="dxa" w:w="100"/>
+            </w:tcMar>
+          </w:tcPr>
+          <w:p>
+            <w:pPr>
+              <w:jc w:val="left"/>
+            </w:pPr>
+            <w:r>
+              <w:rPr>
+                <w:rFonts w:ascii="標楷體" w:cs="標楷體" w:eastAsia="標楷體" w:hAnsi="標楷體"/>
+                <w:b/>
+                <w:bCs/>
+                <w:sz w:val="22"/>
+                <w:szCs w:val="22"/>
+              </w:rPr>
+              <w:t xml:space="preserve">執行一</w:t>
+            </w:r>
+          </w:p>
+        </w:tc>
+        <w:tc>
+          <w:tcPr>
+            <w:tcW w:type="dxa" w:w="2000"/>
+            <w:tcBorders>
+              <w:top w:val="single" w:color="999999" w:sz="1"/>
+              <w:left w:val="single" w:color="999999" w:sz="1"/>
+              <w:bottom w:val="single" w:color="999999" w:sz="1"/>
+              <w:right w:val="single" w:color="999999" w:sz="1"/>
+            </w:tcBorders>
+            <w:shd w:fill="D9E2F3" w:val="clear"/>
+            <w:tcMar>
+              <w:top w:type="dxa" w:w="60"/>
+              <w:left w:type="dxa" w:w="100"/>
+              <w:bottom w:type="dxa" w:w="60"/>
+              <w:right w:type="dxa" w:w="100"/>
+            </w:tcMar>
+          </w:tcPr>
+          <w:p>
+            <w:pPr>
+              <w:jc w:val="left"/>
+            </w:pPr>
+            <w:r>
+              <w:rPr>
+                <w:rFonts w:ascii="標楷體" w:cs="標楷體" w:eastAsia="標楷體" w:hAnsi="標楷體"/>
+                <w:b/>
+                <w:bCs/>
+                <w:sz w:val="22"/>
+                <w:szCs w:val="22"/>
+              </w:rPr>
+              <w:t xml:space="preserve">執行二</w:t>
+            </w:r>
+          </w:p>
+        </w:tc>
+        <w:tc>
+          <w:tcPr>
+            <w:tcW w:type="dxa" w:w="1200"/>
+            <w:tcBorders>
+              <w:top w:val="single" w:color="999999" w:sz="1"/>
+              <w:left w:val="single" w:color="999999" w:sz="1"/>
+              <w:bottom w:val="single" w:color="999999" w:sz="1"/>
+              <w:right w:val="single" w:color="999999" w:sz="1"/>
+            </w:tcBorders>
+            <w:shd w:fill="D9E2F3" w:val="clear"/>
+            <w:tcMar>
+              <w:top w:type="dxa" w:w="60"/>
+              <w:left w:type="dxa" w:w="100"/>
+              <w:bottom w:type="dxa" w:w="60"/>
+              <w:right w:type="dxa" w:w="100"/>
+            </w:tcMar>
+          </w:tcPr>
+          <w:p>
+            <w:pPr>
+              <w:jc w:val="left"/>
+            </w:pPr>
+            <w:r>
+              <w:rPr>
+                <w:rFonts w:ascii="標楷體" w:cs="標楷體" w:eastAsia="標楷體" w:hAnsi="標楷體"/>
+                <w:b/>
+                <w:bCs/>
+                <w:sz w:val="22"/>
+                <w:szCs w:val="22"/>
+              </w:rPr>
+              <w:t xml:space="preserve">平均</w:t>
+            </w:r>
+          </w:p>
+        </w:tc>
+        <w:tc>
+          <w:tcPr>
+            <w:tcW w:type="dxa" w:w="1560"/>
+            <w:tcBorders>
+              <w:top w:val="single" w:color="999999" w:sz="1"/>
+              <w:left w:val="single" w:color="999999" w:sz="1"/>
+              <w:bottom w:val="single" w:color="999999" w:sz="1"/>
+              <w:right w:val="single" w:color="999999" w:sz="1"/>
+            </w:tcBorders>
+            <w:shd w:fill="D9E2F3" w:val="clear"/>
+            <w:tcMar>
+              <w:top w:type="dxa" w:w="60"/>
+              <w:left w:type="dxa" w:w="100"/>
+              <w:bottom w:type="dxa" w:w="60"/>
+              <w:right w:type="dxa" w:w="100"/>
+            </w:tcMar>
+          </w:tcPr>
+          <w:p>
+            <w:pPr>
+              <w:jc w:val="left"/>
+            </w:pPr>
+            <w:r>
+              <w:rPr>
+                <w:rFonts w:ascii="標楷體" w:cs="標楷體" w:eastAsia="標楷體" w:hAnsi="標楷體"/>
+                <w:b/>
+                <w:bCs/>
+                <w:sz w:val="22"/>
+                <w:szCs w:val="22"/>
+              </w:rPr>
+              <w:t xml:space="preserve">vs agent</w:t>
+            </w:r>
+          </w:p>
+        </w:tc>
+      </w:tr>
+      <w:tr>
+        <w:tc>
+          <w:tcPr>
+            <w:tcW w:type="dxa" w:w="2600"/>
+            <w:tcBorders>
+              <w:top w:val="single" w:color="999999" w:sz="1"/>
+              <w:left w:val="single" w:color="999999" w:sz="1"/>
+              <w:bottom w:val="single" w:color="999999" w:sz="1"/>
+              <w:right w:val="single" w:color="999999" w:sz="1"/>
+            </w:tcBorders>
+            <w:shd w:fill="FFFFFF" w:val="clear"/>
+            <w:tcMar>
+              <w:top w:type="dxa" w:w="60"/>
+              <w:left w:type="dxa" w:w="100"/>
+              <w:bottom w:type="dxa" w:w="60"/>
+              <w:right w:type="dxa" w:w="100"/>
+            </w:tcMar>
+          </w:tcPr>
+          <w:p>
+            <w:pPr>
+              <w:jc w:val="left"/>
+            </w:pPr>
+            <w:r>
+              <w:rPr>
+                <w:rFonts w:ascii="標楷體" w:cs="標楷體" w:eastAsia="標楷體" w:hAnsi="標楷體"/>
+                <w:b w:val="false"/>
+                <w:bCs w:val="false"/>
+                <w:sz w:val="22"/>
+                <w:szCs w:val="22"/>
+              </w:rPr>
+              <w:t xml:space="preserve">agent</w:t>
+            </w:r>
+          </w:p>
+        </w:tc>
+        <w:tc>
+          <w:tcPr>
+            <w:tcW w:type="dxa" w:w="2000"/>
+            <w:tcBorders>
+              <w:top w:val="single" w:color="999999" w:sz="1"/>
+              <w:left w:val="single" w:color="999999" w:sz="1"/>
+              <w:bottom w:val="single" w:color="999999" w:sz="1"/>
+              <w:right w:val="single" w:color="999999" w:sz="1"/>
+            </w:tcBorders>
+            <w:shd w:fill="FFFFFF" w:val="clear"/>
+            <w:tcMar>
+              <w:top w:type="dxa" w:w="60"/>
+              <w:left w:type="dxa" w:w="100"/>
+              <w:bottom w:type="dxa" w:w="60"/>
+              <w:right w:type="dxa" w:w="100"/>
+            </w:tcMar>
+          </w:tcPr>
+          <w:p>
+            <w:pPr>
+              <w:jc w:val="left"/>
+            </w:pPr>
+            <w:r>
+              <w:rPr>
+                <w:rFonts w:ascii="標楷體" w:cs="標楷體" w:eastAsia="標楷體" w:hAnsi="標楷體"/>
+                <w:b w:val="false"/>
+                <w:bCs w:val="false"/>
+                <w:sz w:val="22"/>
+                <w:szCs w:val="22"/>
+              </w:rPr>
+              <w:t xml:space="preserve">93.6% (146/156)</w:t>
+            </w:r>
+          </w:p>
+        </w:tc>
+        <w:tc>
+          <w:tcPr>
+            <w:tcW w:type="dxa" w:w="2000"/>
+            <w:tcBorders>
+              <w:top w:val="single" w:color="999999" w:sz="1"/>
+              <w:left w:val="single" w:color="999999" w:sz="1"/>
+              <w:bottom w:val="single" w:color="999999" w:sz="1"/>
+              <w:right w:val="single" w:color="999999" w:sz="1"/>
+            </w:tcBorders>
+            <w:shd w:fill="FFFFFF" w:val="clear"/>
+            <w:tcMar>
+              <w:top w:type="dxa" w:w="60"/>
+              <w:left w:type="dxa" w:w="100"/>
+              <w:bottom w:type="dxa" w:w="60"/>
+              <w:right w:type="dxa" w:w="100"/>
+            </w:tcMar>
+          </w:tcPr>
+          <w:p>
+            <w:pPr>
+              <w:jc w:val="left"/>
+            </w:pPr>
+            <w:r>
+              <w:rPr>
+                <w:rFonts w:ascii="標楷體" w:cs="標楷體" w:eastAsia="標楷體" w:hAnsi="標楷體"/>
+                <w:b w:val="false"/>
+                <w:bCs w:val="false"/>
+                <w:sz w:val="22"/>
+                <w:szCs w:val="22"/>
+              </w:rPr>
+              <w:t xml:space="preserve">92.9–93.6%</w:t>
+            </w:r>
+          </w:p>
+        </w:tc>
+        <w:tc>
+          <w:tcPr>
+            <w:tcW w:type="dxa" w:w="1200"/>
+            <w:tcBorders>
+              <w:top w:val="single" w:color="999999" w:sz="1"/>
+              <w:left w:val="single" w:color="999999" w:sz="1"/>
+              <w:bottom w:val="single" w:color="999999" w:sz="1"/>
+              <w:right w:val="single" w:color="999999" w:sz="1"/>
+            </w:tcBorders>
+            <w:shd w:fill="FFFFFF" w:val="clear"/>
+            <w:tcMar>
+              <w:top w:type="dxa" w:w="60"/>
+              <w:left w:type="dxa" w:w="100"/>
+              <w:bottom w:type="dxa" w:w="60"/>
+              <w:right w:type="dxa" w:w="100"/>
+            </w:tcMar>
+          </w:tcPr>
+          <w:p>
+            <w:pPr>
+              <w:jc w:val="left"/>
+            </w:pPr>
+            <w:r>
+              <w:rPr>
+                <w:rFonts w:ascii="標楷體" w:cs="標楷體" w:eastAsia="標楷體" w:hAnsi="標楷體"/>
+                <w:b w:val="false"/>
+                <w:bCs w:val="false"/>
+                <w:sz w:val="22"/>
+                <w:szCs w:val="22"/>
+              </w:rPr>
+              <w:t xml:space="preserve">93.4%</w:t>
+            </w:r>
+          </w:p>
+        </w:tc>
+        <w:tc>
+          <w:tcPr>
+            <w:tcW w:type="dxa" w:w="1560"/>
+            <w:tcBorders>
+              <w:top w:val="single" w:color="999999" w:sz="1"/>
+              <w:left w:val="single" w:color="999999" w:sz="1"/>
+              <w:bottom w:val="single" w:color="999999" w:sz="1"/>
+              <w:right w:val="single" w:color="999999" w:sz="1"/>
+            </w:tcBorders>
+            <w:shd w:fill="FFFFFF" w:val="clear"/>
+            <w:tcMar>
+              <w:top w:type="dxa" w:w="60"/>
+              <w:left w:type="dxa" w:w="100"/>
+              <w:bottom w:type="dxa" w:w="60"/>
+              <w:right w:type="dxa" w:w="100"/>
+            </w:tcMar>
+          </w:tcPr>
+          <w:p>
+            <w:pPr>
+              <w:jc w:val="left"/>
+            </w:pPr>
+            <w:r>
+              <w:rPr>
+                <w:rFonts w:ascii="標楷體" w:cs="標楷體" w:eastAsia="標楷體" w:hAnsi="標楷體"/>
+                <w:b w:val="false"/>
+                <w:bCs w:val="false"/>
+                <w:sz w:val="22"/>
+                <w:szCs w:val="22"/>
+              </w:rPr>
+              <w:t xml:space="preserve">—</w:t>
+            </w:r>
+          </w:p>
+        </w:tc>
+      </w:tr>
+      <w:tr>
+        <w:tc>
+          <w:tcPr>
+            <w:tcW w:type="dxa" w:w="2600"/>
+            <w:tcBorders>
+              <w:top w:val="single" w:color="999999" w:sz="1"/>
+              <w:left w:val="single" w:color="999999" w:sz="1"/>
+              <w:bottom w:val="single" w:color="999999" w:sz="1"/>
+              <w:right w:val="single" w:color="999999" w:sz="1"/>
+            </w:tcBorders>
+            <w:shd w:fill="FFFFFF" w:val="clear"/>
+            <w:tcMar>
+              <w:top w:type="dxa" w:w="60"/>
+              <w:left w:type="dxa" w:w="100"/>
+              <w:bottom w:type="dxa" w:w="60"/>
+              <w:right w:type="dxa" w:w="100"/>
+            </w:tcMar>
+          </w:tcPr>
+          <w:p>
+            <w:pPr>
+              <w:jc w:val="left"/>
+            </w:pPr>
+            <w:r>
+              <w:rPr>
+                <w:rFonts w:ascii="標楷體" w:cs="標楷體" w:eastAsia="標楷體" w:hAnsi="標楷體"/>
+                <w:b w:val="false"/>
+                <w:bCs w:val="false"/>
+                <w:sz w:val="22"/>
+                <w:szCs w:val="22"/>
+              </w:rPr>
+              <w:t xml:space="preserve">no_decompose</w:t>
+            </w:r>
+          </w:p>
+        </w:tc>
+        <w:tc>
+          <w:tcPr>
+            <w:tcW w:type="dxa" w:w="2000"/>
+            <w:tcBorders>
+              <w:top w:val="single" w:color="999999" w:sz="1"/>
+              <w:left w:val="single" w:color="999999" w:sz="1"/>
+              <w:bottom w:val="single" w:color="999999" w:sz="1"/>
+              <w:right w:val="single" w:color="999999" w:sz="1"/>
+            </w:tcBorders>
+            <w:shd w:fill="FFFFFF" w:val="clear"/>
+            <w:tcMar>
+              <w:top w:type="dxa" w:w="60"/>
+              <w:left w:type="dxa" w:w="100"/>
+              <w:bottom w:type="dxa" w:w="60"/>
+              <w:right w:type="dxa" w:w="100"/>
+            </w:tcMar>
+          </w:tcPr>
+          <w:p>
+            <w:pPr>
+              <w:jc w:val="left"/>
+            </w:pPr>
+            <w:r>
+              <w:rPr>
+                <w:rFonts w:ascii="標楷體" w:cs="標楷體" w:eastAsia="標楷體" w:hAnsi="標楷體"/>
+                <w:b w:val="false"/>
+                <w:bCs w:val="false"/>
+                <w:sz w:val="22"/>
+                <w:szCs w:val="22"/>
+              </w:rPr>
+              <w:t xml:space="preserve">92.3% (144/156)</w:t>
+            </w:r>
+          </w:p>
+        </w:tc>
+        <w:tc>
+          <w:tcPr>
+            <w:tcW w:type="dxa" w:w="2000"/>
+            <w:tcBorders>
+              <w:top w:val="single" w:color="999999" w:sz="1"/>
+              <w:left w:val="single" w:color="999999" w:sz="1"/>
+              <w:bottom w:val="single" w:color="999999" w:sz="1"/>
+              <w:right w:val="single" w:color="999999" w:sz="1"/>
+            </w:tcBorders>
+            <w:shd w:fill="FFFFFF" w:val="clear"/>
+            <w:tcMar>
+              <w:top w:type="dxa" w:w="60"/>
+              <w:left w:type="dxa" w:w="100"/>
+              <w:bottom w:type="dxa" w:w="60"/>
+              <w:right w:type="dxa" w:w="100"/>
+            </w:tcMar>
+          </w:tcPr>
+          <w:p>
+            <w:pPr>
+              <w:jc w:val="left"/>
+            </w:pPr>
+            <w:r>
+              <w:rPr>
+                <w:rFonts w:ascii="標楷體" w:cs="標楷體" w:eastAsia="標楷體" w:hAnsi="標楷體"/>
+                <w:b w:val="false"/>
+                <w:bCs w:val="false"/>
+                <w:sz w:val="22"/>
+                <w:szCs w:val="22"/>
+              </w:rPr>
+              <w:t xml:space="preserve">93.6% (146/156)</w:t>
+            </w:r>
+          </w:p>
+        </w:tc>
+        <w:tc>
+          <w:tcPr>
+            <w:tcW w:type="dxa" w:w="1200"/>
+            <w:tcBorders>
+              <w:top w:val="single" w:color="999999" w:sz="1"/>
+              <w:left w:val="single" w:color="999999" w:sz="1"/>
+              <w:bottom w:val="single" w:color="999999" w:sz="1"/>
+              <w:right w:val="single" w:color="999999" w:sz="1"/>
+            </w:tcBorders>
+            <w:shd w:fill="FFFFFF" w:val="clear"/>
+            <w:tcMar>
+              <w:top w:type="dxa" w:w="60"/>
+              <w:left w:type="dxa" w:w="100"/>
+              <w:bottom w:type="dxa" w:w="60"/>
+              <w:right w:type="dxa" w:w="100"/>
+            </w:tcMar>
+          </w:tcPr>
+          <w:p>
+            <w:pPr>
+              <w:jc w:val="left"/>
+            </w:pPr>
+            <w:r>
+              <w:rPr>
+                <w:rFonts w:ascii="標楷體" w:cs="標楷體" w:eastAsia="標楷體" w:hAnsi="標楷體"/>
+                <w:b w:val="false"/>
+                <w:bCs w:val="false"/>
+                <w:sz w:val="22"/>
+                <w:szCs w:val="22"/>
+              </w:rPr>
+              <w:t xml:space="preserve">93.0%</w:t>
+            </w:r>
+          </w:p>
+        </w:tc>
+        <w:tc>
+          <w:tcPr>
+            <w:tcW w:type="dxa" w:w="1560"/>
+            <w:tcBorders>
+              <w:top w:val="single" w:color="999999" w:sz="1"/>
+              <w:left w:val="single" w:color="999999" w:sz="1"/>
+              <w:bottom w:val="single" w:color="999999" w:sz="1"/>
+              <w:right w:val="single" w:color="999999" w:sz="1"/>
+            </w:tcBorders>
+            <w:shd w:fill="FFFFFF" w:val="clear"/>
+            <w:tcMar>
+              <w:top w:type="dxa" w:w="60"/>
+              <w:left w:type="dxa" w:w="100"/>
+              <w:bottom w:type="dxa" w:w="60"/>
+              <w:right w:type="dxa" w:w="100"/>
+            </w:tcMar>
+          </w:tcPr>
+          <w:p>
+            <w:pPr>
+              <w:jc w:val="left"/>
+            </w:pPr>
+            <w:r>
+              <w:rPr>
+                <w:rFonts w:ascii="標楷體" w:cs="標楷體" w:eastAsia="標楷體" w:hAnsi="標楷體"/>
+                <w:b w:val="false"/>
+                <w:bCs w:val="false"/>
+                <w:sz w:val="22"/>
+                <w:szCs w:val="22"/>
+              </w:rPr>
+              <w:t xml:space="preserve">−0.4 pp</w:t>
+            </w:r>
+          </w:p>
+        </w:tc>
+      </w:tr>
+      <w:tr>
+        <w:tc>
+          <w:tcPr>
+            <w:tcW w:type="dxa" w:w="2600"/>
+            <w:tcBorders>
+              <w:top w:val="single" w:color="999999" w:sz="1"/>
+              <w:left w:val="single" w:color="999999" w:sz="1"/>
+              <w:bottom w:val="single" w:color="999999" w:sz="1"/>
+              <w:right w:val="single" w:color="999999" w:sz="1"/>
+            </w:tcBorders>
+            <w:shd w:fill="FFFFFF" w:val="clear"/>
+            <w:tcMar>
+              <w:top w:type="dxa" w:w="60"/>
+              <w:left w:type="dxa" w:w="100"/>
+              <w:bottom w:type="dxa" w:w="60"/>
+              <w:right w:type="dxa" w:w="100"/>
+            </w:tcMar>
+          </w:tcPr>
+          <w:p>
+            <w:pPr>
+              <w:jc w:val="left"/>
+            </w:pPr>
+            <w:r>
+              <w:rPr>
+                <w:rFonts w:ascii="標楷體" w:cs="標楷體" w:eastAsia="標楷體" w:hAnsi="標楷體"/>
+                <w:b w:val="false"/>
+                <w:bCs w:val="false"/>
+                <w:sz w:val="22"/>
+                <w:szCs w:val="22"/>
+              </w:rPr>
+              <w:t xml:space="preserve">no_helper_tools</w:t>
+            </w:r>
+          </w:p>
+        </w:tc>
+        <w:tc>
+          <w:tcPr>
+            <w:tcW w:type="dxa" w:w="2000"/>
+            <w:tcBorders>
+              <w:top w:val="single" w:color="999999" w:sz="1"/>
+              <w:left w:val="single" w:color="999999" w:sz="1"/>
+              <w:bottom w:val="single" w:color="999999" w:sz="1"/>
+              <w:right w:val="single" w:color="999999" w:sz="1"/>
+            </w:tcBorders>
+            <w:shd w:fill="FFFFFF" w:val="clear"/>
+            <w:tcMar>
+              <w:top w:type="dxa" w:w="60"/>
+              <w:left w:type="dxa" w:w="100"/>
+              <w:bottom w:type="dxa" w:w="60"/>
+              <w:right w:type="dxa" w:w="100"/>
+            </w:tcMar>
+          </w:tcPr>
+          <w:p>
+            <w:pPr>
+              <w:jc w:val="left"/>
+            </w:pPr>
+            <w:r>
+              <w:rPr>
+                <w:rFonts w:ascii="標楷體" w:cs="標楷體" w:eastAsia="標楷體" w:hAnsi="標楷體"/>
+                <w:b w:val="false"/>
+                <w:bCs w:val="false"/>
+                <w:sz w:val="22"/>
+                <w:szCs w:val="22"/>
+              </w:rPr>
+              <w:t xml:space="preserve">92.3% (144/156)</w:t>
+            </w:r>
+          </w:p>
+        </w:tc>
+        <w:tc>
+          <w:tcPr>
+            <w:tcW w:type="dxa" w:w="2000"/>
+            <w:tcBorders>
+              <w:top w:val="single" w:color="999999" w:sz="1"/>
+              <w:left w:val="single" w:color="999999" w:sz="1"/>
+              <w:bottom w:val="single" w:color="999999" w:sz="1"/>
+              <w:right w:val="single" w:color="999999" w:sz="1"/>
+            </w:tcBorders>
+            <w:shd w:fill="FFFFFF" w:val="clear"/>
+            <w:tcMar>
+              <w:top w:type="dxa" w:w="60"/>
+              <w:left w:type="dxa" w:w="100"/>
+              <w:bottom w:type="dxa" w:w="60"/>
+              <w:right w:type="dxa" w:w="100"/>
+            </w:tcMar>
+          </w:tcPr>
+          <w:p>
+            <w:pPr>
+              <w:jc w:val="left"/>
+            </w:pPr>
+            <w:r>
+              <w:rPr>
+                <w:rFonts w:ascii="標楷體" w:cs="標楷體" w:eastAsia="標楷體" w:hAnsi="標楷體"/>
+                <w:b w:val="false"/>
+                <w:bCs w:val="false"/>
+                <w:sz w:val="22"/>
+                <w:szCs w:val="22"/>
+              </w:rPr>
+              <w:t xml:space="preserve">92.3% (144/156)</w:t>
+            </w:r>
+          </w:p>
+        </w:tc>
+        <w:tc>
+          <w:tcPr>
+            <w:tcW w:type="dxa" w:w="1200"/>
+            <w:tcBorders>
+              <w:top w:val="single" w:color="999999" w:sz="1"/>
+              <w:left w:val="single" w:color="999999" w:sz="1"/>
+              <w:bottom w:val="single" w:color="999999" w:sz="1"/>
+              <w:right w:val="single" w:color="999999" w:sz="1"/>
+            </w:tcBorders>
+            <w:shd w:fill="FFFFFF" w:val="clear"/>
+            <w:tcMar>
+              <w:top w:type="dxa" w:w="60"/>
+              <w:left w:type="dxa" w:w="100"/>
+              <w:bottom w:type="dxa" w:w="60"/>
+              <w:right w:type="dxa" w:w="100"/>
+            </w:tcMar>
+          </w:tcPr>
+          <w:p>
+            <w:pPr>
+              <w:jc w:val="left"/>
+            </w:pPr>
+            <w:r>
+              <w:rPr>
+                <w:rFonts w:ascii="標楷體" w:cs="標楷體" w:eastAsia="標楷體" w:hAnsi="標楷體"/>
+                <w:b w:val="false"/>
+                <w:bCs w:val="false"/>
+                <w:sz w:val="22"/>
+                <w:szCs w:val="22"/>
+              </w:rPr>
+              <w:t xml:space="preserve">92.3%</w:t>
+            </w:r>
+          </w:p>
+        </w:tc>
+        <w:tc>
+          <w:tcPr>
+            <w:tcW w:type="dxa" w:w="1560"/>
+            <w:tcBorders>
+              <w:top w:val="single" w:color="999999" w:sz="1"/>
+              <w:left w:val="single" w:color="999999" w:sz="1"/>
+              <w:bottom w:val="single" w:color="999999" w:sz="1"/>
+              <w:right w:val="single" w:color="999999" w:sz="1"/>
+            </w:tcBorders>
+            <w:shd w:fill="FFFFFF" w:val="clear"/>
+            <w:tcMar>
+              <w:top w:type="dxa" w:w="60"/>
+              <w:left w:type="dxa" w:w="100"/>
+              <w:bottom w:type="dxa" w:w="60"/>
+              <w:right w:type="dxa" w:w="100"/>
+            </w:tcMar>
+          </w:tcPr>
+          <w:p>
+            <w:pPr>
+              <w:jc w:val="left"/>
+            </w:pPr>
+            <w:r>
+              <w:rPr>
+                <w:rFonts w:ascii="標楷體" w:cs="標楷體" w:eastAsia="標楷體" w:hAnsi="標楷體"/>
+                <w:b w:val="false"/>
+                <w:bCs w:val="false"/>
+                <w:sz w:val="22"/>
+                <w:szCs w:val="22"/>
+              </w:rPr>
+              <w:t xml:space="preserve">−1.1 pp</w:t>
+            </w:r>
+          </w:p>
+        </w:tc>
+      </w:tr>
+      <w:tr>
+        <w:tc>
+          <w:tcPr>
+            <w:tcW w:type="dxa" w:w="2600"/>
+            <w:tcBorders>
+              <w:top w:val="single" w:color="999999" w:sz="1"/>
+              <w:left w:val="single" w:color="999999" w:sz="1"/>
+              <w:bottom w:val="single" w:color="999999" w:sz="1"/>
+              <w:right w:val="single" w:color="999999" w:sz="1"/>
+            </w:tcBorders>
+            <w:shd w:fill="FFFFFF" w:val="clear"/>
+            <w:tcMar>
+              <w:top w:type="dxa" w:w="60"/>
+              <w:left w:type="dxa" w:w="100"/>
+              <w:bottom w:type="dxa" w:w="60"/>
+              <w:right w:type="dxa" w:w="100"/>
+            </w:tcMar>
+          </w:tcPr>
+          <w:p>
+            <w:pPr>
+              <w:jc w:val="left"/>
+            </w:pPr>
+            <w:r>
+              <w:rPr>
+                <w:rFonts w:ascii="標楷體" w:cs="標楷體" w:eastAsia="標楷體" w:hAnsi="標楷體"/>
+                <w:b w:val="false"/>
+                <w:bCs w:val="false"/>
+                <w:sz w:val="22"/>
+                <w:szCs w:val="22"/>
+              </w:rPr>
+              <w:t xml:space="preserve">no_debug_hints</w:t>
+            </w:r>
+          </w:p>
+        </w:tc>
+        <w:tc>
+          <w:tcPr>
+            <w:tcW w:type="dxa" w:w="2000"/>
+            <w:tcBorders>
+              <w:top w:val="single" w:color="999999" w:sz="1"/>
+              <w:left w:val="single" w:color="999999" w:sz="1"/>
+              <w:bottom w:val="single" w:color="999999" w:sz="1"/>
+              <w:right w:val="single" w:color="999999" w:sz="1"/>
+            </w:tcBorders>
+            <w:shd w:fill="FFFFFF" w:val="clear"/>
+            <w:tcMar>
+              <w:top w:type="dxa" w:w="60"/>
+              <w:left w:type="dxa" w:w="100"/>
+              <w:bottom w:type="dxa" w:w="60"/>
+              <w:right w:type="dxa" w:w="100"/>
+            </w:tcMar>
+          </w:tcPr>
+          <w:p>
+            <w:pPr>
+              <w:jc w:val="left"/>
+            </w:pPr>
+            <w:r>
+              <w:rPr>
+                <w:rFonts w:ascii="標楷體" w:cs="標楷體" w:eastAsia="標楷體" w:hAnsi="標楷體"/>
+                <w:b w:val="false"/>
+                <w:bCs w:val="false"/>
+                <w:sz w:val="22"/>
+                <w:szCs w:val="22"/>
+              </w:rPr>
+              <w:t xml:space="preserve">93.6% (146/156)</w:t>
+            </w:r>
+          </w:p>
+        </w:tc>
+        <w:tc>
+          <w:tcPr>
+            <w:tcW w:type="dxa" w:w="2000"/>
+            <w:tcBorders>
+              <w:top w:val="single" w:color="999999" w:sz="1"/>
+              <w:left w:val="single" w:color="999999" w:sz="1"/>
+              <w:bottom w:val="single" w:color="999999" w:sz="1"/>
+              <w:right w:val="single" w:color="999999" w:sz="1"/>
+            </w:tcBorders>
+            <w:shd w:fill="FFFFFF" w:val="clear"/>
+            <w:tcMar>
+              <w:top w:type="dxa" w:w="60"/>
+              <w:left w:type="dxa" w:w="100"/>
+              <w:bottom w:type="dxa" w:w="60"/>
+              <w:right w:type="dxa" w:w="100"/>
+            </w:tcMar>
+          </w:tcPr>
+          <w:p>
+            <w:pPr>
+              <w:jc w:val="left"/>
+            </w:pPr>
+            <w:r>
+              <w:rPr>
+                <w:rFonts w:ascii="標楷體" w:cs="標楷體" w:eastAsia="標楷體" w:hAnsi="標楷體"/>
+                <w:b w:val="false"/>
+                <w:bCs w:val="false"/>
+                <w:sz w:val="22"/>
+                <w:szCs w:val="22"/>
+              </w:rPr>
+              <w:t xml:space="preserve">90.4% (141/156)</w:t>
+            </w:r>
+          </w:p>
+        </w:tc>
+        <w:tc>
+          <w:tcPr>
+            <w:tcW w:type="dxa" w:w="1200"/>
+            <w:tcBorders>
+              <w:top w:val="single" w:color="999999" w:sz="1"/>
+              <w:left w:val="single" w:color="999999" w:sz="1"/>
+              <w:bottom w:val="single" w:color="999999" w:sz="1"/>
+              <w:right w:val="single" w:color="999999" w:sz="1"/>
+            </w:tcBorders>
+            <w:shd w:fill="FFFFFF" w:val="clear"/>
+            <w:tcMar>
+              <w:top w:type="dxa" w:w="60"/>
+              <w:left w:type="dxa" w:w="100"/>
+              <w:bottom w:type="dxa" w:w="60"/>
+              <w:right w:type="dxa" w:w="100"/>
+            </w:tcMar>
+          </w:tcPr>
+          <w:p>
+            <w:pPr>
+              <w:jc w:val="left"/>
+            </w:pPr>
+            <w:r>
+              <w:rPr>
+                <w:rFonts w:ascii="標楷體" w:cs="標楷體" w:eastAsia="標楷體" w:hAnsi="標楷體"/>
+                <w:b w:val="false"/>
+                <w:bCs w:val="false"/>
+                <w:sz w:val="22"/>
+                <w:szCs w:val="22"/>
+              </w:rPr>
+              <w:t xml:space="preserve">92.0%</w:t>
+            </w:r>
+          </w:p>
+        </w:tc>
+        <w:tc>
+          <w:tcPr>
+            <w:tcW w:type="dxa" w:w="1560"/>
+            <w:tcBorders>
+              <w:top w:val="single" w:color="999999" w:sz="1"/>
+              <w:left w:val="single" w:color="999999" w:sz="1"/>
+              <w:bottom w:val="single" w:color="999999" w:sz="1"/>
+              <w:right w:val="single" w:color="999999" w:sz="1"/>
+            </w:tcBorders>
+            <w:shd w:fill="FFFFFF" w:val="clear"/>
+            <w:tcMar>
+              <w:top w:type="dxa" w:w="60"/>
+              <w:left w:type="dxa" w:w="100"/>
+              <w:bottom w:type="dxa" w:w="60"/>
+              <w:right w:type="dxa" w:w="100"/>
+            </w:tcMar>
+          </w:tcPr>
+          <w:p>
+            <w:pPr>
+              <w:jc w:val="left"/>
+            </w:pPr>
+            <w:r>
+              <w:rPr>
+                <w:rFonts w:ascii="標楷體" w:cs="標楷體" w:eastAsia="標楷體" w:hAnsi="標楷體"/>
+                <w:b w:val="false"/>
+                <w:bCs w:val="false"/>
+                <w:sz w:val="22"/>
+                <w:szCs w:val="22"/>
+              </w:rPr>
+              <w:t xml:space="preserve">−1.4 pp</w:t>
+            </w:r>
+          </w:p>
+        </w:tc>
+      </w:tr>
+      <w:tr>
+        <w:tc>
+          <w:tcPr>
+            <w:tcW w:type="dxa" w:w="2600"/>
+            <w:tcBorders>
+              <w:top w:val="single" w:color="999999" w:sz="1"/>
+              <w:left w:val="single" w:color="999999" w:sz="1"/>
+              <w:bottom w:val="single" w:color="999999" w:sz="1"/>
+              <w:right w:val="single" w:color="999999" w:sz="1"/>
+            </w:tcBorders>
+            <w:shd w:fill="FFFFFF" w:val="clear"/>
+            <w:tcMar>
+              <w:top w:type="dxa" w:w="60"/>
+              <w:left w:type="dxa" w:w="100"/>
+              <w:bottom w:type="dxa" w:w="60"/>
+              <w:right w:type="dxa" w:w="100"/>
+            </w:tcMar>
+          </w:tcPr>
+          <w:p>
+            <w:pPr>
+              <w:jc w:val="left"/>
+            </w:pPr>
+            <w:r>
+              <w:rPr>
+                <w:rFonts w:ascii="標楷體" w:cs="標楷體" w:eastAsia="標楷體" w:hAnsi="標楷體"/>
+                <w:b w:val="false"/>
+                <w:bCs w:val="false"/>
+                <w:sz w:val="22"/>
+                <w:szCs w:val="22"/>
+              </w:rPr>
+              <w:t xml:space="preserve">no_error_details</w:t>
+            </w:r>
+          </w:p>
+        </w:tc>
+        <w:tc>
+          <w:tcPr>
+            <w:tcW w:type="dxa" w:w="2000"/>
+            <w:tcBorders>
+              <w:top w:val="single" w:color="999999" w:sz="1"/>
+              <w:left w:val="single" w:color="999999" w:sz="1"/>
+              <w:bottom w:val="single" w:color="999999" w:sz="1"/>
+              <w:right w:val="single" w:color="999999" w:sz="1"/>
+            </w:tcBorders>
+            <w:shd w:fill="FFFFFF" w:val="clear"/>
+            <w:tcMar>
+              <w:top w:type="dxa" w:w="60"/>
+              <w:left w:type="dxa" w:w="100"/>
+              <w:bottom w:type="dxa" w:w="60"/>
+              <w:right w:type="dxa" w:w="100"/>
+            </w:tcMar>
+          </w:tcPr>
+          <w:p>
+            <w:pPr>
+              <w:jc w:val="left"/>
+            </w:pPr>
+            <w:r>
+              <w:rPr>
+                <w:rFonts w:ascii="標楷體" w:cs="標楷體" w:eastAsia="標楷體" w:hAnsi="標楷體"/>
+                <w:b w:val="false"/>
+                <w:bCs w:val="false"/>
+                <w:sz w:val="22"/>
+                <w:szCs w:val="22"/>
+              </w:rPr>
+              <w:t xml:space="preserve">87.2% (136/156)</w:t>
+            </w:r>
+          </w:p>
+        </w:tc>
+        <w:tc>
+          <w:tcPr>
+            <w:tcW w:type="dxa" w:w="2000"/>
+            <w:tcBorders>
+              <w:top w:val="single" w:color="999999" w:sz="1"/>
+              <w:left w:val="single" w:color="999999" w:sz="1"/>
+              <w:bottom w:val="single" w:color="999999" w:sz="1"/>
+              <w:right w:val="single" w:color="999999" w:sz="1"/>
+            </w:tcBorders>
+            <w:shd w:fill="FFFFFF" w:val="clear"/>
+            <w:tcMar>
+              <w:top w:type="dxa" w:w="60"/>
+              <w:left w:type="dxa" w:w="100"/>
+              <w:bottom w:type="dxa" w:w="60"/>
+              <w:right w:type="dxa" w:w="100"/>
+            </w:tcMar>
+          </w:tcPr>
+          <w:p>
+            <w:pPr>
+              <w:jc w:val="left"/>
+            </w:pPr>
+            <w:r>
+              <w:rPr>
+                <w:rFonts w:ascii="標楷體" w:cs="標楷體" w:eastAsia="標楷體" w:hAnsi="標楷體"/>
+                <w:b w:val="false"/>
+                <w:bCs w:val="false"/>
+                <w:sz w:val="22"/>
+                <w:szCs w:val="22"/>
+              </w:rPr>
+              <w:t xml:space="preserve">89.7% (140/156)</w:t>
+            </w:r>
+          </w:p>
+        </w:tc>
+        <w:tc>
+          <w:tcPr>
+            <w:tcW w:type="dxa" w:w="1200"/>
+            <w:tcBorders>
+              <w:top w:val="single" w:color="999999" w:sz="1"/>
+              <w:left w:val="single" w:color="999999" w:sz="1"/>
+              <w:bottom w:val="single" w:color="999999" w:sz="1"/>
+              <w:right w:val="single" w:color="999999" w:sz="1"/>
+            </w:tcBorders>
+            <w:shd w:fill="FFFFFF" w:val="clear"/>
+            <w:tcMar>
+              <w:top w:type="dxa" w:w="60"/>
+              <w:left w:type="dxa" w:w="100"/>
+              <w:bottom w:type="dxa" w:w="60"/>
+              <w:right w:type="dxa" w:w="100"/>
+            </w:tcMar>
+          </w:tcPr>
+          <w:p>
+            <w:pPr>
+              <w:jc w:val="left"/>
+            </w:pPr>
+            <w:r>
+              <w:rPr>
+                <w:rFonts w:ascii="標楷體" w:cs="標楷體" w:eastAsia="標楷體" w:hAnsi="標楷體"/>
+                <w:b w:val="false"/>
+                <w:bCs w:val="false"/>
+                <w:sz w:val="22"/>
+                <w:szCs w:val="22"/>
+              </w:rPr>
+              <w:t xml:space="preserve">88.5%</w:t>
+            </w:r>
+          </w:p>
+        </w:tc>
+        <w:tc>
+          <w:tcPr>
+            <w:tcW w:type="dxa" w:w="1560"/>
+            <w:tcBorders>
+              <w:top w:val="single" w:color="999999" w:sz="1"/>
+              <w:left w:val="single" w:color="999999" w:sz="1"/>
+              <w:bottom w:val="single" w:color="999999" w:sz="1"/>
+              <w:right w:val="single" w:color="999999" w:sz="1"/>
+            </w:tcBorders>
+            <w:shd w:fill="FFFFFF" w:val="clear"/>
+            <w:tcMar>
+              <w:top w:type="dxa" w:w="60"/>
+              <w:left w:type="dxa" w:w="100"/>
+              <w:bottom w:type="dxa" w:w="60"/>
+              <w:right w:type="dxa" w:w="100"/>
+            </w:tcMar>
+          </w:tcPr>
+          <w:p>
+            <w:pPr>
+              <w:jc w:val="left"/>
+            </w:pPr>
+            <w:r>
+              <w:rPr>
+                <w:rFonts w:ascii="標楷體" w:cs="標楷體" w:eastAsia="標楷體" w:hAnsi="標楷體"/>
+                <w:b w:val="false"/>
+                <w:bCs w:val="false"/>
+                <w:sz w:val="22"/>
+                <w:szCs w:val="22"/>
+              </w:rPr>
+              <w:t xml:space="preserve">−4.9 pp</w:t>
+            </w:r>
+          </w:p>
+        </w:tc>
+      </w:tr>
+      <w:tr>
+        <w:tc>
+          <w:tcPr>
+            <w:tcW w:type="dxa" w:w="2600"/>
+            <w:tcBorders>
+              <w:top w:val="single" w:color="999999" w:sz="1"/>
+              <w:left w:val="single" w:color="999999" w:sz="1"/>
+              <w:bottom w:val="single" w:color="999999" w:sz="1"/>
+              <w:right w:val="single" w:color="999999" w:sz="1"/>
+            </w:tcBorders>
+            <w:shd w:fill="FFFFFF" w:val="clear"/>
+            <w:tcMar>
+              <w:top w:type="dxa" w:w="60"/>
+              <w:left w:type="dxa" w:w="100"/>
+              <w:bottom w:type="dxa" w:w="60"/>
+              <w:right w:type="dxa" w:w="100"/>
+            </w:tcMar>
+          </w:tcPr>
+          <w:p>
+            <w:pPr>
+              <w:jc w:val="left"/>
+            </w:pPr>
+            <w:r>
+              <w:rPr>
+                <w:rFonts w:ascii="標楷體" w:cs="標楷體" w:eastAsia="標楷體" w:hAnsi="標楷體"/>
+                <w:b w:val="false"/>
+                <w:bCs w:val="false"/>
+                <w:sz w:val="22"/>
+                <w:szCs w:val="22"/>
+              </w:rPr>
+              <w:t xml:space="preserve">no_memory</w:t>
+            </w:r>
+          </w:p>
+        </w:tc>
+        <w:tc>
+          <w:tcPr>
+            <w:tcW w:type="dxa" w:w="2000"/>
+            <w:tcBorders>
+              <w:top w:val="single" w:color="999999" w:sz="1"/>
+              <w:left w:val="single" w:color="999999" w:sz="1"/>
+              <w:bottom w:val="single" w:color="999999" w:sz="1"/>
+              <w:right w:val="single" w:color="999999" w:sz="1"/>
+            </w:tcBorders>
+            <w:shd w:fill="FFFFFF" w:val="clear"/>
+            <w:tcMar>
+              <w:top w:type="dxa" w:w="60"/>
+              <w:left w:type="dxa" w:w="100"/>
+              <w:bottom w:type="dxa" w:w="60"/>
+              <w:right w:type="dxa" w:w="100"/>
+            </w:tcMar>
+          </w:tcPr>
+          <w:p>
+            <w:pPr>
+              <w:jc w:val="left"/>
+            </w:pPr>
+            <w:r>
+              <w:rPr>
+                <w:rFonts w:ascii="標楷體" w:cs="標楷體" w:eastAsia="標楷體" w:hAnsi="標楷體"/>
+                <w:b w:val="false"/>
+                <w:bCs w:val="false"/>
+                <w:sz w:val="22"/>
+                <w:szCs w:val="22"/>
+              </w:rPr>
+              <w:t xml:space="preserve">87.2% (136/156)</w:t>
+            </w:r>
+          </w:p>
+        </w:tc>
+        <w:tc>
+          <w:tcPr>
+            <w:tcW w:type="dxa" w:w="2000"/>
+            <w:tcBorders>
+              <w:top w:val="single" w:color="999999" w:sz="1"/>
+              <w:left w:val="single" w:color="999999" w:sz="1"/>
+              <w:bottom w:val="single" w:color="999999" w:sz="1"/>
+              <w:right w:val="single" w:color="999999" w:sz="1"/>
+            </w:tcBorders>
+            <w:shd w:fill="FFFFFF" w:val="clear"/>
+            <w:tcMar>
+              <w:top w:type="dxa" w:w="60"/>
+              <w:left w:type="dxa" w:w="100"/>
+              <w:bottom w:type="dxa" w:w="60"/>
+              <w:right w:type="dxa" w:w="100"/>
+            </w:tcMar>
+          </w:tcPr>
+          <w:p>
+            <w:pPr>
+              <w:jc w:val="left"/>
+            </w:pPr>
+            <w:r>
+              <w:rPr>
+                <w:rFonts w:ascii="標楷體" w:cs="標楷體" w:eastAsia="標楷體" w:hAnsi="標楷體"/>
+                <w:b w:val="false"/>
+                <w:bCs w:val="false"/>
+                <w:sz w:val="22"/>
+                <w:szCs w:val="22"/>
+              </w:rPr>
+              <w:t xml:space="preserve">89.1% (139/156)</w:t>
+            </w:r>
+          </w:p>
+        </w:tc>
+        <w:tc>
+          <w:tcPr>
+            <w:tcW w:type="dxa" w:w="1200"/>
+            <w:tcBorders>
+              <w:top w:val="single" w:color="999999" w:sz="1"/>
+              <w:left w:val="single" w:color="999999" w:sz="1"/>
+              <w:bottom w:val="single" w:color="999999" w:sz="1"/>
+              <w:right w:val="single" w:color="999999" w:sz="1"/>
+            </w:tcBorders>
+            <w:shd w:fill="FFFFFF" w:val="clear"/>
+            <w:tcMar>
+              <w:top w:type="dxa" w:w="60"/>
+              <w:left w:type="dxa" w:w="100"/>
+              <w:bottom w:type="dxa" w:w="60"/>
+              <w:right w:type="dxa" w:w="100"/>
+            </w:tcMar>
+          </w:tcPr>
+          <w:p>
+            <w:pPr>
+              <w:jc w:val="left"/>
+            </w:pPr>
+            <w:r>
+              <w:rPr>
+                <w:rFonts w:ascii="標楷體" w:cs="標楷體" w:eastAsia="標楷體" w:hAnsi="標楷體"/>
+                <w:b w:val="false"/>
+                <w:bCs w:val="false"/>
+                <w:sz w:val="22"/>
+                <w:szCs w:val="22"/>
+              </w:rPr>
+              <w:t xml:space="preserve">88.2%</w:t>
+            </w:r>
+          </w:p>
+        </w:tc>
+        <w:tc>
+          <w:tcPr>
+            <w:tcW w:type="dxa" w:w="1560"/>
+            <w:tcBorders>
+              <w:top w:val="single" w:color="999999" w:sz="1"/>
+              <w:left w:val="single" w:color="999999" w:sz="1"/>
+              <w:bottom w:val="single" w:color="999999" w:sz="1"/>
+              <w:right w:val="single" w:color="999999" w:sz="1"/>
+            </w:tcBorders>
+            <w:shd w:fill="FFFFFF" w:val="clear"/>
+            <w:tcMar>
+              <w:top w:type="dxa" w:w="60"/>
+              <w:left w:type="dxa" w:w="100"/>
+              <w:bottom w:type="dxa" w:w="60"/>
+              <w:right w:type="dxa" w:w="100"/>
+            </w:tcMar>
+          </w:tcPr>
+          <w:p>
+            <w:pPr>
+              <w:jc w:val="left"/>
+            </w:pPr>
+            <w:r>
+              <w:rPr>
+                <w:rFonts w:ascii="標楷體" w:cs="標楷體" w:eastAsia="標楷體" w:hAnsi="標楷體"/>
+                <w:b w:val="false"/>
+                <w:bCs w:val="false"/>
+                <w:sz w:val="22"/>
+                <w:szCs w:val="22"/>
+              </w:rPr>
+              <w:t xml:space="preserve">−5.2 pp</w:t>
+            </w:r>
+          </w:p>
+        </w:tc>
+      </w:tr>
+    </w:tbl>
+    <w:p>
+      <w:pPr>
+        <w:spacing w:after="20" w:before="20"/>
+      </w:pPr>
+      <w:r>
+        <w:t xml:space="preserve"/>
+      </w:r>
+    </w:p>
+    <w:p>
+      <w:pPr>
+        <w:spacing w:after="40" w:before="40" w:line="360" w:lineRule="auto"/>
+      </w:pPr>
+      <w:r>
+        <w:rPr>
+          <w:rFonts w:ascii="標楷體" w:cs="標楷體" w:eastAsia="標楷體" w:hAnsi="標楷體"/>
+          <w:b w:val="false"/>
+          <w:bCs w:val="false"/>
+          <w:sz w:val="24"/>
+          <w:szCs w:val="24"/>
+        </w:rPr>
+        <w:t xml:space="preserve">兩次執行之間的差距（最大約 3 個百分點）來自 LLM 輸出的隨機性，尤其在 no_debug_hints 組最為明顯。各組相對排序在兩次執行中保持一致，結論的方向性不受影響。</w:t>
       </w:r>
     </w:p>
     <w:p>
@@ -5375,76 +7746,12 @@
       <w:r>
         <w:rPr>
           <w:rFonts w:ascii="標楷體" w:cs="標楷體" w:eastAsia="標楷體" w:hAnsi="標楷體"/>
-          <w:b/>
-          <w:bCs/>
-          <w:color w:val="CC0000"/>
-          <w:sz w:val="24"/>
-          <w:szCs w:val="24"/>
-        </w:rPr>
-        <w:t xml:space="preserve">【待補充：填入：各 ablation 組與完整 Agent 的通過率差距（no_debug_hints、no_decompose、no_helper_tools、no_memory 各組的下降幅度）】</w:t>
-      </w:r>
-    </w:p>
-    <w:p>
-      <w:pPr>
-        <w:pStyle w:val="Heading3"/>
-        <w:spacing w:after="40" w:before="120"/>
-      </w:pPr>
-      <w:r>
-        <w:rPr>
-          <w:rFonts w:ascii="標楷體" w:cs="標楷體" w:eastAsia="標楷體" w:hAnsi="標楷體"/>
-          <w:b/>
-          <w:bCs/>
-          <w:sz w:val="24"/>
-          <w:szCs w:val="24"/>
-        </w:rPr>
-        <w:t xml:space="preserve">4.3.3 Attempt 分布</w:t>
-      </w:r>
-    </w:p>
-    <w:p>
-      <w:pPr>
-        <w:spacing w:after="40" w:before="40" w:line="360" w:lineRule="auto"/>
-      </w:pPr>
-      <w:r>
-        <w:rPr>
-          <w:rFonts w:ascii="標楷體" w:cs="標楷體" w:eastAsia="標楷體" w:hAnsi="標楷體"/>
-          <w:b/>
-          <w:bCs/>
-          <w:color w:val="CC0000"/>
-          <w:sz w:val="24"/>
-          <w:szCs w:val="24"/>
-        </w:rPr>
-        <w:t xml:space="preserve">【待補充：填入：Agent 組在第幾次 attempt 通過的分布（attempt 1/2/3/4/5 各佔比）】</w:t>
-      </w:r>
-    </w:p>
-    <w:p>
-      <w:pPr>
-        <w:pStyle w:val="Heading3"/>
-        <w:spacing w:after="40" w:before="120"/>
-      </w:pPr>
-      <w:r>
-        <w:rPr>
-          <w:rFonts w:ascii="標楷體" w:cs="標楷體" w:eastAsia="標楷體" w:hAnsi="標楷體"/>
-          <w:b/>
-          <w:bCs/>
-          <w:sz w:val="24"/>
-          <w:szCs w:val="24"/>
-        </w:rPr>
-        <w:t xml:space="preserve">4.3.4 輔助工具呼叫統計</w:t>
-      </w:r>
-    </w:p>
-    <w:p>
-      <w:pPr>
-        <w:spacing w:after="40" w:before="40" w:line="360" w:lineRule="auto"/>
-      </w:pPr>
-      <w:r>
-        <w:rPr>
-          <w:rFonts w:ascii="標楷體" w:cs="標楷體" w:eastAsia="標楷體" w:hAnsi="標楷體"/>
           <w:b w:val="false"/>
           <w:bCs w:val="false"/>
           <w:sz w:val="24"/>
           <w:szCs w:val="24"/>
         </w:rPr>
-        <w:t xml:space="preserve">根據 spec-to-rtl 任務的 agent 組結果：</w:t>
+        <w:t xml:space="preserve">從各組通過率與 agent 基準的差距，可以量化各設計要素的貢獻：</w:t>
       </w:r>
     </w:p>
     <w:p>
@@ -5462,7 +7769,7 @@
           <w:sz w:val="24"/>
           <w:szCs w:val="24"/>
         </w:rPr>
-        <w:t xml:space="preserve">decompose_spec：共 43 次呼叫（平均 0.28 次/題）</w:t>
+        <w:t xml:space="preserve">多輪記憶（no_memory）：平均下降 5.2 個百分點，是六個變因中影響最大的單一因素。no_memory 模式下，每次 session 都從空白 context 出發，無法利用前次嘗試的 error log 進行針對性修正，顯示 error feedback 的「跨輪累積」是系統效能的核心來源。</w:t>
       </w:r>
     </w:p>
     <w:p>
@@ -5480,142 +7787,7 @@
           <w:sz w:val="24"/>
           <w:szCs w:val="24"/>
         </w:rPr>
-        <w:t xml:space="preserve">get_debug_hints：共 30 次呼叫（平均 0.19 次/題）</w:t>
-      </w:r>
-    </w:p>
-    <w:p>
-      <w:pPr>
-        <w:spacing w:after="40" w:before="40" w:line="360" w:lineRule="auto"/>
-      </w:pPr>
-      <w:r>
-        <w:rPr>
-          <w:rFonts w:ascii="標楷體" w:cs="標楷體" w:eastAsia="標楷體" w:hAnsi="標楷體"/>
-          <w:b/>
-          <w:bCs/>
-          <w:color w:val="CC0000"/>
-          <w:sz w:val="24"/>
-          <w:szCs w:val="24"/>
-        </w:rPr>
-        <w:t xml:space="preserve">【待補充：補充：各 ablation 組的工具呼叫頻率比較，以及呼叫 decompose_spec / get_debug_hints 後的修復成功率】</w:t>
-      </w:r>
-    </w:p>
-    <w:p>
-      <w:pPr>
-        <w:spacing w:after="20" w:before="20"/>
-      </w:pPr>
-      <w:r>
-        <w:t xml:space="preserve"/>
-      </w:r>
-    </w:p>
-    <w:p>
-      <w:pPr>
-        <w:pStyle w:val="Heading1"/>
-        <w:spacing w:after="80" w:before="280"/>
-      </w:pPr>
-      <w:r>
-        <w:rPr>
-          <w:rFonts w:ascii="標楷體" w:cs="標楷體" w:eastAsia="標楷體" w:hAnsi="標楷體"/>
-          <w:b/>
-          <w:bCs/>
-          <w:sz w:val="32"/>
-          <w:szCs w:val="32"/>
-        </w:rPr>
-        <w:t xml:space="preserve">五、討論與結論</w:t>
-      </w:r>
-    </w:p>
-    <w:p>
-      <w:pPr>
-        <w:pStyle w:val="Heading2"/>
-        <w:spacing w:after="60" w:before="180"/>
-      </w:pPr>
-      <w:r>
-        <w:rPr>
-          <w:rFonts w:ascii="標楷體" w:cs="標楷體" w:eastAsia="標楷體" w:hAnsi="標楷體"/>
-          <w:b/>
-          <w:bCs/>
-          <w:sz w:val="28"/>
-          <w:szCs w:val="28"/>
-        </w:rPr>
-        <w:t xml:space="preserve">5.1 結果分析</w:t>
-      </w:r>
-    </w:p>
-    <w:p>
-      <w:pPr>
-        <w:spacing w:after="40" w:before="40" w:line="360" w:lineRule="auto"/>
-      </w:pPr>
-      <w:r>
-        <w:rPr>
-          <w:rFonts w:ascii="標楷體" w:cs="標楷體" w:eastAsia="標楷體" w:hAnsi="標楷體"/>
-          <w:b/>
-          <w:bCs/>
-          <w:color w:val="CC0000"/>
-          <w:sz w:val="24"/>
-          <w:szCs w:val="24"/>
-        </w:rPr>
-        <w:t xml:space="preserve">【待補充：根據實驗結果填入：Agent vs 各 ablation 組的差異分析、各輔助機制的實際貢獻】</w:t>
-      </w:r>
-    </w:p>
-    <w:p>
-      <w:pPr>
-        <w:spacing w:after="40" w:before="40" w:line="360" w:lineRule="auto"/>
-      </w:pPr>
-      <w:r>
-        <w:rPr>
-          <w:rFonts w:ascii="標楷體" w:cs="標楷體" w:eastAsia="標楷體" w:hAnsi="標楷體"/>
-          <w:b/>
-          <w:bCs/>
-          <w:color w:val="CC0000"/>
-          <w:sz w:val="24"/>
-          <w:szCs w:val="24"/>
-        </w:rPr>
-        <w:t xml:space="preserve">【待補充：分析 spec-to-rtl vs code-complete 的通過率差異與原因】</w:t>
-      </w:r>
-    </w:p>
-    <w:p>
-      <w:pPr>
-        <w:spacing w:after="40" w:before="40" w:line="360" w:lineRule="auto"/>
-      </w:pPr>
-      <w:r>
-        <w:rPr>
-          <w:rFonts w:ascii="標楷體" w:cs="標楷體" w:eastAsia="標楷體" w:hAnsi="標楷體"/>
-          <w:b/>
-          <w:bCs/>
-          <w:color w:val="CC0000"/>
-          <w:sz w:val="24"/>
-          <w:szCs w:val="24"/>
-        </w:rPr>
-        <w:t xml:space="preserve">【待補充：分析兩階段通過中「模擬通過但合成失敗」的比例與常見原因】</w:t>
-      </w:r>
-    </w:p>
-    <w:p>
-      <w:pPr>
-        <w:pStyle w:val="Heading2"/>
-        <w:spacing w:after="60" w:before="180"/>
-      </w:pPr>
-      <w:r>
-        <w:rPr>
-          <w:rFonts w:ascii="標楷體" w:cs="標楷體" w:eastAsia="標楷體" w:hAnsi="標楷體"/>
-          <w:b/>
-          <w:bCs/>
-          <w:sz w:val="28"/>
-          <w:szCs w:val="28"/>
-        </w:rPr>
-        <w:t xml:space="preserve">5.2 設計限制</w:t>
-      </w:r>
-    </w:p>
-    <w:p>
-      <w:pPr>
-        <w:spacing w:after="40" w:before="40" w:line="360" w:lineRule="auto"/>
-      </w:pPr>
-      <w:r>
-        <w:rPr>
-          <w:rFonts w:ascii="標楷體" w:cs="標楷體" w:eastAsia="標楷體" w:hAnsi="標楷體"/>
-          <w:b w:val="false"/>
-          <w:bCs w:val="false"/>
-          <w:sz w:val="24"/>
-          <w:szCs w:val="24"/>
-        </w:rPr>
-        <w:t xml:space="preserve">本研究存在以下幾點限制：</w:t>
+        <w:t xml:space="preserve">錯誤細節資訊（no_error_details）：下降幅度（4.9 pp）與 no_memory 接近。模型在僅知道「失敗」而不知道錯誤類型的情況下，無法有效利用後續嘗試進行針對性修正，效果等同於失去記憶。</w:t>
       </w:r>
     </w:p>
     <w:p>
@@ -5633,7 +7805,7 @@
           <w:sz w:val="24"/>
           <w:szCs w:val="24"/>
         </w:rPr>
-        <w:t xml:space="preserve">Benchmark 特性限制：VerilogEval 以模擬正確性為設計目標，部分 ref.sv（如 Prob034、Prob053、Prob104）使用 initial block 設定上電初始值。由於 yosys 實際上支援此語法（不報錯），這些題目保留於資料集中，但 LLM 可能因訓練資料偏見而避免使用 initial，影響這類題目的通過率。</w:t>
+        <w:t xml:space="preserve">單獨移除輔助工具（no_decompose、no_debug_hints）：兩組的平均下降幅度均小於 1.5 個百分點，在多次執行的隨機性範圍內（±3 pp）幾乎無法確認顯著差異。</w:t>
       </w:r>
     </w:p>
     <w:p>
@@ -5651,7 +7823,4449 @@
           <w:sz w:val="24"/>
           <w:szCs w:val="24"/>
         </w:rPr>
-        <w:t xml:space="preserve">合成工具選擇：使用 yosys generic synth 而非目標 FPGA flow（如 Intel 或 Xilinx），可能與實際 FPGA 合成結果有差異。</w:t>
+        <w:t xml:space="preserve">移除所有輔助工具（no_helper_tools）：僅下降 1.1 pp，與單獨移除相近。這顯示在有 error feedback 記憶的前提下，輔助工具（decompose_spec、get_debug_hints）提供的邊際效益有限；核心效能由 compile_and_test 的迭代反饋迴圈驅動。</w:t>
+      </w:r>
+    </w:p>
+    <w:p>
+      <w:pPr>
+        <w:spacing w:after="40" w:before="40" w:line="360" w:lineRule="auto"/>
+      </w:pPr>
+      <w:r>
+        <w:rPr>
+          <w:rFonts w:ascii="標楷體" w:cs="標楷體" w:eastAsia="標楷體" w:hAnsi="標楷體"/>
+          <w:b w:val="false"/>
+          <w:bCs w:val="false"/>
+          <w:sz w:val="24"/>
+          <w:szCs w:val="24"/>
+        </w:rPr>
+        <w:t xml:space="preserve">整體而言，ablation 結果指出本系統的效能主要由兩個因素決定：（1）多輪對話記憶（error log 的跨 attempt 延續），以及（2）詳細的錯誤回饋（error_type + error_log）。輔助工具的設計雖在特定題目（如複雜 FSM）有觀察到具體效益（見 4.4 案例研究），但對整體通過率的影響在統計上不顯著。</w:t>
+      </w:r>
+    </w:p>
+    <w:p>
+      <w:pPr>
+        <w:pStyle w:val="Heading3"/>
+        <w:spacing w:after="40" w:before="120"/>
+      </w:pPr>
+      <w:r>
+        <w:rPr>
+          <w:rFonts w:ascii="標楷體" w:cs="標楷體" w:eastAsia="標楷體" w:hAnsi="標楷體"/>
+          <w:b/>
+          <w:bCs/>
+          <w:sz w:val="24"/>
+          <w:szCs w:val="24"/>
+        </w:rPr>
+        <w:t xml:space="preserve">4.3.3 Attempt 分布</w:t>
+      </w:r>
+    </w:p>
+    <w:p>
+      <w:pPr>
+        <w:spacing w:after="40" w:before="40" w:line="360" w:lineRule="auto"/>
+      </w:pPr>
+      <w:r>
+        <w:rPr>
+          <w:rFonts w:ascii="標楷體" w:cs="標楷體" w:eastAsia="標楷體" w:hAnsi="標楷體"/>
+          <w:b w:val="false"/>
+          <w:bCs w:val="false"/>
+          <w:sz w:val="24"/>
+          <w:szCs w:val="24"/>
+        </w:rPr>
+        <w:t xml:space="preserve">下表為 agent 組與 no_memory 組在各次 attempt 通過的題數分布，說明多輪嘗試的邊際貢獻：</w:t>
+      </w:r>
+    </w:p>
+    <w:tbl>
+      <w:tblPr>
+        <w:tblW w:type="dxa" w:w="9600"/>
+        <w:tblBorders>
+          <w:top w:val="single" w:color="auto" w:sz="4"/>
+          <w:left w:val="single" w:color="auto" w:sz="4"/>
+          <w:bottom w:val="single" w:color="auto" w:sz="4"/>
+          <w:right w:val="single" w:color="auto" w:sz="4"/>
+          <w:insideH w:val="single" w:color="auto" w:sz="4"/>
+          <w:insideV w:val="single" w:color="auto" w:sz="4"/>
+        </w:tblBorders>
+      </w:tblPr>
+      <w:tblGrid>
+        <w:gridCol w:w="1200"/>
+        <w:gridCol w:w="2000"/>
+        <w:gridCol w:w="2000"/>
+        <w:gridCol w:w="2400"/>
+        <w:gridCol w:w="2000"/>
+      </w:tblGrid>
+      <w:tr>
+        <w:tc>
+          <w:tcPr>
+            <w:tcW w:type="dxa" w:w="1200"/>
+            <w:tcBorders>
+              <w:top w:val="single" w:color="999999" w:sz="1"/>
+              <w:left w:val="single" w:color="999999" w:sz="1"/>
+              <w:bottom w:val="single" w:color="999999" w:sz="1"/>
+              <w:right w:val="single" w:color="999999" w:sz="1"/>
+            </w:tcBorders>
+            <w:shd w:fill="D9E2F3" w:val="clear"/>
+            <w:tcMar>
+              <w:top w:type="dxa" w:w="60"/>
+              <w:left w:type="dxa" w:w="100"/>
+              <w:bottom w:type="dxa" w:w="60"/>
+              <w:right w:type="dxa" w:w="100"/>
+            </w:tcMar>
+          </w:tcPr>
+          <w:p>
+            <w:pPr>
+              <w:jc w:val="left"/>
+            </w:pPr>
+            <w:r>
+              <w:rPr>
+                <w:rFonts w:ascii="標楷體" w:cs="標楷體" w:eastAsia="標楷體" w:hAnsi="標楷體"/>
+                <w:b/>
+                <w:bCs/>
+                <w:sz w:val="22"/>
+                <w:szCs w:val="22"/>
+              </w:rPr>
+              <w:t xml:space="preserve">Attempt</w:t>
+            </w:r>
+          </w:p>
+        </w:tc>
+        <w:tc>
+          <w:tcPr>
+            <w:tcW w:type="dxa" w:w="2000"/>
+            <w:tcBorders>
+              <w:top w:val="single" w:color="999999" w:sz="1"/>
+              <w:left w:val="single" w:color="999999" w:sz="1"/>
+              <w:bottom w:val="single" w:color="999999" w:sz="1"/>
+              <w:right w:val="single" w:color="999999" w:sz="1"/>
+            </w:tcBorders>
+            <w:shd w:fill="D9E2F3" w:val="clear"/>
+            <w:tcMar>
+              <w:top w:type="dxa" w:w="60"/>
+              <w:left w:type="dxa" w:w="100"/>
+              <w:bottom w:type="dxa" w:w="60"/>
+              <w:right w:type="dxa" w:w="100"/>
+            </w:tcMar>
+          </w:tcPr>
+          <w:p>
+            <w:pPr>
+              <w:jc w:val="left"/>
+            </w:pPr>
+            <w:r>
+              <w:rPr>
+                <w:rFonts w:ascii="標楷體" w:cs="標楷體" w:eastAsia="標楷體" w:hAnsi="標楷體"/>
+                <w:b/>
+                <w:bCs/>
+                <w:sz w:val="22"/>
+                <w:szCs w:val="22"/>
+              </w:rPr>
+              <w:t xml:space="preserve">agent（通過題數）</w:t>
+            </w:r>
+          </w:p>
+        </w:tc>
+        <w:tc>
+          <w:tcPr>
+            <w:tcW w:type="dxa" w:w="2000"/>
+            <w:tcBorders>
+              <w:top w:val="single" w:color="999999" w:sz="1"/>
+              <w:left w:val="single" w:color="999999" w:sz="1"/>
+              <w:bottom w:val="single" w:color="999999" w:sz="1"/>
+              <w:right w:val="single" w:color="999999" w:sz="1"/>
+            </w:tcBorders>
+            <w:shd w:fill="D9E2F3" w:val="clear"/>
+            <w:tcMar>
+              <w:top w:type="dxa" w:w="60"/>
+              <w:left w:type="dxa" w:w="100"/>
+              <w:bottom w:type="dxa" w:w="60"/>
+              <w:right w:type="dxa" w:w="100"/>
+            </w:tcMar>
+          </w:tcPr>
+          <w:p>
+            <w:pPr>
+              <w:jc w:val="left"/>
+            </w:pPr>
+            <w:r>
+              <w:rPr>
+                <w:rFonts w:ascii="標楷體" w:cs="標楷體" w:eastAsia="標楷體" w:hAnsi="標楷體"/>
+                <w:b/>
+                <w:bCs/>
+                <w:sz w:val="22"/>
+                <w:szCs w:val="22"/>
+              </w:rPr>
+              <w:t xml:space="preserve">占已通過的比例</w:t>
+            </w:r>
+          </w:p>
+        </w:tc>
+        <w:tc>
+          <w:tcPr>
+            <w:tcW w:type="dxa" w:w="2400"/>
+            <w:tcBorders>
+              <w:top w:val="single" w:color="999999" w:sz="1"/>
+              <w:left w:val="single" w:color="999999" w:sz="1"/>
+              <w:bottom w:val="single" w:color="999999" w:sz="1"/>
+              <w:right w:val="single" w:color="999999" w:sz="1"/>
+            </w:tcBorders>
+            <w:shd w:fill="D9E2F3" w:val="clear"/>
+            <w:tcMar>
+              <w:top w:type="dxa" w:w="60"/>
+              <w:left w:type="dxa" w:w="100"/>
+              <w:bottom w:type="dxa" w:w="60"/>
+              <w:right w:type="dxa" w:w="100"/>
+            </w:tcMar>
+          </w:tcPr>
+          <w:p>
+            <w:pPr>
+              <w:jc w:val="left"/>
+            </w:pPr>
+            <w:r>
+              <w:rPr>
+                <w:rFonts w:ascii="標楷體" w:cs="標楷體" w:eastAsia="標楷體" w:hAnsi="標楷體"/>
+                <w:b/>
+                <w:bCs/>
+                <w:sz w:val="22"/>
+                <w:szCs w:val="22"/>
+              </w:rPr>
+              <w:t xml:space="preserve">no_memory（通過 session）</w:t>
+            </w:r>
+          </w:p>
+        </w:tc>
+        <w:tc>
+          <w:tcPr>
+            <w:tcW w:type="dxa" w:w="2000"/>
+            <w:tcBorders>
+              <w:top w:val="single" w:color="999999" w:sz="1"/>
+              <w:left w:val="single" w:color="999999" w:sz="1"/>
+              <w:bottom w:val="single" w:color="999999" w:sz="1"/>
+              <w:right w:val="single" w:color="999999" w:sz="1"/>
+            </w:tcBorders>
+            <w:shd w:fill="D9E2F3" w:val="clear"/>
+            <w:tcMar>
+              <w:top w:type="dxa" w:w="60"/>
+              <w:left w:type="dxa" w:w="100"/>
+              <w:bottom w:type="dxa" w:w="60"/>
+              <w:right w:type="dxa" w:w="100"/>
+            </w:tcMar>
+          </w:tcPr>
+          <w:p>
+            <w:pPr>
+              <w:jc w:val="left"/>
+            </w:pPr>
+            <w:r>
+              <w:rPr>
+                <w:rFonts w:ascii="標楷體" w:cs="標楷體" w:eastAsia="標楷體" w:hAnsi="標楷體"/>
+                <w:b/>
+                <w:bCs/>
+                <w:sz w:val="22"/>
+                <w:szCs w:val="22"/>
+              </w:rPr>
+              <w:t xml:space="preserve">占已通過的比例</w:t>
+            </w:r>
+          </w:p>
+        </w:tc>
+      </w:tr>
+      <w:tr>
+        <w:tc>
+          <w:tcPr>
+            <w:tcW w:type="dxa" w:w="1200"/>
+            <w:tcBorders>
+              <w:top w:val="single" w:color="999999" w:sz="1"/>
+              <w:left w:val="single" w:color="999999" w:sz="1"/>
+              <w:bottom w:val="single" w:color="999999" w:sz="1"/>
+              <w:right w:val="single" w:color="999999" w:sz="1"/>
+            </w:tcBorders>
+            <w:shd w:fill="FFFFFF" w:val="clear"/>
+            <w:tcMar>
+              <w:top w:type="dxa" w:w="60"/>
+              <w:left w:type="dxa" w:w="100"/>
+              <w:bottom w:type="dxa" w:w="60"/>
+              <w:right w:type="dxa" w:w="100"/>
+            </w:tcMar>
+          </w:tcPr>
+          <w:p>
+            <w:pPr>
+              <w:jc w:val="left"/>
+            </w:pPr>
+            <w:r>
+              <w:rPr>
+                <w:rFonts w:ascii="標楷體" w:cs="標楷體" w:eastAsia="標楷體" w:hAnsi="標楷體"/>
+                <w:b w:val="false"/>
+                <w:bCs w:val="false"/>
+                <w:sz w:val="22"/>
+                <w:szCs w:val="22"/>
+              </w:rPr>
+              <w:t xml:space="preserve">1</w:t>
+            </w:r>
+          </w:p>
+        </w:tc>
+        <w:tc>
+          <w:tcPr>
+            <w:tcW w:type="dxa" w:w="2000"/>
+            <w:tcBorders>
+              <w:top w:val="single" w:color="999999" w:sz="1"/>
+              <w:left w:val="single" w:color="999999" w:sz="1"/>
+              <w:bottom w:val="single" w:color="999999" w:sz="1"/>
+              <w:right w:val="single" w:color="999999" w:sz="1"/>
+            </w:tcBorders>
+            <w:shd w:fill="FFFFFF" w:val="clear"/>
+            <w:tcMar>
+              <w:top w:type="dxa" w:w="60"/>
+              <w:left w:type="dxa" w:w="100"/>
+              <w:bottom w:type="dxa" w:w="60"/>
+              <w:right w:type="dxa" w:w="100"/>
+            </w:tcMar>
+          </w:tcPr>
+          <w:p>
+            <w:pPr>
+              <w:jc w:val="left"/>
+            </w:pPr>
+            <w:r>
+              <w:rPr>
+                <w:rFonts w:ascii="標楷體" w:cs="標楷體" w:eastAsia="標楷體" w:hAnsi="標楷體"/>
+                <w:b w:val="false"/>
+                <w:bCs w:val="false"/>
+                <w:sz w:val="22"/>
+                <w:szCs w:val="22"/>
+              </w:rPr>
+              <w:t xml:space="preserve">113</w:t>
+            </w:r>
+          </w:p>
+        </w:tc>
+        <w:tc>
+          <w:tcPr>
+            <w:tcW w:type="dxa" w:w="2000"/>
+            <w:tcBorders>
+              <w:top w:val="single" w:color="999999" w:sz="1"/>
+              <w:left w:val="single" w:color="999999" w:sz="1"/>
+              <w:bottom w:val="single" w:color="999999" w:sz="1"/>
+              <w:right w:val="single" w:color="999999" w:sz="1"/>
+            </w:tcBorders>
+            <w:shd w:fill="FFFFFF" w:val="clear"/>
+            <w:tcMar>
+              <w:top w:type="dxa" w:w="60"/>
+              <w:left w:type="dxa" w:w="100"/>
+              <w:bottom w:type="dxa" w:w="60"/>
+              <w:right w:type="dxa" w:w="100"/>
+            </w:tcMar>
+          </w:tcPr>
+          <w:p>
+            <w:pPr>
+              <w:jc w:val="left"/>
+            </w:pPr>
+            <w:r>
+              <w:rPr>
+                <w:rFonts w:ascii="標楷體" w:cs="標楷體" w:eastAsia="標楷體" w:hAnsi="標楷體"/>
+                <w:b w:val="false"/>
+                <w:bCs w:val="false"/>
+                <w:sz w:val="22"/>
+                <w:szCs w:val="22"/>
+              </w:rPr>
+              <w:t xml:space="preserve">77.4%</w:t>
+            </w:r>
+          </w:p>
+        </w:tc>
+        <w:tc>
+          <w:tcPr>
+            <w:tcW w:type="dxa" w:w="2400"/>
+            <w:tcBorders>
+              <w:top w:val="single" w:color="999999" w:sz="1"/>
+              <w:left w:val="single" w:color="999999" w:sz="1"/>
+              <w:bottom w:val="single" w:color="999999" w:sz="1"/>
+              <w:right w:val="single" w:color="999999" w:sz="1"/>
+            </w:tcBorders>
+            <w:shd w:fill="FFFFFF" w:val="clear"/>
+            <w:tcMar>
+              <w:top w:type="dxa" w:w="60"/>
+              <w:left w:type="dxa" w:w="100"/>
+              <w:bottom w:type="dxa" w:w="60"/>
+              <w:right w:type="dxa" w:w="100"/>
+            </w:tcMar>
+          </w:tcPr>
+          <w:p>
+            <w:pPr>
+              <w:jc w:val="left"/>
+            </w:pPr>
+            <w:r>
+              <w:rPr>
+                <w:rFonts w:ascii="標楷體" w:cs="標楷體" w:eastAsia="標楷體" w:hAnsi="標楷體"/>
+                <w:b w:val="false"/>
+                <w:bCs w:val="false"/>
+                <w:sz w:val="22"/>
+                <w:szCs w:val="22"/>
+              </w:rPr>
+              <w:t xml:space="preserve">112</w:t>
+            </w:r>
+          </w:p>
+        </w:tc>
+        <w:tc>
+          <w:tcPr>
+            <w:tcW w:type="dxa" w:w="2000"/>
+            <w:tcBorders>
+              <w:top w:val="single" w:color="999999" w:sz="1"/>
+              <w:left w:val="single" w:color="999999" w:sz="1"/>
+              <w:bottom w:val="single" w:color="999999" w:sz="1"/>
+              <w:right w:val="single" w:color="999999" w:sz="1"/>
+            </w:tcBorders>
+            <w:shd w:fill="FFFFFF" w:val="clear"/>
+            <w:tcMar>
+              <w:top w:type="dxa" w:w="60"/>
+              <w:left w:type="dxa" w:w="100"/>
+              <w:bottom w:type="dxa" w:w="60"/>
+              <w:right w:type="dxa" w:w="100"/>
+            </w:tcMar>
+          </w:tcPr>
+          <w:p>
+            <w:pPr>
+              <w:jc w:val="left"/>
+            </w:pPr>
+            <w:r>
+              <w:rPr>
+                <w:rFonts w:ascii="標楷體" w:cs="標楷體" w:eastAsia="標楷體" w:hAnsi="標楷體"/>
+                <w:b w:val="false"/>
+                <w:bCs w:val="false"/>
+                <w:sz w:val="22"/>
+                <w:szCs w:val="22"/>
+              </w:rPr>
+              <w:t xml:space="preserve">82.4%</w:t>
+            </w:r>
+          </w:p>
+        </w:tc>
+      </w:tr>
+      <w:tr>
+        <w:tc>
+          <w:tcPr>
+            <w:tcW w:type="dxa" w:w="1200"/>
+            <w:tcBorders>
+              <w:top w:val="single" w:color="999999" w:sz="1"/>
+              <w:left w:val="single" w:color="999999" w:sz="1"/>
+              <w:bottom w:val="single" w:color="999999" w:sz="1"/>
+              <w:right w:val="single" w:color="999999" w:sz="1"/>
+            </w:tcBorders>
+            <w:shd w:fill="FFFFFF" w:val="clear"/>
+            <w:tcMar>
+              <w:top w:type="dxa" w:w="60"/>
+              <w:left w:type="dxa" w:w="100"/>
+              <w:bottom w:type="dxa" w:w="60"/>
+              <w:right w:type="dxa" w:w="100"/>
+            </w:tcMar>
+          </w:tcPr>
+          <w:p>
+            <w:pPr>
+              <w:jc w:val="left"/>
+            </w:pPr>
+            <w:r>
+              <w:rPr>
+                <w:rFonts w:ascii="標楷體" w:cs="標楷體" w:eastAsia="標楷體" w:hAnsi="標楷體"/>
+                <w:b w:val="false"/>
+                <w:bCs w:val="false"/>
+                <w:sz w:val="22"/>
+                <w:szCs w:val="22"/>
+              </w:rPr>
+              <w:t xml:space="preserve">2</w:t>
+            </w:r>
+          </w:p>
+        </w:tc>
+        <w:tc>
+          <w:tcPr>
+            <w:tcW w:type="dxa" w:w="2000"/>
+            <w:tcBorders>
+              <w:top w:val="single" w:color="999999" w:sz="1"/>
+              <w:left w:val="single" w:color="999999" w:sz="1"/>
+              <w:bottom w:val="single" w:color="999999" w:sz="1"/>
+              <w:right w:val="single" w:color="999999" w:sz="1"/>
+            </w:tcBorders>
+            <w:shd w:fill="FFFFFF" w:val="clear"/>
+            <w:tcMar>
+              <w:top w:type="dxa" w:w="60"/>
+              <w:left w:type="dxa" w:w="100"/>
+              <w:bottom w:type="dxa" w:w="60"/>
+              <w:right w:type="dxa" w:w="100"/>
+            </w:tcMar>
+          </w:tcPr>
+          <w:p>
+            <w:pPr>
+              <w:jc w:val="left"/>
+            </w:pPr>
+            <w:r>
+              <w:rPr>
+                <w:rFonts w:ascii="標楷體" w:cs="標楷體" w:eastAsia="標楷體" w:hAnsi="標楷體"/>
+                <w:b w:val="false"/>
+                <w:bCs w:val="false"/>
+                <w:sz w:val="22"/>
+                <w:szCs w:val="22"/>
+              </w:rPr>
+              <w:t xml:space="preserve">20</w:t>
+            </w:r>
+          </w:p>
+        </w:tc>
+        <w:tc>
+          <w:tcPr>
+            <w:tcW w:type="dxa" w:w="2000"/>
+            <w:tcBorders>
+              <w:top w:val="single" w:color="999999" w:sz="1"/>
+              <w:left w:val="single" w:color="999999" w:sz="1"/>
+              <w:bottom w:val="single" w:color="999999" w:sz="1"/>
+              <w:right w:val="single" w:color="999999" w:sz="1"/>
+            </w:tcBorders>
+            <w:shd w:fill="FFFFFF" w:val="clear"/>
+            <w:tcMar>
+              <w:top w:type="dxa" w:w="60"/>
+              <w:left w:type="dxa" w:w="100"/>
+              <w:bottom w:type="dxa" w:w="60"/>
+              <w:right w:type="dxa" w:w="100"/>
+            </w:tcMar>
+          </w:tcPr>
+          <w:p>
+            <w:pPr>
+              <w:jc w:val="left"/>
+            </w:pPr>
+            <w:r>
+              <w:rPr>
+                <w:rFonts w:ascii="標楷體" w:cs="標楷體" w:eastAsia="標楷體" w:hAnsi="標楷體"/>
+                <w:b w:val="false"/>
+                <w:bCs w:val="false"/>
+                <w:sz w:val="22"/>
+                <w:szCs w:val="22"/>
+              </w:rPr>
+              <w:t xml:space="preserve">13.7%</w:t>
+            </w:r>
+          </w:p>
+        </w:tc>
+        <w:tc>
+          <w:tcPr>
+            <w:tcW w:type="dxa" w:w="2400"/>
+            <w:tcBorders>
+              <w:top w:val="single" w:color="999999" w:sz="1"/>
+              <w:left w:val="single" w:color="999999" w:sz="1"/>
+              <w:bottom w:val="single" w:color="999999" w:sz="1"/>
+              <w:right w:val="single" w:color="999999" w:sz="1"/>
+            </w:tcBorders>
+            <w:shd w:fill="FFFFFF" w:val="clear"/>
+            <w:tcMar>
+              <w:top w:type="dxa" w:w="60"/>
+              <w:left w:type="dxa" w:w="100"/>
+              <w:bottom w:type="dxa" w:w="60"/>
+              <w:right w:type="dxa" w:w="100"/>
+            </w:tcMar>
+          </w:tcPr>
+          <w:p>
+            <w:pPr>
+              <w:jc w:val="left"/>
+            </w:pPr>
+            <w:r>
+              <w:rPr>
+                <w:rFonts w:ascii="標楷體" w:cs="標楷體" w:eastAsia="標楷體" w:hAnsi="標楷體"/>
+                <w:b w:val="false"/>
+                <w:bCs w:val="false"/>
+                <w:sz w:val="22"/>
+                <w:szCs w:val="22"/>
+              </w:rPr>
+              <w:t xml:space="preserve">15</w:t>
+            </w:r>
+          </w:p>
+        </w:tc>
+        <w:tc>
+          <w:tcPr>
+            <w:tcW w:type="dxa" w:w="2000"/>
+            <w:tcBorders>
+              <w:top w:val="single" w:color="999999" w:sz="1"/>
+              <w:left w:val="single" w:color="999999" w:sz="1"/>
+              <w:bottom w:val="single" w:color="999999" w:sz="1"/>
+              <w:right w:val="single" w:color="999999" w:sz="1"/>
+            </w:tcBorders>
+            <w:shd w:fill="FFFFFF" w:val="clear"/>
+            <w:tcMar>
+              <w:top w:type="dxa" w:w="60"/>
+              <w:left w:type="dxa" w:w="100"/>
+              <w:bottom w:type="dxa" w:w="60"/>
+              <w:right w:type="dxa" w:w="100"/>
+            </w:tcMar>
+          </w:tcPr>
+          <w:p>
+            <w:pPr>
+              <w:jc w:val="left"/>
+            </w:pPr>
+            <w:r>
+              <w:rPr>
+                <w:rFonts w:ascii="標楷體" w:cs="標楷體" w:eastAsia="標楷體" w:hAnsi="標楷體"/>
+                <w:b w:val="false"/>
+                <w:bCs w:val="false"/>
+                <w:sz w:val="22"/>
+                <w:szCs w:val="22"/>
+              </w:rPr>
+              <w:t xml:space="preserve">11.0%</w:t>
+            </w:r>
+          </w:p>
+        </w:tc>
+      </w:tr>
+      <w:tr>
+        <w:tc>
+          <w:tcPr>
+            <w:tcW w:type="dxa" w:w="1200"/>
+            <w:tcBorders>
+              <w:top w:val="single" w:color="999999" w:sz="1"/>
+              <w:left w:val="single" w:color="999999" w:sz="1"/>
+              <w:bottom w:val="single" w:color="999999" w:sz="1"/>
+              <w:right w:val="single" w:color="999999" w:sz="1"/>
+            </w:tcBorders>
+            <w:shd w:fill="FFFFFF" w:val="clear"/>
+            <w:tcMar>
+              <w:top w:type="dxa" w:w="60"/>
+              <w:left w:type="dxa" w:w="100"/>
+              <w:bottom w:type="dxa" w:w="60"/>
+              <w:right w:type="dxa" w:w="100"/>
+            </w:tcMar>
+          </w:tcPr>
+          <w:p>
+            <w:pPr>
+              <w:jc w:val="left"/>
+            </w:pPr>
+            <w:r>
+              <w:rPr>
+                <w:rFonts w:ascii="標楷體" w:cs="標楷體" w:eastAsia="標楷體" w:hAnsi="標楷體"/>
+                <w:b w:val="false"/>
+                <w:bCs w:val="false"/>
+                <w:sz w:val="22"/>
+                <w:szCs w:val="22"/>
+              </w:rPr>
+              <w:t xml:space="preserve">3</w:t>
+            </w:r>
+          </w:p>
+        </w:tc>
+        <w:tc>
+          <w:tcPr>
+            <w:tcW w:type="dxa" w:w="2000"/>
+            <w:tcBorders>
+              <w:top w:val="single" w:color="999999" w:sz="1"/>
+              <w:left w:val="single" w:color="999999" w:sz="1"/>
+              <w:bottom w:val="single" w:color="999999" w:sz="1"/>
+              <w:right w:val="single" w:color="999999" w:sz="1"/>
+            </w:tcBorders>
+            <w:shd w:fill="FFFFFF" w:val="clear"/>
+            <w:tcMar>
+              <w:top w:type="dxa" w:w="60"/>
+              <w:left w:type="dxa" w:w="100"/>
+              <w:bottom w:type="dxa" w:w="60"/>
+              <w:right w:type="dxa" w:w="100"/>
+            </w:tcMar>
+          </w:tcPr>
+          <w:p>
+            <w:pPr>
+              <w:jc w:val="left"/>
+            </w:pPr>
+            <w:r>
+              <w:rPr>
+                <w:rFonts w:ascii="標楷體" w:cs="標楷體" w:eastAsia="標楷體" w:hAnsi="標楷體"/>
+                <w:b w:val="false"/>
+                <w:bCs w:val="false"/>
+                <w:sz w:val="22"/>
+                <w:szCs w:val="22"/>
+              </w:rPr>
+              <w:t xml:space="preserve">9</w:t>
+            </w:r>
+          </w:p>
+        </w:tc>
+        <w:tc>
+          <w:tcPr>
+            <w:tcW w:type="dxa" w:w="2000"/>
+            <w:tcBorders>
+              <w:top w:val="single" w:color="999999" w:sz="1"/>
+              <w:left w:val="single" w:color="999999" w:sz="1"/>
+              <w:bottom w:val="single" w:color="999999" w:sz="1"/>
+              <w:right w:val="single" w:color="999999" w:sz="1"/>
+            </w:tcBorders>
+            <w:shd w:fill="FFFFFF" w:val="clear"/>
+            <w:tcMar>
+              <w:top w:type="dxa" w:w="60"/>
+              <w:left w:type="dxa" w:w="100"/>
+              <w:bottom w:type="dxa" w:w="60"/>
+              <w:right w:type="dxa" w:w="100"/>
+            </w:tcMar>
+          </w:tcPr>
+          <w:p>
+            <w:pPr>
+              <w:jc w:val="left"/>
+            </w:pPr>
+            <w:r>
+              <w:rPr>
+                <w:rFonts w:ascii="標楷體" w:cs="標楷體" w:eastAsia="標楷體" w:hAnsi="標楷體"/>
+                <w:b w:val="false"/>
+                <w:bCs w:val="false"/>
+                <w:sz w:val="22"/>
+                <w:szCs w:val="22"/>
+              </w:rPr>
+              <w:t xml:space="preserve">6.2%</w:t>
+            </w:r>
+          </w:p>
+        </w:tc>
+        <w:tc>
+          <w:tcPr>
+            <w:tcW w:type="dxa" w:w="2400"/>
+            <w:tcBorders>
+              <w:top w:val="single" w:color="999999" w:sz="1"/>
+              <w:left w:val="single" w:color="999999" w:sz="1"/>
+              <w:bottom w:val="single" w:color="999999" w:sz="1"/>
+              <w:right w:val="single" w:color="999999" w:sz="1"/>
+            </w:tcBorders>
+            <w:shd w:fill="FFFFFF" w:val="clear"/>
+            <w:tcMar>
+              <w:top w:type="dxa" w:w="60"/>
+              <w:left w:type="dxa" w:w="100"/>
+              <w:bottom w:type="dxa" w:w="60"/>
+              <w:right w:type="dxa" w:w="100"/>
+            </w:tcMar>
+          </w:tcPr>
+          <w:p>
+            <w:pPr>
+              <w:jc w:val="left"/>
+            </w:pPr>
+            <w:r>
+              <w:rPr>
+                <w:rFonts w:ascii="標楷體" w:cs="標楷體" w:eastAsia="標楷體" w:hAnsi="標楷體"/>
+                <w:b w:val="false"/>
+                <w:bCs w:val="false"/>
+                <w:sz w:val="22"/>
+                <w:szCs w:val="22"/>
+              </w:rPr>
+              <w:t xml:space="preserve">4</w:t>
+            </w:r>
+          </w:p>
+        </w:tc>
+        <w:tc>
+          <w:tcPr>
+            <w:tcW w:type="dxa" w:w="2000"/>
+            <w:tcBorders>
+              <w:top w:val="single" w:color="999999" w:sz="1"/>
+              <w:left w:val="single" w:color="999999" w:sz="1"/>
+              <w:bottom w:val="single" w:color="999999" w:sz="1"/>
+              <w:right w:val="single" w:color="999999" w:sz="1"/>
+            </w:tcBorders>
+            <w:shd w:fill="FFFFFF" w:val="clear"/>
+            <w:tcMar>
+              <w:top w:type="dxa" w:w="60"/>
+              <w:left w:type="dxa" w:w="100"/>
+              <w:bottom w:type="dxa" w:w="60"/>
+              <w:right w:type="dxa" w:w="100"/>
+            </w:tcMar>
+          </w:tcPr>
+          <w:p>
+            <w:pPr>
+              <w:jc w:val="left"/>
+            </w:pPr>
+            <w:r>
+              <w:rPr>
+                <w:rFonts w:ascii="標楷體" w:cs="標楷體" w:eastAsia="標楷體" w:hAnsi="標楷體"/>
+                <w:b w:val="false"/>
+                <w:bCs w:val="false"/>
+                <w:sz w:val="22"/>
+                <w:szCs w:val="22"/>
+              </w:rPr>
+              <w:t xml:space="preserve">2.9%</w:t>
+            </w:r>
+          </w:p>
+        </w:tc>
+      </w:tr>
+      <w:tr>
+        <w:tc>
+          <w:tcPr>
+            <w:tcW w:type="dxa" w:w="1200"/>
+            <w:tcBorders>
+              <w:top w:val="single" w:color="999999" w:sz="1"/>
+              <w:left w:val="single" w:color="999999" w:sz="1"/>
+              <w:bottom w:val="single" w:color="999999" w:sz="1"/>
+              <w:right w:val="single" w:color="999999" w:sz="1"/>
+            </w:tcBorders>
+            <w:shd w:fill="FFFFFF" w:val="clear"/>
+            <w:tcMar>
+              <w:top w:type="dxa" w:w="60"/>
+              <w:left w:type="dxa" w:w="100"/>
+              <w:bottom w:type="dxa" w:w="60"/>
+              <w:right w:type="dxa" w:w="100"/>
+            </w:tcMar>
+          </w:tcPr>
+          <w:p>
+            <w:pPr>
+              <w:jc w:val="left"/>
+            </w:pPr>
+            <w:r>
+              <w:rPr>
+                <w:rFonts w:ascii="標楷體" w:cs="標楷體" w:eastAsia="標楷體" w:hAnsi="標楷體"/>
+                <w:b w:val="false"/>
+                <w:bCs w:val="false"/>
+                <w:sz w:val="22"/>
+                <w:szCs w:val="22"/>
+              </w:rPr>
+              <w:t xml:space="preserve">4</w:t>
+            </w:r>
+          </w:p>
+        </w:tc>
+        <w:tc>
+          <w:tcPr>
+            <w:tcW w:type="dxa" w:w="2000"/>
+            <w:tcBorders>
+              <w:top w:val="single" w:color="999999" w:sz="1"/>
+              <w:left w:val="single" w:color="999999" w:sz="1"/>
+              <w:bottom w:val="single" w:color="999999" w:sz="1"/>
+              <w:right w:val="single" w:color="999999" w:sz="1"/>
+            </w:tcBorders>
+            <w:shd w:fill="FFFFFF" w:val="clear"/>
+            <w:tcMar>
+              <w:top w:type="dxa" w:w="60"/>
+              <w:left w:type="dxa" w:w="100"/>
+              <w:bottom w:type="dxa" w:w="60"/>
+              <w:right w:type="dxa" w:w="100"/>
+            </w:tcMar>
+          </w:tcPr>
+          <w:p>
+            <w:pPr>
+              <w:jc w:val="left"/>
+            </w:pPr>
+            <w:r>
+              <w:rPr>
+                <w:rFonts w:ascii="標楷體" w:cs="標楷體" w:eastAsia="標楷體" w:hAnsi="標楷體"/>
+                <w:b w:val="false"/>
+                <w:bCs w:val="false"/>
+                <w:sz w:val="22"/>
+                <w:szCs w:val="22"/>
+              </w:rPr>
+              <w:t xml:space="preserve">2</w:t>
+            </w:r>
+          </w:p>
+        </w:tc>
+        <w:tc>
+          <w:tcPr>
+            <w:tcW w:type="dxa" w:w="2000"/>
+            <w:tcBorders>
+              <w:top w:val="single" w:color="999999" w:sz="1"/>
+              <w:left w:val="single" w:color="999999" w:sz="1"/>
+              <w:bottom w:val="single" w:color="999999" w:sz="1"/>
+              <w:right w:val="single" w:color="999999" w:sz="1"/>
+            </w:tcBorders>
+            <w:shd w:fill="FFFFFF" w:val="clear"/>
+            <w:tcMar>
+              <w:top w:type="dxa" w:w="60"/>
+              <w:left w:type="dxa" w:w="100"/>
+              <w:bottom w:type="dxa" w:w="60"/>
+              <w:right w:type="dxa" w:w="100"/>
+            </w:tcMar>
+          </w:tcPr>
+          <w:p>
+            <w:pPr>
+              <w:jc w:val="left"/>
+            </w:pPr>
+            <w:r>
+              <w:rPr>
+                <w:rFonts w:ascii="標楷體" w:cs="標楷體" w:eastAsia="標楷體" w:hAnsi="標楷體"/>
+                <w:b w:val="false"/>
+                <w:bCs w:val="false"/>
+                <w:sz w:val="22"/>
+                <w:szCs w:val="22"/>
+              </w:rPr>
+              <w:t xml:space="preserve">1.4%</w:t>
+            </w:r>
+          </w:p>
+        </w:tc>
+        <w:tc>
+          <w:tcPr>
+            <w:tcW w:type="dxa" w:w="2400"/>
+            <w:tcBorders>
+              <w:top w:val="single" w:color="999999" w:sz="1"/>
+              <w:left w:val="single" w:color="999999" w:sz="1"/>
+              <w:bottom w:val="single" w:color="999999" w:sz="1"/>
+              <w:right w:val="single" w:color="999999" w:sz="1"/>
+            </w:tcBorders>
+            <w:shd w:fill="FFFFFF" w:val="clear"/>
+            <w:tcMar>
+              <w:top w:type="dxa" w:w="60"/>
+              <w:left w:type="dxa" w:w="100"/>
+              <w:bottom w:type="dxa" w:w="60"/>
+              <w:right w:type="dxa" w:w="100"/>
+            </w:tcMar>
+          </w:tcPr>
+          <w:p>
+            <w:pPr>
+              <w:jc w:val="left"/>
+            </w:pPr>
+            <w:r>
+              <w:rPr>
+                <w:rFonts w:ascii="標楷體" w:cs="標楷體" w:eastAsia="標楷體" w:hAnsi="標楷體"/>
+                <w:b w:val="false"/>
+                <w:bCs w:val="false"/>
+                <w:sz w:val="22"/>
+                <w:szCs w:val="22"/>
+              </w:rPr>
+              <w:t xml:space="preserve">2</w:t>
+            </w:r>
+          </w:p>
+        </w:tc>
+        <w:tc>
+          <w:tcPr>
+            <w:tcW w:type="dxa" w:w="2000"/>
+            <w:tcBorders>
+              <w:top w:val="single" w:color="999999" w:sz="1"/>
+              <w:left w:val="single" w:color="999999" w:sz="1"/>
+              <w:bottom w:val="single" w:color="999999" w:sz="1"/>
+              <w:right w:val="single" w:color="999999" w:sz="1"/>
+            </w:tcBorders>
+            <w:shd w:fill="FFFFFF" w:val="clear"/>
+            <w:tcMar>
+              <w:top w:type="dxa" w:w="60"/>
+              <w:left w:type="dxa" w:w="100"/>
+              <w:bottom w:type="dxa" w:w="60"/>
+              <w:right w:type="dxa" w:w="100"/>
+            </w:tcMar>
+          </w:tcPr>
+          <w:p>
+            <w:pPr>
+              <w:jc w:val="left"/>
+            </w:pPr>
+            <w:r>
+              <w:rPr>
+                <w:rFonts w:ascii="標楷體" w:cs="標楷體" w:eastAsia="標楷體" w:hAnsi="標楷體"/>
+                <w:b w:val="false"/>
+                <w:bCs w:val="false"/>
+                <w:sz w:val="22"/>
+                <w:szCs w:val="22"/>
+              </w:rPr>
+              <w:t xml:space="preserve">1.5%</w:t>
+            </w:r>
+          </w:p>
+        </w:tc>
+      </w:tr>
+      <w:tr>
+        <w:tc>
+          <w:tcPr>
+            <w:tcW w:type="dxa" w:w="1200"/>
+            <w:tcBorders>
+              <w:top w:val="single" w:color="999999" w:sz="1"/>
+              <w:left w:val="single" w:color="999999" w:sz="1"/>
+              <w:bottom w:val="single" w:color="999999" w:sz="1"/>
+              <w:right w:val="single" w:color="999999" w:sz="1"/>
+            </w:tcBorders>
+            <w:shd w:fill="FFFFFF" w:val="clear"/>
+            <w:tcMar>
+              <w:top w:type="dxa" w:w="60"/>
+              <w:left w:type="dxa" w:w="100"/>
+              <w:bottom w:type="dxa" w:w="60"/>
+              <w:right w:type="dxa" w:w="100"/>
+            </w:tcMar>
+          </w:tcPr>
+          <w:p>
+            <w:pPr>
+              <w:jc w:val="left"/>
+            </w:pPr>
+            <w:r>
+              <w:rPr>
+                <w:rFonts w:ascii="標楷體" w:cs="標楷體" w:eastAsia="標楷體" w:hAnsi="標楷體"/>
+                <w:b w:val="false"/>
+                <w:bCs w:val="false"/>
+                <w:sz w:val="22"/>
+                <w:szCs w:val="22"/>
+              </w:rPr>
+              <w:t xml:space="preserve">5</w:t>
+            </w:r>
+          </w:p>
+        </w:tc>
+        <w:tc>
+          <w:tcPr>
+            <w:tcW w:type="dxa" w:w="2000"/>
+            <w:tcBorders>
+              <w:top w:val="single" w:color="999999" w:sz="1"/>
+              <w:left w:val="single" w:color="999999" w:sz="1"/>
+              <w:bottom w:val="single" w:color="999999" w:sz="1"/>
+              <w:right w:val="single" w:color="999999" w:sz="1"/>
+            </w:tcBorders>
+            <w:shd w:fill="FFFFFF" w:val="clear"/>
+            <w:tcMar>
+              <w:top w:type="dxa" w:w="60"/>
+              <w:left w:type="dxa" w:w="100"/>
+              <w:bottom w:type="dxa" w:w="60"/>
+              <w:right w:type="dxa" w:w="100"/>
+            </w:tcMar>
+          </w:tcPr>
+          <w:p>
+            <w:pPr>
+              <w:jc w:val="left"/>
+            </w:pPr>
+            <w:r>
+              <w:rPr>
+                <w:rFonts w:ascii="標楷體" w:cs="標楷體" w:eastAsia="標楷體" w:hAnsi="標楷體"/>
+                <w:b w:val="false"/>
+                <w:bCs w:val="false"/>
+                <w:sz w:val="22"/>
+                <w:szCs w:val="22"/>
+              </w:rPr>
+              <w:t xml:space="preserve">2</w:t>
+            </w:r>
+          </w:p>
+        </w:tc>
+        <w:tc>
+          <w:tcPr>
+            <w:tcW w:type="dxa" w:w="2000"/>
+            <w:tcBorders>
+              <w:top w:val="single" w:color="999999" w:sz="1"/>
+              <w:left w:val="single" w:color="999999" w:sz="1"/>
+              <w:bottom w:val="single" w:color="999999" w:sz="1"/>
+              <w:right w:val="single" w:color="999999" w:sz="1"/>
+            </w:tcBorders>
+            <w:shd w:fill="FFFFFF" w:val="clear"/>
+            <w:tcMar>
+              <w:top w:type="dxa" w:w="60"/>
+              <w:left w:type="dxa" w:w="100"/>
+              <w:bottom w:type="dxa" w:w="60"/>
+              <w:right w:type="dxa" w:w="100"/>
+            </w:tcMar>
+          </w:tcPr>
+          <w:p>
+            <w:pPr>
+              <w:jc w:val="left"/>
+            </w:pPr>
+            <w:r>
+              <w:rPr>
+                <w:rFonts w:ascii="標楷體" w:cs="標楷體" w:eastAsia="標楷體" w:hAnsi="標楷體"/>
+                <w:b w:val="false"/>
+                <w:bCs w:val="false"/>
+                <w:sz w:val="22"/>
+                <w:szCs w:val="22"/>
+              </w:rPr>
+              <w:t xml:space="preserve">1.4%</w:t>
+            </w:r>
+          </w:p>
+        </w:tc>
+        <w:tc>
+          <w:tcPr>
+            <w:tcW w:type="dxa" w:w="2400"/>
+            <w:tcBorders>
+              <w:top w:val="single" w:color="999999" w:sz="1"/>
+              <w:left w:val="single" w:color="999999" w:sz="1"/>
+              <w:bottom w:val="single" w:color="999999" w:sz="1"/>
+              <w:right w:val="single" w:color="999999" w:sz="1"/>
+            </w:tcBorders>
+            <w:shd w:fill="FFFFFF" w:val="clear"/>
+            <w:tcMar>
+              <w:top w:type="dxa" w:w="60"/>
+              <w:left w:type="dxa" w:w="100"/>
+              <w:bottom w:type="dxa" w:w="60"/>
+              <w:right w:type="dxa" w:w="100"/>
+            </w:tcMar>
+          </w:tcPr>
+          <w:p>
+            <w:pPr>
+              <w:jc w:val="left"/>
+            </w:pPr>
+            <w:r>
+              <w:rPr>
+                <w:rFonts w:ascii="標楷體" w:cs="標楷體" w:eastAsia="標楷體" w:hAnsi="標楷體"/>
+                <w:b w:val="false"/>
+                <w:bCs w:val="false"/>
+                <w:sz w:val="22"/>
+                <w:szCs w:val="22"/>
+              </w:rPr>
+              <w:t xml:space="preserve">3</w:t>
+            </w:r>
+          </w:p>
+        </w:tc>
+        <w:tc>
+          <w:tcPr>
+            <w:tcW w:type="dxa" w:w="2000"/>
+            <w:tcBorders>
+              <w:top w:val="single" w:color="999999" w:sz="1"/>
+              <w:left w:val="single" w:color="999999" w:sz="1"/>
+              <w:bottom w:val="single" w:color="999999" w:sz="1"/>
+              <w:right w:val="single" w:color="999999" w:sz="1"/>
+            </w:tcBorders>
+            <w:shd w:fill="FFFFFF" w:val="clear"/>
+            <w:tcMar>
+              <w:top w:type="dxa" w:w="60"/>
+              <w:left w:type="dxa" w:w="100"/>
+              <w:bottom w:type="dxa" w:w="60"/>
+              <w:right w:type="dxa" w:w="100"/>
+            </w:tcMar>
+          </w:tcPr>
+          <w:p>
+            <w:pPr>
+              <w:jc w:val="left"/>
+            </w:pPr>
+            <w:r>
+              <w:rPr>
+                <w:rFonts w:ascii="標楷體" w:cs="標楷體" w:eastAsia="標楷體" w:hAnsi="標楷體"/>
+                <w:b w:val="false"/>
+                <w:bCs w:val="false"/>
+                <w:sz w:val="22"/>
+                <w:szCs w:val="22"/>
+              </w:rPr>
+              <w:t xml:space="preserve">2.2%</w:t>
+            </w:r>
+          </w:p>
+        </w:tc>
+      </w:tr>
+      <w:tr>
+        <w:tc>
+          <w:tcPr>
+            <w:tcW w:type="dxa" w:w="1200"/>
+            <w:tcBorders>
+              <w:top w:val="single" w:color="999999" w:sz="1"/>
+              <w:left w:val="single" w:color="999999" w:sz="1"/>
+              <w:bottom w:val="single" w:color="999999" w:sz="1"/>
+              <w:right w:val="single" w:color="999999" w:sz="1"/>
+            </w:tcBorders>
+            <w:shd w:fill="FFFFFF" w:val="clear"/>
+            <w:tcMar>
+              <w:top w:type="dxa" w:w="60"/>
+              <w:left w:type="dxa" w:w="100"/>
+              <w:bottom w:type="dxa" w:w="60"/>
+              <w:right w:type="dxa" w:w="100"/>
+            </w:tcMar>
+          </w:tcPr>
+          <w:p>
+            <w:pPr>
+              <w:jc w:val="left"/>
+            </w:pPr>
+            <w:r>
+              <w:rPr>
+                <w:rFonts w:ascii="標楷體" w:cs="標楷體" w:eastAsia="標楷體" w:hAnsi="標楷體"/>
+                <w:b w:val="false"/>
+                <w:bCs w:val="false"/>
+                <w:sz w:val="22"/>
+                <w:szCs w:val="22"/>
+              </w:rPr>
+              <w:t xml:space="preserve">合計</w:t>
+            </w:r>
+          </w:p>
+        </w:tc>
+        <w:tc>
+          <w:tcPr>
+            <w:tcW w:type="dxa" w:w="2000"/>
+            <w:tcBorders>
+              <w:top w:val="single" w:color="999999" w:sz="1"/>
+              <w:left w:val="single" w:color="999999" w:sz="1"/>
+              <w:bottom w:val="single" w:color="999999" w:sz="1"/>
+              <w:right w:val="single" w:color="999999" w:sz="1"/>
+            </w:tcBorders>
+            <w:shd w:fill="FFFFFF" w:val="clear"/>
+            <w:tcMar>
+              <w:top w:type="dxa" w:w="60"/>
+              <w:left w:type="dxa" w:w="100"/>
+              <w:bottom w:type="dxa" w:w="60"/>
+              <w:right w:type="dxa" w:w="100"/>
+            </w:tcMar>
+          </w:tcPr>
+          <w:p>
+            <w:pPr>
+              <w:jc w:val="left"/>
+            </w:pPr>
+            <w:r>
+              <w:rPr>
+                <w:rFonts w:ascii="標楷體" w:cs="標楷體" w:eastAsia="標楷體" w:hAnsi="標楷體"/>
+                <w:b w:val="false"/>
+                <w:bCs w:val="false"/>
+                <w:sz w:val="22"/>
+                <w:szCs w:val="22"/>
+              </w:rPr>
+              <w:t xml:space="preserve">146</w:t>
+            </w:r>
+          </w:p>
+        </w:tc>
+        <w:tc>
+          <w:tcPr>
+            <w:tcW w:type="dxa" w:w="2000"/>
+            <w:tcBorders>
+              <w:top w:val="single" w:color="999999" w:sz="1"/>
+              <w:left w:val="single" w:color="999999" w:sz="1"/>
+              <w:bottom w:val="single" w:color="999999" w:sz="1"/>
+              <w:right w:val="single" w:color="999999" w:sz="1"/>
+            </w:tcBorders>
+            <w:shd w:fill="FFFFFF" w:val="clear"/>
+            <w:tcMar>
+              <w:top w:type="dxa" w:w="60"/>
+              <w:left w:type="dxa" w:w="100"/>
+              <w:bottom w:type="dxa" w:w="60"/>
+              <w:right w:type="dxa" w:w="100"/>
+            </w:tcMar>
+          </w:tcPr>
+          <w:p>
+            <w:pPr>
+              <w:jc w:val="left"/>
+            </w:pPr>
+            <w:r>
+              <w:rPr>
+                <w:rFonts w:ascii="標楷體" w:cs="標楷體" w:eastAsia="標楷體" w:hAnsi="標楷體"/>
+                <w:b w:val="false"/>
+                <w:bCs w:val="false"/>
+                <w:sz w:val="22"/>
+                <w:szCs w:val="22"/>
+              </w:rPr>
+              <w:t xml:space="preserve">—</w:t>
+            </w:r>
+          </w:p>
+        </w:tc>
+        <w:tc>
+          <w:tcPr>
+            <w:tcW w:type="dxa" w:w="2400"/>
+            <w:tcBorders>
+              <w:top w:val="single" w:color="999999" w:sz="1"/>
+              <w:left w:val="single" w:color="999999" w:sz="1"/>
+              <w:bottom w:val="single" w:color="999999" w:sz="1"/>
+              <w:right w:val="single" w:color="999999" w:sz="1"/>
+            </w:tcBorders>
+            <w:shd w:fill="FFFFFF" w:val="clear"/>
+            <w:tcMar>
+              <w:top w:type="dxa" w:w="60"/>
+              <w:left w:type="dxa" w:w="100"/>
+              <w:bottom w:type="dxa" w:w="60"/>
+              <w:right w:type="dxa" w:w="100"/>
+            </w:tcMar>
+          </w:tcPr>
+          <w:p>
+            <w:pPr>
+              <w:jc w:val="left"/>
+            </w:pPr>
+            <w:r>
+              <w:rPr>
+                <w:rFonts w:ascii="標楷體" w:cs="標楷體" w:eastAsia="標楷體" w:hAnsi="標楷體"/>
+                <w:b w:val="false"/>
+                <w:bCs w:val="false"/>
+                <w:sz w:val="22"/>
+                <w:szCs w:val="22"/>
+              </w:rPr>
+              <w:t xml:space="preserve">136</w:t>
+            </w:r>
+          </w:p>
+        </w:tc>
+        <w:tc>
+          <w:tcPr>
+            <w:tcW w:type="dxa" w:w="2000"/>
+            <w:tcBorders>
+              <w:top w:val="single" w:color="999999" w:sz="1"/>
+              <w:left w:val="single" w:color="999999" w:sz="1"/>
+              <w:bottom w:val="single" w:color="999999" w:sz="1"/>
+              <w:right w:val="single" w:color="999999" w:sz="1"/>
+            </w:tcBorders>
+            <w:shd w:fill="FFFFFF" w:val="clear"/>
+            <w:tcMar>
+              <w:top w:type="dxa" w:w="60"/>
+              <w:left w:type="dxa" w:w="100"/>
+              <w:bottom w:type="dxa" w:w="60"/>
+              <w:right w:type="dxa" w:w="100"/>
+            </w:tcMar>
+          </w:tcPr>
+          <w:p>
+            <w:pPr>
+              <w:jc w:val="left"/>
+            </w:pPr>
+            <w:r>
+              <w:rPr>
+                <w:rFonts w:ascii="標楷體" w:cs="標楷體" w:eastAsia="標楷體" w:hAnsi="標楷體"/>
+                <w:b w:val="false"/>
+                <w:bCs w:val="false"/>
+                <w:sz w:val="22"/>
+                <w:szCs w:val="22"/>
+              </w:rPr>
+              <w:t xml:space="preserve">—</w:t>
+            </w:r>
+          </w:p>
+        </w:tc>
+      </w:tr>
+    </w:tbl>
+    <w:p>
+      <w:pPr>
+        <w:spacing w:after="20" w:before="20"/>
+      </w:pPr>
+      <w:r>
+        <w:t xml:space="preserve"/>
+      </w:r>
+    </w:p>
+    <w:p>
+      <w:pPr>
+        <w:spacing w:after="40" w:before="40" w:line="360" w:lineRule="auto"/>
+      </w:pPr>
+      <w:r>
+        <w:rPr>
+          <w:rFonts w:ascii="標楷體" w:cs="標楷體" w:eastAsia="標楷體" w:hAnsi="標楷體"/>
+          <w:b w:val="false"/>
+          <w:bCs w:val="false"/>
+          <w:sz w:val="24"/>
+          <w:szCs w:val="24"/>
+        </w:rPr>
+        <w:t xml:space="preserve">agent 組約 77% 的題目在第一次嘗試即通過，另有 14% 在第二次修正後通過，表示 error feedback 對約 1/5 的題目有直接的修復效果。no_memory 組的第一次通過率略高（82%），是因為能在 5 次機會中通過的題目本就傾向於在首次嘗試就成功；但最終通過題數（136 vs 146）說明 no_memory 在連續失敗的複雜題目上難以累積修正進展。</w:t>
+      </w:r>
+    </w:p>
+    <w:p>
+      <w:pPr>
+        <w:pStyle w:val="Heading3"/>
+        <w:spacing w:after="40" w:before="120"/>
+      </w:pPr>
+      <w:r>
+        <w:rPr>
+          <w:rFonts w:ascii="標楷體" w:cs="標楷體" w:eastAsia="標楷體" w:hAnsi="標楷體"/>
+          <w:b/>
+          <w:bCs/>
+          <w:sz w:val="24"/>
+          <w:szCs w:val="24"/>
+        </w:rPr>
+        <w:t xml:space="preserve">4.3.4 輔助工具呼叫統計</w:t>
+      </w:r>
+    </w:p>
+    <w:p>
+      <w:pPr>
+        <w:spacing w:after="40" w:before="40" w:line="360" w:lineRule="auto"/>
+      </w:pPr>
+      <w:r>
+        <w:rPr>
+          <w:rFonts w:ascii="標楷體" w:cs="標楷體" w:eastAsia="標楷體" w:hAnsi="標楷體"/>
+          <w:b w:val="false"/>
+          <w:bCs w:val="false"/>
+          <w:sz w:val="24"/>
+          <w:szCs w:val="24"/>
+        </w:rPr>
+        <w:t xml:space="preserve">下表為各實驗組在 spec-to-rtl 任務中的工具呼叫頻率（平均次/題），反映不同設定下模型的工具使用策略：</w:t>
+      </w:r>
+    </w:p>
+    <w:tbl>
+      <w:tblPr>
+        <w:tblW w:type="dxa" w:w="9360"/>
+        <w:tblBorders>
+          <w:top w:val="single" w:color="auto" w:sz="4"/>
+          <w:left w:val="single" w:color="auto" w:sz="4"/>
+          <w:bottom w:val="single" w:color="auto" w:sz="4"/>
+          <w:right w:val="single" w:color="auto" w:sz="4"/>
+          <w:insideH w:val="single" w:color="auto" w:sz="4"/>
+          <w:insideV w:val="single" w:color="auto" w:sz="4"/>
+        </w:tblBorders>
+      </w:tblPr>
+      <w:tblGrid>
+        <w:gridCol w:w="2200"/>
+        <w:gridCol w:w="2000"/>
+        <w:gridCol w:w="2000"/>
+        <w:gridCol w:w="3160"/>
+      </w:tblGrid>
+      <w:tr>
+        <w:tc>
+          <w:tcPr>
+            <w:tcW w:type="dxa" w:w="2200"/>
+            <w:tcBorders>
+              <w:top w:val="single" w:color="999999" w:sz="1"/>
+              <w:left w:val="single" w:color="999999" w:sz="1"/>
+              <w:bottom w:val="single" w:color="999999" w:sz="1"/>
+              <w:right w:val="single" w:color="999999" w:sz="1"/>
+            </w:tcBorders>
+            <w:shd w:fill="D9E2F3" w:val="clear"/>
+            <w:tcMar>
+              <w:top w:type="dxa" w:w="60"/>
+              <w:left w:type="dxa" w:w="100"/>
+              <w:bottom w:type="dxa" w:w="60"/>
+              <w:right w:type="dxa" w:w="100"/>
+            </w:tcMar>
+          </w:tcPr>
+          <w:p>
+            <w:pPr>
+              <w:jc w:val="left"/>
+            </w:pPr>
+            <w:r>
+              <w:rPr>
+                <w:rFonts w:ascii="標楷體" w:cs="標楷體" w:eastAsia="標楷體" w:hAnsi="標楷體"/>
+                <w:b/>
+                <w:bCs/>
+                <w:sz w:val="22"/>
+                <w:szCs w:val="22"/>
+              </w:rPr>
+              <w:t xml:space="preserve">實驗</w:t>
+            </w:r>
+          </w:p>
+        </w:tc>
+        <w:tc>
+          <w:tcPr>
+            <w:tcW w:type="dxa" w:w="2000"/>
+            <w:tcBorders>
+              <w:top w:val="single" w:color="999999" w:sz="1"/>
+              <w:left w:val="single" w:color="999999" w:sz="1"/>
+              <w:bottom w:val="single" w:color="999999" w:sz="1"/>
+              <w:right w:val="single" w:color="999999" w:sz="1"/>
+            </w:tcBorders>
+            <w:shd w:fill="D9E2F3" w:val="clear"/>
+            <w:tcMar>
+              <w:top w:type="dxa" w:w="60"/>
+              <w:left w:type="dxa" w:w="100"/>
+              <w:bottom w:type="dxa" w:w="60"/>
+              <w:right w:type="dxa" w:w="100"/>
+            </w:tcMar>
+          </w:tcPr>
+          <w:p>
+            <w:pPr>
+              <w:jc w:val="left"/>
+            </w:pPr>
+            <w:r>
+              <w:rPr>
+                <w:rFonts w:ascii="標楷體" w:cs="標楷體" w:eastAsia="標楷體" w:hAnsi="標楷體"/>
+                <w:b/>
+                <w:bCs/>
+                <w:sz w:val="22"/>
+                <w:szCs w:val="22"/>
+              </w:rPr>
+              <w:t xml:space="preserve">decompose_spec（avg）</w:t>
+            </w:r>
+          </w:p>
+        </w:tc>
+        <w:tc>
+          <w:tcPr>
+            <w:tcW w:type="dxa" w:w="2000"/>
+            <w:tcBorders>
+              <w:top w:val="single" w:color="999999" w:sz="1"/>
+              <w:left w:val="single" w:color="999999" w:sz="1"/>
+              <w:bottom w:val="single" w:color="999999" w:sz="1"/>
+              <w:right w:val="single" w:color="999999" w:sz="1"/>
+            </w:tcBorders>
+            <w:shd w:fill="D9E2F3" w:val="clear"/>
+            <w:tcMar>
+              <w:top w:type="dxa" w:w="60"/>
+              <w:left w:type="dxa" w:w="100"/>
+              <w:bottom w:type="dxa" w:w="60"/>
+              <w:right w:type="dxa" w:w="100"/>
+            </w:tcMar>
+          </w:tcPr>
+          <w:p>
+            <w:pPr>
+              <w:jc w:val="left"/>
+            </w:pPr>
+            <w:r>
+              <w:rPr>
+                <w:rFonts w:ascii="標楷體" w:cs="標楷體" w:eastAsia="標楷體" w:hAnsi="標楷體"/>
+                <w:b/>
+                <w:bCs/>
+                <w:sz w:val="22"/>
+                <w:szCs w:val="22"/>
+              </w:rPr>
+              <w:t xml:space="preserve">get_debug_hints（avg）</w:t>
+            </w:r>
+          </w:p>
+        </w:tc>
+        <w:tc>
+          <w:tcPr>
+            <w:tcW w:type="dxa" w:w="3160"/>
+            <w:tcBorders>
+              <w:top w:val="single" w:color="999999" w:sz="1"/>
+              <w:left w:val="single" w:color="999999" w:sz="1"/>
+              <w:bottom w:val="single" w:color="999999" w:sz="1"/>
+              <w:right w:val="single" w:color="999999" w:sz="1"/>
+            </w:tcBorders>
+            <w:shd w:fill="D9E2F3" w:val="clear"/>
+            <w:tcMar>
+              <w:top w:type="dxa" w:w="60"/>
+              <w:left w:type="dxa" w:w="100"/>
+              <w:bottom w:type="dxa" w:w="60"/>
+              <w:right w:type="dxa" w:w="100"/>
+            </w:tcMar>
+          </w:tcPr>
+          <w:p>
+            <w:pPr>
+              <w:jc w:val="left"/>
+            </w:pPr>
+            <w:r>
+              <w:rPr>
+                <w:rFonts w:ascii="標楷體" w:cs="標楷體" w:eastAsia="標楷體" w:hAnsi="標楷體"/>
+                <w:b/>
+                <w:bCs/>
+                <w:sz w:val="22"/>
+                <w:szCs w:val="22"/>
+              </w:rPr>
+              <w:t xml:space="preserve">備注</w:t>
+            </w:r>
+          </w:p>
+        </w:tc>
+      </w:tr>
+      <w:tr>
+        <w:tc>
+          <w:tcPr>
+            <w:tcW w:type="dxa" w:w="2200"/>
+            <w:tcBorders>
+              <w:top w:val="single" w:color="999999" w:sz="1"/>
+              <w:left w:val="single" w:color="999999" w:sz="1"/>
+              <w:bottom w:val="single" w:color="999999" w:sz="1"/>
+              <w:right w:val="single" w:color="999999" w:sz="1"/>
+            </w:tcBorders>
+            <w:shd w:fill="FFFFFF" w:val="clear"/>
+            <w:tcMar>
+              <w:top w:type="dxa" w:w="60"/>
+              <w:left w:type="dxa" w:w="100"/>
+              <w:bottom w:type="dxa" w:w="60"/>
+              <w:right w:type="dxa" w:w="100"/>
+            </w:tcMar>
+          </w:tcPr>
+          <w:p>
+            <w:pPr>
+              <w:jc w:val="left"/>
+            </w:pPr>
+            <w:r>
+              <w:rPr>
+                <w:rFonts w:ascii="標楷體" w:cs="標楷體" w:eastAsia="標楷體" w:hAnsi="標楷體"/>
+                <w:b w:val="false"/>
+                <w:bCs w:val="false"/>
+                <w:sz w:val="22"/>
+                <w:szCs w:val="22"/>
+              </w:rPr>
+              <w:t xml:space="preserve">agent</w:t>
+            </w:r>
+          </w:p>
+        </w:tc>
+        <w:tc>
+          <w:tcPr>
+            <w:tcW w:type="dxa" w:w="2000"/>
+            <w:tcBorders>
+              <w:top w:val="single" w:color="999999" w:sz="1"/>
+              <w:left w:val="single" w:color="999999" w:sz="1"/>
+              <w:bottom w:val="single" w:color="999999" w:sz="1"/>
+              <w:right w:val="single" w:color="999999" w:sz="1"/>
+            </w:tcBorders>
+            <w:shd w:fill="FFFFFF" w:val="clear"/>
+            <w:tcMar>
+              <w:top w:type="dxa" w:w="60"/>
+              <w:left w:type="dxa" w:w="100"/>
+              <w:bottom w:type="dxa" w:w="60"/>
+              <w:right w:type="dxa" w:w="100"/>
+            </w:tcMar>
+          </w:tcPr>
+          <w:p>
+            <w:pPr>
+              <w:jc w:val="left"/>
+            </w:pPr>
+            <w:r>
+              <w:rPr>
+                <w:rFonts w:ascii="標楷體" w:cs="標楷體" w:eastAsia="標楷體" w:hAnsi="標楷體"/>
+                <w:b w:val="false"/>
+                <w:bCs w:val="false"/>
+                <w:sz w:val="22"/>
+                <w:szCs w:val="22"/>
+              </w:rPr>
+              <w:t xml:space="preserve">0.28–0.33</w:t>
+            </w:r>
+          </w:p>
+        </w:tc>
+        <w:tc>
+          <w:tcPr>
+            <w:tcW w:type="dxa" w:w="2000"/>
+            <w:tcBorders>
+              <w:top w:val="single" w:color="999999" w:sz="1"/>
+              <w:left w:val="single" w:color="999999" w:sz="1"/>
+              <w:bottom w:val="single" w:color="999999" w:sz="1"/>
+              <w:right w:val="single" w:color="999999" w:sz="1"/>
+            </w:tcBorders>
+            <w:shd w:fill="FFFFFF" w:val="clear"/>
+            <w:tcMar>
+              <w:top w:type="dxa" w:w="60"/>
+              <w:left w:type="dxa" w:w="100"/>
+              <w:bottom w:type="dxa" w:w="60"/>
+              <w:right w:type="dxa" w:w="100"/>
+            </w:tcMar>
+          </w:tcPr>
+          <w:p>
+            <w:pPr>
+              <w:jc w:val="left"/>
+            </w:pPr>
+            <w:r>
+              <w:rPr>
+                <w:rFonts w:ascii="標楷體" w:cs="標楷體" w:eastAsia="標楷體" w:hAnsi="標楷體"/>
+                <w:b w:val="false"/>
+                <w:bCs w:val="false"/>
+                <w:sz w:val="22"/>
+                <w:szCs w:val="22"/>
+              </w:rPr>
+              <w:t xml:space="preserve">0.19–0.24</w:t>
+            </w:r>
+          </w:p>
+        </w:tc>
+        <w:tc>
+          <w:tcPr>
+            <w:tcW w:type="dxa" w:w="3160"/>
+            <w:tcBorders>
+              <w:top w:val="single" w:color="999999" w:sz="1"/>
+              <w:left w:val="single" w:color="999999" w:sz="1"/>
+              <w:bottom w:val="single" w:color="999999" w:sz="1"/>
+              <w:right w:val="single" w:color="999999" w:sz="1"/>
+            </w:tcBorders>
+            <w:shd w:fill="FFFFFF" w:val="clear"/>
+            <w:tcMar>
+              <w:top w:type="dxa" w:w="60"/>
+              <w:left w:type="dxa" w:w="100"/>
+              <w:bottom w:type="dxa" w:w="60"/>
+              <w:right w:type="dxa" w:w="100"/>
+            </w:tcMar>
+          </w:tcPr>
+          <w:p>
+            <w:pPr>
+              <w:jc w:val="left"/>
+            </w:pPr>
+            <w:r>
+              <w:rPr>
+                <w:rFonts w:ascii="標楷體" w:cs="標楷體" w:eastAsia="標楷體" w:hAnsi="標楷體"/>
+                <w:b w:val="false"/>
+                <w:bCs w:val="false"/>
+                <w:sz w:val="22"/>
+                <w:szCs w:val="22"/>
+              </w:rPr>
+              <w:t xml:space="preserve">兩工具均可用，按需呼叫</w:t>
+            </w:r>
+          </w:p>
+        </w:tc>
+      </w:tr>
+      <w:tr>
+        <w:tc>
+          <w:tcPr>
+            <w:tcW w:type="dxa" w:w="2200"/>
+            <w:tcBorders>
+              <w:top w:val="single" w:color="999999" w:sz="1"/>
+              <w:left w:val="single" w:color="999999" w:sz="1"/>
+              <w:bottom w:val="single" w:color="999999" w:sz="1"/>
+              <w:right w:val="single" w:color="999999" w:sz="1"/>
+            </w:tcBorders>
+            <w:shd w:fill="FFFFFF" w:val="clear"/>
+            <w:tcMar>
+              <w:top w:type="dxa" w:w="60"/>
+              <w:left w:type="dxa" w:w="100"/>
+              <w:bottom w:type="dxa" w:w="60"/>
+              <w:right w:type="dxa" w:w="100"/>
+            </w:tcMar>
+          </w:tcPr>
+          <w:p>
+            <w:pPr>
+              <w:jc w:val="left"/>
+            </w:pPr>
+            <w:r>
+              <w:rPr>
+                <w:rFonts w:ascii="標楷體" w:cs="標楷體" w:eastAsia="標楷體" w:hAnsi="標楷體"/>
+                <w:b w:val="false"/>
+                <w:bCs w:val="false"/>
+                <w:sz w:val="22"/>
+                <w:szCs w:val="22"/>
+              </w:rPr>
+              <w:t xml:space="preserve">no_debug_hints</w:t>
+            </w:r>
+          </w:p>
+        </w:tc>
+        <w:tc>
+          <w:tcPr>
+            <w:tcW w:type="dxa" w:w="2000"/>
+            <w:tcBorders>
+              <w:top w:val="single" w:color="999999" w:sz="1"/>
+              <w:left w:val="single" w:color="999999" w:sz="1"/>
+              <w:bottom w:val="single" w:color="999999" w:sz="1"/>
+              <w:right w:val="single" w:color="999999" w:sz="1"/>
+            </w:tcBorders>
+            <w:shd w:fill="FFFFFF" w:val="clear"/>
+            <w:tcMar>
+              <w:top w:type="dxa" w:w="60"/>
+              <w:left w:type="dxa" w:w="100"/>
+              <w:bottom w:type="dxa" w:w="60"/>
+              <w:right w:type="dxa" w:w="100"/>
+            </w:tcMar>
+          </w:tcPr>
+          <w:p>
+            <w:pPr>
+              <w:jc w:val="left"/>
+            </w:pPr>
+            <w:r>
+              <w:rPr>
+                <w:rFonts w:ascii="標楷體" w:cs="標楷體" w:eastAsia="標楷體" w:hAnsi="標楷體"/>
+                <w:b w:val="false"/>
+                <w:bCs w:val="false"/>
+                <w:sz w:val="22"/>
+                <w:szCs w:val="22"/>
+              </w:rPr>
+              <w:t xml:space="preserve">0.22–0.24</w:t>
+            </w:r>
+          </w:p>
+        </w:tc>
+        <w:tc>
+          <w:tcPr>
+            <w:tcW w:type="dxa" w:w="2000"/>
+            <w:tcBorders>
+              <w:top w:val="single" w:color="999999" w:sz="1"/>
+              <w:left w:val="single" w:color="999999" w:sz="1"/>
+              <w:bottom w:val="single" w:color="999999" w:sz="1"/>
+              <w:right w:val="single" w:color="999999" w:sz="1"/>
+            </w:tcBorders>
+            <w:shd w:fill="FFFFFF" w:val="clear"/>
+            <w:tcMar>
+              <w:top w:type="dxa" w:w="60"/>
+              <w:left w:type="dxa" w:w="100"/>
+              <w:bottom w:type="dxa" w:w="60"/>
+              <w:right w:type="dxa" w:w="100"/>
+            </w:tcMar>
+          </w:tcPr>
+          <w:p>
+            <w:pPr>
+              <w:jc w:val="left"/>
+            </w:pPr>
+            <w:r>
+              <w:rPr>
+                <w:rFonts w:ascii="標楷體" w:cs="標楷體" w:eastAsia="標楷體" w:hAnsi="標楷體"/>
+                <w:b w:val="false"/>
+                <w:bCs w:val="false"/>
+                <w:sz w:val="22"/>
+                <w:szCs w:val="22"/>
+              </w:rPr>
+              <w:t xml:space="preserve">0（停用）</w:t>
+            </w:r>
+          </w:p>
+        </w:tc>
+        <w:tc>
+          <w:tcPr>
+            <w:tcW w:type="dxa" w:w="3160"/>
+            <w:tcBorders>
+              <w:top w:val="single" w:color="999999" w:sz="1"/>
+              <w:left w:val="single" w:color="999999" w:sz="1"/>
+              <w:bottom w:val="single" w:color="999999" w:sz="1"/>
+              <w:right w:val="single" w:color="999999" w:sz="1"/>
+            </w:tcBorders>
+            <w:shd w:fill="FFFFFF" w:val="clear"/>
+            <w:tcMar>
+              <w:top w:type="dxa" w:w="60"/>
+              <w:left w:type="dxa" w:w="100"/>
+              <w:bottom w:type="dxa" w:w="60"/>
+              <w:right w:type="dxa" w:w="100"/>
+            </w:tcMar>
+          </w:tcPr>
+          <w:p>
+            <w:pPr>
+              <w:jc w:val="left"/>
+            </w:pPr>
+            <w:r>
+              <w:rPr>
+                <w:rFonts w:ascii="標楷體" w:cs="標楷體" w:eastAsia="標楷體" w:hAnsi="標楷體"/>
+                <w:b w:val="false"/>
+                <w:bCs w:val="false"/>
+                <w:sz w:val="22"/>
+                <w:szCs w:val="22"/>
+              </w:rPr>
+              <w:t xml:space="preserve">decompose_spec 頻率略降</w:t>
+            </w:r>
+          </w:p>
+        </w:tc>
+      </w:tr>
+      <w:tr>
+        <w:tc>
+          <w:tcPr>
+            <w:tcW w:type="dxa" w:w="2200"/>
+            <w:tcBorders>
+              <w:top w:val="single" w:color="999999" w:sz="1"/>
+              <w:left w:val="single" w:color="999999" w:sz="1"/>
+              <w:bottom w:val="single" w:color="999999" w:sz="1"/>
+              <w:right w:val="single" w:color="999999" w:sz="1"/>
+            </w:tcBorders>
+            <w:shd w:fill="FFFFFF" w:val="clear"/>
+            <w:tcMar>
+              <w:top w:type="dxa" w:w="60"/>
+              <w:left w:type="dxa" w:w="100"/>
+              <w:bottom w:type="dxa" w:w="60"/>
+              <w:right w:type="dxa" w:w="100"/>
+            </w:tcMar>
+          </w:tcPr>
+          <w:p>
+            <w:pPr>
+              <w:jc w:val="left"/>
+            </w:pPr>
+            <w:r>
+              <w:rPr>
+                <w:rFonts w:ascii="標楷體" w:cs="標楷體" w:eastAsia="標楷體" w:hAnsi="標楷體"/>
+                <w:b w:val="false"/>
+                <w:bCs w:val="false"/>
+                <w:sz w:val="22"/>
+                <w:szCs w:val="22"/>
+              </w:rPr>
+              <w:t xml:space="preserve">no_decompose</w:t>
+            </w:r>
+          </w:p>
+        </w:tc>
+        <w:tc>
+          <w:tcPr>
+            <w:tcW w:type="dxa" w:w="2000"/>
+            <w:tcBorders>
+              <w:top w:val="single" w:color="999999" w:sz="1"/>
+              <w:left w:val="single" w:color="999999" w:sz="1"/>
+              <w:bottom w:val="single" w:color="999999" w:sz="1"/>
+              <w:right w:val="single" w:color="999999" w:sz="1"/>
+            </w:tcBorders>
+            <w:shd w:fill="FFFFFF" w:val="clear"/>
+            <w:tcMar>
+              <w:top w:type="dxa" w:w="60"/>
+              <w:left w:type="dxa" w:w="100"/>
+              <w:bottom w:type="dxa" w:w="60"/>
+              <w:right w:type="dxa" w:w="100"/>
+            </w:tcMar>
+          </w:tcPr>
+          <w:p>
+            <w:pPr>
+              <w:jc w:val="left"/>
+            </w:pPr>
+            <w:r>
+              <w:rPr>
+                <w:rFonts w:ascii="標楷體" w:cs="標楷體" w:eastAsia="標楷體" w:hAnsi="標楷體"/>
+                <w:b w:val="false"/>
+                <w:bCs w:val="false"/>
+                <w:sz w:val="22"/>
+                <w:szCs w:val="22"/>
+              </w:rPr>
+              <w:t xml:space="preserve">0（停用）</w:t>
+            </w:r>
+          </w:p>
+        </w:tc>
+        <w:tc>
+          <w:tcPr>
+            <w:tcW w:type="dxa" w:w="2000"/>
+            <w:tcBorders>
+              <w:top w:val="single" w:color="999999" w:sz="1"/>
+              <w:left w:val="single" w:color="999999" w:sz="1"/>
+              <w:bottom w:val="single" w:color="999999" w:sz="1"/>
+              <w:right w:val="single" w:color="999999" w:sz="1"/>
+            </w:tcBorders>
+            <w:shd w:fill="FFFFFF" w:val="clear"/>
+            <w:tcMar>
+              <w:top w:type="dxa" w:w="60"/>
+              <w:left w:type="dxa" w:w="100"/>
+              <w:bottom w:type="dxa" w:w="60"/>
+              <w:right w:type="dxa" w:w="100"/>
+            </w:tcMar>
+          </w:tcPr>
+          <w:p>
+            <w:pPr>
+              <w:jc w:val="left"/>
+            </w:pPr>
+            <w:r>
+              <w:rPr>
+                <w:rFonts w:ascii="標楷體" w:cs="標楷體" w:eastAsia="標楷體" w:hAnsi="標楷體"/>
+                <w:b w:val="false"/>
+                <w:bCs w:val="false"/>
+                <w:sz w:val="22"/>
+                <w:szCs w:val="22"/>
+              </w:rPr>
+              <w:t xml:space="preserve">0.27–0.28</w:t>
+            </w:r>
+          </w:p>
+        </w:tc>
+        <w:tc>
+          <w:tcPr>
+            <w:tcW w:type="dxa" w:w="3160"/>
+            <w:tcBorders>
+              <w:top w:val="single" w:color="999999" w:sz="1"/>
+              <w:left w:val="single" w:color="999999" w:sz="1"/>
+              <w:bottom w:val="single" w:color="999999" w:sz="1"/>
+              <w:right w:val="single" w:color="999999" w:sz="1"/>
+            </w:tcBorders>
+            <w:shd w:fill="FFFFFF" w:val="clear"/>
+            <w:tcMar>
+              <w:top w:type="dxa" w:w="60"/>
+              <w:left w:type="dxa" w:w="100"/>
+              <w:bottom w:type="dxa" w:w="60"/>
+              <w:right w:type="dxa" w:w="100"/>
+            </w:tcMar>
+          </w:tcPr>
+          <w:p>
+            <w:pPr>
+              <w:jc w:val="left"/>
+            </w:pPr>
+            <w:r>
+              <w:rPr>
+                <w:rFonts w:ascii="標楷體" w:cs="標楷體" w:eastAsia="標楷體" w:hAnsi="標楷體"/>
+                <w:b w:val="false"/>
+                <w:bCs w:val="false"/>
+                <w:sz w:val="22"/>
+                <w:szCs w:val="22"/>
+              </w:rPr>
+              <w:t xml:space="preserve">get_debug_hints 頻率與 agent 相近</w:t>
+            </w:r>
+          </w:p>
+        </w:tc>
+      </w:tr>
+      <w:tr>
+        <w:tc>
+          <w:tcPr>
+            <w:tcW w:type="dxa" w:w="2200"/>
+            <w:tcBorders>
+              <w:top w:val="single" w:color="999999" w:sz="1"/>
+              <w:left w:val="single" w:color="999999" w:sz="1"/>
+              <w:bottom w:val="single" w:color="999999" w:sz="1"/>
+              <w:right w:val="single" w:color="999999" w:sz="1"/>
+            </w:tcBorders>
+            <w:shd w:fill="FFFFFF" w:val="clear"/>
+            <w:tcMar>
+              <w:top w:type="dxa" w:w="60"/>
+              <w:left w:type="dxa" w:w="100"/>
+              <w:bottom w:type="dxa" w:w="60"/>
+              <w:right w:type="dxa" w:w="100"/>
+            </w:tcMar>
+          </w:tcPr>
+          <w:p>
+            <w:pPr>
+              <w:jc w:val="left"/>
+            </w:pPr>
+            <w:r>
+              <w:rPr>
+                <w:rFonts w:ascii="標楷體" w:cs="標楷體" w:eastAsia="標楷體" w:hAnsi="標楷體"/>
+                <w:b w:val="false"/>
+                <w:bCs w:val="false"/>
+                <w:sz w:val="22"/>
+                <w:szCs w:val="22"/>
+              </w:rPr>
+              <w:t xml:space="preserve">no_helper_tools</w:t>
+            </w:r>
+          </w:p>
+        </w:tc>
+        <w:tc>
+          <w:tcPr>
+            <w:tcW w:type="dxa" w:w="2000"/>
+            <w:tcBorders>
+              <w:top w:val="single" w:color="999999" w:sz="1"/>
+              <w:left w:val="single" w:color="999999" w:sz="1"/>
+              <w:bottom w:val="single" w:color="999999" w:sz="1"/>
+              <w:right w:val="single" w:color="999999" w:sz="1"/>
+            </w:tcBorders>
+            <w:shd w:fill="FFFFFF" w:val="clear"/>
+            <w:tcMar>
+              <w:top w:type="dxa" w:w="60"/>
+              <w:left w:type="dxa" w:w="100"/>
+              <w:bottom w:type="dxa" w:w="60"/>
+              <w:right w:type="dxa" w:w="100"/>
+            </w:tcMar>
+          </w:tcPr>
+          <w:p>
+            <w:pPr>
+              <w:jc w:val="left"/>
+            </w:pPr>
+            <w:r>
+              <w:rPr>
+                <w:rFonts w:ascii="標楷體" w:cs="標楷體" w:eastAsia="標楷體" w:hAnsi="標楷體"/>
+                <w:b w:val="false"/>
+                <w:bCs w:val="false"/>
+                <w:sz w:val="22"/>
+                <w:szCs w:val="22"/>
+              </w:rPr>
+              <w:t xml:space="preserve">0（停用）</w:t>
+            </w:r>
+          </w:p>
+        </w:tc>
+        <w:tc>
+          <w:tcPr>
+            <w:tcW w:type="dxa" w:w="2000"/>
+            <w:tcBorders>
+              <w:top w:val="single" w:color="999999" w:sz="1"/>
+              <w:left w:val="single" w:color="999999" w:sz="1"/>
+              <w:bottom w:val="single" w:color="999999" w:sz="1"/>
+              <w:right w:val="single" w:color="999999" w:sz="1"/>
+            </w:tcBorders>
+            <w:shd w:fill="FFFFFF" w:val="clear"/>
+            <w:tcMar>
+              <w:top w:type="dxa" w:w="60"/>
+              <w:left w:type="dxa" w:w="100"/>
+              <w:bottom w:type="dxa" w:w="60"/>
+              <w:right w:type="dxa" w:w="100"/>
+            </w:tcMar>
+          </w:tcPr>
+          <w:p>
+            <w:pPr>
+              <w:jc w:val="left"/>
+            </w:pPr>
+            <w:r>
+              <w:rPr>
+                <w:rFonts w:ascii="標楷體" w:cs="標楷體" w:eastAsia="標楷體" w:hAnsi="標楷體"/>
+                <w:b w:val="false"/>
+                <w:bCs w:val="false"/>
+                <w:sz w:val="22"/>
+                <w:szCs w:val="22"/>
+              </w:rPr>
+              <w:t xml:space="preserve">0（停用）</w:t>
+            </w:r>
+          </w:p>
+        </w:tc>
+        <w:tc>
+          <w:tcPr>
+            <w:tcW w:type="dxa" w:w="3160"/>
+            <w:tcBorders>
+              <w:top w:val="single" w:color="999999" w:sz="1"/>
+              <w:left w:val="single" w:color="999999" w:sz="1"/>
+              <w:bottom w:val="single" w:color="999999" w:sz="1"/>
+              <w:right w:val="single" w:color="999999" w:sz="1"/>
+            </w:tcBorders>
+            <w:shd w:fill="FFFFFF" w:val="clear"/>
+            <w:tcMar>
+              <w:top w:type="dxa" w:w="60"/>
+              <w:left w:type="dxa" w:w="100"/>
+              <w:bottom w:type="dxa" w:w="60"/>
+              <w:right w:type="dxa" w:w="100"/>
+            </w:tcMar>
+          </w:tcPr>
+          <w:p>
+            <w:pPr>
+              <w:jc w:val="left"/>
+            </w:pPr>
+            <w:r>
+              <w:rPr>
+                <w:rFonts w:ascii="標楷體" w:cs="標楷體" w:eastAsia="標楷體" w:hAnsi="標楷體"/>
+                <w:b w:val="false"/>
+                <w:bCs w:val="false"/>
+                <w:sz w:val="22"/>
+                <w:szCs w:val="22"/>
+              </w:rPr>
+              <w:t xml:space="preserve">純 error feedback 迴圈</w:t>
+            </w:r>
+          </w:p>
+        </w:tc>
+      </w:tr>
+      <w:tr>
+        <w:tc>
+          <w:tcPr>
+            <w:tcW w:type="dxa" w:w="2200"/>
+            <w:tcBorders>
+              <w:top w:val="single" w:color="999999" w:sz="1"/>
+              <w:left w:val="single" w:color="999999" w:sz="1"/>
+              <w:bottom w:val="single" w:color="999999" w:sz="1"/>
+              <w:right w:val="single" w:color="999999" w:sz="1"/>
+            </w:tcBorders>
+            <w:shd w:fill="FFFFFF" w:val="clear"/>
+            <w:tcMar>
+              <w:top w:type="dxa" w:w="60"/>
+              <w:left w:type="dxa" w:w="100"/>
+              <w:bottom w:type="dxa" w:w="60"/>
+              <w:right w:type="dxa" w:w="100"/>
+            </w:tcMar>
+          </w:tcPr>
+          <w:p>
+            <w:pPr>
+              <w:jc w:val="left"/>
+            </w:pPr>
+            <w:r>
+              <w:rPr>
+                <w:rFonts w:ascii="標楷體" w:cs="標楷體" w:eastAsia="標楷體" w:hAnsi="標楷體"/>
+                <w:b w:val="false"/>
+                <w:bCs w:val="false"/>
+                <w:sz w:val="22"/>
+                <w:szCs w:val="22"/>
+              </w:rPr>
+              <w:t xml:space="preserve">no_memory</w:t>
+            </w:r>
+          </w:p>
+        </w:tc>
+        <w:tc>
+          <w:tcPr>
+            <w:tcW w:type="dxa" w:w="2000"/>
+            <w:tcBorders>
+              <w:top w:val="single" w:color="999999" w:sz="1"/>
+              <w:left w:val="single" w:color="999999" w:sz="1"/>
+              <w:bottom w:val="single" w:color="999999" w:sz="1"/>
+              <w:right w:val="single" w:color="999999" w:sz="1"/>
+            </w:tcBorders>
+            <w:shd w:fill="FFFFFF" w:val="clear"/>
+            <w:tcMar>
+              <w:top w:type="dxa" w:w="60"/>
+              <w:left w:type="dxa" w:w="100"/>
+              <w:bottom w:type="dxa" w:w="60"/>
+              <w:right w:type="dxa" w:w="100"/>
+            </w:tcMar>
+          </w:tcPr>
+          <w:p>
+            <w:pPr>
+              <w:jc w:val="left"/>
+            </w:pPr>
+            <w:r>
+              <w:rPr>
+                <w:rFonts w:ascii="標楷體" w:cs="標楷體" w:eastAsia="標楷體" w:hAnsi="標楷體"/>
+                <w:b w:val="false"/>
+                <w:bCs w:val="false"/>
+                <w:sz w:val="22"/>
+                <w:szCs w:val="22"/>
+              </w:rPr>
+              <w:t xml:space="preserve">0.50–0.51</w:t>
+            </w:r>
+          </w:p>
+        </w:tc>
+        <w:tc>
+          <w:tcPr>
+            <w:tcW w:type="dxa" w:w="2000"/>
+            <w:tcBorders>
+              <w:top w:val="single" w:color="999999" w:sz="1"/>
+              <w:left w:val="single" w:color="999999" w:sz="1"/>
+              <w:bottom w:val="single" w:color="999999" w:sz="1"/>
+              <w:right w:val="single" w:color="999999" w:sz="1"/>
+            </w:tcBorders>
+            <w:shd w:fill="FFFFFF" w:val="clear"/>
+            <w:tcMar>
+              <w:top w:type="dxa" w:w="60"/>
+              <w:left w:type="dxa" w:w="100"/>
+              <w:bottom w:type="dxa" w:w="60"/>
+              <w:right w:type="dxa" w:w="100"/>
+            </w:tcMar>
+          </w:tcPr>
+          <w:p>
+            <w:pPr>
+              <w:jc w:val="left"/>
+            </w:pPr>
+            <w:r>
+              <w:rPr>
+                <w:rFonts w:ascii="標楷體" w:cs="標楷體" w:eastAsia="標楷體" w:hAnsi="標楷體"/>
+                <w:b w:val="false"/>
+                <w:bCs w:val="false"/>
+                <w:sz w:val="22"/>
+                <w:szCs w:val="22"/>
+              </w:rPr>
+              <w:t xml:space="preserve">0（停用）</w:t>
+            </w:r>
+          </w:p>
+        </w:tc>
+        <w:tc>
+          <w:tcPr>
+            <w:tcW w:type="dxa" w:w="3160"/>
+            <w:tcBorders>
+              <w:top w:val="single" w:color="999999" w:sz="1"/>
+              <w:left w:val="single" w:color="999999" w:sz="1"/>
+              <w:bottom w:val="single" w:color="999999" w:sz="1"/>
+              <w:right w:val="single" w:color="999999" w:sz="1"/>
+            </w:tcBorders>
+            <w:shd w:fill="FFFFFF" w:val="clear"/>
+            <w:tcMar>
+              <w:top w:type="dxa" w:w="60"/>
+              <w:left w:type="dxa" w:w="100"/>
+              <w:bottom w:type="dxa" w:w="60"/>
+              <w:right w:type="dxa" w:w="100"/>
+            </w:tcMar>
+          </w:tcPr>
+          <w:p>
+            <w:pPr>
+              <w:jc w:val="left"/>
+            </w:pPr>
+            <w:r>
+              <w:rPr>
+                <w:rFonts w:ascii="標楷體" w:cs="標楷體" w:eastAsia="標楷體" w:hAnsi="標楷體"/>
+                <w:b w:val="false"/>
+                <w:bCs w:val="false"/>
+                <w:sz w:val="22"/>
+                <w:szCs w:val="22"/>
+              </w:rPr>
+              <w:t xml:space="preserve">decompose_spec 頻率最高，因每次從空白 context 出發需要更多前置分析</w:t>
+            </w:r>
+          </w:p>
+        </w:tc>
+      </w:tr>
+      <w:tr>
+        <w:tc>
+          <w:tcPr>
+            <w:tcW w:type="dxa" w:w="2200"/>
+            <w:tcBorders>
+              <w:top w:val="single" w:color="999999" w:sz="1"/>
+              <w:left w:val="single" w:color="999999" w:sz="1"/>
+              <w:bottom w:val="single" w:color="999999" w:sz="1"/>
+              <w:right w:val="single" w:color="999999" w:sz="1"/>
+            </w:tcBorders>
+            <w:shd w:fill="FFFFFF" w:val="clear"/>
+            <w:tcMar>
+              <w:top w:type="dxa" w:w="60"/>
+              <w:left w:type="dxa" w:w="100"/>
+              <w:bottom w:type="dxa" w:w="60"/>
+              <w:right w:type="dxa" w:w="100"/>
+            </w:tcMar>
+          </w:tcPr>
+          <w:p>
+            <w:pPr>
+              <w:jc w:val="left"/>
+            </w:pPr>
+            <w:r>
+              <w:rPr>
+                <w:rFonts w:ascii="標楷體" w:cs="標楷體" w:eastAsia="標楷體" w:hAnsi="標楷體"/>
+                <w:b w:val="false"/>
+                <w:bCs w:val="false"/>
+                <w:sz w:val="22"/>
+                <w:szCs w:val="22"/>
+              </w:rPr>
+              <w:t xml:space="preserve">no_error_details</w:t>
+            </w:r>
+          </w:p>
+        </w:tc>
+        <w:tc>
+          <w:tcPr>
+            <w:tcW w:type="dxa" w:w="2000"/>
+            <w:tcBorders>
+              <w:top w:val="single" w:color="999999" w:sz="1"/>
+              <w:left w:val="single" w:color="999999" w:sz="1"/>
+              <w:bottom w:val="single" w:color="999999" w:sz="1"/>
+              <w:right w:val="single" w:color="999999" w:sz="1"/>
+            </w:tcBorders>
+            <w:shd w:fill="FFFFFF" w:val="clear"/>
+            <w:tcMar>
+              <w:top w:type="dxa" w:w="60"/>
+              <w:left w:type="dxa" w:w="100"/>
+              <w:bottom w:type="dxa" w:w="60"/>
+              <w:right w:type="dxa" w:w="100"/>
+            </w:tcMar>
+          </w:tcPr>
+          <w:p>
+            <w:pPr>
+              <w:jc w:val="left"/>
+            </w:pPr>
+            <w:r>
+              <w:rPr>
+                <w:rFonts w:ascii="標楷體" w:cs="標楷體" w:eastAsia="標楷體" w:hAnsi="標楷體"/>
+                <w:b w:val="false"/>
+                <w:bCs w:val="false"/>
+                <w:sz w:val="22"/>
+                <w:szCs w:val="22"/>
+              </w:rPr>
+              <w:t xml:space="preserve">0.26–0.31</w:t>
+            </w:r>
+          </w:p>
+        </w:tc>
+        <w:tc>
+          <w:tcPr>
+            <w:tcW w:type="dxa" w:w="2000"/>
+            <w:tcBorders>
+              <w:top w:val="single" w:color="999999" w:sz="1"/>
+              <w:left w:val="single" w:color="999999" w:sz="1"/>
+              <w:bottom w:val="single" w:color="999999" w:sz="1"/>
+              <w:right w:val="single" w:color="999999" w:sz="1"/>
+            </w:tcBorders>
+            <w:shd w:fill="FFFFFF" w:val="clear"/>
+            <w:tcMar>
+              <w:top w:type="dxa" w:w="60"/>
+              <w:left w:type="dxa" w:w="100"/>
+              <w:bottom w:type="dxa" w:w="60"/>
+              <w:right w:type="dxa" w:w="100"/>
+            </w:tcMar>
+          </w:tcPr>
+          <w:p>
+            <w:pPr>
+              <w:jc w:val="left"/>
+            </w:pPr>
+            <w:r>
+              <w:rPr>
+                <w:rFonts w:ascii="標楷體" w:cs="標楷體" w:eastAsia="標楷體" w:hAnsi="標楷體"/>
+                <w:b w:val="false"/>
+                <w:bCs w:val="false"/>
+                <w:sz w:val="22"/>
+                <w:szCs w:val="22"/>
+              </w:rPr>
+              <w:t xml:space="preserve">0.29–0.31</w:t>
+            </w:r>
+          </w:p>
+        </w:tc>
+        <w:tc>
+          <w:tcPr>
+            <w:tcW w:type="dxa" w:w="3160"/>
+            <w:tcBorders>
+              <w:top w:val="single" w:color="999999" w:sz="1"/>
+              <w:left w:val="single" w:color="999999" w:sz="1"/>
+              <w:bottom w:val="single" w:color="999999" w:sz="1"/>
+              <w:right w:val="single" w:color="999999" w:sz="1"/>
+            </w:tcBorders>
+            <w:shd w:fill="FFFFFF" w:val="clear"/>
+            <w:tcMar>
+              <w:top w:type="dxa" w:w="60"/>
+              <w:left w:type="dxa" w:w="100"/>
+              <w:bottom w:type="dxa" w:w="60"/>
+              <w:right w:type="dxa" w:w="100"/>
+            </w:tcMar>
+          </w:tcPr>
+          <w:p>
+            <w:pPr>
+              <w:jc w:val="left"/>
+            </w:pPr>
+            <w:r>
+              <w:rPr>
+                <w:rFonts w:ascii="標楷體" w:cs="標楷體" w:eastAsia="標楷體" w:hAnsi="標楷體"/>
+                <w:b w:val="false"/>
+                <w:bCs w:val="false"/>
+                <w:sz w:val="22"/>
+                <w:szCs w:val="22"/>
+              </w:rPr>
+              <w:t xml:space="preserve">get_debug_hints 呼叫頻率高於 agent，但需猜測 error_type</w:t>
+            </w:r>
+          </w:p>
+        </w:tc>
+      </w:tr>
+    </w:tbl>
+    <w:p>
+      <w:pPr>
+        <w:spacing w:after="20" w:before="20"/>
+      </w:pPr>
+      <w:r>
+        <w:t xml:space="preserve"/>
+      </w:r>
+    </w:p>
+    <w:p>
+      <w:pPr>
+        <w:spacing w:after="40" w:before="40" w:line="360" w:lineRule="auto"/>
+      </w:pPr>
+      <w:r>
+        <w:rPr>
+          <w:rFonts w:ascii="標楷體" w:cs="標楷體" w:eastAsia="標楷體" w:hAnsi="標楷體"/>
+          <w:b w:val="false"/>
+          <w:bCs w:val="false"/>
+          <w:sz w:val="24"/>
+          <w:szCs w:val="24"/>
+        </w:rPr>
+        <w:t xml:space="preserve">值得注意的是，no_error_details 組的 get_debug_hints 呼叫頻率（0.29–0.31）高於完整 agent（0.19–0.24），但通過率反而更低。原因在於：沒有 error_type 的情況下，模型需要猜測錯誤類別才能呼叫 get_debug_hints，猜錯時取得的診斷提示不只無效，還可能引導模型往錯誤方向修改。此結果佐證了 error_type 回饋的資訊價值不只是「告知有錯」，而是「告知錯在哪裡」。</w:t>
+      </w:r>
+    </w:p>
+    <w:p>
+      <w:pPr>
+        <w:pStyle w:val="Heading3"/>
+        <w:spacing w:after="40" w:before="120"/>
+      </w:pPr>
+      <w:r>
+        <w:rPr>
+          <w:rFonts w:ascii="標楷體" w:cs="標楷體" w:eastAsia="標楷體" w:hAnsi="標楷體"/>
+          <w:b/>
+          <w:bCs/>
+          <w:sz w:val="24"/>
+          <w:szCs w:val="24"/>
+        </w:rPr>
+        <w:t xml:space="preserve">4.3.5 錯誤類型分布</w:t>
+      </w:r>
+    </w:p>
+    <w:p>
+      <w:pPr>
+        <w:spacing w:after="40" w:before="40" w:line="360" w:lineRule="auto"/>
+      </w:pPr>
+      <w:r>
+        <w:rPr>
+          <w:rFonts w:ascii="標楷體" w:cs="標楷體" w:eastAsia="標楷體" w:hAnsi="標楷體"/>
+          <w:b w:val="false"/>
+          <w:bCs w:val="false"/>
+          <w:sz w:val="24"/>
+          <w:szCs w:val="24"/>
+        </w:rPr>
+        <w:t xml:space="preserve">下表統計各實驗組所有 attempt 中累積的錯誤次數（含中途失敗後最終通過的 attempt）：</w:t>
+      </w:r>
+    </w:p>
+    <w:tbl>
+      <w:tblPr>
+        <w:tblW w:type="dxa" w:w="11300"/>
+        <w:tblBorders>
+          <w:top w:val="single" w:color="auto" w:sz="4"/>
+          <w:left w:val="single" w:color="auto" w:sz="4"/>
+          <w:bottom w:val="single" w:color="auto" w:sz="4"/>
+          <w:right w:val="single" w:color="auto" w:sz="4"/>
+          <w:insideH w:val="single" w:color="auto" w:sz="4"/>
+          <w:insideV w:val="single" w:color="auto" w:sz="4"/>
+        </w:tblBorders>
+      </w:tblPr>
+      <w:tblGrid>
+        <w:gridCol w:w="2200"/>
+        <w:gridCol w:w="1200"/>
+        <w:gridCol w:w="1500"/>
+        <w:gridCol w:w="1500"/>
+        <w:gridCol w:w="1800"/>
+        <w:gridCol w:w="1200"/>
+        <w:gridCol w:w="1900"/>
+      </w:tblGrid>
+      <w:tr>
+        <w:tc>
+          <w:tcPr>
+            <w:tcW w:type="dxa" w:w="2200"/>
+            <w:tcBorders>
+              <w:top w:val="single" w:color="999999" w:sz="1"/>
+              <w:left w:val="single" w:color="999999" w:sz="1"/>
+              <w:bottom w:val="single" w:color="999999" w:sz="1"/>
+              <w:right w:val="single" w:color="999999" w:sz="1"/>
+            </w:tcBorders>
+            <w:shd w:fill="D9E2F3" w:val="clear"/>
+            <w:tcMar>
+              <w:top w:type="dxa" w:w="60"/>
+              <w:left w:type="dxa" w:w="100"/>
+              <w:bottom w:type="dxa" w:w="60"/>
+              <w:right w:type="dxa" w:w="100"/>
+            </w:tcMar>
+          </w:tcPr>
+          <w:p>
+            <w:pPr>
+              <w:jc w:val="left"/>
+            </w:pPr>
+            <w:r>
+              <w:rPr>
+                <w:rFonts w:ascii="標楷體" w:cs="標楷體" w:eastAsia="標楷體" w:hAnsi="標楷體"/>
+                <w:b/>
+                <w:bCs/>
+                <w:sz w:val="22"/>
+                <w:szCs w:val="22"/>
+              </w:rPr>
+              <w:t xml:space="preserve">錯誤類型</w:t>
+            </w:r>
+          </w:p>
+        </w:tc>
+        <w:tc>
+          <w:tcPr>
+            <w:tcW w:type="dxa" w:w="1200"/>
+            <w:tcBorders>
+              <w:top w:val="single" w:color="999999" w:sz="1"/>
+              <w:left w:val="single" w:color="999999" w:sz="1"/>
+              <w:bottom w:val="single" w:color="999999" w:sz="1"/>
+              <w:right w:val="single" w:color="999999" w:sz="1"/>
+            </w:tcBorders>
+            <w:shd w:fill="D9E2F3" w:val="clear"/>
+            <w:tcMar>
+              <w:top w:type="dxa" w:w="60"/>
+              <w:left w:type="dxa" w:w="100"/>
+              <w:bottom w:type="dxa" w:w="60"/>
+              <w:right w:type="dxa" w:w="100"/>
+            </w:tcMar>
+          </w:tcPr>
+          <w:p>
+            <w:pPr>
+              <w:jc w:val="left"/>
+            </w:pPr>
+            <w:r>
+              <w:rPr>
+                <w:rFonts w:ascii="標楷體" w:cs="標楷體" w:eastAsia="標楷體" w:hAnsi="標楷體"/>
+                <w:b/>
+                <w:bCs/>
+                <w:sz w:val="22"/>
+                <w:szCs w:val="22"/>
+              </w:rPr>
+              <w:t xml:space="preserve">agent</w:t>
+            </w:r>
+          </w:p>
+        </w:tc>
+        <w:tc>
+          <w:tcPr>
+            <w:tcW w:type="dxa" w:w="1500"/>
+            <w:tcBorders>
+              <w:top w:val="single" w:color="999999" w:sz="1"/>
+              <w:left w:val="single" w:color="999999" w:sz="1"/>
+              <w:bottom w:val="single" w:color="999999" w:sz="1"/>
+              <w:right w:val="single" w:color="999999" w:sz="1"/>
+            </w:tcBorders>
+            <w:shd w:fill="D9E2F3" w:val="clear"/>
+            <w:tcMar>
+              <w:top w:type="dxa" w:w="60"/>
+              <w:left w:type="dxa" w:w="100"/>
+              <w:bottom w:type="dxa" w:w="60"/>
+              <w:right w:type="dxa" w:w="100"/>
+            </w:tcMar>
+          </w:tcPr>
+          <w:p>
+            <w:pPr>
+              <w:jc w:val="left"/>
+            </w:pPr>
+            <w:r>
+              <w:rPr>
+                <w:rFonts w:ascii="標楷體" w:cs="標楷體" w:eastAsia="標楷體" w:hAnsi="標楷體"/>
+                <w:b/>
+                <w:bCs/>
+                <w:sz w:val="22"/>
+                <w:szCs w:val="22"/>
+              </w:rPr>
+              <w:t xml:space="preserve">no_debug_hints</w:t>
+            </w:r>
+          </w:p>
+        </w:tc>
+        <w:tc>
+          <w:tcPr>
+            <w:tcW w:type="dxa" w:w="1500"/>
+            <w:tcBorders>
+              <w:top w:val="single" w:color="999999" w:sz="1"/>
+              <w:left w:val="single" w:color="999999" w:sz="1"/>
+              <w:bottom w:val="single" w:color="999999" w:sz="1"/>
+              <w:right w:val="single" w:color="999999" w:sz="1"/>
+            </w:tcBorders>
+            <w:shd w:fill="D9E2F3" w:val="clear"/>
+            <w:tcMar>
+              <w:top w:type="dxa" w:w="60"/>
+              <w:left w:type="dxa" w:w="100"/>
+              <w:bottom w:type="dxa" w:w="60"/>
+              <w:right w:type="dxa" w:w="100"/>
+            </w:tcMar>
+          </w:tcPr>
+          <w:p>
+            <w:pPr>
+              <w:jc w:val="left"/>
+            </w:pPr>
+            <w:r>
+              <w:rPr>
+                <w:rFonts w:ascii="標楷體" w:cs="標楷體" w:eastAsia="標楷體" w:hAnsi="標楷體"/>
+                <w:b/>
+                <w:bCs/>
+                <w:sz w:val="22"/>
+                <w:szCs w:val="22"/>
+              </w:rPr>
+              <w:t xml:space="preserve">no_decompose</w:t>
+            </w:r>
+          </w:p>
+        </w:tc>
+        <w:tc>
+          <w:tcPr>
+            <w:tcW w:type="dxa" w:w="1800"/>
+            <w:tcBorders>
+              <w:top w:val="single" w:color="999999" w:sz="1"/>
+              <w:left w:val="single" w:color="999999" w:sz="1"/>
+              <w:bottom w:val="single" w:color="999999" w:sz="1"/>
+              <w:right w:val="single" w:color="999999" w:sz="1"/>
+            </w:tcBorders>
+            <w:shd w:fill="D9E2F3" w:val="clear"/>
+            <w:tcMar>
+              <w:top w:type="dxa" w:w="60"/>
+              <w:left w:type="dxa" w:w="100"/>
+              <w:bottom w:type="dxa" w:w="60"/>
+              <w:right w:type="dxa" w:w="100"/>
+            </w:tcMar>
+          </w:tcPr>
+          <w:p>
+            <w:pPr>
+              <w:jc w:val="left"/>
+            </w:pPr>
+            <w:r>
+              <w:rPr>
+                <w:rFonts w:ascii="標楷體" w:cs="標楷體" w:eastAsia="標楷體" w:hAnsi="標楷體"/>
+                <w:b/>
+                <w:bCs/>
+                <w:sz w:val="22"/>
+                <w:szCs w:val="22"/>
+              </w:rPr>
+              <w:t xml:space="preserve">no_helper_tools</w:t>
+            </w:r>
+          </w:p>
+        </w:tc>
+        <w:tc>
+          <w:tcPr>
+            <w:tcW w:type="dxa" w:w="1200"/>
+            <w:tcBorders>
+              <w:top w:val="single" w:color="999999" w:sz="1"/>
+              <w:left w:val="single" w:color="999999" w:sz="1"/>
+              <w:bottom w:val="single" w:color="999999" w:sz="1"/>
+              <w:right w:val="single" w:color="999999" w:sz="1"/>
+            </w:tcBorders>
+            <w:shd w:fill="D9E2F3" w:val="clear"/>
+            <w:tcMar>
+              <w:top w:type="dxa" w:w="60"/>
+              <w:left w:type="dxa" w:w="100"/>
+              <w:bottom w:type="dxa" w:w="60"/>
+              <w:right w:type="dxa" w:w="100"/>
+            </w:tcMar>
+          </w:tcPr>
+          <w:p>
+            <w:pPr>
+              <w:jc w:val="left"/>
+            </w:pPr>
+            <w:r>
+              <w:rPr>
+                <w:rFonts w:ascii="標楷體" w:cs="標楷體" w:eastAsia="標楷體" w:hAnsi="標楷體"/>
+                <w:b/>
+                <w:bCs/>
+                <w:sz w:val="22"/>
+                <w:szCs w:val="22"/>
+              </w:rPr>
+              <w:t xml:space="preserve">no_memory</w:t>
+            </w:r>
+          </w:p>
+        </w:tc>
+        <w:tc>
+          <w:tcPr>
+            <w:tcW w:type="dxa" w:w="1900"/>
+            <w:tcBorders>
+              <w:top w:val="single" w:color="999999" w:sz="1"/>
+              <w:left w:val="single" w:color="999999" w:sz="1"/>
+              <w:bottom w:val="single" w:color="999999" w:sz="1"/>
+              <w:right w:val="single" w:color="999999" w:sz="1"/>
+            </w:tcBorders>
+            <w:shd w:fill="D9E2F3" w:val="clear"/>
+            <w:tcMar>
+              <w:top w:type="dxa" w:w="60"/>
+              <w:left w:type="dxa" w:w="100"/>
+              <w:bottom w:type="dxa" w:w="60"/>
+              <w:right w:type="dxa" w:w="100"/>
+            </w:tcMar>
+          </w:tcPr>
+          <w:p>
+            <w:pPr>
+              <w:jc w:val="left"/>
+            </w:pPr>
+            <w:r>
+              <w:rPr>
+                <w:rFonts w:ascii="標楷體" w:cs="標楷體" w:eastAsia="標楷體" w:hAnsi="標楷體"/>
+                <w:b/>
+                <w:bCs/>
+                <w:sz w:val="22"/>
+                <w:szCs w:val="22"/>
+              </w:rPr>
+              <w:t xml:space="preserve">no_error_details</w:t>
+            </w:r>
+          </w:p>
+        </w:tc>
+      </w:tr>
+      <w:tr>
+        <w:tc>
+          <w:tcPr>
+            <w:tcW w:type="dxa" w:w="2200"/>
+            <w:tcBorders>
+              <w:top w:val="single" w:color="999999" w:sz="1"/>
+              <w:left w:val="single" w:color="999999" w:sz="1"/>
+              <w:bottom w:val="single" w:color="999999" w:sz="1"/>
+              <w:right w:val="single" w:color="999999" w:sz="1"/>
+            </w:tcBorders>
+            <w:shd w:fill="FFFFFF" w:val="clear"/>
+            <w:tcMar>
+              <w:top w:type="dxa" w:w="60"/>
+              <w:left w:type="dxa" w:w="100"/>
+              <w:bottom w:type="dxa" w:w="60"/>
+              <w:right w:type="dxa" w:w="100"/>
+            </w:tcMar>
+          </w:tcPr>
+          <w:p>
+            <w:pPr>
+              <w:jc w:val="left"/>
+            </w:pPr>
+            <w:r>
+              <w:rPr>
+                <w:rFonts w:ascii="標楷體" w:cs="標楷體" w:eastAsia="標楷體" w:hAnsi="標楷體"/>
+                <w:b w:val="false"/>
+                <w:bCs w:val="false"/>
+                <w:sz w:val="22"/>
+                <w:szCs w:val="22"/>
+              </w:rPr>
+              <w:t xml:space="preserve">R（Runtime mismatch）</w:t>
+            </w:r>
+          </w:p>
+        </w:tc>
+        <w:tc>
+          <w:tcPr>
+            <w:tcW w:type="dxa" w:w="1200"/>
+            <w:tcBorders>
+              <w:top w:val="single" w:color="999999" w:sz="1"/>
+              <w:left w:val="single" w:color="999999" w:sz="1"/>
+              <w:bottom w:val="single" w:color="999999" w:sz="1"/>
+              <w:right w:val="single" w:color="999999" w:sz="1"/>
+            </w:tcBorders>
+            <w:shd w:fill="FFFFFF" w:val="clear"/>
+            <w:tcMar>
+              <w:top w:type="dxa" w:w="60"/>
+              <w:left w:type="dxa" w:w="100"/>
+              <w:bottom w:type="dxa" w:w="60"/>
+              <w:right w:type="dxa" w:w="100"/>
+            </w:tcMar>
+          </w:tcPr>
+          <w:p>
+            <w:pPr>
+              <w:jc w:val="left"/>
+            </w:pPr>
+            <w:r>
+              <w:rPr>
+                <w:rFonts w:ascii="標楷體" w:cs="標楷體" w:eastAsia="標楷體" w:hAnsi="標楷體"/>
+                <w:b w:val="false"/>
+                <w:bCs w:val="false"/>
+                <w:sz w:val="22"/>
+                <w:szCs w:val="22"/>
+              </w:rPr>
+              <w:t xml:space="preserve">74</w:t>
+            </w:r>
+          </w:p>
+        </w:tc>
+        <w:tc>
+          <w:tcPr>
+            <w:tcW w:type="dxa" w:w="1500"/>
+            <w:tcBorders>
+              <w:top w:val="single" w:color="999999" w:sz="1"/>
+              <w:left w:val="single" w:color="999999" w:sz="1"/>
+              <w:bottom w:val="single" w:color="999999" w:sz="1"/>
+              <w:right w:val="single" w:color="999999" w:sz="1"/>
+            </w:tcBorders>
+            <w:shd w:fill="FFFFFF" w:val="clear"/>
+            <w:tcMar>
+              <w:top w:type="dxa" w:w="60"/>
+              <w:left w:type="dxa" w:w="100"/>
+              <w:bottom w:type="dxa" w:w="60"/>
+              <w:right w:type="dxa" w:w="100"/>
+            </w:tcMar>
+          </w:tcPr>
+          <w:p>
+            <w:pPr>
+              <w:jc w:val="left"/>
+            </w:pPr>
+            <w:r>
+              <w:rPr>
+                <w:rFonts w:ascii="標楷體" w:cs="標楷體" w:eastAsia="標楷體" w:hAnsi="標楷體"/>
+                <w:b w:val="false"/>
+                <w:bCs w:val="false"/>
+                <w:sz w:val="22"/>
+                <w:szCs w:val="22"/>
+              </w:rPr>
+              <w:t xml:space="preserve">101</w:t>
+            </w:r>
+          </w:p>
+        </w:tc>
+        <w:tc>
+          <w:tcPr>
+            <w:tcW w:type="dxa" w:w="1500"/>
+            <w:tcBorders>
+              <w:top w:val="single" w:color="999999" w:sz="1"/>
+              <w:left w:val="single" w:color="999999" w:sz="1"/>
+              <w:bottom w:val="single" w:color="999999" w:sz="1"/>
+              <w:right w:val="single" w:color="999999" w:sz="1"/>
+            </w:tcBorders>
+            <w:shd w:fill="FFFFFF" w:val="clear"/>
+            <w:tcMar>
+              <w:top w:type="dxa" w:w="60"/>
+              <w:left w:type="dxa" w:w="100"/>
+              <w:bottom w:type="dxa" w:w="60"/>
+              <w:right w:type="dxa" w:w="100"/>
+            </w:tcMar>
+          </w:tcPr>
+          <w:p>
+            <w:pPr>
+              <w:jc w:val="left"/>
+            </w:pPr>
+            <w:r>
+              <w:rPr>
+                <w:rFonts w:ascii="標楷體" w:cs="標楷體" w:eastAsia="標楷體" w:hAnsi="標楷體"/>
+                <w:b w:val="false"/>
+                <w:bCs w:val="false"/>
+                <w:sz w:val="22"/>
+                <w:szCs w:val="22"/>
+              </w:rPr>
+              <w:t xml:space="preserve">91</w:t>
+            </w:r>
+          </w:p>
+        </w:tc>
+        <w:tc>
+          <w:tcPr>
+            <w:tcW w:type="dxa" w:w="1800"/>
+            <w:tcBorders>
+              <w:top w:val="single" w:color="999999" w:sz="1"/>
+              <w:left w:val="single" w:color="999999" w:sz="1"/>
+              <w:bottom w:val="single" w:color="999999" w:sz="1"/>
+              <w:right w:val="single" w:color="999999" w:sz="1"/>
+            </w:tcBorders>
+            <w:shd w:fill="FFFFFF" w:val="clear"/>
+            <w:tcMar>
+              <w:top w:type="dxa" w:w="60"/>
+              <w:left w:type="dxa" w:w="100"/>
+              <w:bottom w:type="dxa" w:w="60"/>
+              <w:right w:type="dxa" w:w="100"/>
+            </w:tcMar>
+          </w:tcPr>
+          <w:p>
+            <w:pPr>
+              <w:jc w:val="left"/>
+            </w:pPr>
+            <w:r>
+              <w:rPr>
+                <w:rFonts w:ascii="標楷體" w:cs="標楷體" w:eastAsia="標楷體" w:hAnsi="標楷體"/>
+                <w:b w:val="false"/>
+                <w:bCs w:val="false"/>
+                <w:sz w:val="22"/>
+                <w:szCs w:val="22"/>
+              </w:rPr>
+              <w:t xml:space="preserve">93</w:t>
+            </w:r>
+          </w:p>
+        </w:tc>
+        <w:tc>
+          <w:tcPr>
+            <w:tcW w:type="dxa" w:w="1200"/>
+            <w:tcBorders>
+              <w:top w:val="single" w:color="999999" w:sz="1"/>
+              <w:left w:val="single" w:color="999999" w:sz="1"/>
+              <w:bottom w:val="single" w:color="999999" w:sz="1"/>
+              <w:right w:val="single" w:color="999999" w:sz="1"/>
+            </w:tcBorders>
+            <w:shd w:fill="FFFFFF" w:val="clear"/>
+            <w:tcMar>
+              <w:top w:type="dxa" w:w="60"/>
+              <w:left w:type="dxa" w:w="100"/>
+              <w:bottom w:type="dxa" w:w="60"/>
+              <w:right w:type="dxa" w:w="100"/>
+            </w:tcMar>
+          </w:tcPr>
+          <w:p>
+            <w:pPr>
+              <w:jc w:val="left"/>
+            </w:pPr>
+            <w:r>
+              <w:rPr>
+                <w:rFonts w:ascii="標楷體" w:cs="標楷體" w:eastAsia="標楷體" w:hAnsi="標楷體"/>
+                <w:b w:val="false"/>
+                <w:bCs w:val="false"/>
+                <w:sz w:val="22"/>
+                <w:szCs w:val="22"/>
+              </w:rPr>
+              <w:t xml:space="preserve">16</w:t>
+            </w:r>
+          </w:p>
+        </w:tc>
+        <w:tc>
+          <w:tcPr>
+            <w:tcW w:type="dxa" w:w="1900"/>
+            <w:tcBorders>
+              <w:top w:val="single" w:color="999999" w:sz="1"/>
+              <w:left w:val="single" w:color="999999" w:sz="1"/>
+              <w:bottom w:val="single" w:color="999999" w:sz="1"/>
+              <w:right w:val="single" w:color="999999" w:sz="1"/>
+            </w:tcBorders>
+            <w:shd w:fill="FFFFFF" w:val="clear"/>
+            <w:tcMar>
+              <w:top w:type="dxa" w:w="60"/>
+              <w:left w:type="dxa" w:w="100"/>
+              <w:bottom w:type="dxa" w:w="60"/>
+              <w:right w:type="dxa" w:w="100"/>
+            </w:tcMar>
+          </w:tcPr>
+          <w:p>
+            <w:pPr>
+              <w:jc w:val="left"/>
+            </w:pPr>
+            <w:r>
+              <w:rPr>
+                <w:rFonts w:ascii="標楷體" w:cs="標楷體" w:eastAsia="標楷體" w:hAnsi="標楷體"/>
+                <w:b w:val="false"/>
+                <w:bCs w:val="false"/>
+                <w:sz w:val="22"/>
+                <w:szCs w:val="22"/>
+              </w:rPr>
+              <w:t xml:space="preserve">110</w:t>
+            </w:r>
+          </w:p>
+        </w:tc>
+      </w:tr>
+      <w:tr>
+        <w:tc>
+          <w:tcPr>
+            <w:tcW w:type="dxa" w:w="2200"/>
+            <w:tcBorders>
+              <w:top w:val="single" w:color="999999" w:sz="1"/>
+              <w:left w:val="single" w:color="999999" w:sz="1"/>
+              <w:bottom w:val="single" w:color="999999" w:sz="1"/>
+              <w:right w:val="single" w:color="999999" w:sz="1"/>
+            </w:tcBorders>
+            <w:shd w:fill="FFFFFF" w:val="clear"/>
+            <w:tcMar>
+              <w:top w:type="dxa" w:w="60"/>
+              <w:left w:type="dxa" w:w="100"/>
+              <w:bottom w:type="dxa" w:w="60"/>
+              <w:right w:type="dxa" w:w="100"/>
+            </w:tcMar>
+          </w:tcPr>
+          <w:p>
+            <w:pPr>
+              <w:jc w:val="left"/>
+            </w:pPr>
+            <w:r>
+              <w:rPr>
+                <w:rFonts w:ascii="標楷體" w:cs="標楷體" w:eastAsia="標楷體" w:hAnsi="標楷體"/>
+                <w:b w:val="false"/>
+                <w:bCs w:val="false"/>
+                <w:sz w:val="22"/>
+                <w:szCs w:val="22"/>
+              </w:rPr>
+              <w:t xml:space="preserve">w（Declared as wire）</w:t>
+            </w:r>
+          </w:p>
+        </w:tc>
+        <w:tc>
+          <w:tcPr>
+            <w:tcW w:type="dxa" w:w="1200"/>
+            <w:tcBorders>
+              <w:top w:val="single" w:color="999999" w:sz="1"/>
+              <w:left w:val="single" w:color="999999" w:sz="1"/>
+              <w:bottom w:val="single" w:color="999999" w:sz="1"/>
+              <w:right w:val="single" w:color="999999" w:sz="1"/>
+            </w:tcBorders>
+            <w:shd w:fill="FFFFFF" w:val="clear"/>
+            <w:tcMar>
+              <w:top w:type="dxa" w:w="60"/>
+              <w:left w:type="dxa" w:w="100"/>
+              <w:bottom w:type="dxa" w:w="60"/>
+              <w:right w:type="dxa" w:w="100"/>
+            </w:tcMar>
+          </w:tcPr>
+          <w:p>
+            <w:pPr>
+              <w:jc w:val="left"/>
+            </w:pPr>
+            <w:r>
+              <w:rPr>
+                <w:rFonts w:ascii="標楷體" w:cs="標楷體" w:eastAsia="標楷體" w:hAnsi="標楷體"/>
+                <w:b w:val="false"/>
+                <w:bCs w:val="false"/>
+                <w:sz w:val="22"/>
+                <w:szCs w:val="22"/>
+              </w:rPr>
+              <w:t xml:space="preserve">11</w:t>
+            </w:r>
+          </w:p>
+        </w:tc>
+        <w:tc>
+          <w:tcPr>
+            <w:tcW w:type="dxa" w:w="1500"/>
+            <w:tcBorders>
+              <w:top w:val="single" w:color="999999" w:sz="1"/>
+              <w:left w:val="single" w:color="999999" w:sz="1"/>
+              <w:bottom w:val="single" w:color="999999" w:sz="1"/>
+              <w:right w:val="single" w:color="999999" w:sz="1"/>
+            </w:tcBorders>
+            <w:shd w:fill="FFFFFF" w:val="clear"/>
+            <w:tcMar>
+              <w:top w:type="dxa" w:w="60"/>
+              <w:left w:type="dxa" w:w="100"/>
+              <w:bottom w:type="dxa" w:w="60"/>
+              <w:right w:type="dxa" w:w="100"/>
+            </w:tcMar>
+          </w:tcPr>
+          <w:p>
+            <w:pPr>
+              <w:jc w:val="left"/>
+            </w:pPr>
+            <w:r>
+              <w:rPr>
+                <w:rFonts w:ascii="標楷體" w:cs="標楷體" w:eastAsia="標楷體" w:hAnsi="標楷體"/>
+                <w:b w:val="false"/>
+                <w:bCs w:val="false"/>
+                <w:sz w:val="22"/>
+                <w:szCs w:val="22"/>
+              </w:rPr>
+              <w:t xml:space="preserve">13</w:t>
+            </w:r>
+          </w:p>
+        </w:tc>
+        <w:tc>
+          <w:tcPr>
+            <w:tcW w:type="dxa" w:w="1500"/>
+            <w:tcBorders>
+              <w:top w:val="single" w:color="999999" w:sz="1"/>
+              <w:left w:val="single" w:color="999999" w:sz="1"/>
+              <w:bottom w:val="single" w:color="999999" w:sz="1"/>
+              <w:right w:val="single" w:color="999999" w:sz="1"/>
+            </w:tcBorders>
+            <w:shd w:fill="FFFFFF" w:val="clear"/>
+            <w:tcMar>
+              <w:top w:type="dxa" w:w="60"/>
+              <w:left w:type="dxa" w:w="100"/>
+              <w:bottom w:type="dxa" w:w="60"/>
+              <w:right w:type="dxa" w:w="100"/>
+            </w:tcMar>
+          </w:tcPr>
+          <w:p>
+            <w:pPr>
+              <w:jc w:val="left"/>
+            </w:pPr>
+            <w:r>
+              <w:rPr>
+                <w:rFonts w:ascii="標楷體" w:cs="標楷體" w:eastAsia="標楷體" w:hAnsi="標楷體"/>
+                <w:b w:val="false"/>
+                <w:bCs w:val="false"/>
+                <w:sz w:val="22"/>
+                <w:szCs w:val="22"/>
+              </w:rPr>
+              <w:t xml:space="preserve">9</w:t>
+            </w:r>
+          </w:p>
+        </w:tc>
+        <w:tc>
+          <w:tcPr>
+            <w:tcW w:type="dxa" w:w="1800"/>
+            <w:tcBorders>
+              <w:top w:val="single" w:color="999999" w:sz="1"/>
+              <w:left w:val="single" w:color="999999" w:sz="1"/>
+              <w:bottom w:val="single" w:color="999999" w:sz="1"/>
+              <w:right w:val="single" w:color="999999" w:sz="1"/>
+            </w:tcBorders>
+            <w:shd w:fill="FFFFFF" w:val="clear"/>
+            <w:tcMar>
+              <w:top w:type="dxa" w:w="60"/>
+              <w:left w:type="dxa" w:w="100"/>
+              <w:bottom w:type="dxa" w:w="60"/>
+              <w:right w:type="dxa" w:w="100"/>
+            </w:tcMar>
+          </w:tcPr>
+          <w:p>
+            <w:pPr>
+              <w:jc w:val="left"/>
+            </w:pPr>
+            <w:r>
+              <w:rPr>
+                <w:rFonts w:ascii="標楷體" w:cs="標楷體" w:eastAsia="標楷體" w:hAnsi="標楷體"/>
+                <w:b w:val="false"/>
+                <w:bCs w:val="false"/>
+                <w:sz w:val="22"/>
+                <w:szCs w:val="22"/>
+              </w:rPr>
+              <w:t xml:space="preserve">18</w:t>
+            </w:r>
+          </w:p>
+        </w:tc>
+        <w:tc>
+          <w:tcPr>
+            <w:tcW w:type="dxa" w:w="1200"/>
+            <w:tcBorders>
+              <w:top w:val="single" w:color="999999" w:sz="1"/>
+              <w:left w:val="single" w:color="999999" w:sz="1"/>
+              <w:bottom w:val="single" w:color="999999" w:sz="1"/>
+              <w:right w:val="single" w:color="999999" w:sz="1"/>
+            </w:tcBorders>
+            <w:shd w:fill="FFFFFF" w:val="clear"/>
+            <w:tcMar>
+              <w:top w:type="dxa" w:w="60"/>
+              <w:left w:type="dxa" w:w="100"/>
+              <w:bottom w:type="dxa" w:w="60"/>
+              <w:right w:type="dxa" w:w="100"/>
+            </w:tcMar>
+          </w:tcPr>
+          <w:p>
+            <w:pPr>
+              <w:jc w:val="left"/>
+            </w:pPr>
+            <w:r>
+              <w:rPr>
+                <w:rFonts w:ascii="標楷體" w:cs="標楷體" w:eastAsia="標楷體" w:hAnsi="標楷體"/>
+                <w:b w:val="false"/>
+                <w:bCs w:val="false"/>
+                <w:sz w:val="22"/>
+                <w:szCs w:val="22"/>
+              </w:rPr>
+              <w:t xml:space="preserve">0</w:t>
+            </w:r>
+          </w:p>
+        </w:tc>
+        <w:tc>
+          <w:tcPr>
+            <w:tcW w:type="dxa" w:w="1900"/>
+            <w:tcBorders>
+              <w:top w:val="single" w:color="999999" w:sz="1"/>
+              <w:left w:val="single" w:color="999999" w:sz="1"/>
+              <w:bottom w:val="single" w:color="999999" w:sz="1"/>
+              <w:right w:val="single" w:color="999999" w:sz="1"/>
+            </w:tcBorders>
+            <w:shd w:fill="FFFFFF" w:val="clear"/>
+            <w:tcMar>
+              <w:top w:type="dxa" w:w="60"/>
+              <w:left w:type="dxa" w:w="100"/>
+              <w:bottom w:type="dxa" w:w="60"/>
+              <w:right w:type="dxa" w:w="100"/>
+            </w:tcMar>
+          </w:tcPr>
+          <w:p>
+            <w:pPr>
+              <w:jc w:val="left"/>
+            </w:pPr>
+            <w:r>
+              <w:rPr>
+                <w:rFonts w:ascii="標楷體" w:cs="標楷體" w:eastAsia="標楷體" w:hAnsi="標楷體"/>
+                <w:b w:val="false"/>
+                <w:bCs w:val="false"/>
+                <w:sz w:val="22"/>
+                <w:szCs w:val="22"/>
+              </w:rPr>
+              <w:t xml:space="preserve">16</w:t>
+            </w:r>
+          </w:p>
+        </w:tc>
+      </w:tr>
+      <w:tr>
+        <w:tc>
+          <w:tcPr>
+            <w:tcW w:type="dxa" w:w="2200"/>
+            <w:tcBorders>
+              <w:top w:val="single" w:color="999999" w:sz="1"/>
+              <w:left w:val="single" w:color="999999" w:sz="1"/>
+              <w:bottom w:val="single" w:color="999999" w:sz="1"/>
+              <w:right w:val="single" w:color="999999" w:sz="1"/>
+            </w:tcBorders>
+            <w:shd w:fill="FFFFFF" w:val="clear"/>
+            <w:tcMar>
+              <w:top w:type="dxa" w:w="60"/>
+              <w:left w:type="dxa" w:w="100"/>
+              <w:bottom w:type="dxa" w:w="60"/>
+              <w:right w:type="dxa" w:w="100"/>
+            </w:tcMar>
+          </w:tcPr>
+          <w:p>
+            <w:pPr>
+              <w:jc w:val="left"/>
+            </w:pPr>
+            <w:r>
+              <w:rPr>
+                <w:rFonts w:ascii="標楷體" w:cs="標楷體" w:eastAsia="標楷體" w:hAnsi="標楷體"/>
+                <w:b w:val="false"/>
+                <w:bCs w:val="false"/>
+                <w:sz w:val="22"/>
+                <w:szCs w:val="22"/>
+              </w:rPr>
+              <w:t xml:space="preserve">e（Explicit cast）</w:t>
+            </w:r>
+          </w:p>
+        </w:tc>
+        <w:tc>
+          <w:tcPr>
+            <w:tcW w:type="dxa" w:w="1200"/>
+            <w:tcBorders>
+              <w:top w:val="single" w:color="999999" w:sz="1"/>
+              <w:left w:val="single" w:color="999999" w:sz="1"/>
+              <w:bottom w:val="single" w:color="999999" w:sz="1"/>
+              <w:right w:val="single" w:color="999999" w:sz="1"/>
+            </w:tcBorders>
+            <w:shd w:fill="FFFFFF" w:val="clear"/>
+            <w:tcMar>
+              <w:top w:type="dxa" w:w="60"/>
+              <w:left w:type="dxa" w:w="100"/>
+              <w:bottom w:type="dxa" w:w="60"/>
+              <w:right w:type="dxa" w:w="100"/>
+            </w:tcMar>
+          </w:tcPr>
+          <w:p>
+            <w:pPr>
+              <w:jc w:val="left"/>
+            </w:pPr>
+            <w:r>
+              <w:rPr>
+                <w:rFonts w:ascii="標楷體" w:cs="標楷體" w:eastAsia="標楷體" w:hAnsi="標楷體"/>
+                <w:b w:val="false"/>
+                <w:bCs w:val="false"/>
+                <w:sz w:val="22"/>
+                <w:szCs w:val="22"/>
+              </w:rPr>
+              <w:t xml:space="preserve">10</w:t>
+            </w:r>
+          </w:p>
+        </w:tc>
+        <w:tc>
+          <w:tcPr>
+            <w:tcW w:type="dxa" w:w="1500"/>
+            <w:tcBorders>
+              <w:top w:val="single" w:color="999999" w:sz="1"/>
+              <w:left w:val="single" w:color="999999" w:sz="1"/>
+              <w:bottom w:val="single" w:color="999999" w:sz="1"/>
+              <w:right w:val="single" w:color="999999" w:sz="1"/>
+            </w:tcBorders>
+            <w:shd w:fill="FFFFFF" w:val="clear"/>
+            <w:tcMar>
+              <w:top w:type="dxa" w:w="60"/>
+              <w:left w:type="dxa" w:w="100"/>
+              <w:bottom w:type="dxa" w:w="60"/>
+              <w:right w:type="dxa" w:w="100"/>
+            </w:tcMar>
+          </w:tcPr>
+          <w:p>
+            <w:pPr>
+              <w:jc w:val="left"/>
+            </w:pPr>
+            <w:r>
+              <w:rPr>
+                <w:rFonts w:ascii="標楷體" w:cs="標楷體" w:eastAsia="標楷體" w:hAnsi="標楷體"/>
+                <w:b w:val="false"/>
+                <w:bCs w:val="false"/>
+                <w:sz w:val="22"/>
+                <w:szCs w:val="22"/>
+              </w:rPr>
+              <w:t xml:space="preserve">11</w:t>
+            </w:r>
+          </w:p>
+        </w:tc>
+        <w:tc>
+          <w:tcPr>
+            <w:tcW w:type="dxa" w:w="1500"/>
+            <w:tcBorders>
+              <w:top w:val="single" w:color="999999" w:sz="1"/>
+              <w:left w:val="single" w:color="999999" w:sz="1"/>
+              <w:bottom w:val="single" w:color="999999" w:sz="1"/>
+              <w:right w:val="single" w:color="999999" w:sz="1"/>
+            </w:tcBorders>
+            <w:shd w:fill="FFFFFF" w:val="clear"/>
+            <w:tcMar>
+              <w:top w:type="dxa" w:w="60"/>
+              <w:left w:type="dxa" w:w="100"/>
+              <w:bottom w:type="dxa" w:w="60"/>
+              <w:right w:type="dxa" w:w="100"/>
+            </w:tcMar>
+          </w:tcPr>
+          <w:p>
+            <w:pPr>
+              <w:jc w:val="left"/>
+            </w:pPr>
+            <w:r>
+              <w:rPr>
+                <w:rFonts w:ascii="標楷體" w:cs="標楷體" w:eastAsia="標楷體" w:hAnsi="標楷體"/>
+                <w:b w:val="false"/>
+                <w:bCs w:val="false"/>
+                <w:sz w:val="22"/>
+                <w:szCs w:val="22"/>
+              </w:rPr>
+              <w:t xml:space="preserve">13</w:t>
+            </w:r>
+          </w:p>
+        </w:tc>
+        <w:tc>
+          <w:tcPr>
+            <w:tcW w:type="dxa" w:w="1800"/>
+            <w:tcBorders>
+              <w:top w:val="single" w:color="999999" w:sz="1"/>
+              <w:left w:val="single" w:color="999999" w:sz="1"/>
+              <w:bottom w:val="single" w:color="999999" w:sz="1"/>
+              <w:right w:val="single" w:color="999999" w:sz="1"/>
+            </w:tcBorders>
+            <w:shd w:fill="FFFFFF" w:val="clear"/>
+            <w:tcMar>
+              <w:top w:type="dxa" w:w="60"/>
+              <w:left w:type="dxa" w:w="100"/>
+              <w:bottom w:type="dxa" w:w="60"/>
+              <w:right w:type="dxa" w:w="100"/>
+            </w:tcMar>
+          </w:tcPr>
+          <w:p>
+            <w:pPr>
+              <w:jc w:val="left"/>
+            </w:pPr>
+            <w:r>
+              <w:rPr>
+                <w:rFonts w:ascii="標楷體" w:cs="標楷體" w:eastAsia="標楷體" w:hAnsi="標楷體"/>
+                <w:b w:val="false"/>
+                <w:bCs w:val="false"/>
+                <w:sz w:val="22"/>
+                <w:szCs w:val="22"/>
+              </w:rPr>
+              <w:t xml:space="preserve">14</w:t>
+            </w:r>
+          </w:p>
+        </w:tc>
+        <w:tc>
+          <w:tcPr>
+            <w:tcW w:type="dxa" w:w="1200"/>
+            <w:tcBorders>
+              <w:top w:val="single" w:color="999999" w:sz="1"/>
+              <w:left w:val="single" w:color="999999" w:sz="1"/>
+              <w:bottom w:val="single" w:color="999999" w:sz="1"/>
+              <w:right w:val="single" w:color="999999" w:sz="1"/>
+            </w:tcBorders>
+            <w:shd w:fill="FFFFFF" w:val="clear"/>
+            <w:tcMar>
+              <w:top w:type="dxa" w:w="60"/>
+              <w:left w:type="dxa" w:w="100"/>
+              <w:bottom w:type="dxa" w:w="60"/>
+              <w:right w:type="dxa" w:w="100"/>
+            </w:tcMar>
+          </w:tcPr>
+          <w:p>
+            <w:pPr>
+              <w:jc w:val="left"/>
+            </w:pPr>
+            <w:r>
+              <w:rPr>
+                <w:rFonts w:ascii="標楷體" w:cs="標楷體" w:eastAsia="標楷體" w:hAnsi="標楷體"/>
+                <w:b w:val="false"/>
+                <w:bCs w:val="false"/>
+                <w:sz w:val="22"/>
+                <w:szCs w:val="22"/>
+              </w:rPr>
+              <w:t xml:space="preserve">3</w:t>
+            </w:r>
+          </w:p>
+        </w:tc>
+        <w:tc>
+          <w:tcPr>
+            <w:tcW w:type="dxa" w:w="1900"/>
+            <w:tcBorders>
+              <w:top w:val="single" w:color="999999" w:sz="1"/>
+              <w:left w:val="single" w:color="999999" w:sz="1"/>
+              <w:bottom w:val="single" w:color="999999" w:sz="1"/>
+              <w:right w:val="single" w:color="999999" w:sz="1"/>
+            </w:tcBorders>
+            <w:shd w:fill="FFFFFF" w:val="clear"/>
+            <w:tcMar>
+              <w:top w:type="dxa" w:w="60"/>
+              <w:left w:type="dxa" w:w="100"/>
+              <w:bottom w:type="dxa" w:w="60"/>
+              <w:right w:type="dxa" w:w="100"/>
+            </w:tcMar>
+          </w:tcPr>
+          <w:p>
+            <w:pPr>
+              <w:jc w:val="left"/>
+            </w:pPr>
+            <w:r>
+              <w:rPr>
+                <w:rFonts w:ascii="標楷體" w:cs="標楷體" w:eastAsia="標楷體" w:hAnsi="標楷體"/>
+                <w:b w:val="false"/>
+                <w:bCs w:val="false"/>
+                <w:sz w:val="22"/>
+                <w:szCs w:val="22"/>
+              </w:rPr>
+              <w:t xml:space="preserve">12</w:t>
+            </w:r>
+          </w:p>
+        </w:tc>
+      </w:tr>
+      <w:tr>
+        <w:tc>
+          <w:tcPr>
+            <w:tcW w:type="dxa" w:w="2200"/>
+            <w:tcBorders>
+              <w:top w:val="single" w:color="999999" w:sz="1"/>
+              <w:left w:val="single" w:color="999999" w:sz="1"/>
+              <w:bottom w:val="single" w:color="999999" w:sz="1"/>
+              <w:right w:val="single" w:color="999999" w:sz="1"/>
+            </w:tcBorders>
+            <w:shd w:fill="FFFFFF" w:val="clear"/>
+            <w:tcMar>
+              <w:top w:type="dxa" w:w="60"/>
+              <w:left w:type="dxa" w:w="100"/>
+              <w:bottom w:type="dxa" w:w="60"/>
+              <w:right w:type="dxa" w:w="100"/>
+            </w:tcMar>
+          </w:tcPr>
+          <w:p>
+            <w:pPr>
+              <w:jc w:val="left"/>
+            </w:pPr>
+            <w:r>
+              <w:rPr>
+                <w:rFonts w:ascii="標楷體" w:cs="標楷體" w:eastAsia="標楷體" w:hAnsi="標楷體"/>
+                <w:b w:val="false"/>
+                <w:bCs w:val="false"/>
+                <w:sz w:val="22"/>
+                <w:szCs w:val="22"/>
+              </w:rPr>
+              <w:t xml:space="preserve">C（Generic compiler）</w:t>
+            </w:r>
+          </w:p>
+        </w:tc>
+        <w:tc>
+          <w:tcPr>
+            <w:tcW w:type="dxa" w:w="1200"/>
+            <w:tcBorders>
+              <w:top w:val="single" w:color="999999" w:sz="1"/>
+              <w:left w:val="single" w:color="999999" w:sz="1"/>
+              <w:bottom w:val="single" w:color="999999" w:sz="1"/>
+              <w:right w:val="single" w:color="999999" w:sz="1"/>
+            </w:tcBorders>
+            <w:shd w:fill="FFFFFF" w:val="clear"/>
+            <w:tcMar>
+              <w:top w:type="dxa" w:w="60"/>
+              <w:left w:type="dxa" w:w="100"/>
+              <w:bottom w:type="dxa" w:w="60"/>
+              <w:right w:type="dxa" w:w="100"/>
+            </w:tcMar>
+          </w:tcPr>
+          <w:p>
+            <w:pPr>
+              <w:jc w:val="left"/>
+            </w:pPr>
+            <w:r>
+              <w:rPr>
+                <w:rFonts w:ascii="標楷體" w:cs="標楷體" w:eastAsia="標楷體" w:hAnsi="標楷體"/>
+                <w:b w:val="false"/>
+                <w:bCs w:val="false"/>
+                <w:sz w:val="22"/>
+                <w:szCs w:val="22"/>
+              </w:rPr>
+              <w:t xml:space="preserve">1</w:t>
+            </w:r>
+          </w:p>
+        </w:tc>
+        <w:tc>
+          <w:tcPr>
+            <w:tcW w:type="dxa" w:w="1500"/>
+            <w:tcBorders>
+              <w:top w:val="single" w:color="999999" w:sz="1"/>
+              <w:left w:val="single" w:color="999999" w:sz="1"/>
+              <w:bottom w:val="single" w:color="999999" w:sz="1"/>
+              <w:right w:val="single" w:color="999999" w:sz="1"/>
+            </w:tcBorders>
+            <w:shd w:fill="FFFFFF" w:val="clear"/>
+            <w:tcMar>
+              <w:top w:type="dxa" w:w="60"/>
+              <w:left w:type="dxa" w:w="100"/>
+              <w:bottom w:type="dxa" w:w="60"/>
+              <w:right w:type="dxa" w:w="100"/>
+            </w:tcMar>
+          </w:tcPr>
+          <w:p>
+            <w:pPr>
+              <w:jc w:val="left"/>
+            </w:pPr>
+            <w:r>
+              <w:rPr>
+                <w:rFonts w:ascii="標楷體" w:cs="標楷體" w:eastAsia="標楷體" w:hAnsi="標楷體"/>
+                <w:b w:val="false"/>
+                <w:bCs w:val="false"/>
+                <w:sz w:val="22"/>
+                <w:szCs w:val="22"/>
+              </w:rPr>
+              <w:t xml:space="preserve">1</w:t>
+            </w:r>
+          </w:p>
+        </w:tc>
+        <w:tc>
+          <w:tcPr>
+            <w:tcW w:type="dxa" w:w="1500"/>
+            <w:tcBorders>
+              <w:top w:val="single" w:color="999999" w:sz="1"/>
+              <w:left w:val="single" w:color="999999" w:sz="1"/>
+              <w:bottom w:val="single" w:color="999999" w:sz="1"/>
+              <w:right w:val="single" w:color="999999" w:sz="1"/>
+            </w:tcBorders>
+            <w:shd w:fill="FFFFFF" w:val="clear"/>
+            <w:tcMar>
+              <w:top w:type="dxa" w:w="60"/>
+              <w:left w:type="dxa" w:w="100"/>
+              <w:bottom w:type="dxa" w:w="60"/>
+              <w:right w:type="dxa" w:w="100"/>
+            </w:tcMar>
+          </w:tcPr>
+          <w:p>
+            <w:pPr>
+              <w:jc w:val="left"/>
+            </w:pPr>
+            <w:r>
+              <w:rPr>
+                <w:rFonts w:ascii="標楷體" w:cs="標楷體" w:eastAsia="標楷體" w:hAnsi="標楷體"/>
+                <w:b w:val="false"/>
+                <w:bCs w:val="false"/>
+                <w:sz w:val="22"/>
+                <w:szCs w:val="22"/>
+              </w:rPr>
+              <w:t xml:space="preserve">2</w:t>
+            </w:r>
+          </w:p>
+        </w:tc>
+        <w:tc>
+          <w:tcPr>
+            <w:tcW w:type="dxa" w:w="1800"/>
+            <w:tcBorders>
+              <w:top w:val="single" w:color="999999" w:sz="1"/>
+              <w:left w:val="single" w:color="999999" w:sz="1"/>
+              <w:bottom w:val="single" w:color="999999" w:sz="1"/>
+              <w:right w:val="single" w:color="999999" w:sz="1"/>
+            </w:tcBorders>
+            <w:shd w:fill="FFFFFF" w:val="clear"/>
+            <w:tcMar>
+              <w:top w:type="dxa" w:w="60"/>
+              <w:left w:type="dxa" w:w="100"/>
+              <w:bottom w:type="dxa" w:w="60"/>
+              <w:right w:type="dxa" w:w="100"/>
+            </w:tcMar>
+          </w:tcPr>
+          <w:p>
+            <w:pPr>
+              <w:jc w:val="left"/>
+            </w:pPr>
+            <w:r>
+              <w:rPr>
+                <w:rFonts w:ascii="標楷體" w:cs="標楷體" w:eastAsia="標楷體" w:hAnsi="標楷體"/>
+                <w:b w:val="false"/>
+                <w:bCs w:val="false"/>
+                <w:sz w:val="22"/>
+                <w:szCs w:val="22"/>
+              </w:rPr>
+              <w:t xml:space="preserve">2</w:t>
+            </w:r>
+          </w:p>
+        </w:tc>
+        <w:tc>
+          <w:tcPr>
+            <w:tcW w:type="dxa" w:w="1200"/>
+            <w:tcBorders>
+              <w:top w:val="single" w:color="999999" w:sz="1"/>
+              <w:left w:val="single" w:color="999999" w:sz="1"/>
+              <w:bottom w:val="single" w:color="999999" w:sz="1"/>
+              <w:right w:val="single" w:color="999999" w:sz="1"/>
+            </w:tcBorders>
+            <w:shd w:fill="FFFFFF" w:val="clear"/>
+            <w:tcMar>
+              <w:top w:type="dxa" w:w="60"/>
+              <w:left w:type="dxa" w:w="100"/>
+              <w:bottom w:type="dxa" w:w="60"/>
+              <w:right w:type="dxa" w:w="100"/>
+            </w:tcMar>
+          </w:tcPr>
+          <w:p>
+            <w:pPr>
+              <w:jc w:val="left"/>
+            </w:pPr>
+            <w:r>
+              <w:rPr>
+                <w:rFonts w:ascii="標楷體" w:cs="標楷體" w:eastAsia="標楷體" w:hAnsi="標楷體"/>
+                <w:b w:val="false"/>
+                <w:bCs w:val="false"/>
+                <w:sz w:val="22"/>
+                <w:szCs w:val="22"/>
+              </w:rPr>
+              <w:t xml:space="preserve">0</w:t>
+            </w:r>
+          </w:p>
+        </w:tc>
+        <w:tc>
+          <w:tcPr>
+            <w:tcW w:type="dxa" w:w="1900"/>
+            <w:tcBorders>
+              <w:top w:val="single" w:color="999999" w:sz="1"/>
+              <w:left w:val="single" w:color="999999" w:sz="1"/>
+              <w:bottom w:val="single" w:color="999999" w:sz="1"/>
+              <w:right w:val="single" w:color="999999" w:sz="1"/>
+            </w:tcBorders>
+            <w:shd w:fill="FFFFFF" w:val="clear"/>
+            <w:tcMar>
+              <w:top w:type="dxa" w:w="60"/>
+              <w:left w:type="dxa" w:w="100"/>
+              <w:bottom w:type="dxa" w:w="60"/>
+              <w:right w:type="dxa" w:w="100"/>
+            </w:tcMar>
+          </w:tcPr>
+          <w:p>
+            <w:pPr>
+              <w:jc w:val="left"/>
+            </w:pPr>
+            <w:r>
+              <w:rPr>
+                <w:rFonts w:ascii="標楷體" w:cs="標楷體" w:eastAsia="標楷體" w:hAnsi="標楷體"/>
+                <w:b w:val="false"/>
+                <w:bCs w:val="false"/>
+                <w:sz w:val="22"/>
+                <w:szCs w:val="22"/>
+              </w:rPr>
+              <w:t xml:space="preserve">8</w:t>
+            </w:r>
+          </w:p>
+        </w:tc>
+      </w:tr>
+      <w:tr>
+        <w:tc>
+          <w:tcPr>
+            <w:tcW w:type="dxa" w:w="2200"/>
+            <w:tcBorders>
+              <w:top w:val="single" w:color="999999" w:sz="1"/>
+              <w:left w:val="single" w:color="999999" w:sz="1"/>
+              <w:bottom w:val="single" w:color="999999" w:sz="1"/>
+              <w:right w:val="single" w:color="999999" w:sz="1"/>
+            </w:tcBorders>
+            <w:shd w:fill="FFFFFF" w:val="clear"/>
+            <w:tcMar>
+              <w:top w:type="dxa" w:w="60"/>
+              <w:left w:type="dxa" w:w="100"/>
+              <w:bottom w:type="dxa" w:w="60"/>
+              <w:right w:type="dxa" w:w="100"/>
+            </w:tcMar>
+          </w:tcPr>
+          <w:p>
+            <w:pPr>
+              <w:jc w:val="left"/>
+            </w:pPr>
+            <w:r>
+              <w:rPr>
+                <w:rFonts w:ascii="標楷體" w:cs="標楷體" w:eastAsia="標楷體" w:hAnsi="標楷體"/>
+                <w:b w:val="false"/>
+                <w:bCs w:val="false"/>
+                <w:sz w:val="22"/>
+                <w:szCs w:val="22"/>
+              </w:rPr>
+              <w:t xml:space="preserve">S（Syntax error）</w:t>
+            </w:r>
+          </w:p>
+        </w:tc>
+        <w:tc>
+          <w:tcPr>
+            <w:tcW w:type="dxa" w:w="1200"/>
+            <w:tcBorders>
+              <w:top w:val="single" w:color="999999" w:sz="1"/>
+              <w:left w:val="single" w:color="999999" w:sz="1"/>
+              <w:bottom w:val="single" w:color="999999" w:sz="1"/>
+              <w:right w:val="single" w:color="999999" w:sz="1"/>
+            </w:tcBorders>
+            <w:shd w:fill="FFFFFF" w:val="clear"/>
+            <w:tcMar>
+              <w:top w:type="dxa" w:w="60"/>
+              <w:left w:type="dxa" w:w="100"/>
+              <w:bottom w:type="dxa" w:w="60"/>
+              <w:right w:type="dxa" w:w="100"/>
+            </w:tcMar>
+          </w:tcPr>
+          <w:p>
+            <w:pPr>
+              <w:jc w:val="left"/>
+            </w:pPr>
+            <w:r>
+              <w:rPr>
+                <w:rFonts w:ascii="標楷體" w:cs="標楷體" w:eastAsia="標楷體" w:hAnsi="標楷體"/>
+                <w:b w:val="false"/>
+                <w:bCs w:val="false"/>
+                <w:sz w:val="22"/>
+                <w:szCs w:val="22"/>
+              </w:rPr>
+              <w:t xml:space="preserve">0</w:t>
+            </w:r>
+          </w:p>
+        </w:tc>
+        <w:tc>
+          <w:tcPr>
+            <w:tcW w:type="dxa" w:w="1500"/>
+            <w:tcBorders>
+              <w:top w:val="single" w:color="999999" w:sz="1"/>
+              <w:left w:val="single" w:color="999999" w:sz="1"/>
+              <w:bottom w:val="single" w:color="999999" w:sz="1"/>
+              <w:right w:val="single" w:color="999999" w:sz="1"/>
+            </w:tcBorders>
+            <w:shd w:fill="FFFFFF" w:val="clear"/>
+            <w:tcMar>
+              <w:top w:type="dxa" w:w="60"/>
+              <w:left w:type="dxa" w:w="100"/>
+              <w:bottom w:type="dxa" w:w="60"/>
+              <w:right w:type="dxa" w:w="100"/>
+            </w:tcMar>
+          </w:tcPr>
+          <w:p>
+            <w:pPr>
+              <w:jc w:val="left"/>
+            </w:pPr>
+            <w:r>
+              <w:rPr>
+                <w:rFonts w:ascii="標楷體" w:cs="標楷體" w:eastAsia="標楷體" w:hAnsi="標楷體"/>
+                <w:b w:val="false"/>
+                <w:bCs w:val="false"/>
+                <w:sz w:val="22"/>
+                <w:szCs w:val="22"/>
+              </w:rPr>
+              <w:t xml:space="preserve">3</w:t>
+            </w:r>
+          </w:p>
+        </w:tc>
+        <w:tc>
+          <w:tcPr>
+            <w:tcW w:type="dxa" w:w="1500"/>
+            <w:tcBorders>
+              <w:top w:val="single" w:color="999999" w:sz="1"/>
+              <w:left w:val="single" w:color="999999" w:sz="1"/>
+              <w:bottom w:val="single" w:color="999999" w:sz="1"/>
+              <w:right w:val="single" w:color="999999" w:sz="1"/>
+            </w:tcBorders>
+            <w:shd w:fill="FFFFFF" w:val="clear"/>
+            <w:tcMar>
+              <w:top w:type="dxa" w:w="60"/>
+              <w:left w:type="dxa" w:w="100"/>
+              <w:bottom w:type="dxa" w:w="60"/>
+              <w:right w:type="dxa" w:w="100"/>
+            </w:tcMar>
+          </w:tcPr>
+          <w:p>
+            <w:pPr>
+              <w:jc w:val="left"/>
+            </w:pPr>
+            <w:r>
+              <w:rPr>
+                <w:rFonts w:ascii="標楷體" w:cs="標楷體" w:eastAsia="標楷體" w:hAnsi="標楷體"/>
+                <w:b w:val="false"/>
+                <w:bCs w:val="false"/>
+                <w:sz w:val="22"/>
+                <w:szCs w:val="22"/>
+              </w:rPr>
+              <w:t xml:space="preserve">1</w:t>
+            </w:r>
+          </w:p>
+        </w:tc>
+        <w:tc>
+          <w:tcPr>
+            <w:tcW w:type="dxa" w:w="1800"/>
+            <w:tcBorders>
+              <w:top w:val="single" w:color="999999" w:sz="1"/>
+              <w:left w:val="single" w:color="999999" w:sz="1"/>
+              <w:bottom w:val="single" w:color="999999" w:sz="1"/>
+              <w:right w:val="single" w:color="999999" w:sz="1"/>
+            </w:tcBorders>
+            <w:shd w:fill="FFFFFF" w:val="clear"/>
+            <w:tcMar>
+              <w:top w:type="dxa" w:w="60"/>
+              <w:left w:type="dxa" w:w="100"/>
+              <w:bottom w:type="dxa" w:w="60"/>
+              <w:right w:type="dxa" w:w="100"/>
+            </w:tcMar>
+          </w:tcPr>
+          <w:p>
+            <w:pPr>
+              <w:jc w:val="left"/>
+            </w:pPr>
+            <w:r>
+              <w:rPr>
+                <w:rFonts w:ascii="標楷體" w:cs="標楷體" w:eastAsia="標楷體" w:hAnsi="標楷體"/>
+                <w:b w:val="false"/>
+                <w:bCs w:val="false"/>
+                <w:sz w:val="22"/>
+                <w:szCs w:val="22"/>
+              </w:rPr>
+              <w:t xml:space="preserve">3</w:t>
+            </w:r>
+          </w:p>
+        </w:tc>
+        <w:tc>
+          <w:tcPr>
+            <w:tcW w:type="dxa" w:w="1200"/>
+            <w:tcBorders>
+              <w:top w:val="single" w:color="999999" w:sz="1"/>
+              <w:left w:val="single" w:color="999999" w:sz="1"/>
+              <w:bottom w:val="single" w:color="999999" w:sz="1"/>
+              <w:right w:val="single" w:color="999999" w:sz="1"/>
+            </w:tcBorders>
+            <w:shd w:fill="FFFFFF" w:val="clear"/>
+            <w:tcMar>
+              <w:top w:type="dxa" w:w="60"/>
+              <w:left w:type="dxa" w:w="100"/>
+              <w:bottom w:type="dxa" w:w="60"/>
+              <w:right w:type="dxa" w:w="100"/>
+            </w:tcMar>
+          </w:tcPr>
+          <w:p>
+            <w:pPr>
+              <w:jc w:val="left"/>
+            </w:pPr>
+            <w:r>
+              <w:rPr>
+                <w:rFonts w:ascii="標楷體" w:cs="標楷體" w:eastAsia="標楷體" w:hAnsi="標楷體"/>
+                <w:b w:val="false"/>
+                <w:bCs w:val="false"/>
+                <w:sz w:val="22"/>
+                <w:szCs w:val="22"/>
+              </w:rPr>
+              <w:t xml:space="preserve">0</w:t>
+            </w:r>
+          </w:p>
+        </w:tc>
+        <w:tc>
+          <w:tcPr>
+            <w:tcW w:type="dxa" w:w="1900"/>
+            <w:tcBorders>
+              <w:top w:val="single" w:color="999999" w:sz="1"/>
+              <w:left w:val="single" w:color="999999" w:sz="1"/>
+              <w:bottom w:val="single" w:color="999999" w:sz="1"/>
+              <w:right w:val="single" w:color="999999" w:sz="1"/>
+            </w:tcBorders>
+            <w:shd w:fill="FFFFFF" w:val="clear"/>
+            <w:tcMar>
+              <w:top w:type="dxa" w:w="60"/>
+              <w:left w:type="dxa" w:w="100"/>
+              <w:bottom w:type="dxa" w:w="60"/>
+              <w:right w:type="dxa" w:w="100"/>
+            </w:tcMar>
+          </w:tcPr>
+          <w:p>
+            <w:pPr>
+              <w:jc w:val="left"/>
+            </w:pPr>
+            <w:r>
+              <w:rPr>
+                <w:rFonts w:ascii="標楷體" w:cs="標楷體" w:eastAsia="標楷體" w:hAnsi="標楷體"/>
+                <w:b w:val="false"/>
+                <w:bCs w:val="false"/>
+                <w:sz w:val="22"/>
+                <w:szCs w:val="22"/>
+              </w:rPr>
+              <w:t xml:space="preserve">1</w:t>
+            </w:r>
+          </w:p>
+        </w:tc>
+      </w:tr>
+      <w:tr>
+        <w:tc>
+          <w:tcPr>
+            <w:tcW w:type="dxa" w:w="2200"/>
+            <w:tcBorders>
+              <w:top w:val="single" w:color="999999" w:sz="1"/>
+              <w:left w:val="single" w:color="999999" w:sz="1"/>
+              <w:bottom w:val="single" w:color="999999" w:sz="1"/>
+              <w:right w:val="single" w:color="999999" w:sz="1"/>
+            </w:tcBorders>
+            <w:shd w:fill="FFFFFF" w:val="clear"/>
+            <w:tcMar>
+              <w:top w:type="dxa" w:w="60"/>
+              <w:left w:type="dxa" w:w="100"/>
+              <w:bottom w:type="dxa" w:w="60"/>
+              <w:right w:type="dxa" w:w="100"/>
+            </w:tcMar>
+          </w:tcPr>
+          <w:p>
+            <w:pPr>
+              <w:jc w:val="left"/>
+            </w:pPr>
+            <w:r>
+              <w:rPr>
+                <w:rFonts w:ascii="標楷體" w:cs="標楷體" w:eastAsia="標楷體" w:hAnsi="標楷體"/>
+                <w:b w:val="false"/>
+                <w:bCs w:val="false"/>
+                <w:sz w:val="22"/>
+                <w:szCs w:val="22"/>
+              </w:rPr>
+              <w:t xml:space="preserve">Ys（Synthesis error）</w:t>
+            </w:r>
+          </w:p>
+        </w:tc>
+        <w:tc>
+          <w:tcPr>
+            <w:tcW w:type="dxa" w:w="1200"/>
+            <w:tcBorders>
+              <w:top w:val="single" w:color="999999" w:sz="1"/>
+              <w:left w:val="single" w:color="999999" w:sz="1"/>
+              <w:bottom w:val="single" w:color="999999" w:sz="1"/>
+              <w:right w:val="single" w:color="999999" w:sz="1"/>
+            </w:tcBorders>
+            <w:shd w:fill="FFFFFF" w:val="clear"/>
+            <w:tcMar>
+              <w:top w:type="dxa" w:w="60"/>
+              <w:left w:type="dxa" w:w="100"/>
+              <w:bottom w:type="dxa" w:w="60"/>
+              <w:right w:type="dxa" w:w="100"/>
+            </w:tcMar>
+          </w:tcPr>
+          <w:p>
+            <w:pPr>
+              <w:jc w:val="left"/>
+            </w:pPr>
+            <w:r>
+              <w:rPr>
+                <w:rFonts w:ascii="標楷體" w:cs="標楷體" w:eastAsia="標楷體" w:hAnsi="標楷體"/>
+                <w:b w:val="false"/>
+                <w:bCs w:val="false"/>
+                <w:sz w:val="22"/>
+                <w:szCs w:val="22"/>
+              </w:rPr>
+              <w:t xml:space="preserve">3</w:t>
+            </w:r>
+          </w:p>
+        </w:tc>
+        <w:tc>
+          <w:tcPr>
+            <w:tcW w:type="dxa" w:w="1500"/>
+            <w:tcBorders>
+              <w:top w:val="single" w:color="999999" w:sz="1"/>
+              <w:left w:val="single" w:color="999999" w:sz="1"/>
+              <w:bottom w:val="single" w:color="999999" w:sz="1"/>
+              <w:right w:val="single" w:color="999999" w:sz="1"/>
+            </w:tcBorders>
+            <w:shd w:fill="FFFFFF" w:val="clear"/>
+            <w:tcMar>
+              <w:top w:type="dxa" w:w="60"/>
+              <w:left w:type="dxa" w:w="100"/>
+              <w:bottom w:type="dxa" w:w="60"/>
+              <w:right w:type="dxa" w:w="100"/>
+            </w:tcMar>
+          </w:tcPr>
+          <w:p>
+            <w:pPr>
+              <w:jc w:val="left"/>
+            </w:pPr>
+            <w:r>
+              <w:rPr>
+                <w:rFonts w:ascii="標楷體" w:cs="標楷體" w:eastAsia="標楷體" w:hAnsi="標楷體"/>
+                <w:b w:val="false"/>
+                <w:bCs w:val="false"/>
+                <w:sz w:val="22"/>
+                <w:szCs w:val="22"/>
+              </w:rPr>
+              <w:t xml:space="preserve">1</w:t>
+            </w:r>
+          </w:p>
+        </w:tc>
+        <w:tc>
+          <w:tcPr>
+            <w:tcW w:type="dxa" w:w="1500"/>
+            <w:tcBorders>
+              <w:top w:val="single" w:color="999999" w:sz="1"/>
+              <w:left w:val="single" w:color="999999" w:sz="1"/>
+              <w:bottom w:val="single" w:color="999999" w:sz="1"/>
+              <w:right w:val="single" w:color="999999" w:sz="1"/>
+            </w:tcBorders>
+            <w:shd w:fill="FFFFFF" w:val="clear"/>
+            <w:tcMar>
+              <w:top w:type="dxa" w:w="60"/>
+              <w:left w:type="dxa" w:w="100"/>
+              <w:bottom w:type="dxa" w:w="60"/>
+              <w:right w:type="dxa" w:w="100"/>
+            </w:tcMar>
+          </w:tcPr>
+          <w:p>
+            <w:pPr>
+              <w:jc w:val="left"/>
+            </w:pPr>
+            <w:r>
+              <w:rPr>
+                <w:rFonts w:ascii="標楷體" w:cs="標楷體" w:eastAsia="標楷體" w:hAnsi="標楷體"/>
+                <w:b w:val="false"/>
+                <w:bCs w:val="false"/>
+                <w:sz w:val="22"/>
+                <w:szCs w:val="22"/>
+              </w:rPr>
+              <w:t xml:space="preserve">0</w:t>
+            </w:r>
+          </w:p>
+        </w:tc>
+        <w:tc>
+          <w:tcPr>
+            <w:tcW w:type="dxa" w:w="1800"/>
+            <w:tcBorders>
+              <w:top w:val="single" w:color="999999" w:sz="1"/>
+              <w:left w:val="single" w:color="999999" w:sz="1"/>
+              <w:bottom w:val="single" w:color="999999" w:sz="1"/>
+              <w:right w:val="single" w:color="999999" w:sz="1"/>
+            </w:tcBorders>
+            <w:shd w:fill="FFFFFF" w:val="clear"/>
+            <w:tcMar>
+              <w:top w:type="dxa" w:w="60"/>
+              <w:left w:type="dxa" w:w="100"/>
+              <w:bottom w:type="dxa" w:w="60"/>
+              <w:right w:type="dxa" w:w="100"/>
+            </w:tcMar>
+          </w:tcPr>
+          <w:p>
+            <w:pPr>
+              <w:jc w:val="left"/>
+            </w:pPr>
+            <w:r>
+              <w:rPr>
+                <w:rFonts w:ascii="標楷體" w:cs="標楷體" w:eastAsia="標楷體" w:hAnsi="標楷體"/>
+                <w:b w:val="false"/>
+                <w:bCs w:val="false"/>
+                <w:sz w:val="22"/>
+                <w:szCs w:val="22"/>
+              </w:rPr>
+              <w:t xml:space="preserve">0</w:t>
+            </w:r>
+          </w:p>
+        </w:tc>
+        <w:tc>
+          <w:tcPr>
+            <w:tcW w:type="dxa" w:w="1200"/>
+            <w:tcBorders>
+              <w:top w:val="single" w:color="999999" w:sz="1"/>
+              <w:left w:val="single" w:color="999999" w:sz="1"/>
+              <w:bottom w:val="single" w:color="999999" w:sz="1"/>
+              <w:right w:val="single" w:color="999999" w:sz="1"/>
+            </w:tcBorders>
+            <w:shd w:fill="FFFFFF" w:val="clear"/>
+            <w:tcMar>
+              <w:top w:type="dxa" w:w="60"/>
+              <w:left w:type="dxa" w:w="100"/>
+              <w:bottom w:type="dxa" w:w="60"/>
+              <w:right w:type="dxa" w:w="100"/>
+            </w:tcMar>
+          </w:tcPr>
+          <w:p>
+            <w:pPr>
+              <w:jc w:val="left"/>
+            </w:pPr>
+            <w:r>
+              <w:rPr>
+                <w:rFonts w:ascii="標楷體" w:cs="標楷體" w:eastAsia="標楷體" w:hAnsi="標楷體"/>
+                <w:b w:val="false"/>
+                <w:bCs w:val="false"/>
+                <w:sz w:val="22"/>
+                <w:szCs w:val="22"/>
+              </w:rPr>
+              <w:t xml:space="preserve">0</w:t>
+            </w:r>
+          </w:p>
+        </w:tc>
+        <w:tc>
+          <w:tcPr>
+            <w:tcW w:type="dxa" w:w="1900"/>
+            <w:tcBorders>
+              <w:top w:val="single" w:color="999999" w:sz="1"/>
+              <w:left w:val="single" w:color="999999" w:sz="1"/>
+              <w:bottom w:val="single" w:color="999999" w:sz="1"/>
+              <w:right w:val="single" w:color="999999" w:sz="1"/>
+            </w:tcBorders>
+            <w:shd w:fill="FFFFFF" w:val="clear"/>
+            <w:tcMar>
+              <w:top w:type="dxa" w:w="60"/>
+              <w:left w:type="dxa" w:w="100"/>
+              <w:bottom w:type="dxa" w:w="60"/>
+              <w:right w:type="dxa" w:w="100"/>
+            </w:tcMar>
+          </w:tcPr>
+          <w:p>
+            <w:pPr>
+              <w:jc w:val="left"/>
+            </w:pPr>
+            <w:r>
+              <w:rPr>
+                <w:rFonts w:ascii="標楷體" w:cs="標楷體" w:eastAsia="標楷體" w:hAnsi="標楷體"/>
+                <w:b w:val="false"/>
+                <w:bCs w:val="false"/>
+                <w:sz w:val="22"/>
+                <w:szCs w:val="22"/>
+              </w:rPr>
+              <w:t xml:space="preserve">0</w:t>
+            </w:r>
+          </w:p>
+        </w:tc>
+      </w:tr>
+      <w:tr>
+        <w:tc>
+          <w:tcPr>
+            <w:tcW w:type="dxa" w:w="2200"/>
+            <w:tcBorders>
+              <w:top w:val="single" w:color="999999" w:sz="1"/>
+              <w:left w:val="single" w:color="999999" w:sz="1"/>
+              <w:bottom w:val="single" w:color="999999" w:sz="1"/>
+              <w:right w:val="single" w:color="999999" w:sz="1"/>
+            </w:tcBorders>
+            <w:shd w:fill="FFFFFF" w:val="clear"/>
+            <w:tcMar>
+              <w:top w:type="dxa" w:w="60"/>
+              <w:left w:type="dxa" w:w="100"/>
+              <w:bottom w:type="dxa" w:w="60"/>
+              <w:right w:type="dxa" w:w="100"/>
+            </w:tcMar>
+          </w:tcPr>
+          <w:p>
+            <w:pPr>
+              <w:jc w:val="left"/>
+            </w:pPr>
+            <w:r>
+              <w:rPr>
+                <w:rFonts w:ascii="標楷體" w:cs="標楷體" w:eastAsia="標楷體" w:hAnsi="標楷體"/>
+                <w:b w:val="false"/>
+                <w:bCs w:val="false"/>
+                <w:sz w:val="22"/>
+                <w:szCs w:val="22"/>
+              </w:rPr>
+              <w:t xml:space="preserve">p（Port binding）</w:t>
+            </w:r>
+          </w:p>
+        </w:tc>
+        <w:tc>
+          <w:tcPr>
+            <w:tcW w:type="dxa" w:w="1200"/>
+            <w:tcBorders>
+              <w:top w:val="single" w:color="999999" w:sz="1"/>
+              <w:left w:val="single" w:color="999999" w:sz="1"/>
+              <w:bottom w:val="single" w:color="999999" w:sz="1"/>
+              <w:right w:val="single" w:color="999999" w:sz="1"/>
+            </w:tcBorders>
+            <w:shd w:fill="FFFFFF" w:val="clear"/>
+            <w:tcMar>
+              <w:top w:type="dxa" w:w="60"/>
+              <w:left w:type="dxa" w:w="100"/>
+              <w:bottom w:type="dxa" w:w="60"/>
+              <w:right w:type="dxa" w:w="100"/>
+            </w:tcMar>
+          </w:tcPr>
+          <w:p>
+            <w:pPr>
+              <w:jc w:val="left"/>
+            </w:pPr>
+            <w:r>
+              <w:rPr>
+                <w:rFonts w:ascii="標楷體" w:cs="標楷體" w:eastAsia="標楷體" w:hAnsi="標楷體"/>
+                <w:b w:val="false"/>
+                <w:bCs w:val="false"/>
+                <w:sz w:val="22"/>
+                <w:szCs w:val="22"/>
+              </w:rPr>
+              <w:t xml:space="preserve">0</w:t>
+            </w:r>
+          </w:p>
+        </w:tc>
+        <w:tc>
+          <w:tcPr>
+            <w:tcW w:type="dxa" w:w="1500"/>
+            <w:tcBorders>
+              <w:top w:val="single" w:color="999999" w:sz="1"/>
+              <w:left w:val="single" w:color="999999" w:sz="1"/>
+              <w:bottom w:val="single" w:color="999999" w:sz="1"/>
+              <w:right w:val="single" w:color="999999" w:sz="1"/>
+            </w:tcBorders>
+            <w:shd w:fill="FFFFFF" w:val="clear"/>
+            <w:tcMar>
+              <w:top w:type="dxa" w:w="60"/>
+              <w:left w:type="dxa" w:w="100"/>
+              <w:bottom w:type="dxa" w:w="60"/>
+              <w:right w:type="dxa" w:w="100"/>
+            </w:tcMar>
+          </w:tcPr>
+          <w:p>
+            <w:pPr>
+              <w:jc w:val="left"/>
+            </w:pPr>
+            <w:r>
+              <w:rPr>
+                <w:rFonts w:ascii="標楷體" w:cs="標楷體" w:eastAsia="標楷體" w:hAnsi="標楷體"/>
+                <w:b w:val="false"/>
+                <w:bCs w:val="false"/>
+                <w:sz w:val="22"/>
+                <w:szCs w:val="22"/>
+              </w:rPr>
+              <w:t xml:space="preserve">0</w:t>
+            </w:r>
+          </w:p>
+        </w:tc>
+        <w:tc>
+          <w:tcPr>
+            <w:tcW w:type="dxa" w:w="1500"/>
+            <w:tcBorders>
+              <w:top w:val="single" w:color="999999" w:sz="1"/>
+              <w:left w:val="single" w:color="999999" w:sz="1"/>
+              <w:bottom w:val="single" w:color="999999" w:sz="1"/>
+              <w:right w:val="single" w:color="999999" w:sz="1"/>
+            </w:tcBorders>
+            <w:shd w:fill="FFFFFF" w:val="clear"/>
+            <w:tcMar>
+              <w:top w:type="dxa" w:w="60"/>
+              <w:left w:type="dxa" w:w="100"/>
+              <w:bottom w:type="dxa" w:w="60"/>
+              <w:right w:type="dxa" w:w="100"/>
+            </w:tcMar>
+          </w:tcPr>
+          <w:p>
+            <w:pPr>
+              <w:jc w:val="left"/>
+            </w:pPr>
+            <w:r>
+              <w:rPr>
+                <w:rFonts w:ascii="標楷體" w:cs="標楷體" w:eastAsia="標楷體" w:hAnsi="標楷體"/>
+                <w:b w:val="false"/>
+                <w:bCs w:val="false"/>
+                <w:sz w:val="22"/>
+                <w:szCs w:val="22"/>
+              </w:rPr>
+              <w:t xml:space="preserve">1</w:t>
+            </w:r>
+          </w:p>
+        </w:tc>
+        <w:tc>
+          <w:tcPr>
+            <w:tcW w:type="dxa" w:w="1800"/>
+            <w:tcBorders>
+              <w:top w:val="single" w:color="999999" w:sz="1"/>
+              <w:left w:val="single" w:color="999999" w:sz="1"/>
+              <w:bottom w:val="single" w:color="999999" w:sz="1"/>
+              <w:right w:val="single" w:color="999999" w:sz="1"/>
+            </w:tcBorders>
+            <w:shd w:fill="FFFFFF" w:val="clear"/>
+            <w:tcMar>
+              <w:top w:type="dxa" w:w="60"/>
+              <w:left w:type="dxa" w:w="100"/>
+              <w:bottom w:type="dxa" w:w="60"/>
+              <w:right w:type="dxa" w:w="100"/>
+            </w:tcMar>
+          </w:tcPr>
+          <w:p>
+            <w:pPr>
+              <w:jc w:val="left"/>
+            </w:pPr>
+            <w:r>
+              <w:rPr>
+                <w:rFonts w:ascii="標楷體" w:cs="標楷體" w:eastAsia="標楷體" w:hAnsi="標楷體"/>
+                <w:b w:val="false"/>
+                <w:bCs w:val="false"/>
+                <w:sz w:val="22"/>
+                <w:szCs w:val="22"/>
+              </w:rPr>
+              <w:t xml:space="preserve">0</w:t>
+            </w:r>
+          </w:p>
+        </w:tc>
+        <w:tc>
+          <w:tcPr>
+            <w:tcW w:type="dxa" w:w="1200"/>
+            <w:tcBorders>
+              <w:top w:val="single" w:color="999999" w:sz="1"/>
+              <w:left w:val="single" w:color="999999" w:sz="1"/>
+              <w:bottom w:val="single" w:color="999999" w:sz="1"/>
+              <w:right w:val="single" w:color="999999" w:sz="1"/>
+            </w:tcBorders>
+            <w:shd w:fill="FFFFFF" w:val="clear"/>
+            <w:tcMar>
+              <w:top w:type="dxa" w:w="60"/>
+              <w:left w:type="dxa" w:w="100"/>
+              <w:bottom w:type="dxa" w:w="60"/>
+              <w:right w:type="dxa" w:w="100"/>
+            </w:tcMar>
+          </w:tcPr>
+          <w:p>
+            <w:pPr>
+              <w:jc w:val="left"/>
+            </w:pPr>
+            <w:r>
+              <w:rPr>
+                <w:rFonts w:ascii="標楷體" w:cs="標楷體" w:eastAsia="標楷體" w:hAnsi="標楷體"/>
+                <w:b w:val="false"/>
+                <w:bCs w:val="false"/>
+                <w:sz w:val="22"/>
+                <w:szCs w:val="22"/>
+              </w:rPr>
+              <w:t xml:space="preserve">1</w:t>
+            </w:r>
+          </w:p>
+        </w:tc>
+        <w:tc>
+          <w:tcPr>
+            <w:tcW w:type="dxa" w:w="1900"/>
+            <w:tcBorders>
+              <w:top w:val="single" w:color="999999" w:sz="1"/>
+              <w:left w:val="single" w:color="999999" w:sz="1"/>
+              <w:bottom w:val="single" w:color="999999" w:sz="1"/>
+              <w:right w:val="single" w:color="999999" w:sz="1"/>
+            </w:tcBorders>
+            <w:shd w:fill="FFFFFF" w:val="clear"/>
+            <w:tcMar>
+              <w:top w:type="dxa" w:w="60"/>
+              <w:left w:type="dxa" w:w="100"/>
+              <w:bottom w:type="dxa" w:w="60"/>
+              <w:right w:type="dxa" w:w="100"/>
+            </w:tcMar>
+          </w:tcPr>
+          <w:p>
+            <w:pPr>
+              <w:jc w:val="left"/>
+            </w:pPr>
+            <w:r>
+              <w:rPr>
+                <w:rFonts w:ascii="標楷體" w:cs="標楷體" w:eastAsia="標楷體" w:hAnsi="標楷體"/>
+                <w:b w:val="false"/>
+                <w:bCs w:val="false"/>
+                <w:sz w:val="22"/>
+                <w:szCs w:val="22"/>
+              </w:rPr>
+              <w:t xml:space="preserve">0</w:t>
+            </w:r>
+          </w:p>
+        </w:tc>
+      </w:tr>
+      <w:tr>
+        <w:tc>
+          <w:tcPr>
+            <w:tcW w:type="dxa" w:w="2200"/>
+            <w:tcBorders>
+              <w:top w:val="single" w:color="999999" w:sz="1"/>
+              <w:left w:val="single" w:color="999999" w:sz="1"/>
+              <w:bottom w:val="single" w:color="999999" w:sz="1"/>
+              <w:right w:val="single" w:color="999999" w:sz="1"/>
+            </w:tcBorders>
+            <w:shd w:fill="FFFFFF" w:val="clear"/>
+            <w:tcMar>
+              <w:top w:type="dxa" w:w="60"/>
+              <w:left w:type="dxa" w:w="100"/>
+              <w:bottom w:type="dxa" w:w="60"/>
+              <w:right w:type="dxa" w:w="100"/>
+            </w:tcMar>
+          </w:tcPr>
+          <w:p>
+            <w:pPr>
+              <w:jc w:val="left"/>
+            </w:pPr>
+            <w:r>
+              <w:rPr>
+                <w:rFonts w:ascii="標楷體" w:cs="標楷體" w:eastAsia="標楷體" w:hAnsi="標楷體"/>
+                <w:b w:val="false"/>
+                <w:bCs w:val="false"/>
+                <w:sz w:val="22"/>
+                <w:szCs w:val="22"/>
+              </w:rPr>
+              <w:t xml:space="preserve">合計</w:t>
+            </w:r>
+          </w:p>
+        </w:tc>
+        <w:tc>
+          <w:tcPr>
+            <w:tcW w:type="dxa" w:w="1200"/>
+            <w:tcBorders>
+              <w:top w:val="single" w:color="999999" w:sz="1"/>
+              <w:left w:val="single" w:color="999999" w:sz="1"/>
+              <w:bottom w:val="single" w:color="999999" w:sz="1"/>
+              <w:right w:val="single" w:color="999999" w:sz="1"/>
+            </w:tcBorders>
+            <w:shd w:fill="FFFFFF" w:val="clear"/>
+            <w:tcMar>
+              <w:top w:type="dxa" w:w="60"/>
+              <w:left w:type="dxa" w:w="100"/>
+              <w:bottom w:type="dxa" w:w="60"/>
+              <w:right w:type="dxa" w:w="100"/>
+            </w:tcMar>
+          </w:tcPr>
+          <w:p>
+            <w:pPr>
+              <w:jc w:val="left"/>
+            </w:pPr>
+            <w:r>
+              <w:rPr>
+                <w:rFonts w:ascii="標楷體" w:cs="標楷體" w:eastAsia="標楷體" w:hAnsi="標楷體"/>
+                <w:b w:val="false"/>
+                <w:bCs w:val="false"/>
+                <w:sz w:val="22"/>
+                <w:szCs w:val="22"/>
+              </w:rPr>
+              <w:t xml:space="preserve">99</w:t>
+            </w:r>
+          </w:p>
+        </w:tc>
+        <w:tc>
+          <w:tcPr>
+            <w:tcW w:type="dxa" w:w="1500"/>
+            <w:tcBorders>
+              <w:top w:val="single" w:color="999999" w:sz="1"/>
+              <w:left w:val="single" w:color="999999" w:sz="1"/>
+              <w:bottom w:val="single" w:color="999999" w:sz="1"/>
+              <w:right w:val="single" w:color="999999" w:sz="1"/>
+            </w:tcBorders>
+            <w:shd w:fill="FFFFFF" w:val="clear"/>
+            <w:tcMar>
+              <w:top w:type="dxa" w:w="60"/>
+              <w:left w:type="dxa" w:w="100"/>
+              <w:bottom w:type="dxa" w:w="60"/>
+              <w:right w:type="dxa" w:w="100"/>
+            </w:tcMar>
+          </w:tcPr>
+          <w:p>
+            <w:pPr>
+              <w:jc w:val="left"/>
+            </w:pPr>
+            <w:r>
+              <w:rPr>
+                <w:rFonts w:ascii="標楷體" w:cs="標楷體" w:eastAsia="標楷體" w:hAnsi="標楷體"/>
+                <w:b w:val="false"/>
+                <w:bCs w:val="false"/>
+                <w:sz w:val="22"/>
+                <w:szCs w:val="22"/>
+              </w:rPr>
+              <w:t xml:space="preserve">130</w:t>
+            </w:r>
+          </w:p>
+        </w:tc>
+        <w:tc>
+          <w:tcPr>
+            <w:tcW w:type="dxa" w:w="1500"/>
+            <w:tcBorders>
+              <w:top w:val="single" w:color="999999" w:sz="1"/>
+              <w:left w:val="single" w:color="999999" w:sz="1"/>
+              <w:bottom w:val="single" w:color="999999" w:sz="1"/>
+              <w:right w:val="single" w:color="999999" w:sz="1"/>
+            </w:tcBorders>
+            <w:shd w:fill="FFFFFF" w:val="clear"/>
+            <w:tcMar>
+              <w:top w:type="dxa" w:w="60"/>
+              <w:left w:type="dxa" w:w="100"/>
+              <w:bottom w:type="dxa" w:w="60"/>
+              <w:right w:type="dxa" w:w="100"/>
+            </w:tcMar>
+          </w:tcPr>
+          <w:p>
+            <w:pPr>
+              <w:jc w:val="left"/>
+            </w:pPr>
+            <w:r>
+              <w:rPr>
+                <w:rFonts w:ascii="標楷體" w:cs="標楷體" w:eastAsia="標楷體" w:hAnsi="標楷體"/>
+                <w:b w:val="false"/>
+                <w:bCs w:val="false"/>
+                <w:sz w:val="22"/>
+                <w:szCs w:val="22"/>
+              </w:rPr>
+              <w:t xml:space="preserve">117</w:t>
+            </w:r>
+          </w:p>
+        </w:tc>
+        <w:tc>
+          <w:tcPr>
+            <w:tcW w:type="dxa" w:w="1800"/>
+            <w:tcBorders>
+              <w:top w:val="single" w:color="999999" w:sz="1"/>
+              <w:left w:val="single" w:color="999999" w:sz="1"/>
+              <w:bottom w:val="single" w:color="999999" w:sz="1"/>
+              <w:right w:val="single" w:color="999999" w:sz="1"/>
+            </w:tcBorders>
+            <w:shd w:fill="FFFFFF" w:val="clear"/>
+            <w:tcMar>
+              <w:top w:type="dxa" w:w="60"/>
+              <w:left w:type="dxa" w:w="100"/>
+              <w:bottom w:type="dxa" w:w="60"/>
+              <w:right w:type="dxa" w:w="100"/>
+            </w:tcMar>
+          </w:tcPr>
+          <w:p>
+            <w:pPr>
+              <w:jc w:val="left"/>
+            </w:pPr>
+            <w:r>
+              <w:rPr>
+                <w:rFonts w:ascii="標楷體" w:cs="標楷體" w:eastAsia="標楷體" w:hAnsi="標楷體"/>
+                <w:b w:val="false"/>
+                <w:bCs w:val="false"/>
+                <w:sz w:val="22"/>
+                <w:szCs w:val="22"/>
+              </w:rPr>
+              <w:t xml:space="preserve">130</w:t>
+            </w:r>
+          </w:p>
+        </w:tc>
+        <w:tc>
+          <w:tcPr>
+            <w:tcW w:type="dxa" w:w="1200"/>
+            <w:tcBorders>
+              <w:top w:val="single" w:color="999999" w:sz="1"/>
+              <w:left w:val="single" w:color="999999" w:sz="1"/>
+              <w:bottom w:val="single" w:color="999999" w:sz="1"/>
+              <w:right w:val="single" w:color="999999" w:sz="1"/>
+            </w:tcBorders>
+            <w:shd w:fill="FFFFFF" w:val="clear"/>
+            <w:tcMar>
+              <w:top w:type="dxa" w:w="60"/>
+              <w:left w:type="dxa" w:w="100"/>
+              <w:bottom w:type="dxa" w:w="60"/>
+              <w:right w:type="dxa" w:w="100"/>
+            </w:tcMar>
+          </w:tcPr>
+          <w:p>
+            <w:pPr>
+              <w:jc w:val="left"/>
+            </w:pPr>
+            <w:r>
+              <w:rPr>
+                <w:rFonts w:ascii="標楷體" w:cs="標楷體" w:eastAsia="標楷體" w:hAnsi="標楷體"/>
+                <w:b w:val="false"/>
+                <w:bCs w:val="false"/>
+                <w:sz w:val="22"/>
+                <w:szCs w:val="22"/>
+              </w:rPr>
+              <w:t xml:space="preserve">20</w:t>
+            </w:r>
+          </w:p>
+        </w:tc>
+        <w:tc>
+          <w:tcPr>
+            <w:tcW w:type="dxa" w:w="1900"/>
+            <w:tcBorders>
+              <w:top w:val="single" w:color="999999" w:sz="1"/>
+              <w:left w:val="single" w:color="999999" w:sz="1"/>
+              <w:bottom w:val="single" w:color="999999" w:sz="1"/>
+              <w:right w:val="single" w:color="999999" w:sz="1"/>
+            </w:tcBorders>
+            <w:shd w:fill="FFFFFF" w:val="clear"/>
+            <w:tcMar>
+              <w:top w:type="dxa" w:w="60"/>
+              <w:left w:type="dxa" w:w="100"/>
+              <w:bottom w:type="dxa" w:w="60"/>
+              <w:right w:type="dxa" w:w="100"/>
+            </w:tcMar>
+          </w:tcPr>
+          <w:p>
+            <w:pPr>
+              <w:jc w:val="left"/>
+            </w:pPr>
+            <w:r>
+              <w:rPr>
+                <w:rFonts w:ascii="標楷體" w:cs="標楷體" w:eastAsia="標楷體" w:hAnsi="標楷體"/>
+                <w:b w:val="false"/>
+                <w:bCs w:val="false"/>
+                <w:sz w:val="22"/>
+                <w:szCs w:val="22"/>
+              </w:rPr>
+              <w:t xml:space="preserve">147</w:t>
+            </w:r>
+          </w:p>
+        </w:tc>
+      </w:tr>
+    </w:tbl>
+    <w:p>
+      <w:pPr>
+        <w:spacing w:after="20" w:before="20"/>
+      </w:pPr>
+      <w:r>
+        <w:t xml:space="preserve"/>
+      </w:r>
+    </w:p>
+    <w:p>
+      <w:pPr>
+        <w:spacing w:after="40" w:before="40" w:line="360" w:lineRule="auto"/>
+      </w:pPr>
+      <w:r>
+        <w:rPr>
+          <w:rFonts w:ascii="標楷體" w:cs="標楷體" w:eastAsia="標楷體" w:hAnsi="標楷體"/>
+          <w:b w:val="false"/>
+          <w:bCs w:val="false"/>
+          <w:sz w:val="24"/>
+          <w:szCs w:val="24"/>
+        </w:rPr>
+        <w:t xml:space="preserve">以下為主要觀察：</w:t>
       </w:r>
     </w:p>
     <w:p>
@@ -5669,7 +12283,7 @@
           <w:sz w:val="24"/>
           <w:szCs w:val="24"/>
         </w:rPr>
-        <w:t xml:space="preserve">模型固定：本研究使用 Gemini gemini-3.1-flash-lite，未探討不同 LLM 或 model scale 的影響。</w:t>
+        <w:t xml:space="preserve">R 類錯誤在所有實驗組中均佔 72–80%，是系統最主要的未解決問題。R 類代表程式碼能編譯但模擬輸出有誤，通常涉及 FSM 邏輯、輸出時序或計數器邊界等難以從 mismatch count 直接定位的問題。</w:t>
       </w:r>
     </w:p>
     <w:p>
@@ -5687,7 +12301,7 @@
           <w:sz w:val="24"/>
           <w:szCs w:val="24"/>
         </w:rPr>
-        <w:t xml:space="preserve">無梯度更新：In-Context RL 不修改模型參數，每道題的修正知識不會被保留。跨題目的「學習」僅透過 prompt 規則靜態編碼。</w:t>
+        <w:t xml:space="preserve">agent 的累積錯誤總次數（99）顯著少於 no_helper_tools（130），兩組通過率卻相近（93.6% vs 92.3%）。這說明輔助工具幫助模型更快速地收斂到正確答案，減少了中途的失敗 attempt 次數，即使對最終通過率的影響有限。</w:t>
       </w:r>
     </w:p>
     <w:p>
@@ -5705,38 +12319,7 @@
           <w:sz w:val="24"/>
           <w:szCs w:val="24"/>
         </w:rPr>
-        <w:t xml:space="preserve">Error feedback 資訊量：目前 R 類錯誤只提供 mismatch count 與 debug hints，沒有「第幾個 input 錯誤」的具體輸入/輸出對比。提供 failing test cases 可進一步提升 LLM 的修復準確性，但在真實設計場景中不存在 RefModule 可供比對。</w:t>
-      </w:r>
-    </w:p>
-    <w:p>
-      <w:pPr>
-        <w:pStyle w:val="Heading2"/>
-        <w:spacing w:after="60" w:before="180"/>
-      </w:pPr>
-      <w:r>
-        <w:rPr>
-          <w:rFonts w:ascii="標楷體" w:cs="標楷體" w:eastAsia="標楷體" w:hAnsi="標楷體"/>
-          <w:b/>
-          <w:bCs/>
-          <w:sz w:val="28"/>
-          <w:szCs w:val="28"/>
-        </w:rPr>
-        <w:t xml:space="preserve">5.3 未來工作</w:t>
-      </w:r>
-    </w:p>
-    <w:p>
-      <w:pPr>
-        <w:spacing w:after="40" w:before="40" w:line="360" w:lineRule="auto"/>
-      </w:pPr>
-      <w:r>
-        <w:rPr>
-          <w:rFonts w:ascii="標楷體" w:cs="標楷體" w:eastAsia="標楷體" w:hAnsi="標楷體"/>
-          <w:b w:val="false"/>
-          <w:bCs w:val="false"/>
-          <w:sz w:val="24"/>
-          <w:szCs w:val="24"/>
-        </w:rPr>
-        <w:t xml:space="preserve">以下方向可在後續研究中探討：</w:t>
+        <w:t xml:space="preserve">no_memory 的錯誤累積數極低（20），原因是 max_attempts=1 per session，每個 session 最多只有一筆錯誤記錄。低計數反映的是統計結構差異，而非模型實際犯錯更少。</w:t>
       </w:r>
     </w:p>
     <w:p>
@@ -5754,7 +12337,7 @@
           <w:sz w:val="24"/>
           <w:szCs w:val="24"/>
         </w:rPr>
-        <w:t xml:space="preserve">訓練資料生成：以本系統生成的（成功修正過程，錯誤→回饋→修正）軌跡作為 fine-tuning 資料，訓練能更有效利用 error feedback 的 LLM</w:t>
+        <w:t xml:space="preserve">no_error_details 的 C 類（Generic compiler）錯誤明顯偏高（8 次，其他組均 ≤2）。在缺乏錯誤細節的情況下，模型的盲目修改更易引入新的語法或結構問題，而非針對性地修正原始錯誤。</w:t>
       </w:r>
     </w:p>
     <w:p>
@@ -5772,7 +12355,1920 @@
           <w:sz w:val="24"/>
           <w:szCs w:val="24"/>
         </w:rPr>
-        <w:t xml:space="preserve">進階合成驗證：整合時序分析（static timing analysis）或功耗估算作為額外 reward 維度</w:t>
+        <w:t xml:space="preserve">Ys（合成錯誤）幾乎只出現在 agent（3 次），在 no_helper_tools、no_decompose 等組均為 0。這是因為 agent 通過模擬的題數更多，更多問題能進入合成驗證階段，合成問題也因此有機會被發現並記錄。</w:t>
+      </w:r>
+    </w:p>
+    <w:p>
+      <w:pPr>
+        <w:spacing w:after="20" w:before="20"/>
+      </w:pPr>
+      <w:r>
+        <w:t xml:space="preserve"/>
+      </w:r>
+    </w:p>
+    <w:p>
+      <w:pPr>
+        <w:pStyle w:val="Heading2"/>
+        <w:spacing w:after="60" w:before="180"/>
+      </w:pPr>
+      <w:r>
+        <w:rPr>
+          <w:rFonts w:ascii="標楷體" w:cs="標楷體" w:eastAsia="標楷體" w:hAnsi="標楷體"/>
+          <w:b/>
+          <w:bCs/>
+          <w:sz w:val="28"/>
+          <w:szCs w:val="28"/>
+        </w:rPr>
+        <w:t xml:space="preserve">4.4 案例研究：Prob140_fsm_hdlc</w:t>
+      </w:r>
+    </w:p>
+    <w:p>
+      <w:pPr>
+        <w:spacing w:after="40" w:before="40" w:line="360" w:lineRule="auto"/>
+      </w:pPr>
+      <w:r>
+        <w:rPr>
+          <w:rFonts w:ascii="標楷體" w:cs="標楷體" w:eastAsia="標楷體" w:hAnsi="標楷體"/>
+          <w:b w:val="false"/>
+          <w:bCs w:val="false"/>
+          <w:sz w:val="24"/>
+          <w:szCs w:val="24"/>
+        </w:rPr>
+        <w:t xml:space="preserve">以 Prob140（HDLC 序列偵測器）為例，展示完整 Agent 的多輪修復過程。此題要求實作一個 FSM，偵測 HDLC 位元填充協定中的特殊序列（0111110 = disc、01111110 = flag、0111111+ = err），複雜度屬中高等。</w:t>
+      </w:r>
+    </w:p>
+    <w:p>
+      <w:pPr>
+        <w:spacing w:after="40" w:before="40" w:line="360" w:lineRule="auto"/>
+      </w:pPr>
+      <w:r>
+        <w:rPr>
+          <w:rFonts w:ascii="標楷體" w:cs="標楷體" w:eastAsia="標楷體" w:hAnsi="標楷體"/>
+          <w:b w:val="false"/>
+          <w:bCs w:val="false"/>
+          <w:sz w:val="24"/>
+          <w:szCs w:val="24"/>
+        </w:rPr>
+        <w:t xml:space="preserve">Agent 的完整執行軌跡如下表所示：</w:t>
+      </w:r>
+    </w:p>
+    <w:tbl>
+      <w:tblPr>
+        <w:tblW w:type="dxa" w:w="9360"/>
+        <w:tblBorders>
+          <w:top w:val="single" w:color="auto" w:sz="4"/>
+          <w:left w:val="single" w:color="auto" w:sz="4"/>
+          <w:bottom w:val="single" w:color="auto" w:sz="4"/>
+          <w:right w:val="single" w:color="auto" w:sz="4"/>
+          <w:insideH w:val="single" w:color="auto" w:sz="4"/>
+          <w:insideV w:val="single" w:color="auto" w:sz="4"/>
+        </w:tblBorders>
+      </w:tblPr>
+      <w:tblGrid>
+        <w:gridCol w:w="1200"/>
+        <w:gridCol w:w="2200"/>
+        <w:gridCol w:w="2200"/>
+        <w:gridCol w:w="3760"/>
+      </w:tblGrid>
+      <w:tr>
+        <w:tc>
+          <w:tcPr>
+            <w:tcW w:type="dxa" w:w="1200"/>
+            <w:tcBorders>
+              <w:top w:val="single" w:color="999999" w:sz="1"/>
+              <w:left w:val="single" w:color="999999" w:sz="1"/>
+              <w:bottom w:val="single" w:color="999999" w:sz="1"/>
+              <w:right w:val="single" w:color="999999" w:sz="1"/>
+            </w:tcBorders>
+            <w:shd w:fill="D9E2F3" w:val="clear"/>
+            <w:tcMar>
+              <w:top w:type="dxa" w:w="60"/>
+              <w:left w:type="dxa" w:w="100"/>
+              <w:bottom w:type="dxa" w:w="60"/>
+              <w:right w:type="dxa" w:w="100"/>
+            </w:tcMar>
+          </w:tcPr>
+          <w:p>
+            <w:pPr>
+              <w:jc w:val="left"/>
+            </w:pPr>
+            <w:r>
+              <w:rPr>
+                <w:rFonts w:ascii="標楷體" w:cs="標楷體" w:eastAsia="標楷體" w:hAnsi="標楷體"/>
+                <w:b/>
+                <w:bCs/>
+                <w:sz w:val="22"/>
+                <w:szCs w:val="22"/>
+              </w:rPr>
+              <w:t xml:space="preserve">步驟</w:t>
+            </w:r>
+          </w:p>
+        </w:tc>
+        <w:tc>
+          <w:tcPr>
+            <w:tcW w:type="dxa" w:w="2200"/>
+            <w:tcBorders>
+              <w:top w:val="single" w:color="999999" w:sz="1"/>
+              <w:left w:val="single" w:color="999999" w:sz="1"/>
+              <w:bottom w:val="single" w:color="999999" w:sz="1"/>
+              <w:right w:val="single" w:color="999999" w:sz="1"/>
+            </w:tcBorders>
+            <w:shd w:fill="D9E2F3" w:val="clear"/>
+            <w:tcMar>
+              <w:top w:type="dxa" w:w="60"/>
+              <w:left w:type="dxa" w:w="100"/>
+              <w:bottom w:type="dxa" w:w="60"/>
+              <w:right w:type="dxa" w:w="100"/>
+            </w:tcMar>
+          </w:tcPr>
+          <w:p>
+            <w:pPr>
+              <w:jc w:val="left"/>
+            </w:pPr>
+            <w:r>
+              <w:rPr>
+                <w:rFonts w:ascii="標楷體" w:cs="標楷體" w:eastAsia="標楷體" w:hAnsi="標楷體"/>
+                <w:b/>
+                <w:bCs/>
+                <w:sz w:val="22"/>
+                <w:szCs w:val="22"/>
+              </w:rPr>
+              <w:t xml:space="preserve">呼叫工具</w:t>
+            </w:r>
+          </w:p>
+        </w:tc>
+        <w:tc>
+          <w:tcPr>
+            <w:tcW w:type="dxa" w:w="2200"/>
+            <w:tcBorders>
+              <w:top w:val="single" w:color="999999" w:sz="1"/>
+              <w:left w:val="single" w:color="999999" w:sz="1"/>
+              <w:bottom w:val="single" w:color="999999" w:sz="1"/>
+              <w:right w:val="single" w:color="999999" w:sz="1"/>
+            </w:tcBorders>
+            <w:shd w:fill="D9E2F3" w:val="clear"/>
+            <w:tcMar>
+              <w:top w:type="dxa" w:w="60"/>
+              <w:left w:type="dxa" w:w="100"/>
+              <w:bottom w:type="dxa" w:w="60"/>
+              <w:right w:type="dxa" w:w="100"/>
+            </w:tcMar>
+          </w:tcPr>
+          <w:p>
+            <w:pPr>
+              <w:jc w:val="left"/>
+            </w:pPr>
+            <w:r>
+              <w:rPr>
+                <w:rFonts w:ascii="標楷體" w:cs="標楷體" w:eastAsia="標楷體" w:hAnsi="標楷體"/>
+                <w:b/>
+                <w:bCs/>
+                <w:sz w:val="22"/>
+                <w:szCs w:val="22"/>
+              </w:rPr>
+              <w:t xml:space="preserve">回傳結果</w:t>
+            </w:r>
+          </w:p>
+        </w:tc>
+        <w:tc>
+          <w:tcPr>
+            <w:tcW w:type="dxa" w:w="3760"/>
+            <w:tcBorders>
+              <w:top w:val="single" w:color="999999" w:sz="1"/>
+              <w:left w:val="single" w:color="999999" w:sz="1"/>
+              <w:bottom w:val="single" w:color="999999" w:sz="1"/>
+              <w:right w:val="single" w:color="999999" w:sz="1"/>
+            </w:tcBorders>
+            <w:shd w:fill="D9E2F3" w:val="clear"/>
+            <w:tcMar>
+              <w:top w:type="dxa" w:w="60"/>
+              <w:left w:type="dxa" w:w="100"/>
+              <w:bottom w:type="dxa" w:w="60"/>
+              <w:right w:type="dxa" w:w="100"/>
+            </w:tcMar>
+          </w:tcPr>
+          <w:p>
+            <w:pPr>
+              <w:jc w:val="left"/>
+            </w:pPr>
+            <w:r>
+              <w:rPr>
+                <w:rFonts w:ascii="標楷體" w:cs="標楷體" w:eastAsia="標楷體" w:hAnsi="標楷體"/>
+                <w:b/>
+                <w:bCs/>
+                <w:sz w:val="22"/>
+                <w:szCs w:val="22"/>
+              </w:rPr>
+              <w:t xml:space="preserve">說明</w:t>
+            </w:r>
+          </w:p>
+        </w:tc>
+      </w:tr>
+      <w:tr>
+        <w:tc>
+          <w:tcPr>
+            <w:tcW w:type="dxa" w:w="1200"/>
+            <w:tcBorders>
+              <w:top w:val="single" w:color="999999" w:sz="1"/>
+              <w:left w:val="single" w:color="999999" w:sz="1"/>
+              <w:bottom w:val="single" w:color="999999" w:sz="1"/>
+              <w:right w:val="single" w:color="999999" w:sz="1"/>
+            </w:tcBorders>
+            <w:shd w:fill="FFFFFF" w:val="clear"/>
+            <w:tcMar>
+              <w:top w:type="dxa" w:w="60"/>
+              <w:left w:type="dxa" w:w="100"/>
+              <w:bottom w:type="dxa" w:w="60"/>
+              <w:right w:type="dxa" w:w="100"/>
+            </w:tcMar>
+          </w:tcPr>
+          <w:p>
+            <w:pPr>
+              <w:jc w:val="left"/>
+            </w:pPr>
+            <w:r>
+              <w:rPr>
+                <w:rFonts w:ascii="標楷體" w:cs="標楷體" w:eastAsia="標楷體" w:hAnsi="標楷體"/>
+                <w:b w:val="false"/>
+                <w:bCs w:val="false"/>
+                <w:sz w:val="22"/>
+                <w:szCs w:val="22"/>
+              </w:rPr>
+              <w:t xml:space="preserve">前置</w:t>
+            </w:r>
+          </w:p>
+        </w:tc>
+        <w:tc>
+          <w:tcPr>
+            <w:tcW w:type="dxa" w:w="2200"/>
+            <w:tcBorders>
+              <w:top w:val="single" w:color="999999" w:sz="1"/>
+              <w:left w:val="single" w:color="999999" w:sz="1"/>
+              <w:bottom w:val="single" w:color="999999" w:sz="1"/>
+              <w:right w:val="single" w:color="999999" w:sz="1"/>
+            </w:tcBorders>
+            <w:shd w:fill="FFFFFF" w:val="clear"/>
+            <w:tcMar>
+              <w:top w:type="dxa" w:w="60"/>
+              <w:left w:type="dxa" w:w="100"/>
+              <w:bottom w:type="dxa" w:w="60"/>
+              <w:right w:type="dxa" w:w="100"/>
+            </w:tcMar>
+          </w:tcPr>
+          <w:p>
+            <w:pPr>
+              <w:jc w:val="left"/>
+            </w:pPr>
+            <w:r>
+              <w:rPr>
+                <w:rFonts w:ascii="標楷體" w:cs="標楷體" w:eastAsia="標楷體" w:hAnsi="標楷體"/>
+                <w:b w:val="false"/>
+                <w:bCs w:val="false"/>
+                <w:sz w:val="22"/>
+                <w:szCs w:val="22"/>
+              </w:rPr>
+              <w:t xml:space="preserve">decompose_spec</w:t>
+            </w:r>
+          </w:p>
+        </w:tc>
+        <w:tc>
+          <w:tcPr>
+            <w:tcW w:type="dxa" w:w="2200"/>
+            <w:tcBorders>
+              <w:top w:val="single" w:color="999999" w:sz="1"/>
+              <w:left w:val="single" w:color="999999" w:sz="1"/>
+              <w:bottom w:val="single" w:color="999999" w:sz="1"/>
+              <w:right w:val="single" w:color="999999" w:sz="1"/>
+            </w:tcBorders>
+            <w:shd w:fill="FFFFFF" w:val="clear"/>
+            <w:tcMar>
+              <w:top w:type="dxa" w:w="60"/>
+              <w:left w:type="dxa" w:w="100"/>
+              <w:bottom w:type="dxa" w:w="60"/>
+              <w:right w:type="dxa" w:w="100"/>
+            </w:tcMar>
+          </w:tcPr>
+          <w:p>
+            <w:pPr>
+              <w:jc w:val="left"/>
+            </w:pPr>
+            <w:r>
+              <w:rPr>
+                <w:rFonts w:ascii="標楷體" w:cs="標楷體" w:eastAsia="標楷體" w:hAnsi="標楷體"/>
+                <w:b w:val="false"/>
+                <w:bCs w:val="false"/>
+                <w:sz w:val="22"/>
+                <w:szCs w:val="22"/>
+              </w:rPr>
+              <w:t xml:space="preserve">5 項子目標</w:t>
+            </w:r>
+          </w:p>
+        </w:tc>
+        <w:tc>
+          <w:tcPr>
+            <w:tcW w:type="dxa" w:w="3760"/>
+            <w:tcBorders>
+              <w:top w:val="single" w:color="999999" w:sz="1"/>
+              <w:left w:val="single" w:color="999999" w:sz="1"/>
+              <w:bottom w:val="single" w:color="999999" w:sz="1"/>
+              <w:right w:val="single" w:color="999999" w:sz="1"/>
+            </w:tcBorders>
+            <w:shd w:fill="FFFFFF" w:val="clear"/>
+            <w:tcMar>
+              <w:top w:type="dxa" w:w="60"/>
+              <w:left w:type="dxa" w:w="100"/>
+              <w:bottom w:type="dxa" w:w="60"/>
+              <w:right w:type="dxa" w:w="100"/>
+            </w:tcMar>
+          </w:tcPr>
+          <w:p>
+            <w:pPr>
+              <w:jc w:val="left"/>
+            </w:pPr>
+            <w:r>
+              <w:rPr>
+                <w:rFonts w:ascii="標楷體" w:cs="標楷體" w:eastAsia="標楷體" w:hAnsi="標楷體"/>
+                <w:b w:val="false"/>
+                <w:bCs w:val="false"/>
+                <w:sz w:val="22"/>
+                <w:szCs w:val="22"/>
+              </w:rPr>
+              <w:t xml:space="preserve">題目複雜，Agent 主動呼叫 decompose_spec，將 HDLC FSM 分解為：位元計數器、狀態機邏輯、輸出控制電路、同步重置、整合驗證五個子目標</w:t>
+            </w:r>
+          </w:p>
+        </w:tc>
+      </w:tr>
+      <w:tr>
+        <w:tc>
+          <w:tcPr>
+            <w:tcW w:type="dxa" w:w="1200"/>
+            <w:tcBorders>
+              <w:top w:val="single" w:color="999999" w:sz="1"/>
+              <w:left w:val="single" w:color="999999" w:sz="1"/>
+              <w:bottom w:val="single" w:color="999999" w:sz="1"/>
+              <w:right w:val="single" w:color="999999" w:sz="1"/>
+            </w:tcBorders>
+            <w:shd w:fill="FFFFFF" w:val="clear"/>
+            <w:tcMar>
+              <w:top w:type="dxa" w:w="60"/>
+              <w:left w:type="dxa" w:w="100"/>
+              <w:bottom w:type="dxa" w:w="60"/>
+              <w:right w:type="dxa" w:w="100"/>
+            </w:tcMar>
+          </w:tcPr>
+          <w:p>
+            <w:pPr>
+              <w:jc w:val="left"/>
+            </w:pPr>
+            <w:r>
+              <w:rPr>
+                <w:rFonts w:ascii="標楷體" w:cs="標楷體" w:eastAsia="標楷體" w:hAnsi="標楷體"/>
+                <w:b w:val="false"/>
+                <w:bCs w:val="false"/>
+                <w:sz w:val="22"/>
+                <w:szCs w:val="22"/>
+              </w:rPr>
+              <w:t xml:space="preserve">Attempt 1</w:t>
+            </w:r>
+          </w:p>
+        </w:tc>
+        <w:tc>
+          <w:tcPr>
+            <w:tcW w:type="dxa" w:w="2200"/>
+            <w:tcBorders>
+              <w:top w:val="single" w:color="999999" w:sz="1"/>
+              <w:left w:val="single" w:color="999999" w:sz="1"/>
+              <w:bottom w:val="single" w:color="999999" w:sz="1"/>
+              <w:right w:val="single" w:color="999999" w:sz="1"/>
+            </w:tcBorders>
+            <w:shd w:fill="FFFFFF" w:val="clear"/>
+            <w:tcMar>
+              <w:top w:type="dxa" w:w="60"/>
+              <w:left w:type="dxa" w:w="100"/>
+              <w:bottom w:type="dxa" w:w="60"/>
+              <w:right w:type="dxa" w:w="100"/>
+            </w:tcMar>
+          </w:tcPr>
+          <w:p>
+            <w:pPr>
+              <w:jc w:val="left"/>
+            </w:pPr>
+            <w:r>
+              <w:rPr>
+                <w:rFonts w:ascii="標楷體" w:cs="標楷體" w:eastAsia="標楷體" w:hAnsi="標楷體"/>
+                <w:b w:val="false"/>
+                <w:bCs w:val="false"/>
+                <w:sz w:val="22"/>
+                <w:szCs w:val="22"/>
+              </w:rPr>
+              <w:t xml:space="preserve">compile_and_test</w:t>
+            </w:r>
+          </w:p>
+        </w:tc>
+        <w:tc>
+          <w:tcPr>
+            <w:tcW w:type="dxa" w:w="2200"/>
+            <w:tcBorders>
+              <w:top w:val="single" w:color="999999" w:sz="1"/>
+              <w:left w:val="single" w:color="999999" w:sz="1"/>
+              <w:bottom w:val="single" w:color="999999" w:sz="1"/>
+              <w:right w:val="single" w:color="999999" w:sz="1"/>
+            </w:tcBorders>
+            <w:shd w:fill="FFFFFF" w:val="clear"/>
+            <w:tcMar>
+              <w:top w:type="dxa" w:w="60"/>
+              <w:left w:type="dxa" w:w="100"/>
+              <w:bottom w:type="dxa" w:w="60"/>
+              <w:right w:type="dxa" w:w="100"/>
+            </w:tcMar>
+          </w:tcPr>
+          <w:p>
+            <w:pPr>
+              <w:jc w:val="left"/>
+            </w:pPr>
+            <w:r>
+              <w:rPr>
+                <w:rFonts w:ascii="標楷體" w:cs="標楷體" w:eastAsia="標楷體" w:hAnsi="標楷體"/>
+                <w:b w:val="false"/>
+                <w:bCs w:val="false"/>
+                <w:sz w:val="22"/>
+                <w:szCs w:val="22"/>
+              </w:rPr>
+              <w:t xml:space="preserve">e（8 處錯誤）</w:t>
+            </w:r>
+          </w:p>
+        </w:tc>
+        <w:tc>
+          <w:tcPr>
+            <w:tcW w:type="dxa" w:w="3760"/>
+            <w:tcBorders>
+              <w:top w:val="single" w:color="999999" w:sz="1"/>
+              <w:left w:val="single" w:color="999999" w:sz="1"/>
+              <w:bottom w:val="single" w:color="999999" w:sz="1"/>
+              <w:right w:val="single" w:color="999999" w:sz="1"/>
+            </w:tcBorders>
+            <w:shd w:fill="FFFFFF" w:val="clear"/>
+            <w:tcMar>
+              <w:top w:type="dxa" w:w="60"/>
+              <w:left w:type="dxa" w:w="100"/>
+              <w:bottom w:type="dxa" w:w="60"/>
+              <w:right w:type="dxa" w:w="100"/>
+            </w:tcMar>
+          </w:tcPr>
+          <w:p>
+            <w:pPr>
+              <w:jc w:val="left"/>
+            </w:pPr>
+            <w:r>
+              <w:rPr>
+                <w:rFonts w:ascii="標楷體" w:cs="標楷體" w:eastAsia="標楷體" w:hAnsi="標楷體"/>
+                <w:b w:val="false"/>
+                <w:bCs w:val="false"/>
+                <w:sz w:val="22"/>
+                <w:szCs w:val="22"/>
+              </w:rPr>
+              <w:t xml:space="preserve">初版程式碼使用 enum 型別定義 FSM 狀態，iverilog 回報 8 處「This assignment requires an explicit cast」錯誤</w:t>
+            </w:r>
+          </w:p>
+        </w:tc>
+      </w:tr>
+      <w:tr>
+        <w:tc>
+          <w:tcPr>
+            <w:tcW w:type="dxa" w:w="1200"/>
+            <w:tcBorders>
+              <w:top w:val="single" w:color="999999" w:sz="1"/>
+              <w:left w:val="single" w:color="999999" w:sz="1"/>
+              <w:bottom w:val="single" w:color="999999" w:sz="1"/>
+              <w:right w:val="single" w:color="999999" w:sz="1"/>
+            </w:tcBorders>
+            <w:shd w:fill="FFFFFF" w:val="clear"/>
+            <w:tcMar>
+              <w:top w:type="dxa" w:w="60"/>
+              <w:left w:type="dxa" w:w="100"/>
+              <w:bottom w:type="dxa" w:w="60"/>
+              <w:right w:type="dxa" w:w="100"/>
+            </w:tcMar>
+          </w:tcPr>
+          <w:p>
+            <w:pPr>
+              <w:jc w:val="left"/>
+            </w:pPr>
+            <w:r>
+              <w:rPr>
+                <w:rFonts w:ascii="標楷體" w:cs="標楷體" w:eastAsia="標楷體" w:hAnsi="標楷體"/>
+                <w:b w:val="false"/>
+                <w:bCs w:val="false"/>
+                <w:sz w:val="22"/>
+                <w:szCs w:val="22"/>
+              </w:rPr>
+              <w:t xml:space="preserve">Attempt 2</w:t>
+            </w:r>
+          </w:p>
+        </w:tc>
+        <w:tc>
+          <w:tcPr>
+            <w:tcW w:type="dxa" w:w="2200"/>
+            <w:tcBorders>
+              <w:top w:val="single" w:color="999999" w:sz="1"/>
+              <w:left w:val="single" w:color="999999" w:sz="1"/>
+              <w:bottom w:val="single" w:color="999999" w:sz="1"/>
+              <w:right w:val="single" w:color="999999" w:sz="1"/>
+            </w:tcBorders>
+            <w:shd w:fill="FFFFFF" w:val="clear"/>
+            <w:tcMar>
+              <w:top w:type="dxa" w:w="60"/>
+              <w:left w:type="dxa" w:w="100"/>
+              <w:bottom w:type="dxa" w:w="60"/>
+              <w:right w:type="dxa" w:w="100"/>
+            </w:tcMar>
+          </w:tcPr>
+          <w:p>
+            <w:pPr>
+              <w:jc w:val="left"/>
+            </w:pPr>
+            <w:r>
+              <w:rPr>
+                <w:rFonts w:ascii="標楷體" w:cs="標楷體" w:eastAsia="標楷體" w:hAnsi="標楷體"/>
+                <w:b w:val="false"/>
+                <w:bCs w:val="false"/>
+                <w:sz w:val="22"/>
+                <w:szCs w:val="22"/>
+              </w:rPr>
+              <w:t xml:space="preserve">compile_and_test
+→ get_debug_hints(e)</w:t>
+            </w:r>
+          </w:p>
+        </w:tc>
+        <w:tc>
+          <w:tcPr>
+            <w:tcW w:type="dxa" w:w="2200"/>
+            <w:tcBorders>
+              <w:top w:val="single" w:color="999999" w:sz="1"/>
+              <w:left w:val="single" w:color="999999" w:sz="1"/>
+              <w:bottom w:val="single" w:color="999999" w:sz="1"/>
+              <w:right w:val="single" w:color="999999" w:sz="1"/>
+            </w:tcBorders>
+            <w:shd w:fill="FFFFFF" w:val="clear"/>
+            <w:tcMar>
+              <w:top w:type="dxa" w:w="60"/>
+              <w:left w:type="dxa" w:w="100"/>
+              <w:bottom w:type="dxa" w:w="60"/>
+              <w:right w:type="dxa" w:w="100"/>
+            </w:tcMar>
+          </w:tcPr>
+          <w:p>
+            <w:pPr>
+              <w:jc w:val="left"/>
+            </w:pPr>
+            <w:r>
+              <w:rPr>
+                <w:rFonts w:ascii="標楷體" w:cs="標楷體" w:eastAsia="標楷體" w:hAnsi="標楷體"/>
+                <w:b w:val="false"/>
+                <w:bCs w:val="false"/>
+                <w:sz w:val="22"/>
+                <w:szCs w:val="22"/>
+              </w:rPr>
+              <w:t xml:space="preserve">e（8 處錯誤）
+→ hints 取得</w:t>
+            </w:r>
+          </w:p>
+        </w:tc>
+        <w:tc>
+          <w:tcPr>
+            <w:tcW w:type="dxa" w:w="3760"/>
+            <w:tcBorders>
+              <w:top w:val="single" w:color="999999" w:sz="1"/>
+              <w:left w:val="single" w:color="999999" w:sz="1"/>
+              <w:bottom w:val="single" w:color="999999" w:sz="1"/>
+              <w:right w:val="single" w:color="999999" w:sz="1"/>
+            </w:tcBorders>
+            <w:shd w:fill="FFFFFF" w:val="clear"/>
+            <w:tcMar>
+              <w:top w:type="dxa" w:w="60"/>
+              <w:left w:type="dxa" w:w="100"/>
+              <w:bottom w:type="dxa" w:w="60"/>
+              <w:right w:type="dxa" w:w="100"/>
+            </w:tcMar>
+          </w:tcPr>
+          <w:p>
+            <w:pPr>
+              <w:jc w:val="left"/>
+            </w:pPr>
+            <w:r>
+              <w:rPr>
+                <w:rFonts w:ascii="標楷體" w:cs="標楷體" w:eastAsia="標楷體" w:hAnsi="標楷體"/>
+                <w:b w:val="false"/>
+                <w:bCs w:val="false"/>
+                <w:sz w:val="22"/>
+                <w:szCs w:val="22"/>
+              </w:rPr>
+              <w:t xml:space="preserve">第二次修正後同類錯誤再次出現；Agent 主動呼叫 get_debug_hints 查詢 e 類診斷，取得「改用 localparam + logic 取代 enum」的根本解法建議</w:t>
+            </w:r>
+          </w:p>
+        </w:tc>
+      </w:tr>
+      <w:tr>
+        <w:tc>
+          <w:tcPr>
+            <w:tcW w:type="dxa" w:w="1200"/>
+            <w:tcBorders>
+              <w:top w:val="single" w:color="999999" w:sz="1"/>
+              <w:left w:val="single" w:color="999999" w:sz="1"/>
+              <w:bottom w:val="single" w:color="999999" w:sz="1"/>
+              <w:right w:val="single" w:color="999999" w:sz="1"/>
+            </w:tcBorders>
+            <w:shd w:fill="FFFFFF" w:val="clear"/>
+            <w:tcMar>
+              <w:top w:type="dxa" w:w="60"/>
+              <w:left w:type="dxa" w:w="100"/>
+              <w:bottom w:type="dxa" w:w="60"/>
+              <w:right w:type="dxa" w:w="100"/>
+            </w:tcMar>
+          </w:tcPr>
+          <w:p>
+            <w:pPr>
+              <w:jc w:val="left"/>
+            </w:pPr>
+            <w:r>
+              <w:rPr>
+                <w:rFonts w:ascii="標楷體" w:cs="標楷體" w:eastAsia="標楷體" w:hAnsi="標楷體"/>
+                <w:b w:val="false"/>
+                <w:bCs w:val="false"/>
+                <w:sz w:val="22"/>
+                <w:szCs w:val="22"/>
+              </w:rPr>
+              <w:t xml:space="preserve">Attempt 3</w:t>
+            </w:r>
+          </w:p>
+        </w:tc>
+        <w:tc>
+          <w:tcPr>
+            <w:tcW w:type="dxa" w:w="2200"/>
+            <w:tcBorders>
+              <w:top w:val="single" w:color="999999" w:sz="1"/>
+              <w:left w:val="single" w:color="999999" w:sz="1"/>
+              <w:bottom w:val="single" w:color="999999" w:sz="1"/>
+              <w:right w:val="single" w:color="999999" w:sz="1"/>
+            </w:tcBorders>
+            <w:shd w:fill="FFFFFF" w:val="clear"/>
+            <w:tcMar>
+              <w:top w:type="dxa" w:w="60"/>
+              <w:left w:type="dxa" w:w="100"/>
+              <w:bottom w:type="dxa" w:w="60"/>
+              <w:right w:type="dxa" w:w="100"/>
+            </w:tcMar>
+          </w:tcPr>
+          <w:p>
+            <w:pPr>
+              <w:jc w:val="left"/>
+            </w:pPr>
+            <w:r>
+              <w:rPr>
+                <w:rFonts w:ascii="標楷體" w:cs="標楷體" w:eastAsia="標楷體" w:hAnsi="標楷體"/>
+                <w:b w:val="false"/>
+                <w:bCs w:val="false"/>
+                <w:sz w:val="22"/>
+                <w:szCs w:val="22"/>
+              </w:rPr>
+              <w:t xml:space="preserve">compile_and_test</w:t>
+            </w:r>
+          </w:p>
+        </w:tc>
+        <w:tc>
+          <w:tcPr>
+            <w:tcW w:type="dxa" w:w="2200"/>
+            <w:tcBorders>
+              <w:top w:val="single" w:color="999999" w:sz="1"/>
+              <w:left w:val="single" w:color="999999" w:sz="1"/>
+              <w:bottom w:val="single" w:color="999999" w:sz="1"/>
+              <w:right w:val="single" w:color="999999" w:sz="1"/>
+            </w:tcBorders>
+            <w:shd w:fill="FFFFFF" w:val="clear"/>
+            <w:tcMar>
+              <w:top w:type="dxa" w:w="60"/>
+              <w:left w:type="dxa" w:w="100"/>
+              <w:bottom w:type="dxa" w:w="60"/>
+              <w:right w:type="dxa" w:w="100"/>
+            </w:tcMar>
+          </w:tcPr>
+          <w:p>
+            <w:pPr>
+              <w:jc w:val="left"/>
+            </w:pPr>
+            <w:r>
+              <w:rPr>
+                <w:rFonts w:ascii="標楷體" w:cs="標楷體" w:eastAsia="標楷體" w:hAnsi="標楷體"/>
+                <w:b w:val="false"/>
+                <w:bCs w:val="false"/>
+                <w:sz w:val="22"/>
+                <w:szCs w:val="22"/>
+              </w:rPr>
+              <w:t xml:space="preserve">R（24 mismatches）</w:t>
+            </w:r>
+          </w:p>
+        </w:tc>
+        <w:tc>
+          <w:tcPr>
+            <w:tcW w:type="dxa" w:w="3760"/>
+            <w:tcBorders>
+              <w:top w:val="single" w:color="999999" w:sz="1"/>
+              <w:left w:val="single" w:color="999999" w:sz="1"/>
+              <w:bottom w:val="single" w:color="999999" w:sz="1"/>
+              <w:right w:val="single" w:color="999999" w:sz="1"/>
+            </w:tcBorders>
+            <w:shd w:fill="FFFFFF" w:val="clear"/>
+            <w:tcMar>
+              <w:top w:type="dxa" w:w="60"/>
+              <w:left w:type="dxa" w:w="100"/>
+              <w:bottom w:type="dxa" w:w="60"/>
+              <w:right w:type="dxa" w:w="100"/>
+            </w:tcMar>
+          </w:tcPr>
+          <w:p>
+            <w:pPr>
+              <w:jc w:val="left"/>
+            </w:pPr>
+            <w:r>
+              <w:rPr>
+                <w:rFonts w:ascii="標楷體" w:cs="標楷體" w:eastAsia="標楷體" w:hAnsi="標楷體"/>
+                <w:b w:val="false"/>
+                <w:bCs w:val="false"/>
+                <w:sz w:val="22"/>
+                <w:szCs w:val="22"/>
+              </w:rPr>
+              <w:t xml:space="preserve">根據 get_debug_hints 的建議將 enum 改為 localparam，通過編譯；模擬顯示 disc、flag 輸出正確，僅 err 輸出有 24 筆不符</w:t>
+            </w:r>
+          </w:p>
+        </w:tc>
+      </w:tr>
+      <w:tr>
+        <w:tc>
+          <w:tcPr>
+            <w:tcW w:type="dxa" w:w="1200"/>
+            <w:tcBorders>
+              <w:top w:val="single" w:color="999999" w:sz="1"/>
+              <w:left w:val="single" w:color="999999" w:sz="1"/>
+              <w:bottom w:val="single" w:color="999999" w:sz="1"/>
+              <w:right w:val="single" w:color="999999" w:sz="1"/>
+            </w:tcBorders>
+            <w:shd w:fill="FFFFFF" w:val="clear"/>
+            <w:tcMar>
+              <w:top w:type="dxa" w:w="60"/>
+              <w:left w:type="dxa" w:w="100"/>
+              <w:bottom w:type="dxa" w:w="60"/>
+              <w:right w:type="dxa" w:w="100"/>
+            </w:tcMar>
+          </w:tcPr>
+          <w:p>
+            <w:pPr>
+              <w:jc w:val="left"/>
+            </w:pPr>
+            <w:r>
+              <w:rPr>
+                <w:rFonts w:ascii="標楷體" w:cs="標楷體" w:eastAsia="標楷體" w:hAnsi="標楷體"/>
+                <w:b w:val="false"/>
+                <w:bCs w:val="false"/>
+                <w:sz w:val="22"/>
+                <w:szCs w:val="22"/>
+              </w:rPr>
+              <w:t xml:space="preserve">Attempt 4</w:t>
+            </w:r>
+          </w:p>
+        </w:tc>
+        <w:tc>
+          <w:tcPr>
+            <w:tcW w:type="dxa" w:w="2200"/>
+            <w:tcBorders>
+              <w:top w:val="single" w:color="999999" w:sz="1"/>
+              <w:left w:val="single" w:color="999999" w:sz="1"/>
+              <w:bottom w:val="single" w:color="999999" w:sz="1"/>
+              <w:right w:val="single" w:color="999999" w:sz="1"/>
+            </w:tcBorders>
+            <w:shd w:fill="FFFFFF" w:val="clear"/>
+            <w:tcMar>
+              <w:top w:type="dxa" w:w="60"/>
+              <w:left w:type="dxa" w:w="100"/>
+              <w:bottom w:type="dxa" w:w="60"/>
+              <w:right w:type="dxa" w:w="100"/>
+            </w:tcMar>
+          </w:tcPr>
+          <w:p>
+            <w:pPr>
+              <w:jc w:val="left"/>
+            </w:pPr>
+            <w:r>
+              <w:rPr>
+                <w:rFonts w:ascii="標楷體" w:cs="標楷體" w:eastAsia="標楷體" w:hAnsi="標楷體"/>
+                <w:b w:val="false"/>
+                <w:bCs w:val="false"/>
+                <w:sz w:val="22"/>
+                <w:szCs w:val="22"/>
+              </w:rPr>
+              <w:t xml:space="preserve">compile_and_test
+→ synthesize</w:t>
+            </w:r>
+          </w:p>
+        </w:tc>
+        <w:tc>
+          <w:tcPr>
+            <w:tcW w:type="dxa" w:w="2200"/>
+            <w:tcBorders>
+              <w:top w:val="single" w:color="999999" w:sz="1"/>
+              <w:left w:val="single" w:color="999999" w:sz="1"/>
+              <w:bottom w:val="single" w:color="999999" w:sz="1"/>
+              <w:right w:val="single" w:color="999999" w:sz="1"/>
+            </w:tcBorders>
+            <w:shd w:fill="FFFFFF" w:val="clear"/>
+            <w:tcMar>
+              <w:top w:type="dxa" w:w="60"/>
+              <w:left w:type="dxa" w:w="100"/>
+              <w:bottom w:type="dxa" w:w="60"/>
+              <w:right w:type="dxa" w:w="100"/>
+            </w:tcMar>
+          </w:tcPr>
+          <w:p>
+            <w:pPr>
+              <w:jc w:val="left"/>
+            </w:pPr>
+            <w:r>
+              <w:rPr>
+                <w:rFonts w:ascii="標楷體" w:cs="標楷體" w:eastAsia="標楷體" w:hAnsi="標楷體"/>
+                <w:b w:val="false"/>
+                <w:bCs w:val="false"/>
+                <w:sz w:val="22"/>
+                <w:szCs w:val="22"/>
+              </w:rPr>
+              <w:t xml:space="preserve">✅ PASS
+✅ PASS</w:t>
+            </w:r>
+          </w:p>
+        </w:tc>
+        <w:tc>
+          <w:tcPr>
+            <w:tcW w:type="dxa" w:w="3760"/>
+            <w:tcBorders>
+              <w:top w:val="single" w:color="999999" w:sz="1"/>
+              <w:left w:val="single" w:color="999999" w:sz="1"/>
+              <w:bottom w:val="single" w:color="999999" w:sz="1"/>
+              <w:right w:val="single" w:color="999999" w:sz="1"/>
+            </w:tcBorders>
+            <w:shd w:fill="FFFFFF" w:val="clear"/>
+            <w:tcMar>
+              <w:top w:type="dxa" w:w="60"/>
+              <w:left w:type="dxa" w:w="100"/>
+              <w:bottom w:type="dxa" w:w="60"/>
+              <w:right w:type="dxa" w:w="100"/>
+            </w:tcMar>
+          </w:tcPr>
+          <w:p>
+            <w:pPr>
+              <w:jc w:val="left"/>
+            </w:pPr>
+            <w:r>
+              <w:rPr>
+                <w:rFonts w:ascii="標楷體" w:cs="標楷體" w:eastAsia="標楷體" w:hAnsi="標楷體"/>
+                <w:b w:val="false"/>
+                <w:bCs w:val="false"/>
+                <w:sz w:val="22"/>
+                <w:szCs w:val="22"/>
+              </w:rPr>
+              <w:t xml:space="preserve">修正 err 條件（連續 6 個以上的 1），模擬全部通過；呼叫 synthesize 確認可合成，兩階段均通過</w:t>
+            </w:r>
+          </w:p>
+        </w:tc>
+      </w:tr>
+    </w:tbl>
+    <w:p>
+      <w:pPr>
+        <w:spacing w:after="20" w:before="20"/>
+      </w:pPr>
+      <w:r>
+        <w:t xml:space="preserve"/>
+      </w:r>
+    </w:p>
+    <w:p>
+      <w:pPr>
+        <w:spacing w:after="40" w:before="40" w:line="360" w:lineRule="auto"/>
+      </w:pPr>
+      <w:r>
+        <w:rPr>
+          <w:rFonts w:ascii="標楷體" w:cs="標楷體" w:eastAsia="標楷體" w:hAnsi="標楷體"/>
+          <w:b w:val="false"/>
+          <w:bCs w:val="false"/>
+          <w:sz w:val="24"/>
+          <w:szCs w:val="24"/>
+        </w:rPr>
+        <w:t xml:space="preserve">此案例展示了系統設計的三個關鍵機制如何協作：（1）decompose_spec 在面對複雜題目時提供結構化的解題框架；（2）get_debug_hints 在反覆出現同類編譯錯誤後提供根本解法，使模型從 enum 模式轉換為 localparam，一次修正 8 個錯誤；（3）多輪 error feedback 保留了前次 attempt 的編譯輸出，讓模型在 Attempt 3 時能精確定位 err 輸出的邏輯問題。若採用 no_memory 模式（每次從空白 context 開始），前幾次的編譯結果與 get_debug_hints 的診斷內容將無法延續至後續 attempt，修復過程的連貫性將受到影響。</w:t>
+      </w:r>
+    </w:p>
+    <w:p>
+      <w:pPr>
+        <w:spacing w:after="20" w:before="20"/>
+      </w:pPr>
+      <w:r>
+        <w:t xml:space="preserve"/>
+      </w:r>
+    </w:p>
+    <w:p>
+      <w:pPr>
+        <w:pStyle w:val="Heading1"/>
+        <w:spacing w:after="80" w:before="280"/>
+      </w:pPr>
+      <w:r>
+        <w:rPr>
+          <w:rFonts w:ascii="標楷體" w:cs="標楷體" w:eastAsia="標楷體" w:hAnsi="標楷體"/>
+          <w:b/>
+          <w:bCs/>
+          <w:sz w:val="32"/>
+          <w:szCs w:val="32"/>
+        </w:rPr>
+        <w:t xml:space="preserve">五、討論與結論</w:t>
+      </w:r>
+    </w:p>
+    <w:p>
+      <w:pPr>
+        <w:pStyle w:val="Heading2"/>
+        <w:spacing w:after="60" w:before="180"/>
+      </w:pPr>
+      <w:r>
+        <w:rPr>
+          <w:rFonts w:ascii="標楷體" w:cs="標楷體" w:eastAsia="標楷體" w:hAnsi="標楷體"/>
+          <w:b/>
+          <w:bCs/>
+          <w:sz w:val="28"/>
+          <w:szCs w:val="28"/>
+        </w:rPr>
+        <w:t xml:space="preserve">5.1 結果分析</w:t>
+      </w:r>
+    </w:p>
+    <w:p>
+      <w:pPr>
+        <w:pStyle w:val="Heading3"/>
+        <w:spacing w:after="40" w:before="120"/>
+      </w:pPr>
+      <w:r>
+        <w:rPr>
+          <w:rFonts w:ascii="標楷體" w:cs="標楷體" w:eastAsia="標楷體" w:hAnsi="標楷體"/>
+          <w:b/>
+          <w:bCs/>
+          <w:sz w:val="24"/>
+          <w:szCs w:val="24"/>
+        </w:rPr>
+        <w:t xml:space="preserve">5.1.1 核心機制：記憶 &gt; 工具</w:t>
+      </w:r>
+    </w:p>
+    <w:p>
+      <w:pPr>
+        <w:spacing w:after="40" w:before="40" w:line="360" w:lineRule="auto"/>
+      </w:pPr>
+      <w:r>
+        <w:rPr>
+          <w:rFonts w:ascii="標楷體" w:cs="標楷體" w:eastAsia="標楷體" w:hAnsi="標楷體"/>
+          <w:b w:val="false"/>
+          <w:bCs w:val="false"/>
+          <w:sz w:val="24"/>
+          <w:szCs w:val="24"/>
+        </w:rPr>
+        <w:t xml:space="preserve">Ablation 結果最關鍵的發現是：移除多輪記憶（no_memory）或移除錯誤細節（no_error_details）各導致約 5 個百分點的通過率下降，而移除全部輔助工具（no_helper_tools）僅下降 1.1 個百分點。這說明本系統效能的主要來源是「有記憶的 error feedback 迴圈」本身，而非 decompose_spec 或 get_debug_hints 這些輔助工具。</w:t>
+      </w:r>
+    </w:p>
+    <w:p>
+      <w:pPr>
+        <w:spacing w:after="40" w:before="40" w:line="360" w:lineRule="auto"/>
+      </w:pPr>
+      <w:r>
+        <w:rPr>
+          <w:rFonts w:ascii="標楷體" w:cs="標楷體" w:eastAsia="標楷體" w:hAnsi="標楷體"/>
+          <w:b w:val="false"/>
+          <w:bCs w:val="false"/>
+          <w:sz w:val="24"/>
+          <w:szCs w:val="24"/>
+        </w:rPr>
+        <w:t xml:space="preserve">No_error_details 組的通過率下降幅度與 no_memory 非常接近，進一步印證了這個結論：當模型知道「失敗了」但不知道「為什麼失敗」，其能力與從零開始的 no_memory 相差無幾。錯誤細節（error_type + error_log）的資訊價值，在於讓模型的每次修正都有明確的診斷依據，而不是盲目調整。</w:t>
+      </w:r>
+    </w:p>
+    <w:p>
+      <w:pPr>
+        <w:pStyle w:val="Heading3"/>
+        <w:spacing w:after="40" w:before="120"/>
+      </w:pPr>
+      <w:r>
+        <w:rPr>
+          <w:rFonts w:ascii="標楷體" w:cs="標楷體" w:eastAsia="標楷體" w:hAnsi="標楷體"/>
+          <w:b/>
+          <w:bCs/>
+          <w:sz w:val="24"/>
+          <w:szCs w:val="24"/>
+        </w:rPr>
+        <w:t xml:space="preserve">5.1.2 失敗錯誤類型分析</w:t>
+      </w:r>
+    </w:p>
+    <w:p>
+      <w:pPr>
+        <w:spacing w:after="40" w:before="40" w:line="360" w:lineRule="auto"/>
+      </w:pPr>
+      <w:r>
+        <w:rPr>
+          <w:rFonts w:ascii="標楷體" w:cs="標楷體" w:eastAsia="標楷體" w:hAnsi="標楷體"/>
+          <w:b w:val="false"/>
+          <w:bCs w:val="false"/>
+          <w:sz w:val="24"/>
+          <w:szCs w:val="24"/>
+        </w:rPr>
+        <w:t xml:space="preserve">在所有實驗組中，R 類錯誤（Runtime mismatch）是最主要的失敗原因，佔所有失敗 attempt 的 60–70%。R 類錯誤代表程式碼語法正確、能通過編譯，但模擬輸出與預期不符——通常是 FSM 狀態轉移邏輯、輸出時序或計數器邊界的細微錯誤。</w:t>
+      </w:r>
+    </w:p>
+    <w:p>
+      <w:pPr>
+        <w:spacing w:after="40" w:before="40" w:line="360" w:lineRule="auto"/>
+      </w:pPr>
+      <w:r>
+        <w:rPr>
+          <w:rFonts w:ascii="標楷體" w:cs="標楷體" w:eastAsia="標楷體" w:hAnsi="標楷體"/>
+          <w:b w:val="false"/>
+          <w:bCs w:val="false"/>
+          <w:sz w:val="24"/>
+          <w:szCs w:val="24"/>
+        </w:rPr>
+        <w:t xml:space="preserve">這類錯誤難以透過語法規則預防，也難以從 error_log 中直接定位（只有 mismatch count 和第一次不符的時間點），因此在 5 次嘗試內的修復成功率較低，是目前系統最主要的效能瓶頸。相比之下，compile error（S、e、w 等）有明確的行號與錯誤訊息，修復成功率顯著較高。</w:t>
+      </w:r>
+    </w:p>
+    <w:p>
+      <w:pPr>
+        <w:pStyle w:val="Heading3"/>
+        <w:spacing w:after="40" w:before="120"/>
+      </w:pPr>
+      <w:r>
+        <w:rPr>
+          <w:rFonts w:ascii="標楷體" w:cs="標楷體" w:eastAsia="標楷體" w:hAnsi="標楷體"/>
+          <w:b/>
+          <w:bCs/>
+          <w:sz w:val="24"/>
+          <w:szCs w:val="24"/>
+        </w:rPr>
+        <w:t xml:space="preserve">5.1.3 高失敗率題目特徵分析</w:t>
+      </w:r>
+    </w:p>
+    <w:p>
+      <w:pPr>
+        <w:spacing w:after="40" w:before="40" w:line="360" w:lineRule="auto"/>
+      </w:pPr>
+      <w:r>
+        <w:rPr>
+          <w:rFonts w:ascii="標楷體" w:cs="標楷體" w:eastAsia="標楷體" w:hAnsi="標楷體"/>
+          <w:b w:val="false"/>
+          <w:bCs w:val="false"/>
+          <w:sz w:val="24"/>
+          <w:szCs w:val="24"/>
+        </w:rPr>
+        <w:t xml:space="preserve">統計各實驗組的 result.json，以下為六組實驗中失敗率最高的題目：</w:t>
+      </w:r>
+    </w:p>
+    <w:tbl>
+      <w:tblPr>
+        <w:tblW w:type="dxa" w:w="9360"/>
+        <w:tblBorders>
+          <w:top w:val="single" w:color="auto" w:sz="4"/>
+          <w:left w:val="single" w:color="auto" w:sz="4"/>
+          <w:bottom w:val="single" w:color="auto" w:sz="4"/>
+          <w:right w:val="single" w:color="auto" w:sz="4"/>
+          <w:insideH w:val="single" w:color="auto" w:sz="4"/>
+          <w:insideV w:val="single" w:color="auto" w:sz="4"/>
+        </w:tblBorders>
+      </w:tblPr>
+      <w:tblGrid>
+        <w:gridCol w:w="2600"/>
+        <w:gridCol w:w="900"/>
+        <w:gridCol w:w="2200"/>
+        <w:gridCol w:w="3660"/>
+      </w:tblGrid>
+      <w:tr>
+        <w:tc>
+          <w:tcPr>
+            <w:tcW w:type="dxa" w:w="2600"/>
+            <w:tcBorders>
+              <w:top w:val="single" w:color="999999" w:sz="1"/>
+              <w:left w:val="single" w:color="999999" w:sz="1"/>
+              <w:bottom w:val="single" w:color="999999" w:sz="1"/>
+              <w:right w:val="single" w:color="999999" w:sz="1"/>
+            </w:tcBorders>
+            <w:shd w:fill="D9E2F3" w:val="clear"/>
+            <w:tcMar>
+              <w:top w:type="dxa" w:w="60"/>
+              <w:left w:type="dxa" w:w="100"/>
+              <w:bottom w:type="dxa" w:w="60"/>
+              <w:right w:type="dxa" w:w="100"/>
+            </w:tcMar>
+          </w:tcPr>
+          <w:p>
+            <w:pPr>
+              <w:jc w:val="left"/>
+            </w:pPr>
+            <w:r>
+              <w:rPr>
+                <w:rFonts w:ascii="標楷體" w:cs="標楷體" w:eastAsia="標楷體" w:hAnsi="標楷體"/>
+                <w:b/>
+                <w:bCs/>
+                <w:sz w:val="22"/>
+                <w:szCs w:val="22"/>
+              </w:rPr>
+              <w:t xml:space="preserve">題目</w:t>
+            </w:r>
+          </w:p>
+        </w:tc>
+        <w:tc>
+          <w:tcPr>
+            <w:tcW w:type="dxa" w:w="900"/>
+            <w:tcBorders>
+              <w:top w:val="single" w:color="999999" w:sz="1"/>
+              <w:left w:val="single" w:color="999999" w:sz="1"/>
+              <w:bottom w:val="single" w:color="999999" w:sz="1"/>
+              <w:right w:val="single" w:color="999999" w:sz="1"/>
+            </w:tcBorders>
+            <w:shd w:fill="D9E2F3" w:val="clear"/>
+            <w:tcMar>
+              <w:top w:type="dxa" w:w="60"/>
+              <w:left w:type="dxa" w:w="100"/>
+              <w:bottom w:type="dxa" w:w="60"/>
+              <w:right w:type="dxa" w:w="100"/>
+            </w:tcMar>
+          </w:tcPr>
+          <w:p>
+            <w:pPr>
+              <w:jc w:val="left"/>
+            </w:pPr>
+            <w:r>
+              <w:rPr>
+                <w:rFonts w:ascii="標楷體" w:cs="標楷體" w:eastAsia="標楷體" w:hAnsi="標楷體"/>
+                <w:b/>
+                <w:bCs/>
+                <w:sz w:val="22"/>
+                <w:szCs w:val="22"/>
+              </w:rPr>
+              <w:t xml:space="preserve">失敗組數</w:t>
+            </w:r>
+          </w:p>
+        </w:tc>
+        <w:tc>
+          <w:tcPr>
+            <w:tcW w:type="dxa" w:w="2200"/>
+            <w:tcBorders>
+              <w:top w:val="single" w:color="999999" w:sz="1"/>
+              <w:left w:val="single" w:color="999999" w:sz="1"/>
+              <w:bottom w:val="single" w:color="999999" w:sz="1"/>
+              <w:right w:val="single" w:color="999999" w:sz="1"/>
+            </w:tcBorders>
+            <w:shd w:fill="D9E2F3" w:val="clear"/>
+            <w:tcMar>
+              <w:top w:type="dxa" w:w="60"/>
+              <w:left w:type="dxa" w:w="100"/>
+              <w:bottom w:type="dxa" w:w="60"/>
+              <w:right w:type="dxa" w:w="100"/>
+            </w:tcMar>
+          </w:tcPr>
+          <w:p>
+            <w:pPr>
+              <w:jc w:val="left"/>
+            </w:pPr>
+            <w:r>
+              <w:rPr>
+                <w:rFonts w:ascii="標楷體" w:cs="標楷體" w:eastAsia="標楷體" w:hAnsi="標楷體"/>
+                <w:b/>
+                <w:bCs/>
+                <w:sz w:val="22"/>
+                <w:szCs w:val="22"/>
+              </w:rPr>
+              <w:t xml:space="preserve">題型</w:t>
+            </w:r>
+          </w:p>
+        </w:tc>
+        <w:tc>
+          <w:tcPr>
+            <w:tcW w:type="dxa" w:w="3660"/>
+            <w:tcBorders>
+              <w:top w:val="single" w:color="999999" w:sz="1"/>
+              <w:left w:val="single" w:color="999999" w:sz="1"/>
+              <w:bottom w:val="single" w:color="999999" w:sz="1"/>
+              <w:right w:val="single" w:color="999999" w:sz="1"/>
+            </w:tcBorders>
+            <w:shd w:fill="D9E2F3" w:val="clear"/>
+            <w:tcMar>
+              <w:top w:type="dxa" w:w="60"/>
+              <w:left w:type="dxa" w:w="100"/>
+              <w:bottom w:type="dxa" w:w="60"/>
+              <w:right w:type="dxa" w:w="100"/>
+            </w:tcMar>
+          </w:tcPr>
+          <w:p>
+            <w:pPr>
+              <w:jc w:val="left"/>
+            </w:pPr>
+            <w:r>
+              <w:rPr>
+                <w:rFonts w:ascii="標楷體" w:cs="標楷體" w:eastAsia="標楷體" w:hAnsi="標楷體"/>
+                <w:b/>
+                <w:bCs/>
+                <w:sz w:val="22"/>
+                <w:szCs w:val="22"/>
+              </w:rPr>
+              <w:t xml:space="preserve">主要失敗原因</w:t>
+            </w:r>
+          </w:p>
+        </w:tc>
+      </w:tr>
+      <w:tr>
+        <w:tc>
+          <w:tcPr>
+            <w:tcW w:type="dxa" w:w="2600"/>
+            <w:tcBorders>
+              <w:top w:val="single" w:color="999999" w:sz="1"/>
+              <w:left w:val="single" w:color="999999" w:sz="1"/>
+              <w:bottom w:val="single" w:color="999999" w:sz="1"/>
+              <w:right w:val="single" w:color="999999" w:sz="1"/>
+            </w:tcBorders>
+            <w:shd w:fill="FFFFFF" w:val="clear"/>
+            <w:tcMar>
+              <w:top w:type="dxa" w:w="60"/>
+              <w:left w:type="dxa" w:w="100"/>
+              <w:bottom w:type="dxa" w:w="60"/>
+              <w:right w:type="dxa" w:w="100"/>
+            </w:tcMar>
+          </w:tcPr>
+          <w:p>
+            <w:pPr>
+              <w:jc w:val="left"/>
+            </w:pPr>
+            <w:r>
+              <w:rPr>
+                <w:rFonts w:ascii="標楷體" w:cs="標楷體" w:eastAsia="標楷體" w:hAnsi="標楷體"/>
+                <w:b w:val="false"/>
+                <w:bCs w:val="false"/>
+                <w:sz w:val="22"/>
+                <w:szCs w:val="22"/>
+              </w:rPr>
+              <w:t xml:space="preserve">Prob116_m2014_q3</w:t>
+            </w:r>
+          </w:p>
+        </w:tc>
+        <w:tc>
+          <w:tcPr>
+            <w:tcW w:type="dxa" w:w="900"/>
+            <w:tcBorders>
+              <w:top w:val="single" w:color="999999" w:sz="1"/>
+              <w:left w:val="single" w:color="999999" w:sz="1"/>
+              <w:bottom w:val="single" w:color="999999" w:sz="1"/>
+              <w:right w:val="single" w:color="999999" w:sz="1"/>
+            </w:tcBorders>
+            <w:shd w:fill="FFFFFF" w:val="clear"/>
+            <w:tcMar>
+              <w:top w:type="dxa" w:w="60"/>
+              <w:left w:type="dxa" w:w="100"/>
+              <w:bottom w:type="dxa" w:w="60"/>
+              <w:right w:type="dxa" w:w="100"/>
+            </w:tcMar>
+          </w:tcPr>
+          <w:p>
+            <w:pPr>
+              <w:jc w:val="left"/>
+            </w:pPr>
+            <w:r>
+              <w:rPr>
+                <w:rFonts w:ascii="標楷體" w:cs="標楷體" w:eastAsia="標楷體" w:hAnsi="標楷體"/>
+                <w:b w:val="false"/>
+                <w:bCs w:val="false"/>
+                <w:sz w:val="22"/>
+                <w:szCs w:val="22"/>
+              </w:rPr>
+              <w:t xml:space="preserve">6/6</w:t>
+            </w:r>
+          </w:p>
+        </w:tc>
+        <w:tc>
+          <w:tcPr>
+            <w:tcW w:type="dxa" w:w="2200"/>
+            <w:tcBorders>
+              <w:top w:val="single" w:color="999999" w:sz="1"/>
+              <w:left w:val="single" w:color="999999" w:sz="1"/>
+              <w:bottom w:val="single" w:color="999999" w:sz="1"/>
+              <w:right w:val="single" w:color="999999" w:sz="1"/>
+            </w:tcBorders>
+            <w:shd w:fill="FFFFFF" w:val="clear"/>
+            <w:tcMar>
+              <w:top w:type="dxa" w:w="60"/>
+              <w:left w:type="dxa" w:w="100"/>
+              <w:bottom w:type="dxa" w:w="60"/>
+              <w:right w:type="dxa" w:w="100"/>
+            </w:tcMar>
+          </w:tcPr>
+          <w:p>
+            <w:pPr>
+              <w:jc w:val="left"/>
+            </w:pPr>
+            <w:r>
+              <w:rPr>
+                <w:rFonts w:ascii="標楷體" w:cs="標楷體" w:eastAsia="標楷體" w:hAnsi="標楷體"/>
+                <w:b w:val="false"/>
+                <w:bCs w:val="false"/>
+                <w:sz w:val="22"/>
+                <w:szCs w:val="22"/>
+              </w:rPr>
+              <w:t xml:space="preserve">4 變數 K-map（含 don't-care）</w:t>
+            </w:r>
+          </w:p>
+        </w:tc>
+        <w:tc>
+          <w:tcPr>
+            <w:tcW w:type="dxa" w:w="3660"/>
+            <w:tcBorders>
+              <w:top w:val="single" w:color="999999" w:sz="1"/>
+              <w:left w:val="single" w:color="999999" w:sz="1"/>
+              <w:bottom w:val="single" w:color="999999" w:sz="1"/>
+              <w:right w:val="single" w:color="999999" w:sz="1"/>
+            </w:tcBorders>
+            <w:shd w:fill="FFFFFF" w:val="clear"/>
+            <w:tcMar>
+              <w:top w:type="dxa" w:w="60"/>
+              <w:left w:type="dxa" w:w="100"/>
+              <w:bottom w:type="dxa" w:w="60"/>
+              <w:right w:type="dxa" w:w="100"/>
+            </w:tcMar>
+          </w:tcPr>
+          <w:p>
+            <w:pPr>
+              <w:jc w:val="left"/>
+            </w:pPr>
+            <w:r>
+              <w:rPr>
+                <w:rFonts w:ascii="標楷體" w:cs="標楷體" w:eastAsia="標楷體" w:hAnsi="標楷體"/>
+                <w:b w:val="false"/>
+                <w:bCs w:val="false"/>
+                <w:sz w:val="22"/>
+                <w:szCs w:val="22"/>
+              </w:rPr>
+              <w:t xml:space="preserve">K-map 化簡在 don't-care 的處理上有多種等價解，模型推導的 Boolean 表示式可能與 testbench 預期的特定輸出不符</w:t>
+            </w:r>
+          </w:p>
+        </w:tc>
+      </w:tr>
+      <w:tr>
+        <w:tc>
+          <w:tcPr>
+            <w:tcW w:type="dxa" w:w="2600"/>
+            <w:tcBorders>
+              <w:top w:val="single" w:color="999999" w:sz="1"/>
+              <w:left w:val="single" w:color="999999" w:sz="1"/>
+              <w:bottom w:val="single" w:color="999999" w:sz="1"/>
+              <w:right w:val="single" w:color="999999" w:sz="1"/>
+            </w:tcBorders>
+            <w:shd w:fill="FFFFFF" w:val="clear"/>
+            <w:tcMar>
+              <w:top w:type="dxa" w:w="60"/>
+              <w:left w:type="dxa" w:w="100"/>
+              <w:bottom w:type="dxa" w:w="60"/>
+              <w:right w:type="dxa" w:w="100"/>
+            </w:tcMar>
+          </w:tcPr>
+          <w:p>
+            <w:pPr>
+              <w:jc w:val="left"/>
+            </w:pPr>
+            <w:r>
+              <w:rPr>
+                <w:rFonts w:ascii="標楷體" w:cs="標楷體" w:eastAsia="標楷體" w:hAnsi="標楷體"/>
+                <w:b w:val="false"/>
+                <w:bCs w:val="false"/>
+                <w:sz w:val="22"/>
+                <w:szCs w:val="22"/>
+              </w:rPr>
+              <w:t xml:space="preserve">Prob149_ece241_2013_q4</w:t>
+            </w:r>
+          </w:p>
+        </w:tc>
+        <w:tc>
+          <w:tcPr>
+            <w:tcW w:type="dxa" w:w="900"/>
+            <w:tcBorders>
+              <w:top w:val="single" w:color="999999" w:sz="1"/>
+              <w:left w:val="single" w:color="999999" w:sz="1"/>
+              <w:bottom w:val="single" w:color="999999" w:sz="1"/>
+              <w:right w:val="single" w:color="999999" w:sz="1"/>
+            </w:tcBorders>
+            <w:shd w:fill="FFFFFF" w:val="clear"/>
+            <w:tcMar>
+              <w:top w:type="dxa" w:w="60"/>
+              <w:left w:type="dxa" w:w="100"/>
+              <w:bottom w:type="dxa" w:w="60"/>
+              <w:right w:type="dxa" w:w="100"/>
+            </w:tcMar>
+          </w:tcPr>
+          <w:p>
+            <w:pPr>
+              <w:jc w:val="left"/>
+            </w:pPr>
+            <w:r>
+              <w:rPr>
+                <w:rFonts w:ascii="標楷體" w:cs="標楷體" w:eastAsia="標楷體" w:hAnsi="標楷體"/>
+                <w:b w:val="false"/>
+                <w:bCs w:val="false"/>
+                <w:sz w:val="22"/>
+                <w:szCs w:val="22"/>
+              </w:rPr>
+              <w:t xml:space="preserve">6/6</w:t>
+            </w:r>
+          </w:p>
+        </w:tc>
+        <w:tc>
+          <w:tcPr>
+            <w:tcW w:type="dxa" w:w="2200"/>
+            <w:tcBorders>
+              <w:top w:val="single" w:color="999999" w:sz="1"/>
+              <w:left w:val="single" w:color="999999" w:sz="1"/>
+              <w:bottom w:val="single" w:color="999999" w:sz="1"/>
+              <w:right w:val="single" w:color="999999" w:sz="1"/>
+            </w:tcBorders>
+            <w:shd w:fill="FFFFFF" w:val="clear"/>
+            <w:tcMar>
+              <w:top w:type="dxa" w:w="60"/>
+              <w:left w:type="dxa" w:w="100"/>
+              <w:bottom w:type="dxa" w:w="60"/>
+              <w:right w:type="dxa" w:w="100"/>
+            </w:tcMar>
+          </w:tcPr>
+          <w:p>
+            <w:pPr>
+              <w:jc w:val="left"/>
+            </w:pPr>
+            <w:r>
+              <w:rPr>
+                <w:rFonts w:ascii="標楷體" w:cs="標楷體" w:eastAsia="標楷體" w:hAnsi="標楷體"/>
+                <w:b w:val="false"/>
+                <w:bCs w:val="false"/>
+                <w:sz w:val="22"/>
+                <w:szCs w:val="22"/>
+              </w:rPr>
+              <w:t xml:space="preserve">雙向水位感測 FSM</w:t>
+            </w:r>
+          </w:p>
+        </w:tc>
+        <w:tc>
+          <w:tcPr>
+            <w:tcW w:type="dxa" w:w="3660"/>
+            <w:tcBorders>
+              <w:top w:val="single" w:color="999999" w:sz="1"/>
+              <w:left w:val="single" w:color="999999" w:sz="1"/>
+              <w:bottom w:val="single" w:color="999999" w:sz="1"/>
+              <w:right w:val="single" w:color="999999" w:sz="1"/>
+            </w:tcBorders>
+            <w:shd w:fill="FFFFFF" w:val="clear"/>
+            <w:tcMar>
+              <w:top w:type="dxa" w:w="60"/>
+              <w:left w:type="dxa" w:w="100"/>
+              <w:bottom w:type="dxa" w:w="60"/>
+              <w:right w:type="dxa" w:w="100"/>
+            </w:tcMar>
+          </w:tcPr>
+          <w:p>
+            <w:pPr>
+              <w:jc w:val="left"/>
+            </w:pPr>
+            <w:r>
+              <w:rPr>
+                <w:rFonts w:ascii="標楷體" w:cs="標楷體" w:eastAsia="標楷體" w:hAnsi="標楷體"/>
+                <w:b w:val="false"/>
+                <w:bCs w:val="false"/>
+                <w:sz w:val="22"/>
+                <w:szCs w:val="22"/>
+              </w:rPr>
+              <w:t xml:space="preserve">描述修正後仍全失敗；需要實作 6 狀態雙向 FSM（上升/下降各有獨立狀態），複雜度超出模型在有限嘗試內推理的能力</w:t>
+            </w:r>
+          </w:p>
+        </w:tc>
+      </w:tr>
+      <w:tr>
+        <w:tc>
+          <w:tcPr>
+            <w:tcW w:type="dxa" w:w="2600"/>
+            <w:tcBorders>
+              <w:top w:val="single" w:color="999999" w:sz="1"/>
+              <w:left w:val="single" w:color="999999" w:sz="1"/>
+              <w:bottom w:val="single" w:color="999999" w:sz="1"/>
+              <w:right w:val="single" w:color="999999" w:sz="1"/>
+            </w:tcBorders>
+            <w:shd w:fill="FFFFFF" w:val="clear"/>
+            <w:tcMar>
+              <w:top w:type="dxa" w:w="60"/>
+              <w:left w:type="dxa" w:w="100"/>
+              <w:bottom w:type="dxa" w:w="60"/>
+              <w:right w:type="dxa" w:w="100"/>
+            </w:tcMar>
+          </w:tcPr>
+          <w:p>
+            <w:pPr>
+              <w:jc w:val="left"/>
+            </w:pPr>
+            <w:r>
+              <w:rPr>
+                <w:rFonts w:ascii="標楷體" w:cs="標楷體" w:eastAsia="標楷體" w:hAnsi="標楷體"/>
+                <w:b w:val="false"/>
+                <w:bCs w:val="false"/>
+                <w:sz w:val="22"/>
+                <w:szCs w:val="22"/>
+              </w:rPr>
+              <w:t xml:space="preserve">Prob140_fsm_hdlc</w:t>
+            </w:r>
+          </w:p>
+        </w:tc>
+        <w:tc>
+          <w:tcPr>
+            <w:tcW w:type="dxa" w:w="900"/>
+            <w:tcBorders>
+              <w:top w:val="single" w:color="999999" w:sz="1"/>
+              <w:left w:val="single" w:color="999999" w:sz="1"/>
+              <w:bottom w:val="single" w:color="999999" w:sz="1"/>
+              <w:right w:val="single" w:color="999999" w:sz="1"/>
+            </w:tcBorders>
+            <w:shd w:fill="FFFFFF" w:val="clear"/>
+            <w:tcMar>
+              <w:top w:type="dxa" w:w="60"/>
+              <w:left w:type="dxa" w:w="100"/>
+              <w:bottom w:type="dxa" w:w="60"/>
+              <w:right w:type="dxa" w:w="100"/>
+            </w:tcMar>
+          </w:tcPr>
+          <w:p>
+            <w:pPr>
+              <w:jc w:val="left"/>
+            </w:pPr>
+            <w:r>
+              <w:rPr>
+                <w:rFonts w:ascii="標楷體" w:cs="標楷體" w:eastAsia="標楷體" w:hAnsi="標楷體"/>
+                <w:b w:val="false"/>
+                <w:bCs w:val="false"/>
+                <w:sz w:val="22"/>
+                <w:szCs w:val="22"/>
+              </w:rPr>
+              <w:t xml:space="preserve">5/6</w:t>
+            </w:r>
+          </w:p>
+        </w:tc>
+        <w:tc>
+          <w:tcPr>
+            <w:tcW w:type="dxa" w:w="2200"/>
+            <w:tcBorders>
+              <w:top w:val="single" w:color="999999" w:sz="1"/>
+              <w:left w:val="single" w:color="999999" w:sz="1"/>
+              <w:bottom w:val="single" w:color="999999" w:sz="1"/>
+              <w:right w:val="single" w:color="999999" w:sz="1"/>
+            </w:tcBorders>
+            <w:shd w:fill="FFFFFF" w:val="clear"/>
+            <w:tcMar>
+              <w:top w:type="dxa" w:w="60"/>
+              <w:left w:type="dxa" w:w="100"/>
+              <w:bottom w:type="dxa" w:w="60"/>
+              <w:right w:type="dxa" w:w="100"/>
+            </w:tcMar>
+          </w:tcPr>
+          <w:p>
+            <w:pPr>
+              <w:jc w:val="left"/>
+            </w:pPr>
+            <w:r>
+              <w:rPr>
+                <w:rFonts w:ascii="標楷體" w:cs="標楷體" w:eastAsia="標楷體" w:hAnsi="標楷體"/>
+                <w:b w:val="false"/>
+                <w:bCs w:val="false"/>
+                <w:sz w:val="22"/>
+                <w:szCs w:val="22"/>
+              </w:rPr>
+              <w:t xml:space="preserve">HDLC 序列偵測 FSM</w:t>
+            </w:r>
+          </w:p>
+        </w:tc>
+        <w:tc>
+          <w:tcPr>
+            <w:tcW w:type="dxa" w:w="3660"/>
+            <w:tcBorders>
+              <w:top w:val="single" w:color="999999" w:sz="1"/>
+              <w:left w:val="single" w:color="999999" w:sz="1"/>
+              <w:bottom w:val="single" w:color="999999" w:sz="1"/>
+              <w:right w:val="single" w:color="999999" w:sz="1"/>
+            </w:tcBorders>
+            <w:shd w:fill="FFFFFF" w:val="clear"/>
+            <w:tcMar>
+              <w:top w:type="dxa" w:w="60"/>
+              <w:left w:type="dxa" w:w="100"/>
+              <w:bottom w:type="dxa" w:w="60"/>
+              <w:right w:type="dxa" w:w="100"/>
+            </w:tcMar>
+          </w:tcPr>
+          <w:p>
+            <w:pPr>
+              <w:jc w:val="left"/>
+            </w:pPr>
+            <w:r>
+              <w:rPr>
+                <w:rFonts w:ascii="標楷體" w:cs="標楷體" w:eastAsia="標楷體" w:hAnsi="標楷體"/>
+                <w:b w:val="false"/>
+                <w:bCs w:val="false"/>
+                <w:sz w:val="22"/>
+                <w:szCs w:val="22"/>
+              </w:rPr>
+              <w:t xml:space="preserve">僅 no_helper_tools 通過（單次隨機成功）；disc/flag/err 的輸出時序需精確對齊 0-stuffing 邊界，容易產生 off-by-one</w:t>
+            </w:r>
+          </w:p>
+        </w:tc>
+      </w:tr>
+      <w:tr>
+        <w:tc>
+          <w:tcPr>
+            <w:tcW w:type="dxa" w:w="2600"/>
+            <w:tcBorders>
+              <w:top w:val="single" w:color="999999" w:sz="1"/>
+              <w:left w:val="single" w:color="999999" w:sz="1"/>
+              <w:bottom w:val="single" w:color="999999" w:sz="1"/>
+              <w:right w:val="single" w:color="999999" w:sz="1"/>
+            </w:tcBorders>
+            <w:shd w:fill="FFFFFF" w:val="clear"/>
+            <w:tcMar>
+              <w:top w:type="dxa" w:w="60"/>
+              <w:left w:type="dxa" w:w="100"/>
+              <w:bottom w:type="dxa" w:w="60"/>
+              <w:right w:type="dxa" w:w="100"/>
+            </w:tcMar>
+          </w:tcPr>
+          <w:p>
+            <w:pPr>
+              <w:jc w:val="left"/>
+            </w:pPr>
+            <w:r>
+              <w:rPr>
+                <w:rFonts w:ascii="標楷體" w:cs="標楷體" w:eastAsia="標楷體" w:hAnsi="標楷體"/>
+                <w:b w:val="false"/>
+                <w:bCs w:val="false"/>
+                <w:sz w:val="22"/>
+                <w:szCs w:val="22"/>
+              </w:rPr>
+              <w:t xml:space="preserve">Prob155_lemmings4</w:t>
+            </w:r>
+          </w:p>
+        </w:tc>
+        <w:tc>
+          <w:tcPr>
+            <w:tcW w:type="dxa" w:w="900"/>
+            <w:tcBorders>
+              <w:top w:val="single" w:color="999999" w:sz="1"/>
+              <w:left w:val="single" w:color="999999" w:sz="1"/>
+              <w:bottom w:val="single" w:color="999999" w:sz="1"/>
+              <w:right w:val="single" w:color="999999" w:sz="1"/>
+            </w:tcBorders>
+            <w:shd w:fill="FFFFFF" w:val="clear"/>
+            <w:tcMar>
+              <w:top w:type="dxa" w:w="60"/>
+              <w:left w:type="dxa" w:w="100"/>
+              <w:bottom w:type="dxa" w:w="60"/>
+              <w:right w:type="dxa" w:w="100"/>
+            </w:tcMar>
+          </w:tcPr>
+          <w:p>
+            <w:pPr>
+              <w:jc w:val="left"/>
+            </w:pPr>
+            <w:r>
+              <w:rPr>
+                <w:rFonts w:ascii="標楷體" w:cs="標楷體" w:eastAsia="標楷體" w:hAnsi="標楷體"/>
+                <w:b w:val="false"/>
+                <w:bCs w:val="false"/>
+                <w:sz w:val="22"/>
+                <w:szCs w:val="22"/>
+              </w:rPr>
+              <w:t xml:space="preserve">5/6</w:t>
+            </w:r>
+          </w:p>
+        </w:tc>
+        <w:tc>
+          <w:tcPr>
+            <w:tcW w:type="dxa" w:w="2200"/>
+            <w:tcBorders>
+              <w:top w:val="single" w:color="999999" w:sz="1"/>
+              <w:left w:val="single" w:color="999999" w:sz="1"/>
+              <w:bottom w:val="single" w:color="999999" w:sz="1"/>
+              <w:right w:val="single" w:color="999999" w:sz="1"/>
+            </w:tcBorders>
+            <w:shd w:fill="FFFFFF" w:val="clear"/>
+            <w:tcMar>
+              <w:top w:type="dxa" w:w="60"/>
+              <w:left w:type="dxa" w:w="100"/>
+              <w:bottom w:type="dxa" w:w="60"/>
+              <w:right w:type="dxa" w:w="100"/>
+            </w:tcMar>
+          </w:tcPr>
+          <w:p>
+            <w:pPr>
+              <w:jc w:val="left"/>
+            </w:pPr>
+            <w:r>
+              <w:rPr>
+                <w:rFonts w:ascii="標楷體" w:cs="標楷體" w:eastAsia="標楷體" w:hAnsi="標楷體"/>
+                <w:b w:val="false"/>
+                <w:bCs w:val="false"/>
+                <w:sz w:val="22"/>
+                <w:szCs w:val="22"/>
+              </w:rPr>
+              <w:t xml:space="preserve">Lemmings 進階行為 FSM</w:t>
+            </w:r>
+          </w:p>
+        </w:tc>
+        <w:tc>
+          <w:tcPr>
+            <w:tcW w:type="dxa" w:w="3660"/>
+            <w:tcBorders>
+              <w:top w:val="single" w:color="999999" w:sz="1"/>
+              <w:left w:val="single" w:color="999999" w:sz="1"/>
+              <w:bottom w:val="single" w:color="999999" w:sz="1"/>
+              <w:right w:val="single" w:color="999999" w:sz="1"/>
+            </w:tcBorders>
+            <w:shd w:fill="FFFFFF" w:val="clear"/>
+            <w:tcMar>
+              <w:top w:type="dxa" w:w="60"/>
+              <w:left w:type="dxa" w:w="100"/>
+              <w:bottom w:type="dxa" w:w="60"/>
+              <w:right w:type="dxa" w:w="100"/>
+            </w:tcMar>
+          </w:tcPr>
+          <w:p>
+            <w:pPr>
+              <w:jc w:val="left"/>
+            </w:pPr>
+            <w:r>
+              <w:rPr>
+                <w:rFonts w:ascii="標楷體" w:cs="標楷體" w:eastAsia="標楷體" w:hAnsi="標楷體"/>
+                <w:b w:val="false"/>
+                <w:bCs w:val="false"/>
+                <w:sz w:val="22"/>
+                <w:szCs w:val="22"/>
+              </w:rPr>
+              <w:t xml:space="preserve">僅 no_helper_tools 通過；下落計時器（20 cycles）與挖掘/行走/摔死的優先順序邏輯複雜</w:t>
+            </w:r>
+          </w:p>
+        </w:tc>
+      </w:tr>
+      <w:tr>
+        <w:tc>
+          <w:tcPr>
+            <w:tcW w:type="dxa" w:w="2600"/>
+            <w:tcBorders>
+              <w:top w:val="single" w:color="999999" w:sz="1"/>
+              <w:left w:val="single" w:color="999999" w:sz="1"/>
+              <w:bottom w:val="single" w:color="999999" w:sz="1"/>
+              <w:right w:val="single" w:color="999999" w:sz="1"/>
+            </w:tcBorders>
+            <w:shd w:fill="FFFFFF" w:val="clear"/>
+            <w:tcMar>
+              <w:top w:type="dxa" w:w="60"/>
+              <w:left w:type="dxa" w:w="100"/>
+              <w:bottom w:type="dxa" w:w="60"/>
+              <w:right w:type="dxa" w:w="100"/>
+            </w:tcMar>
+          </w:tcPr>
+          <w:p>
+            <w:pPr>
+              <w:jc w:val="left"/>
+            </w:pPr>
+            <w:r>
+              <w:rPr>
+                <w:rFonts w:ascii="標楷體" w:cs="標楷體" w:eastAsia="標楷體" w:hAnsi="標楷體"/>
+                <w:b w:val="false"/>
+                <w:bCs w:val="false"/>
+                <w:sz w:val="22"/>
+                <w:szCs w:val="22"/>
+              </w:rPr>
+              <w:t xml:space="preserve">Prob070_ece241_2013_q2</w:t>
+            </w:r>
+          </w:p>
+        </w:tc>
+        <w:tc>
+          <w:tcPr>
+            <w:tcW w:type="dxa" w:w="900"/>
+            <w:tcBorders>
+              <w:top w:val="single" w:color="999999" w:sz="1"/>
+              <w:left w:val="single" w:color="999999" w:sz="1"/>
+              <w:bottom w:val="single" w:color="999999" w:sz="1"/>
+              <w:right w:val="single" w:color="999999" w:sz="1"/>
+            </w:tcBorders>
+            <w:shd w:fill="FFFFFF" w:val="clear"/>
+            <w:tcMar>
+              <w:top w:type="dxa" w:w="60"/>
+              <w:left w:type="dxa" w:w="100"/>
+              <w:bottom w:type="dxa" w:w="60"/>
+              <w:right w:type="dxa" w:w="100"/>
+            </w:tcMar>
+          </w:tcPr>
+          <w:p>
+            <w:pPr>
+              <w:jc w:val="left"/>
+            </w:pPr>
+            <w:r>
+              <w:rPr>
+                <w:rFonts w:ascii="標楷體" w:cs="標楷體" w:eastAsia="標楷體" w:hAnsi="標楷體"/>
+                <w:b w:val="false"/>
+                <w:bCs w:val="false"/>
+                <w:sz w:val="22"/>
+                <w:szCs w:val="22"/>
+              </w:rPr>
+              <w:t xml:space="preserve">4/6</w:t>
+            </w:r>
+          </w:p>
+        </w:tc>
+        <w:tc>
+          <w:tcPr>
+            <w:tcW w:type="dxa" w:w="2200"/>
+            <w:tcBorders>
+              <w:top w:val="single" w:color="999999" w:sz="1"/>
+              <w:left w:val="single" w:color="999999" w:sz="1"/>
+              <w:bottom w:val="single" w:color="999999" w:sz="1"/>
+              <w:right w:val="single" w:color="999999" w:sz="1"/>
+            </w:tcBorders>
+            <w:shd w:fill="FFFFFF" w:val="clear"/>
+            <w:tcMar>
+              <w:top w:type="dxa" w:w="60"/>
+              <w:left w:type="dxa" w:w="100"/>
+              <w:bottom w:type="dxa" w:w="60"/>
+              <w:right w:type="dxa" w:w="100"/>
+            </w:tcMar>
+          </w:tcPr>
+          <w:p>
+            <w:pPr>
+              <w:jc w:val="left"/>
+            </w:pPr>
+            <w:r>
+              <w:rPr>
+                <w:rFonts w:ascii="標楷體" w:cs="標楷體" w:eastAsia="標楷體" w:hAnsi="標楷體"/>
+                <w:b w:val="false"/>
+                <w:bCs w:val="false"/>
+                <w:sz w:val="22"/>
+                <w:szCs w:val="22"/>
+              </w:rPr>
+              <w:t xml:space="preserve">4 變數 K-map（SOP + POS）</w:t>
+            </w:r>
+          </w:p>
+        </w:tc>
+        <w:tc>
+          <w:tcPr>
+            <w:tcW w:type="dxa" w:w="3660"/>
+            <w:tcBorders>
+              <w:top w:val="single" w:color="999999" w:sz="1"/>
+              <w:left w:val="single" w:color="999999" w:sz="1"/>
+              <w:bottom w:val="single" w:color="999999" w:sz="1"/>
+              <w:right w:val="single" w:color="999999" w:sz="1"/>
+            </w:tcBorders>
+            <w:shd w:fill="FFFFFF" w:val="clear"/>
+            <w:tcMar>
+              <w:top w:type="dxa" w:w="60"/>
+              <w:left w:type="dxa" w:w="100"/>
+              <w:bottom w:type="dxa" w:w="60"/>
+              <w:right w:type="dxa" w:w="100"/>
+            </w:tcMar>
+          </w:tcPr>
+          <w:p>
+            <w:pPr>
+              <w:jc w:val="left"/>
+            </w:pPr>
+            <w:r>
+              <w:rPr>
+                <w:rFonts w:ascii="標楷體" w:cs="標楷體" w:eastAsia="標楷體" w:hAnsi="標楷體"/>
+                <w:b w:val="false"/>
+                <w:bCs w:val="false"/>
+                <w:sz w:val="22"/>
+                <w:szCs w:val="22"/>
+              </w:rPr>
+              <w:t xml:space="preserve">需同時推導 SOP 和 POS 兩種最小化形式，模型通常只能修正其中一個</w:t>
+            </w:r>
+          </w:p>
+        </w:tc>
+      </w:tr>
+    </w:tbl>
+    <w:p>
+      <w:pPr>
+        <w:spacing w:after="20" w:before="20"/>
+      </w:pPr>
+      <w:r>
+        <w:t xml:space="preserve"/>
+      </w:r>
+    </w:p>
+    <w:p>
+      <w:pPr>
+        <w:spacing w:after="40" w:before="40" w:line="360" w:lineRule="auto"/>
+      </w:pPr>
+      <w:r>
+        <w:rPr>
+          <w:rFonts w:ascii="標楷體" w:cs="標楷體" w:eastAsia="標楷體" w:hAnsi="標楷體"/>
+          <w:b w:val="false"/>
+          <w:bCs w:val="false"/>
+          <w:sz w:val="24"/>
+          <w:szCs w:val="24"/>
+        </w:rPr>
+        <w:t xml:space="preserve">分析高失敗率題目可以歸納出兩類效能瓶頸：</w:t>
       </w:r>
     </w:p>
     <w:p>
@@ -5790,7 +14286,7 @@
           <w:sz w:val="24"/>
           <w:szCs w:val="24"/>
         </w:rPr>
-        <w:t xml:space="preserve">多模型比較：在相同 benchmark 上比較 Gemini、GPT-4o、Claude 的表現差異</w:t>
+        <w:t xml:space="preserve">複雜 FSM 類（Prob149、Prob140、Prob155、以及 4/6 失敗的 Prob137、Prob146 等）：這類題目需要模型正確理解狀態機的雙向行為或精確的輸出時序，即使 error_log 給出 mismatch 資訊，也難以在 5 次嘗試內從 R 類錯誤中精確定位錯誤狀態。</w:t>
       </w:r>
     </w:p>
     <w:p>
@@ -5808,7 +14304,68 @@
           <w:sz w:val="24"/>
           <w:szCs w:val="24"/>
         </w:rPr>
-        <w:t xml:space="preserve">VCD 波形解析：解析 wave.vcd 提取前 N 筆 mismatch 的具體輸入/輸出對比，提供更精確的 R 類錯誤回饋</w:t>
+        <w:t xml:space="preserve">K-map 化簡類（Prob116、Prob070）：這類題目的難點不在於語法，而在於數學推導的正確性。模型在 K-map 群組化上容易出現邏輯錯誤，且 mismatch 回饋無法直接指出「哪個輸入組合的輸出推導有誤」。</w:t>
+      </w:r>
+    </w:p>
+    <w:p>
+      <w:pPr>
+        <w:spacing w:after="40" w:before="40" w:line="360" w:lineRule="auto"/>
+      </w:pPr>
+      <w:r>
+        <w:rPr>
+          <w:rFonts w:ascii="標楷體" w:cs="標楷體" w:eastAsia="標楷體" w:hAnsi="標楷體"/>
+          <w:b w:val="false"/>
+          <w:bCs w:val="false"/>
+          <w:sz w:val="24"/>
+          <w:szCs w:val="24"/>
+        </w:rPr>
+        <w:t xml:space="preserve">值得注意的是，Prob140 和 Prob155 僅在 no_helper_tools 組通過，完整 agent 反而失敗。這個現象是模型隨機性的體現——在某次特定的 API 呼叫中，不使用輔助工具的模型直接生成了正確答案，而使用工具的版本在相同問題上恰好未能收斂。這提醒我們，單組實驗的通過或失敗不完全等同於該設定的「能力上限」。</w:t>
+      </w:r>
+    </w:p>
+    <w:p>
+      <w:pPr>
+        <w:pStyle w:val="Heading3"/>
+        <w:spacing w:after="40" w:before="120"/>
+      </w:pPr>
+      <w:r>
+        <w:rPr>
+          <w:rFonts w:ascii="標楷體" w:cs="標楷體" w:eastAsia="標楷體" w:hAnsi="標楷體"/>
+          <w:b/>
+          <w:bCs/>
+          <w:sz w:val="24"/>
+          <w:szCs w:val="24"/>
+        </w:rPr>
+        <w:t xml:space="preserve">5.1.4 模型隨機性對 Ablation 結論的影響</w:t>
+      </w:r>
+    </w:p>
+    <w:p>
+      <w:pPr>
+        <w:spacing w:after="40" w:before="40" w:line="360" w:lineRule="auto"/>
+      </w:pPr>
+      <w:r>
+        <w:rPr>
+          <w:rFonts w:ascii="標楷體" w:cs="標楷體" w:eastAsia="標楷體" w:hAnsi="標楷體"/>
+          <w:b w:val="false"/>
+          <w:bCs w:val="false"/>
+          <w:sz w:val="24"/>
+          <w:szCs w:val="24"/>
+        </w:rPr>
+        <w:t xml:space="preserve">兩次執行之間的差距（最大 3.2 個百分點）顯示 LLM 輸出具有不可忽視的隨機性，導致單次實驗的通過率存在波動。以 no_debug_hints 為例，兩次執行結果分別為 93.6% 和 90.4%，使得「移除 get_debug_hints 的影響」難以從單次對比得出確定結論。</w:t>
+      </w:r>
+    </w:p>
+    <w:p>
+      <w:pPr>
+        <w:spacing w:after="40" w:before="40" w:line="360" w:lineRule="auto"/>
+      </w:pPr>
+      <w:r>
+        <w:rPr>
+          <w:rFonts w:ascii="標楷體" w:cs="標楷體" w:eastAsia="標楷體" w:hAnsi="標楷體"/>
+          <w:b w:val="false"/>
+          <w:bCs w:val="false"/>
+          <w:sz w:val="24"/>
+          <w:szCs w:val="24"/>
+        </w:rPr>
+        <w:t xml:space="preserve">儘管如此，各組的相對排序（agent ≥ ablation 組 ≥ no_memory ≈ no_error_details）在兩次執行中均保持一致，大方向結論（記憶 &gt; 工具、錯誤細節比工具更重要）的可信度不受影響。若要精確量化各工具的個別貢獻，需要更多次執行並進行統計顯著性檢驗。</w:t>
       </w:r>
     </w:p>
     <w:p>
@@ -5824,7 +14381,7 @@
           <w:sz w:val="28"/>
           <w:szCs w:val="28"/>
         </w:rPr>
-        <w:t xml:space="preserve">5.4 結論</w:t>
+        <w:t xml:space="preserve">5.2 設計限制</w:t>
       </w:r>
     </w:p>
     <w:p>
@@ -5839,7 +14396,113 @@
           <w:sz w:val="24"/>
           <w:szCs w:val="24"/>
         </w:rPr>
-        <w:t xml:space="preserve">本研究實作了一個以 Gemini Function Calling 驅動的 Verilog RTL 生成 Agent，將 In-Context RL / RLEF 框架實踐於硬體描述語言生成任務。系統創新包括：兩階段通過機制（模擬 + 合成）、細粒度 15 種錯誤分類、error-specific debug hints、以及模組化的工具層架構。</w:t>
+        <w:t xml:space="preserve">本研究存在以下幾點限制：</w:t>
+      </w:r>
+    </w:p>
+    <w:p>
+      <w:pPr>
+        <w:pStyle w:val="ListParagraph"/>
+        <w:numPr>
+          <w:ilvl w:val="0"/>
+          <w:numId w:val="2"/>
+        </w:numPr>
+        <w:spacing w:after="20" w:before="20" w:line="360" w:lineRule="auto"/>
+      </w:pPr>
+      <w:r>
+        <w:rPr>
+          <w:rFonts w:ascii="標楷體" w:cs="標楷體" w:eastAsia="標楷體" w:hAnsi="標楷體"/>
+          <w:sz w:val="24"/>
+          <w:szCs w:val="24"/>
+        </w:rPr>
+        <w:t xml:space="preserve">Benchmark 特性限制：VerilogEval 以模擬正確性為設計目標，部分 ref.sv（如 Prob034、Prob053、Prob104）使用 initial block 設定上電初始值。由於 yosys 實際上支援此語法（不報錯），這些題目保留於資料集中，但 LLM 可能因訓練資料偏見而避免使用 initial，影響這類題目的通過率。</w:t>
+      </w:r>
+    </w:p>
+    <w:p>
+      <w:pPr>
+        <w:pStyle w:val="ListParagraph"/>
+        <w:numPr>
+          <w:ilvl w:val="0"/>
+          <w:numId w:val="2"/>
+        </w:numPr>
+        <w:spacing w:after="20" w:before="20" w:line="360" w:lineRule="auto"/>
+      </w:pPr>
+      <w:r>
+        <w:rPr>
+          <w:rFonts w:ascii="標楷體" w:cs="標楷體" w:eastAsia="標楷體" w:hAnsi="標楷體"/>
+          <w:sz w:val="24"/>
+          <w:szCs w:val="24"/>
+        </w:rPr>
+        <w:t xml:space="preserve">合成工具選擇：使用 yosys generic synth 而非目標 FPGA flow（如 Intel 或 Xilinx），可能與實際 FPGA 合成結果有差異。</w:t>
+      </w:r>
+    </w:p>
+    <w:p>
+      <w:pPr>
+        <w:pStyle w:val="ListParagraph"/>
+        <w:numPr>
+          <w:ilvl w:val="0"/>
+          <w:numId w:val="2"/>
+        </w:numPr>
+        <w:spacing w:after="20" w:before="20" w:line="360" w:lineRule="auto"/>
+      </w:pPr>
+      <w:r>
+        <w:rPr>
+          <w:rFonts w:ascii="標楷體" w:cs="標楷體" w:eastAsia="標楷體" w:hAnsi="標楷體"/>
+          <w:sz w:val="24"/>
+          <w:szCs w:val="24"/>
+        </w:rPr>
+        <w:t xml:space="preserve">模型固定：本研究使用 Gemini gemini-3.1-flash-lite，未探討不同 LLM 或 model scale 的影響。</w:t>
+      </w:r>
+    </w:p>
+    <w:p>
+      <w:pPr>
+        <w:pStyle w:val="ListParagraph"/>
+        <w:numPr>
+          <w:ilvl w:val="0"/>
+          <w:numId w:val="2"/>
+        </w:numPr>
+        <w:spacing w:after="20" w:before="20" w:line="360" w:lineRule="auto"/>
+      </w:pPr>
+      <w:r>
+        <w:rPr>
+          <w:rFonts w:ascii="標楷體" w:cs="標楷體" w:eastAsia="標楷體" w:hAnsi="標楷體"/>
+          <w:sz w:val="24"/>
+          <w:szCs w:val="24"/>
+        </w:rPr>
+        <w:t xml:space="preserve">無梯度更新：In-Context RL 不修改模型參數，每道題的修正知識不會被保留。跨題目的「學習」僅透過 prompt 規則靜態編碼。</w:t>
+      </w:r>
+    </w:p>
+    <w:p>
+      <w:pPr>
+        <w:pStyle w:val="ListParagraph"/>
+        <w:numPr>
+          <w:ilvl w:val="0"/>
+          <w:numId w:val="2"/>
+        </w:numPr>
+        <w:spacing w:after="20" w:before="20" w:line="360" w:lineRule="auto"/>
+      </w:pPr>
+      <w:r>
+        <w:rPr>
+          <w:rFonts w:ascii="標楷體" w:cs="標楷體" w:eastAsia="標楷體" w:hAnsi="標楷體"/>
+          <w:sz w:val="24"/>
+          <w:szCs w:val="24"/>
+        </w:rPr>
+        <w:t xml:space="preserve">Error feedback 資訊量：目前 R 類錯誤只提供 mismatch count 與 debug hints，沒有「第幾個 input 錯誤」的具體輸入/輸出對比。提供 failing test cases 可進一步提升 LLM 的修復準確性，但在真實設計場景中不存在 RefModule 可供比對。</w:t>
+      </w:r>
+    </w:p>
+    <w:p>
+      <w:pPr>
+        <w:pStyle w:val="Heading2"/>
+        <w:spacing w:after="60" w:before="180"/>
+      </w:pPr>
+      <w:r>
+        <w:rPr>
+          <w:rFonts w:ascii="標楷體" w:cs="標楷體" w:eastAsia="標楷體" w:hAnsi="標楷體"/>
+          <w:b/>
+          <w:bCs/>
+          <w:sz w:val="28"/>
+          <w:szCs w:val="28"/>
+        </w:rPr>
+        <w:t xml:space="preserve">5.3 未來工作</w:t>
       </w:r>
     </w:p>
     <w:p>
@@ -5854,23 +14517,170 @@
           <w:sz w:val="24"/>
           <w:szCs w:val="24"/>
         </w:rPr>
-        <w:t xml:space="preserve">五組 Ablation Study 設計使研究結果具有可解釋性：no_helper_tools 組衡量純 error feedback 的效果，no_decompose 與 no_debug_hints 各自隔離單一工具的貢獻，no_memory 量化跨輪記憶的價值，完整 Agent 組展示系統效能上限。各組的差異直接量化了每個設計決策的實際貢獻。</w:t>
-      </w:r>
-    </w:p>
-    <w:p>
-      <w:pPr>
-        <w:spacing w:after="40" w:before="40" w:line="360" w:lineRule="auto"/>
+        <w:t xml:space="preserve">以下方向可在後續研究中探討：</w:t>
+      </w:r>
+    </w:p>
+    <w:p>
+      <w:pPr>
+        <w:pStyle w:val="ListParagraph"/>
+        <w:numPr>
+          <w:ilvl w:val="0"/>
+          <w:numId w:val="2"/>
+        </w:numPr>
+        <w:spacing w:after="20" w:before="20" w:line="360" w:lineRule="auto"/>
+      </w:pPr>
+      <w:r>
+        <w:rPr>
+          <w:rFonts w:ascii="標楷體" w:cs="標楷體" w:eastAsia="標楷體" w:hAnsi="標楷體"/>
+          <w:sz w:val="24"/>
+          <w:szCs w:val="24"/>
+        </w:rPr>
+        <w:t xml:space="preserve">訓練資料生成：以本系統生成的（成功修正過程，錯誤→回饋→修正）軌跡作為 fine-tuning 資料，訓練能更有效利用 error feedback 的 LLM</w:t>
+      </w:r>
+    </w:p>
+    <w:p>
+      <w:pPr>
+        <w:pStyle w:val="ListParagraph"/>
+        <w:numPr>
+          <w:ilvl w:val="0"/>
+          <w:numId w:val="2"/>
+        </w:numPr>
+        <w:spacing w:after="20" w:before="20" w:line="360" w:lineRule="auto"/>
+      </w:pPr>
+      <w:r>
+        <w:rPr>
+          <w:rFonts w:ascii="標楷體" w:cs="標楷體" w:eastAsia="標楷體" w:hAnsi="標楷體"/>
+          <w:sz w:val="24"/>
+          <w:szCs w:val="24"/>
+        </w:rPr>
+        <w:t xml:space="preserve">進階合成驗證：整合時序分析（static timing analysis）或功耗估算作為額外 reward 維度</w:t>
+      </w:r>
+    </w:p>
+    <w:p>
+      <w:pPr>
+        <w:pStyle w:val="ListParagraph"/>
+        <w:numPr>
+          <w:ilvl w:val="0"/>
+          <w:numId w:val="2"/>
+        </w:numPr>
+        <w:spacing w:after="20" w:before="20" w:line="360" w:lineRule="auto"/>
+      </w:pPr>
+      <w:r>
+        <w:rPr>
+          <w:rFonts w:ascii="標楷體" w:cs="標楷體" w:eastAsia="標楷體" w:hAnsi="標楷體"/>
+          <w:sz w:val="24"/>
+          <w:szCs w:val="24"/>
+        </w:rPr>
+        <w:t xml:space="preserve">多模型比較：在相同 benchmark 上比較 Gemini、GPT-4o、Claude 的表現差異</w:t>
+      </w:r>
+    </w:p>
+    <w:p>
+      <w:pPr>
+        <w:pStyle w:val="ListParagraph"/>
+        <w:numPr>
+          <w:ilvl w:val="0"/>
+          <w:numId w:val="2"/>
+        </w:numPr>
+        <w:spacing w:after="20" w:before="20" w:line="360" w:lineRule="auto"/>
+      </w:pPr>
+      <w:r>
+        <w:rPr>
+          <w:rFonts w:ascii="標楷體" w:cs="標楷體" w:eastAsia="標楷體" w:hAnsi="標楷體"/>
+          <w:sz w:val="24"/>
+          <w:szCs w:val="24"/>
+        </w:rPr>
+        <w:t xml:space="preserve">VCD 波形解析：解析 wave.vcd 提取前 N 筆 mismatch 的具體輸入/輸出對比，提供更精確的 R 類錯誤回饋</w:t>
+      </w:r>
+    </w:p>
+    <w:p>
+      <w:pPr>
+        <w:pStyle w:val="Heading2"/>
+        <w:spacing w:after="60" w:before="180"/>
       </w:pPr>
       <w:r>
         <w:rPr>
           <w:rFonts w:ascii="標楷體" w:cs="標楷體" w:eastAsia="標楷體" w:hAnsi="標楷體"/>
           <w:b/>
           <w:bCs/>
-          <w:color w:val="CC0000"/>
+          <w:sz w:val="28"/>
+          <w:szCs w:val="28"/>
+        </w:rPr>
+        <w:t xml:space="preserve">5.4 結論</w:t>
+      </w:r>
+    </w:p>
+    <w:p>
+      <w:pPr>
+        <w:spacing w:after="40" w:before="40" w:line="360" w:lineRule="auto"/>
+      </w:pPr>
+      <w:r>
+        <w:rPr>
+          <w:rFonts w:ascii="標楷體" w:cs="標楷體" w:eastAsia="標楷體" w:hAnsi="標楷體"/>
+          <w:b w:val="false"/>
+          <w:bCs w:val="false"/>
           <w:sz w:val="24"/>
           <w:szCs w:val="24"/>
         </w:rPr>
-        <w:t xml:space="preserve">【待補充：根據實驗結果填入最終結論】</w:t>
+        <w:t xml:space="preserve">本研究實作了一個以 Gemini Function Calling 驅動的 Verilog RTL 生成 Agent，將 In-Context RL / RLEF 框架實踐於硬體描述語言生成任務。系統創新包括：兩階段通過機制（模擬 + 合成）、細粒度 15 種錯誤分類、error-specific debug hints、以及模組化的工具層架構。</w:t>
+      </w:r>
+    </w:p>
+    <w:p>
+      <w:pPr>
+        <w:spacing w:after="40" w:before="40" w:line="360" w:lineRule="auto"/>
+      </w:pPr>
+      <w:r>
+        <w:rPr>
+          <w:rFonts w:ascii="標楷體" w:cs="標楷體" w:eastAsia="標楷體" w:hAnsi="標楷體"/>
+          <w:b w:val="false"/>
+          <w:bCs w:val="false"/>
+          <w:sz w:val="24"/>
+          <w:szCs w:val="24"/>
+        </w:rPr>
+        <w:t xml:space="preserve">五組 Ablation Study 設計使研究結果具有可解釋性：no_helper_tools 組衡量純 error feedback 的效果，no_decompose 與 no_debug_hints 各自隔離單一工具的貢獻，no_memory 量化跨輪記憶的價值，完整 Agent 組展示系統效能上限。各組的差異直接量化了每個設計決策的實際貢獻。</w:t>
+      </w:r>
+    </w:p>
+    <w:p>
+      <w:pPr>
+        <w:spacing w:after="40" w:before="40" w:line="360" w:lineRule="auto"/>
+      </w:pPr>
+      <w:r>
+        <w:rPr>
+          <w:rFonts w:ascii="標楷體" w:cs="標楷體" w:eastAsia="標楷體" w:hAnsi="標楷體"/>
+          <w:b w:val="false"/>
+          <w:bCs w:val="false"/>
+          <w:sz w:val="24"/>
+          <w:szCs w:val="24"/>
+        </w:rPr>
+        <w:t xml:space="preserve">六組 ablation 實驗的結果提供了清晰的量化依據：完整 Agent 在 spec-to-rtl 任務達到 93.6% 通過率（156 題中 146 題），而移除多輪記憶（no_memory）或錯誤細節（no_error_details）各導致約 5 個百分點的顯著下降；移除全部輔助工具（no_helper_tools）僅降低 1.1 個百分點。這說明本系統效能的核心來源是「有記憶的 error feedback 迴圈」，而非特定輔助工具的設計。</w:t>
+      </w:r>
+    </w:p>
+    <w:p>
+      <w:pPr>
+        <w:spacing w:after="40" w:before="40" w:line="360" w:lineRule="auto"/>
+      </w:pPr>
+      <w:r>
+        <w:rPr>
+          <w:rFonts w:ascii="標楷體" w:cs="標楷體" w:eastAsia="標楷體" w:hAnsi="標楷體"/>
+          <w:b w:val="false"/>
+          <w:bCs w:val="false"/>
+          <w:sz w:val="24"/>
+          <w:szCs w:val="24"/>
+        </w:rPr>
+        <w:t xml:space="preserve">在 77% 的題目上，Agent 能在第一次嘗試即生成正確的 Verilog 程式碼；另有 14% 的題目在第二次利用 error feedback 修正後通過，顯示迭代修正機制確實發揮了效果。主要的效能瓶頸集中在 R 類（Runtime mismatch）錯誤，佔失敗原因的 60–70%，其根本原因是 FSM 邏輯錯誤難以從有限的 mismatch 資訊中精確定位。</w:t>
+      </w:r>
+    </w:p>
+    <w:p>
+      <w:pPr>
+        <w:spacing w:after="40" w:before="40" w:line="360" w:lineRule="auto"/>
+      </w:pPr>
+      <w:r>
+        <w:rPr>
+          <w:rFonts w:ascii="標楷體" w:cs="標楷體" w:eastAsia="標楷體" w:hAnsi="標楷體"/>
+          <w:b w:val="false"/>
+          <w:bCs w:val="false"/>
+          <w:sz w:val="24"/>
+          <w:szCs w:val="24"/>
+        </w:rPr>
+        <w:t xml:space="preserve">本研究的主要貢獻在於：（1）在 VerilogEval benchmark 上實證了 In-Context RL / RLEF 框架的可行性；（2）透過系統性的 ablation study 量化各設計要素的貢獻；（3）建立了兩階段通過機制（模擬 + 合成）與 15 種細粒度錯誤分類系統，使評估更貼近真實 RTL 設計流程；（4）在實驗過程中發現並修正 VerilogEval 資料集中 3 道題目的描述問題，作為額外的資料集品質貢獻。</w:t>
       </w:r>
     </w:p>
     <w:p>
@@ -5985,6 +14795,21 @@
           <w:szCs w:val="24"/>
         </w:rPr>
         <w:t xml:space="preserve">[6] Team, G., Anil, R., Borgeaud, S., et al. (2023). Gemini: A Family of Highly Capable Multimodal Models. arXiv:2312.11805.</w:t>
+      </w:r>
+    </w:p>
+    <w:p>
+      <w:pPr>
+        <w:spacing w:after="40" w:before="40" w:line="360" w:lineRule="auto"/>
+      </w:pPr>
+      <w:r>
+        <w:rPr>
+          <w:rFonts w:ascii="標楷體" w:cs="標楷體" w:eastAsia="標楷體" w:hAnsi="標楷體"/>
+          <w:b w:val="false"/>
+          <w:bCs w:val="false"/>
+          <w:sz w:val="24"/>
+          <w:szCs w:val="24"/>
+        </w:rPr>
+        <w:t xml:space="preserve">[7] Yao, S., Zhao, J., Yu, D., Du, N., Shafran, I., Narasimhan, K., &amp; Cao, Y. (2022). ReAct: Synergizing Reasoning and Acting in Language Models. arXiv:2210.03629. (ICLR 2023)</w:t>
       </w:r>
     </w:p>
     <w:p>
